--- a/tst.docx
+++ b/tst.docx
@@ -1,6 +1,6 @@
 
 <file path=word/document.xml><?xml version="1.0" encoding="utf-8"?>
-<w:document xmlns:wpc="http://schemas.microsoft.com/office/word/2010/wordprocessingCanvas" xmlns:cx="http://schemas.microsoft.com/office/drawing/2014/chartex" xmlns:cx1="http://schemas.microsoft.com/office/drawing/2015/9/8/chartex" xmlns:cx2="http://schemas.microsoft.com/office/drawing/2015/10/21/chartex" xmlns:cx3="http://schemas.microsoft.com/office/drawing/2016/5/9/chartex" xmlns:cx4="http://schemas.microsoft.com/office/drawing/2016/5/10/chartex" xmlns:cx5="http://schemas.microsoft.com/office/drawing/2016/5/11/chartex" xmlns:cx6="http://schemas.microsoft.com/office/drawing/2016/5/12/chartex" xmlns:cx7="http://schemas.microsoft.com/office/drawing/2016/5/13/chartex" xmlns:cx8="http://schemas.microsoft.com/office/drawing/2016/5/14/chartex" xmlns:mc="http://schemas.openxmlformats.org/markup-compatibility/2006" xmlns:aink="http://schemas.microsoft.com/office/drawing/2016/ink" xmlns:am3d="http://schemas.microsoft.com/office/drawing/2017/model3d" xmlns:o="urn:schemas-microsoft-com:office:office" xmlns:r="http://schemas.openxmlformats.org/officeDocument/2006/relationships" xmlns:m="http://schemas.openxmlformats.org/officeDocument/2006/math" xmlns:v="urn:schemas-microsoft-com:vml" xmlns:wp14="http://schemas.microsoft.com/office/word/2010/wordprocessingDrawing" xmlns:wp="http://schemas.openxmlformats.org/drawingml/2006/wordprocessingDrawing" xmlns:w10="urn:schemas-microsoft-com:office:word" xmlns:w="http://schemas.openxmlformats.org/wordprocessingml/2006/main" xmlns:w14="http://schemas.microsoft.com/office/word/2010/wordml" xmlns:w15="http://schemas.microsoft.com/office/word/2012/wordml" xmlns:w16cex="http://schemas.microsoft.com/office/word/2018/wordml/cex" xmlns:w16cid="http://schemas.microsoft.com/office/word/2016/wordml/cid" xmlns:w16="http://schemas.microsoft.com/office/word/2018/wordml" xmlns:w16sdtdh="http://schemas.microsoft.com/office/word/2020/wordml/sdtdatahash" xmlns:w16se="http://schemas.microsoft.com/office/word/2015/wordml/symex" xmlns:wpg="http://schemas.microsoft.com/office/word/2010/wordprocessingGroup" xmlns:wpi="http://schemas.microsoft.com/office/word/2010/wordprocessingInk" xmlns:wne="http://schemas.microsoft.com/office/word/2006/wordml" xmlns:wps="http://schemas.microsoft.com/office/word/2010/wordprocessingShape" mc:Ignorable="w14 w15 w16se w16cid w16 w16cex w16sdtdh wp14">
+<w:document xmlns:wpc="http://schemas.microsoft.com/office/word/2010/wordprocessingCanvas" xmlns:cx="http://schemas.microsoft.com/office/drawing/2014/chartex" xmlns:cx1="http://schemas.microsoft.com/office/drawing/2015/9/8/chartex" xmlns:cx2="http://schemas.microsoft.com/office/drawing/2015/10/21/chartex" xmlns:cx3="http://schemas.microsoft.com/office/drawing/2016/5/9/chartex" xmlns:cx4="http://schemas.microsoft.com/office/drawing/2016/5/10/chartex" xmlns:cx5="http://schemas.microsoft.com/office/drawing/2016/5/11/chartex" xmlns:cx6="http://schemas.microsoft.com/office/drawing/2016/5/12/chartex" xmlns:cx7="http://schemas.microsoft.com/office/drawing/2016/5/13/chartex" xmlns:cx8="http://schemas.microsoft.com/office/drawing/2016/5/14/chartex" xmlns:mc="http://schemas.openxmlformats.org/markup-compatibility/2006" xmlns:aink="http://schemas.microsoft.com/office/drawing/2016/ink" xmlns:am3d="http://schemas.microsoft.com/office/drawing/2017/model3d" xmlns:o="urn:schemas-microsoft-com:office:office" xmlns:oel="http://schemas.microsoft.com/office/2019/extlst" xmlns:r="http://schemas.openxmlformats.org/officeDocument/2006/relationships" xmlns:m="http://schemas.openxmlformats.org/officeDocument/2006/math" xmlns:v="urn:schemas-microsoft-com:vml" xmlns:wp14="http://schemas.microsoft.com/office/word/2010/wordprocessingDrawing" xmlns:wp="http://schemas.openxmlformats.org/drawingml/2006/wordprocessingDrawing" xmlns:w10="urn:schemas-microsoft-com:office:word" xmlns:w="http://schemas.openxmlformats.org/wordprocessingml/2006/main" xmlns:w14="http://schemas.microsoft.com/office/word/2010/wordml" xmlns:w15="http://schemas.microsoft.com/office/word/2012/wordml" xmlns:w16cex="http://schemas.microsoft.com/office/word/2018/wordml/cex" xmlns:w16cid="http://schemas.microsoft.com/office/word/2016/wordml/cid" xmlns:w16="http://schemas.microsoft.com/office/word/2018/wordml" xmlns:w16du="http://schemas.microsoft.com/office/word/2023/wordml/word16du" xmlns:w16sdtdh="http://schemas.microsoft.com/office/word/2020/wordml/sdtdatahash" xmlns:w16sdtfl="http://schemas.microsoft.com/office/word/2024/wordml/sdtformatlock" xmlns:w16se="http://schemas.microsoft.com/office/word/2015/wordml/symex" xmlns:wpg="http://schemas.microsoft.com/office/word/2010/wordprocessingGroup" xmlns:wpi="http://schemas.microsoft.com/office/word/2010/wordprocessingInk" xmlns:wne="http://schemas.microsoft.com/office/word/2006/wordml" xmlns:wps="http://schemas.microsoft.com/office/word/2010/wordprocessingShape" mc:Ignorable="w14 w15 w16se w16cid w16 w16cex w16sdtdh w16sdtfl w16du wp14">
   <w:body>
     <w:p>
       <w:r>
@@ -10,12 +10,7 @@
     <w:p/>
     <w:p>
       <w:pPr>
-        <w:pStyle w:val="2"/>
-      </w:pPr>
-    </w:p>
-    <w:p>
-      <w:pPr>
-        <w:pStyle w:val="1"/>
+        <w:pStyle w:val="Heading1"/>
       </w:pPr>
       <w:r>
         <w:t>Новый заголовок</w:t>
@@ -115,7 +110,7 @@
     </w:p>
     <w:p>
       <w:pPr>
-        <w:pStyle w:val="2"/>
+        <w:pStyle w:val="Heading2"/>
       </w:pPr>
       <w:r>
         <w:t>Новый222 заголовок</w:t>
@@ -133,20 +128,7 @@
     </w:p>
     <w:p>
       <w:pPr>
-        <w:pStyle w:val="2"/>
-      </w:pPr>
-      <w:r>
-        <w:t>3333 заголовок</w:t>
-      </w:r>
-    </w:p>
-    <w:p>
-      <w:r>
-        <w:t>321321321</w:t>
-      </w:r>
-    </w:p>
-    <w:p>
-      <w:pPr>
-        <w:pStyle w:val="1"/>
+        <w:pStyle w:val="Heading1"/>
       </w:pPr>
       <w:r>
         <w:t>Новый заголовок</w:t>
@@ -246,13 +228,21 @@
     </w:p>
     <w:p>
       <w:pPr>
-        <w:pStyle w:val="2"/>
+        <w:pStyle w:val="Heading2"/>
       </w:pPr>
       <w:r>
         <w:t>Новый222 заголовок</w:t>
       </w:r>
     </w:p>
     <w:p>
+      <w:pPr>
+        <w:pStyle w:val="Heading2"/>
+      </w:pPr>
+      <w:r>
+        <w:t>3333 заголовок</w:t>
+      </w:r>
+    </w:p>
+    <w:p>
       <w:r>
         <w:t>2020220</w:t>
       </w:r>
@@ -260,19 +250,6 @@
     <w:p>
       <w:r>
         <w:t>2020220323232</w:t>
-      </w:r>
-    </w:p>
-    <w:p>
-      <w:pPr>
-        <w:pStyle w:val="2"/>
-      </w:pPr>
-      <w:r>
-        <w:t>3333 заголовок</w:t>
-      </w:r>
-    </w:p>
-    <w:p>
-      <w:r>
-        <w:t>321321321</w:t>
       </w:r>
     </w:p>
     <w:sectPr>
@@ -286,7 +263,7 @@
 </file>
 
 <file path=word/styles.xml><?xml version="1.0" encoding="utf-8"?>
-<w:styles xmlns:mc="http://schemas.openxmlformats.org/markup-compatibility/2006" xmlns:r="http://schemas.openxmlformats.org/officeDocument/2006/relationships" xmlns:w="http://schemas.openxmlformats.org/wordprocessingml/2006/main" xmlns:w14="http://schemas.microsoft.com/office/word/2010/wordml" xmlns:w15="http://schemas.microsoft.com/office/word/2012/wordml" xmlns:w16cex="http://schemas.microsoft.com/office/word/2018/wordml/cex" xmlns:w16cid="http://schemas.microsoft.com/office/word/2016/wordml/cid" xmlns:w16="http://schemas.microsoft.com/office/word/2018/wordml" xmlns:w16sdtdh="http://schemas.microsoft.com/office/word/2020/wordml/sdtdatahash" xmlns:w16se="http://schemas.microsoft.com/office/word/2015/wordml/symex" mc:Ignorable="w14 w15 w16se w16cid w16 w16cex w16sdtdh">
+<w:styles xmlns:mc="http://schemas.openxmlformats.org/markup-compatibility/2006" xmlns:r="http://schemas.openxmlformats.org/officeDocument/2006/relationships" xmlns:w="http://schemas.openxmlformats.org/wordprocessingml/2006/main" xmlns:w14="http://schemas.microsoft.com/office/word/2010/wordml" xmlns:w15="http://schemas.microsoft.com/office/word/2012/wordml" xmlns:w16cex="http://schemas.microsoft.com/office/word/2018/wordml/cex" xmlns:w16cid="http://schemas.microsoft.com/office/word/2016/wordml/cid" xmlns:w16="http://schemas.microsoft.com/office/word/2018/wordml" xmlns:w16du="http://schemas.microsoft.com/office/word/2023/wordml/word16du" xmlns:w16sdtdh="http://schemas.microsoft.com/office/word/2020/wordml/sdtdatahash" xmlns:w16sdtfl="http://schemas.microsoft.com/office/word/2024/wordml/sdtformatlock" xmlns:w16se="http://schemas.microsoft.com/office/word/2015/wordml/symex" mc:Ignorable="w14 w15 w16se w16cid w16 w16cex w16sdtdh w16sdtfl w16du">
   <w:docDefaults>
     <w:rPrDefault>
       <w:rPr>
@@ -682,15 +659,15 @@
     <w:lsdException w:name="Unresolved Mention" w:semiHidden="1" w:unhideWhenUsed="1"/>
     <w:lsdException w:name="Smart Link" w:semiHidden="1" w:unhideWhenUsed="1"/>
   </w:latentStyles>
-  <w:style w:type="paragraph" w:default="1" w:styleId="a">
+  <w:style w:type="paragraph" w:default="1" w:styleId="Normal">
     <w:name w:val="Normal"/>
     <w:qFormat/>
   </w:style>
-  <w:style w:type="paragraph" w:styleId="1">
+  <w:style w:type="paragraph" w:styleId="Heading1">
     <w:name w:val="heading 1"/>
-    <w:basedOn w:val="a"/>
-    <w:next w:val="a"/>
-    <w:link w:val="10"/>
+    <w:basedOn w:val="Normal"/>
+    <w:next w:val="Normal"/>
+    <w:link w:val="Heading1Char"/>
     <w:uiPriority w:val="9"/>
     <w:qFormat/>
     <w:rsid w:val="00941FEB"/>
@@ -707,11 +684,11 @@
       <w:szCs w:val="40"/>
     </w:rPr>
   </w:style>
-  <w:style w:type="paragraph" w:styleId="2">
+  <w:style w:type="paragraph" w:styleId="Heading2">
     <w:name w:val="heading 2"/>
-    <w:basedOn w:val="a"/>
-    <w:next w:val="a"/>
-    <w:link w:val="20"/>
+    <w:basedOn w:val="Normal"/>
+    <w:next w:val="Normal"/>
+    <w:link w:val="Heading2Char"/>
     <w:uiPriority w:val="9"/>
     <w:semiHidden/>
     <w:unhideWhenUsed/>
@@ -730,11 +707,11 @@
       <w:szCs w:val="32"/>
     </w:rPr>
   </w:style>
-  <w:style w:type="paragraph" w:styleId="3">
+  <w:style w:type="paragraph" w:styleId="Heading3">
     <w:name w:val="heading 3"/>
-    <w:basedOn w:val="a"/>
-    <w:next w:val="a"/>
-    <w:link w:val="30"/>
+    <w:basedOn w:val="Normal"/>
+    <w:next w:val="Normal"/>
+    <w:link w:val="Heading3Char"/>
     <w:uiPriority w:val="9"/>
     <w:semiHidden/>
     <w:unhideWhenUsed/>
@@ -753,11 +730,11 @@
       <w:szCs w:val="28"/>
     </w:rPr>
   </w:style>
-  <w:style w:type="paragraph" w:styleId="4">
+  <w:style w:type="paragraph" w:styleId="Heading4">
     <w:name w:val="heading 4"/>
-    <w:basedOn w:val="a"/>
-    <w:next w:val="a"/>
-    <w:link w:val="40"/>
+    <w:basedOn w:val="Normal"/>
+    <w:next w:val="Normal"/>
+    <w:link w:val="Heading4Char"/>
     <w:uiPriority w:val="9"/>
     <w:semiHidden/>
     <w:unhideWhenUsed/>
@@ -776,11 +753,11 @@
       <w:color w:val="2F5496" w:themeColor="accent1" w:themeShade="BF"/>
     </w:rPr>
   </w:style>
-  <w:style w:type="paragraph" w:styleId="5">
+  <w:style w:type="paragraph" w:styleId="Heading5">
     <w:name w:val="heading 5"/>
-    <w:basedOn w:val="a"/>
-    <w:next w:val="a"/>
-    <w:link w:val="50"/>
+    <w:basedOn w:val="Normal"/>
+    <w:next w:val="Normal"/>
+    <w:link w:val="Heading5Char"/>
     <w:uiPriority w:val="9"/>
     <w:semiHidden/>
     <w:unhideWhenUsed/>
@@ -797,11 +774,11 @@
       <w:color w:val="2F5496" w:themeColor="accent1" w:themeShade="BF"/>
     </w:rPr>
   </w:style>
-  <w:style w:type="paragraph" w:styleId="6">
+  <w:style w:type="paragraph" w:styleId="Heading6">
     <w:name w:val="heading 6"/>
-    <w:basedOn w:val="a"/>
-    <w:next w:val="a"/>
-    <w:link w:val="60"/>
+    <w:basedOn w:val="Normal"/>
+    <w:next w:val="Normal"/>
+    <w:link w:val="Heading6Char"/>
     <w:uiPriority w:val="9"/>
     <w:semiHidden/>
     <w:unhideWhenUsed/>
@@ -820,11 +797,11 @@
       <w:color w:val="595959" w:themeColor="text1" w:themeTint="A6"/>
     </w:rPr>
   </w:style>
-  <w:style w:type="paragraph" w:styleId="7">
+  <w:style w:type="paragraph" w:styleId="Heading7">
     <w:name w:val="heading 7"/>
-    <w:basedOn w:val="a"/>
-    <w:next w:val="a"/>
-    <w:link w:val="70"/>
+    <w:basedOn w:val="Normal"/>
+    <w:next w:val="Normal"/>
+    <w:link w:val="Heading7Char"/>
     <w:uiPriority w:val="9"/>
     <w:semiHidden/>
     <w:unhideWhenUsed/>
@@ -841,11 +818,11 @@
       <w:color w:val="595959" w:themeColor="text1" w:themeTint="A6"/>
     </w:rPr>
   </w:style>
-  <w:style w:type="paragraph" w:styleId="8">
+  <w:style w:type="paragraph" w:styleId="Heading8">
     <w:name w:val="heading 8"/>
-    <w:basedOn w:val="a"/>
-    <w:next w:val="a"/>
-    <w:link w:val="80"/>
+    <w:basedOn w:val="Normal"/>
+    <w:next w:val="Normal"/>
+    <w:link w:val="Heading8Char"/>
     <w:uiPriority w:val="9"/>
     <w:semiHidden/>
     <w:unhideWhenUsed/>
@@ -864,11 +841,11 @@
       <w:color w:val="272727" w:themeColor="text1" w:themeTint="D8"/>
     </w:rPr>
   </w:style>
-  <w:style w:type="paragraph" w:styleId="9">
+  <w:style w:type="paragraph" w:styleId="Heading9">
     <w:name w:val="heading 9"/>
-    <w:basedOn w:val="a"/>
-    <w:next w:val="a"/>
-    <w:link w:val="90"/>
+    <w:basedOn w:val="Normal"/>
+    <w:next w:val="Normal"/>
+    <w:link w:val="Heading9Char"/>
     <w:uiPriority w:val="9"/>
     <w:semiHidden/>
     <w:unhideWhenUsed/>
@@ -885,13 +862,13 @@
       <w:color w:val="272727" w:themeColor="text1" w:themeTint="D8"/>
     </w:rPr>
   </w:style>
-  <w:style w:type="character" w:default="1" w:styleId="a0">
+  <w:style w:type="character" w:default="1" w:styleId="DefaultParagraphFont">
     <w:name w:val="Default Paragraph Font"/>
     <w:uiPriority w:val="1"/>
     <w:semiHidden/>
     <w:unhideWhenUsed/>
   </w:style>
-  <w:style w:type="table" w:default="1" w:styleId="a1">
+  <w:style w:type="table" w:default="1" w:styleId="TableNormal">
     <w:name w:val="Normal Table"/>
     <w:uiPriority w:val="99"/>
     <w:semiHidden/>
@@ -906,16 +883,16 @@
       </w:tblCellMar>
     </w:tblPr>
   </w:style>
-  <w:style w:type="numbering" w:default="1" w:styleId="a2">
+  <w:style w:type="numbering" w:default="1" w:styleId="NoList">
     <w:name w:val="No List"/>
     <w:uiPriority w:val="99"/>
     <w:semiHidden/>
     <w:unhideWhenUsed/>
   </w:style>
-  <w:style w:type="character" w:customStyle="1" w:styleId="10">
-    <w:name w:val="Заголовок 1 Знак"/>
-    <w:basedOn w:val="a0"/>
-    <w:link w:val="1"/>
+  <w:style w:type="character" w:customStyle="1" w:styleId="Heading1Char">
+    <w:name w:val="Heading 1 Char"/>
+    <w:basedOn w:val="DefaultParagraphFont"/>
+    <w:link w:val="Heading1"/>
     <w:uiPriority w:val="9"/>
     <w:rsid w:val="00941FEB"/>
     <w:rPr>
@@ -925,10 +902,10 @@
       <w:szCs w:val="40"/>
     </w:rPr>
   </w:style>
-  <w:style w:type="character" w:customStyle="1" w:styleId="20">
-    <w:name w:val="Заголовок 2 Знак"/>
-    <w:basedOn w:val="a0"/>
-    <w:link w:val="2"/>
+  <w:style w:type="character" w:customStyle="1" w:styleId="Heading2Char">
+    <w:name w:val="Heading 2 Char"/>
+    <w:basedOn w:val="DefaultParagraphFont"/>
+    <w:link w:val="Heading2"/>
     <w:uiPriority w:val="9"/>
     <w:semiHidden/>
     <w:rsid w:val="00941FEB"/>
@@ -939,10 +916,10 @@
       <w:szCs w:val="32"/>
     </w:rPr>
   </w:style>
-  <w:style w:type="character" w:customStyle="1" w:styleId="30">
-    <w:name w:val="Заголовок 3 Знак"/>
-    <w:basedOn w:val="a0"/>
-    <w:link w:val="3"/>
+  <w:style w:type="character" w:customStyle="1" w:styleId="Heading3Char">
+    <w:name w:val="Heading 3 Char"/>
+    <w:basedOn w:val="DefaultParagraphFont"/>
+    <w:link w:val="Heading3"/>
     <w:uiPriority w:val="9"/>
     <w:semiHidden/>
     <w:rsid w:val="00941FEB"/>
@@ -953,10 +930,10 @@
       <w:szCs w:val="28"/>
     </w:rPr>
   </w:style>
-  <w:style w:type="character" w:customStyle="1" w:styleId="40">
-    <w:name w:val="Заголовок 4 Знак"/>
-    <w:basedOn w:val="a0"/>
-    <w:link w:val="4"/>
+  <w:style w:type="character" w:customStyle="1" w:styleId="Heading4Char">
+    <w:name w:val="Heading 4 Char"/>
+    <w:basedOn w:val="DefaultParagraphFont"/>
+    <w:link w:val="Heading4"/>
     <w:uiPriority w:val="9"/>
     <w:semiHidden/>
     <w:rsid w:val="00941FEB"/>
@@ -967,10 +944,10 @@
       <w:color w:val="2F5496" w:themeColor="accent1" w:themeShade="BF"/>
     </w:rPr>
   </w:style>
-  <w:style w:type="character" w:customStyle="1" w:styleId="50">
-    <w:name w:val="Заголовок 5 Знак"/>
-    <w:basedOn w:val="a0"/>
-    <w:link w:val="5"/>
+  <w:style w:type="character" w:customStyle="1" w:styleId="Heading5Char">
+    <w:name w:val="Heading 5 Char"/>
+    <w:basedOn w:val="DefaultParagraphFont"/>
+    <w:link w:val="Heading5"/>
     <w:uiPriority w:val="9"/>
     <w:semiHidden/>
     <w:rsid w:val="00941FEB"/>
@@ -979,10 +956,10 @@
       <w:color w:val="2F5496" w:themeColor="accent1" w:themeShade="BF"/>
     </w:rPr>
   </w:style>
-  <w:style w:type="character" w:customStyle="1" w:styleId="60">
-    <w:name w:val="Заголовок 6 Знак"/>
-    <w:basedOn w:val="a0"/>
-    <w:link w:val="6"/>
+  <w:style w:type="character" w:customStyle="1" w:styleId="Heading6Char">
+    <w:name w:val="Heading 6 Char"/>
+    <w:basedOn w:val="DefaultParagraphFont"/>
+    <w:link w:val="Heading6"/>
     <w:uiPriority w:val="9"/>
     <w:semiHidden/>
     <w:rsid w:val="00941FEB"/>
@@ -993,10 +970,10 @@
       <w:color w:val="595959" w:themeColor="text1" w:themeTint="A6"/>
     </w:rPr>
   </w:style>
-  <w:style w:type="character" w:customStyle="1" w:styleId="70">
-    <w:name w:val="Заголовок 7 Знак"/>
-    <w:basedOn w:val="a0"/>
-    <w:link w:val="7"/>
+  <w:style w:type="character" w:customStyle="1" w:styleId="Heading7Char">
+    <w:name w:val="Heading 7 Char"/>
+    <w:basedOn w:val="DefaultParagraphFont"/>
+    <w:link w:val="Heading7"/>
     <w:uiPriority w:val="9"/>
     <w:semiHidden/>
     <w:rsid w:val="00941FEB"/>
@@ -1005,10 +982,10 @@
       <w:color w:val="595959" w:themeColor="text1" w:themeTint="A6"/>
     </w:rPr>
   </w:style>
-  <w:style w:type="character" w:customStyle="1" w:styleId="80">
-    <w:name w:val="Заголовок 8 Знак"/>
-    <w:basedOn w:val="a0"/>
-    <w:link w:val="8"/>
+  <w:style w:type="character" w:customStyle="1" w:styleId="Heading8Char">
+    <w:name w:val="Heading 8 Char"/>
+    <w:basedOn w:val="DefaultParagraphFont"/>
+    <w:link w:val="Heading8"/>
     <w:uiPriority w:val="9"/>
     <w:semiHidden/>
     <w:rsid w:val="00941FEB"/>
@@ -1019,10 +996,10 @@
       <w:color w:val="272727" w:themeColor="text1" w:themeTint="D8"/>
     </w:rPr>
   </w:style>
-  <w:style w:type="character" w:customStyle="1" w:styleId="90">
-    <w:name w:val="Заголовок 9 Знак"/>
-    <w:basedOn w:val="a0"/>
-    <w:link w:val="9"/>
+  <w:style w:type="character" w:customStyle="1" w:styleId="Heading9Char">
+    <w:name w:val="Heading 9 Char"/>
+    <w:basedOn w:val="DefaultParagraphFont"/>
+    <w:link w:val="Heading9"/>
     <w:uiPriority w:val="9"/>
     <w:semiHidden/>
     <w:rsid w:val="00941FEB"/>
@@ -1031,11 +1008,11 @@
       <w:color w:val="272727" w:themeColor="text1" w:themeTint="D8"/>
     </w:rPr>
   </w:style>
-  <w:style w:type="paragraph" w:styleId="a3">
+  <w:style w:type="paragraph" w:styleId="Title">
     <w:name w:val="Title"/>
-    <w:basedOn w:val="a"/>
-    <w:next w:val="a"/>
-    <w:link w:val="a4"/>
+    <w:basedOn w:val="Normal"/>
+    <w:next w:val="Normal"/>
+    <w:link w:val="TitleChar"/>
     <w:uiPriority w:val="10"/>
     <w:qFormat/>
     <w:rsid w:val="00941FEB"/>
@@ -1051,10 +1028,10 @@
       <w:szCs w:val="56"/>
     </w:rPr>
   </w:style>
-  <w:style w:type="character" w:customStyle="1" w:styleId="a4">
-    <w:name w:val="Заголовок Знак"/>
-    <w:basedOn w:val="a0"/>
-    <w:link w:val="a3"/>
+  <w:style w:type="character" w:customStyle="1" w:styleId="TitleChar">
+    <w:name w:val="Title Char"/>
+    <w:basedOn w:val="DefaultParagraphFont"/>
+    <w:link w:val="Title"/>
     <w:uiPriority w:val="10"/>
     <w:rsid w:val="00941FEB"/>
     <w:rPr>
@@ -1065,11 +1042,11 @@
       <w:szCs w:val="56"/>
     </w:rPr>
   </w:style>
-  <w:style w:type="paragraph" w:styleId="a5">
+  <w:style w:type="paragraph" w:styleId="Subtitle">
     <w:name w:val="Subtitle"/>
-    <w:basedOn w:val="a"/>
-    <w:next w:val="a"/>
-    <w:link w:val="a6"/>
+    <w:basedOn w:val="Normal"/>
+    <w:next w:val="Normal"/>
+    <w:link w:val="SubtitleChar"/>
     <w:uiPriority w:val="11"/>
     <w:qFormat/>
     <w:rsid w:val="00941FEB"/>
@@ -1086,10 +1063,10 @@
       <w:szCs w:val="28"/>
     </w:rPr>
   </w:style>
-  <w:style w:type="character" w:customStyle="1" w:styleId="a6">
-    <w:name w:val="Подзаголовок Знак"/>
-    <w:basedOn w:val="a0"/>
-    <w:link w:val="a5"/>
+  <w:style w:type="character" w:customStyle="1" w:styleId="SubtitleChar">
+    <w:name w:val="Subtitle Char"/>
+    <w:basedOn w:val="DefaultParagraphFont"/>
+    <w:link w:val="Subtitle"/>
     <w:uiPriority w:val="11"/>
     <w:rsid w:val="00941FEB"/>
     <w:rPr>
@@ -1100,11 +1077,11 @@
       <w:szCs w:val="28"/>
     </w:rPr>
   </w:style>
-  <w:style w:type="paragraph" w:styleId="21">
+  <w:style w:type="paragraph" w:styleId="Quote">
     <w:name w:val="Quote"/>
-    <w:basedOn w:val="a"/>
-    <w:next w:val="a"/>
-    <w:link w:val="22"/>
+    <w:basedOn w:val="Normal"/>
+    <w:next w:val="Normal"/>
+    <w:link w:val="QuoteChar"/>
     <w:uiPriority w:val="29"/>
     <w:qFormat/>
     <w:rsid w:val="00941FEB"/>
@@ -1118,10 +1095,10 @@
       <w:color w:val="404040" w:themeColor="text1" w:themeTint="BF"/>
     </w:rPr>
   </w:style>
-  <w:style w:type="character" w:customStyle="1" w:styleId="22">
-    <w:name w:val="Цитата 2 Знак"/>
-    <w:basedOn w:val="a0"/>
-    <w:link w:val="21"/>
+  <w:style w:type="character" w:customStyle="1" w:styleId="QuoteChar">
+    <w:name w:val="Quote Char"/>
+    <w:basedOn w:val="DefaultParagraphFont"/>
+    <w:link w:val="Quote"/>
     <w:uiPriority w:val="29"/>
     <w:rsid w:val="00941FEB"/>
     <w:rPr>
@@ -1130,9 +1107,9 @@
       <w:color w:val="404040" w:themeColor="text1" w:themeTint="BF"/>
     </w:rPr>
   </w:style>
-  <w:style w:type="paragraph" w:styleId="a7">
+  <w:style w:type="paragraph" w:styleId="ListParagraph">
     <w:name w:val="List Paragraph"/>
-    <w:basedOn w:val="a"/>
+    <w:basedOn w:val="Normal"/>
     <w:uiPriority w:val="34"/>
     <w:qFormat/>
     <w:rsid w:val="00941FEB"/>
@@ -1141,9 +1118,9 @@
       <w:contextualSpacing/>
     </w:pPr>
   </w:style>
-  <w:style w:type="character" w:styleId="a8">
+  <w:style w:type="character" w:styleId="IntenseEmphasis">
     <w:name w:val="Intense Emphasis"/>
-    <w:basedOn w:val="a0"/>
+    <w:basedOn w:val="DefaultParagraphFont"/>
     <w:uiPriority w:val="21"/>
     <w:qFormat/>
     <w:rsid w:val="00941FEB"/>
@@ -1153,11 +1130,11 @@
       <w:color w:val="2F5496" w:themeColor="accent1" w:themeShade="BF"/>
     </w:rPr>
   </w:style>
-  <w:style w:type="paragraph" w:styleId="a9">
+  <w:style w:type="paragraph" w:styleId="IntenseQuote">
     <w:name w:val="Intense Quote"/>
-    <w:basedOn w:val="a"/>
-    <w:next w:val="a"/>
-    <w:link w:val="aa"/>
+    <w:basedOn w:val="Normal"/>
+    <w:next w:val="Normal"/>
+    <w:link w:val="IntenseQuoteChar"/>
     <w:uiPriority w:val="30"/>
     <w:qFormat/>
     <w:rsid w:val="00941FEB"/>
@@ -1176,10 +1153,10 @@
       <w:color w:val="2F5496" w:themeColor="accent1" w:themeShade="BF"/>
     </w:rPr>
   </w:style>
-  <w:style w:type="character" w:customStyle="1" w:styleId="aa">
-    <w:name w:val="Выделенная цитата Знак"/>
-    <w:basedOn w:val="a0"/>
-    <w:link w:val="a9"/>
+  <w:style w:type="character" w:customStyle="1" w:styleId="IntenseQuoteChar">
+    <w:name w:val="Intense Quote Char"/>
+    <w:basedOn w:val="DefaultParagraphFont"/>
+    <w:link w:val="IntenseQuote"/>
     <w:uiPriority w:val="30"/>
     <w:rsid w:val="00941FEB"/>
     <w:rPr>
@@ -1188,9 +1165,9 @@
       <w:color w:val="2F5496" w:themeColor="accent1" w:themeShade="BF"/>
     </w:rPr>
   </w:style>
-  <w:style w:type="character" w:styleId="ab">
+  <w:style w:type="character" w:styleId="IntenseReference">
     <w:name w:val="Intense Reference"/>
-    <w:basedOn w:val="a0"/>
+    <w:basedOn w:val="DefaultParagraphFont"/>
     <w:uiPriority w:val="32"/>
     <w:qFormat/>
     <w:rsid w:val="00941FEB"/>

--- a/tst.docx
+++ b/tst.docx
@@ -1,255 +1,41 @@
 
 <file path=word/document.xml><?xml version="1.0" encoding="utf-8"?>
-<w:document xmlns:wpc="http://schemas.microsoft.com/office/word/2010/wordprocessingCanvas" xmlns:cx="http://schemas.microsoft.com/office/drawing/2014/chartex" xmlns:cx1="http://schemas.microsoft.com/office/drawing/2015/9/8/chartex" xmlns:cx2="http://schemas.microsoft.com/office/drawing/2015/10/21/chartex" xmlns:cx3="http://schemas.microsoft.com/office/drawing/2016/5/9/chartex" xmlns:cx4="http://schemas.microsoft.com/office/drawing/2016/5/10/chartex" xmlns:cx5="http://schemas.microsoft.com/office/drawing/2016/5/11/chartex" xmlns:cx6="http://schemas.microsoft.com/office/drawing/2016/5/12/chartex" xmlns:cx7="http://schemas.microsoft.com/office/drawing/2016/5/13/chartex" xmlns:cx8="http://schemas.microsoft.com/office/drawing/2016/5/14/chartex" xmlns:mc="http://schemas.openxmlformats.org/markup-compatibility/2006" xmlns:aink="http://schemas.microsoft.com/office/drawing/2016/ink" xmlns:am3d="http://schemas.microsoft.com/office/drawing/2017/model3d" xmlns:o="urn:schemas-microsoft-com:office:office" xmlns:oel="http://schemas.microsoft.com/office/2019/extlst" xmlns:r="http://schemas.openxmlformats.org/officeDocument/2006/relationships" xmlns:m="http://schemas.openxmlformats.org/officeDocument/2006/math" xmlns:v="urn:schemas-microsoft-com:vml" xmlns:wp14="http://schemas.microsoft.com/office/word/2010/wordprocessingDrawing" xmlns:wp="http://schemas.openxmlformats.org/drawingml/2006/wordprocessingDrawing" xmlns:w10="urn:schemas-microsoft-com:office:word" xmlns:w="http://schemas.openxmlformats.org/wordprocessingml/2006/main" xmlns:w14="http://schemas.microsoft.com/office/word/2010/wordml" xmlns:w15="http://schemas.microsoft.com/office/word/2012/wordml" xmlns:w16cex="http://schemas.microsoft.com/office/word/2018/wordml/cex" xmlns:w16cid="http://schemas.microsoft.com/office/word/2016/wordml/cid" xmlns:w16="http://schemas.microsoft.com/office/word/2018/wordml" xmlns:w16du="http://schemas.microsoft.com/office/word/2023/wordml/word16du" xmlns:w16sdtdh="http://schemas.microsoft.com/office/word/2020/wordml/sdtdatahash" xmlns:w16sdtfl="http://schemas.microsoft.com/office/word/2024/wordml/sdtformatlock" xmlns:w16se="http://schemas.microsoft.com/office/word/2015/wordml/symex" xmlns:wpg="http://schemas.microsoft.com/office/word/2010/wordprocessingGroup" xmlns:wpi="http://schemas.microsoft.com/office/word/2010/wordprocessingInk" xmlns:wne="http://schemas.microsoft.com/office/word/2006/wordml" xmlns:wps="http://schemas.microsoft.com/office/word/2010/wordprocessingShape" mc:Ignorable="w14 w15 w16se w16cid w16 w16cex w16sdtdh w16sdtfl w16du wp14">
+<w:document xmlns:wpc="http://schemas.microsoft.com/office/word/2010/wordprocessingCanvas" xmlns:cx="http://schemas.microsoft.com/office/drawing/2014/chartex" xmlns:cx1="http://schemas.microsoft.com/office/drawing/2015/9/8/chartex" xmlns:cx2="http://schemas.microsoft.com/office/drawing/2015/10/21/chartex" xmlns:cx3="http://schemas.microsoft.com/office/drawing/2016/5/9/chartex" xmlns:cx4="http://schemas.microsoft.com/office/drawing/2016/5/10/chartex" xmlns:cx5="http://schemas.microsoft.com/office/drawing/2016/5/11/chartex" xmlns:cx6="http://schemas.microsoft.com/office/drawing/2016/5/12/chartex" xmlns:cx7="http://schemas.microsoft.com/office/drawing/2016/5/13/chartex" xmlns:cx8="http://schemas.microsoft.com/office/drawing/2016/5/14/chartex" xmlns:mc="http://schemas.openxmlformats.org/markup-compatibility/2006" xmlns:aink="http://schemas.microsoft.com/office/drawing/2016/ink" xmlns:am3d="http://schemas.microsoft.com/office/drawing/2017/model3d" xmlns:o="urn:schemas-microsoft-com:office:office" xmlns:r="http://schemas.openxmlformats.org/officeDocument/2006/relationships" xmlns:m="http://schemas.openxmlformats.org/officeDocument/2006/math" xmlns:v="urn:schemas-microsoft-com:vml" xmlns:wp14="http://schemas.microsoft.com/office/word/2010/wordprocessingDrawing" xmlns:wp="http://schemas.openxmlformats.org/drawingml/2006/wordprocessingDrawing" xmlns:w10="urn:schemas-microsoft-com:office:word" xmlns:w="http://schemas.openxmlformats.org/wordprocessingml/2006/main" xmlns:w14="http://schemas.microsoft.com/office/word/2010/wordml" xmlns:w15="http://schemas.microsoft.com/office/word/2012/wordml" xmlns:w16cex="http://schemas.microsoft.com/office/word/2018/wordml/cex" xmlns:w16cid="http://schemas.microsoft.com/office/word/2016/wordml/cid" xmlns:w16="http://schemas.microsoft.com/office/word/2018/wordml" xmlns:w16sdtdh="http://schemas.microsoft.com/office/word/2020/wordml/sdtdatahash" xmlns:w16se="http://schemas.microsoft.com/office/word/2015/wordml/symex" xmlns:wpg="http://schemas.microsoft.com/office/word/2010/wordprocessingGroup" xmlns:wpi="http://schemas.microsoft.com/office/word/2010/wordprocessingInk" xmlns:wne="http://schemas.microsoft.com/office/word/2006/wordml" xmlns:wps="http://schemas.microsoft.com/office/word/2010/wordprocessingShape" mc:Ignorable="w14 w15 w16se w16cid w16 w16cex w16sdtdh wp14">
   <w:body>
     <w:p>
+      <w:pPr>
+        <w:pStyle w:val="a7"/>
+        <w:numPr>
+          <w:ilvl w:val="0"/>
+          <w:numId w:val="2"/>
+        </w:numPr>
+      </w:pPr>
       <w:r>
-        <w:t>d</w:t>
-      </w:r>
-    </w:p>
-    <w:p/>
-    <w:p>
-      <w:pPr>
-        <w:pStyle w:val="Heading1"/>
-      </w:pPr>
-      <w:r>
-        <w:t>Новый заголовок</w:t>
+        <w:t>D</w:t>
       </w:r>
     </w:p>
     <w:p>
+      <w:pPr>
+        <w:pStyle w:val="a7"/>
+        <w:numPr>
+          <w:ilvl w:val="0"/>
+          <w:numId w:val="2"/>
+        </w:numPr>
+      </w:pPr>
       <w:r>
-        <w:drawing>
-          <wp:inline xmlns:a="http://schemas.openxmlformats.org/drawingml/2006/main" xmlns:pic="http://schemas.openxmlformats.org/drawingml/2006/picture">
-            <wp:extent cx="1270000" cy="1270000"/>
-            <wp:docPr id="2" name="Picture 2"/>
-            <wp:cNvGraphicFramePr>
-              <a:graphicFrameLocks noChangeAspect="1"/>
-            </wp:cNvGraphicFramePr>
-            <a:graphic>
-              <a:graphicData uri="http://schemas.openxmlformats.org/drawingml/2006/picture">
-                <pic:pic>
-                  <pic:nvPicPr>
-                    <pic:cNvPr id="0" name="image.png"/>
-                    <pic:cNvPicPr/>
-                  </pic:nvPicPr>
-                  <pic:blipFill>
-                    <a:blip r:embed="rId6"/>
-                    <a:stretch>
-                      <a:fillRect/>
-                    </a:stretch>
-                  </pic:blipFill>
-                  <pic:spPr>
-                    <a:xfrm>
-                      <a:off x="0" y="0"/>
-                      <a:ext cx="1270000" cy="1270000"/>
-                    </a:xfrm>
-                    <a:prstGeom prst="rect"/>
-                  </pic:spPr>
-                </pic:pic>
-              </a:graphicData>
-            </a:graphic>
-          </wp:inline>
-        </w:drawing>
+        <w:t>Dsa</w:t>
       </w:r>
     </w:p>
     <w:p>
+      <w:pPr>
+        <w:pStyle w:val="a7"/>
+        <w:numPr>
+          <w:ilvl w:val="0"/>
+          <w:numId w:val="2"/>
+        </w:numPr>
+      </w:pPr>
       <w:r>
-        <w:t>Рисунок 1.1 – Новdsdasdое изображение</w:t>
-      </w:r>
-    </w:p>
-    <w:p>
-      <w:r>
-        <w:drawing>
-          <wp:inline xmlns:a="http://schemas.openxmlformats.org/drawingml/2006/main" xmlns:pic="http://schemas.openxmlformats.org/drawingml/2006/picture">
-            <wp:extent cx="1270000" cy="1270000"/>
-            <wp:docPr id="1" name="Picture 1"/>
-            <wp:cNvGraphicFramePr>
-              <a:graphicFrameLocks noChangeAspect="1"/>
-            </wp:cNvGraphicFramePr>
-            <a:graphic>
-              <a:graphicData uri="http://schemas.openxmlformats.org/drawingml/2006/picture">
-                <pic:pic>
-                  <pic:nvPicPr>
-                    <pic:cNvPr id="0" name="image.png"/>
-                    <pic:cNvPicPr/>
-                  </pic:nvPicPr>
-                  <pic:blipFill>
-                    <a:blip r:embed="rId6"/>
-                    <a:stretch>
-                      <a:fillRect/>
-                    </a:stretch>
-                  </pic:blipFill>
-                  <pic:spPr>
-                    <a:xfrm>
-                      <a:off x="0" y="0"/>
-                      <a:ext cx="1270000" cy="1270000"/>
-                    </a:xfrm>
-                    <a:prstGeom prst="rect"/>
-                  </pic:spPr>
-                </pic:pic>
-              </a:graphicData>
-            </a:graphic>
-          </wp:inline>
-        </w:drawing>
-      </w:r>
-    </w:p>
-    <w:p>
-      <w:r>
-        <w:t>Рисунок 1.1 – Новое изображение</w:t>
-      </w:r>
-    </w:p>
-    <w:p>
-      <w:r>
-        <w:t>dasda32132131231sd</w:t>
-      </w:r>
-    </w:p>
-    <w:p>
-      <w:r>
-        <w:t>dasdasd</w:t>
-      </w:r>
-    </w:p>
-    <w:p>
-      <w:pPr>
-        <w:pStyle w:val="Heading2"/>
-      </w:pPr>
-      <w:r>
-        <w:t>Новый222 заголовок</w:t>
-      </w:r>
-    </w:p>
-    <w:p>
-      <w:r>
-        <w:t>2020220</w:t>
-      </w:r>
-    </w:p>
-    <w:p>
-      <w:r>
-        <w:t>2020220323232</w:t>
-      </w:r>
-    </w:p>
-    <w:p>
-      <w:pPr>
-        <w:pStyle w:val="Heading1"/>
-      </w:pPr>
-      <w:r>
-        <w:t>Новый заголовок</w:t>
-      </w:r>
-    </w:p>
-    <w:p>
-      <w:r>
-        <w:drawing>
-          <wp:inline xmlns:a="http://schemas.openxmlformats.org/drawingml/2006/main" xmlns:pic="http://schemas.openxmlformats.org/drawingml/2006/picture">
-            <wp:extent cx="1270000" cy="1270000"/>
-            <wp:docPr id="4" name="Picture 4"/>
-            <wp:cNvGraphicFramePr>
-              <a:graphicFrameLocks noChangeAspect="1"/>
-            </wp:cNvGraphicFramePr>
-            <a:graphic>
-              <a:graphicData uri="http://schemas.openxmlformats.org/drawingml/2006/picture">
-                <pic:pic>
-                  <pic:nvPicPr>
-                    <pic:cNvPr id="0" name="image.png"/>
-                    <pic:cNvPicPr/>
-                  </pic:nvPicPr>
-                  <pic:blipFill>
-                    <a:blip r:embed="rId6"/>
-                    <a:stretch>
-                      <a:fillRect/>
-                    </a:stretch>
-                  </pic:blipFill>
-                  <pic:spPr>
-                    <a:xfrm>
-                      <a:off x="0" y="0"/>
-                      <a:ext cx="1270000" cy="1270000"/>
-                    </a:xfrm>
-                    <a:prstGeom prst="rect"/>
-                  </pic:spPr>
-                </pic:pic>
-              </a:graphicData>
-            </a:graphic>
-          </wp:inline>
-        </w:drawing>
-      </w:r>
-    </w:p>
-    <w:p>
-      <w:r>
-        <w:t>Рисунок 2.1 – Новdsdasdое изображение</w:t>
-      </w:r>
-    </w:p>
-    <w:p>
-      <w:r>
-        <w:drawing>
-          <wp:inline xmlns:a="http://schemas.openxmlformats.org/drawingml/2006/main" xmlns:pic="http://schemas.openxmlformats.org/drawingml/2006/picture">
-            <wp:extent cx="1270000" cy="1270000"/>
-            <wp:docPr id="3" name="Picture 3"/>
-            <wp:cNvGraphicFramePr>
-              <a:graphicFrameLocks noChangeAspect="1"/>
-            </wp:cNvGraphicFramePr>
-            <a:graphic>
-              <a:graphicData uri="http://schemas.openxmlformats.org/drawingml/2006/picture">
-                <pic:pic>
-                  <pic:nvPicPr>
-                    <pic:cNvPr id="0" name="image.png"/>
-                    <pic:cNvPicPr/>
-                  </pic:nvPicPr>
-                  <pic:blipFill>
-                    <a:blip r:embed="rId6"/>
-                    <a:stretch>
-                      <a:fillRect/>
-                    </a:stretch>
-                  </pic:blipFill>
-                  <pic:spPr>
-                    <a:xfrm>
-                      <a:off x="0" y="0"/>
-                      <a:ext cx="1270000" cy="1270000"/>
-                    </a:xfrm>
-                    <a:prstGeom prst="rect"/>
-                  </pic:spPr>
-                </pic:pic>
-              </a:graphicData>
-            </a:graphic>
-          </wp:inline>
-        </w:drawing>
-      </w:r>
-    </w:p>
-    <w:p>
-      <w:r>
-        <w:t>Рисунок 2.1 – Новое изображение</w:t>
-      </w:r>
-    </w:p>
-    <w:p>
-      <w:r>
-        <w:t>dasda32132131231sd</w:t>
-      </w:r>
-    </w:p>
-    <w:p>
-      <w:r>
-        <w:t>dasdasd</w:t>
-      </w:r>
-    </w:p>
-    <w:p>
-      <w:pPr>
-        <w:pStyle w:val="Heading2"/>
-      </w:pPr>
-      <w:r>
-        <w:t>Новый222 заголовок</w:t>
-      </w:r>
-    </w:p>
-    <w:p>
-      <w:pPr>
-        <w:pStyle w:val="Heading2"/>
-      </w:pPr>
-      <w:r>
-        <w:t>3333 заголовок</w:t>
-      </w:r>
-    </w:p>
-    <w:p>
-      <w:r>
-        <w:t>2020220</w:t>
-      </w:r>
-    </w:p>
-    <w:p>
-      <w:r>
-        <w:t>2020220323232</w:t>
+        <w:t>dsa</w:t>
       </w:r>
     </w:p>
     <w:sectPr>
@@ -262,8 +48,217 @@
 </w:document>
 </file>
 
+<file path=word/numbering.xml><?xml version="1.0" encoding="utf-8"?>
+<w:numbering xmlns:wpc="http://schemas.microsoft.com/office/word/2010/wordprocessingCanvas" xmlns:cx="http://schemas.microsoft.com/office/drawing/2014/chartex" xmlns:cx1="http://schemas.microsoft.com/office/drawing/2015/9/8/chartex" xmlns:cx2="http://schemas.microsoft.com/office/drawing/2015/10/21/chartex" xmlns:cx3="http://schemas.microsoft.com/office/drawing/2016/5/9/chartex" xmlns:cx4="http://schemas.microsoft.com/office/drawing/2016/5/10/chartex" xmlns:cx5="http://schemas.microsoft.com/office/drawing/2016/5/11/chartex" xmlns:cx6="http://schemas.microsoft.com/office/drawing/2016/5/12/chartex" xmlns:cx7="http://schemas.microsoft.com/office/drawing/2016/5/13/chartex" xmlns:cx8="http://schemas.microsoft.com/office/drawing/2016/5/14/chartex" xmlns:mc="http://schemas.openxmlformats.org/markup-compatibility/2006" xmlns:aink="http://schemas.microsoft.com/office/drawing/2016/ink" xmlns:am3d="http://schemas.microsoft.com/office/drawing/2017/model3d" xmlns:o="urn:schemas-microsoft-com:office:office" xmlns:r="http://schemas.openxmlformats.org/officeDocument/2006/relationships" xmlns:m="http://schemas.openxmlformats.org/officeDocument/2006/math" xmlns:v="urn:schemas-microsoft-com:vml" xmlns:wp14="http://schemas.microsoft.com/office/word/2010/wordprocessingDrawing" xmlns:wp="http://schemas.openxmlformats.org/drawingml/2006/wordprocessingDrawing" xmlns:w10="urn:schemas-microsoft-com:office:word" xmlns:w="http://schemas.openxmlformats.org/wordprocessingml/2006/main" xmlns:w14="http://schemas.microsoft.com/office/word/2010/wordml" xmlns:w15="http://schemas.microsoft.com/office/word/2012/wordml" xmlns:w16cex="http://schemas.microsoft.com/office/word/2018/wordml/cex" xmlns:w16cid="http://schemas.microsoft.com/office/word/2016/wordml/cid" xmlns:w16="http://schemas.microsoft.com/office/word/2018/wordml" xmlns:w16sdtdh="http://schemas.microsoft.com/office/word/2020/wordml/sdtdatahash" xmlns:w16se="http://schemas.microsoft.com/office/word/2015/wordml/symex" xmlns:wpg="http://schemas.microsoft.com/office/word/2010/wordprocessingGroup" xmlns:wpi="http://schemas.microsoft.com/office/word/2010/wordprocessingInk" xmlns:wne="http://schemas.microsoft.com/office/word/2006/wordml" xmlns:wps="http://schemas.microsoft.com/office/word/2010/wordprocessingShape" mc:Ignorable="w14 w15 w16se w16cid w16 w16cex w16sdtdh wp14">
+  <w:abstractNum w:abstractNumId="0" w15:restartNumberingAfterBreak="0">
+    <w:nsid w:val="134F61D8"/>
+    <w:multiLevelType w:val="hybridMultilevel"/>
+    <w:tmpl w:val="D26C1FBA"/>
+    <w:lvl w:ilvl="0" w:tplc="0409000F">
+      <w:start w:val="1"/>
+      <w:numFmt w:val="decimal"/>
+      <w:lvlText w:val="%1."/>
+      <w:lvlJc w:val="left"/>
+      <w:pPr>
+        <w:ind w:left="720" w:hanging="360"/>
+      </w:pPr>
+    </w:lvl>
+    <w:lvl w:ilvl="1" w:tplc="04090019" w:tentative="1">
+      <w:start w:val="1"/>
+      <w:numFmt w:val="lowerLetter"/>
+      <w:lvlText w:val="%2."/>
+      <w:lvlJc w:val="left"/>
+      <w:pPr>
+        <w:ind w:left="1440" w:hanging="360"/>
+      </w:pPr>
+    </w:lvl>
+    <w:lvl w:ilvl="2" w:tplc="0409001B" w:tentative="1">
+      <w:start w:val="1"/>
+      <w:numFmt w:val="lowerRoman"/>
+      <w:lvlText w:val="%3."/>
+      <w:lvlJc w:val="right"/>
+      <w:pPr>
+        <w:ind w:left="2160" w:hanging="180"/>
+      </w:pPr>
+    </w:lvl>
+    <w:lvl w:ilvl="3" w:tplc="0409000F" w:tentative="1">
+      <w:start w:val="1"/>
+      <w:numFmt w:val="decimal"/>
+      <w:lvlText w:val="%4."/>
+      <w:lvlJc w:val="left"/>
+      <w:pPr>
+        <w:ind w:left="2880" w:hanging="360"/>
+      </w:pPr>
+    </w:lvl>
+    <w:lvl w:ilvl="4" w:tplc="04090019" w:tentative="1">
+      <w:start w:val="1"/>
+      <w:numFmt w:val="lowerLetter"/>
+      <w:lvlText w:val="%5."/>
+      <w:lvlJc w:val="left"/>
+      <w:pPr>
+        <w:ind w:left="3600" w:hanging="360"/>
+      </w:pPr>
+    </w:lvl>
+    <w:lvl w:ilvl="5" w:tplc="0409001B" w:tentative="1">
+      <w:start w:val="1"/>
+      <w:numFmt w:val="lowerRoman"/>
+      <w:lvlText w:val="%6."/>
+      <w:lvlJc w:val="right"/>
+      <w:pPr>
+        <w:ind w:left="4320" w:hanging="180"/>
+      </w:pPr>
+    </w:lvl>
+    <w:lvl w:ilvl="6" w:tplc="0409000F" w:tentative="1">
+      <w:start w:val="1"/>
+      <w:numFmt w:val="decimal"/>
+      <w:lvlText w:val="%7."/>
+      <w:lvlJc w:val="left"/>
+      <w:pPr>
+        <w:ind w:left="5040" w:hanging="360"/>
+      </w:pPr>
+    </w:lvl>
+    <w:lvl w:ilvl="7" w:tplc="04090019" w:tentative="1">
+      <w:start w:val="1"/>
+      <w:numFmt w:val="lowerLetter"/>
+      <w:lvlText w:val="%8."/>
+      <w:lvlJc w:val="left"/>
+      <w:pPr>
+        <w:ind w:left="5760" w:hanging="360"/>
+      </w:pPr>
+    </w:lvl>
+    <w:lvl w:ilvl="8" w:tplc="0409001B" w:tentative="1">
+      <w:start w:val="1"/>
+      <w:numFmt w:val="lowerRoman"/>
+      <w:lvlText w:val="%9."/>
+      <w:lvlJc w:val="right"/>
+      <w:pPr>
+        <w:ind w:left="6480" w:hanging="180"/>
+      </w:pPr>
+    </w:lvl>
+  </w:abstractNum>
+  <w:abstractNum w:abstractNumId="1" w15:restartNumberingAfterBreak="0">
+    <w:nsid w:val="13862148"/>
+    <w:multiLevelType w:val="hybridMultilevel"/>
+    <w:tmpl w:val="D0DAB3FE"/>
+    <w:lvl w:ilvl="0" w:tplc="4578615E">
+      <w:numFmt w:val="bullet"/>
+      <w:lvlText w:val="-"/>
+      <w:lvlJc w:val="left"/>
+      <w:pPr>
+        <w:ind w:left="720" w:hanging="360"/>
+      </w:pPr>
+      <w:rPr>
+        <w:rFonts w:ascii="Calibri" w:eastAsiaTheme="minorHAnsi" w:hAnsi="Calibri" w:cs="Calibri" w:hint="default"/>
+      </w:rPr>
+    </w:lvl>
+    <w:lvl w:ilvl="1" w:tplc="04090003" w:tentative="1">
+      <w:start w:val="1"/>
+      <w:numFmt w:val="bullet"/>
+      <w:lvlText w:val="o"/>
+      <w:lvlJc w:val="left"/>
+      <w:pPr>
+        <w:ind w:left="1440" w:hanging="360"/>
+      </w:pPr>
+      <w:rPr>
+        <w:rFonts w:ascii="Courier New" w:hAnsi="Courier New" w:cs="Courier New" w:hint="default"/>
+      </w:rPr>
+    </w:lvl>
+    <w:lvl w:ilvl="2" w:tplc="04090005" w:tentative="1">
+      <w:start w:val="1"/>
+      <w:numFmt w:val="bullet"/>
+      <w:lvlText w:val=""/>
+      <w:lvlJc w:val="left"/>
+      <w:pPr>
+        <w:ind w:left="2160" w:hanging="360"/>
+      </w:pPr>
+      <w:rPr>
+        <w:rFonts w:ascii="Wingdings" w:hAnsi="Wingdings" w:hint="default"/>
+      </w:rPr>
+    </w:lvl>
+    <w:lvl w:ilvl="3" w:tplc="04090001" w:tentative="1">
+      <w:start w:val="1"/>
+      <w:numFmt w:val="bullet"/>
+      <w:lvlText w:val=""/>
+      <w:lvlJc w:val="left"/>
+      <w:pPr>
+        <w:ind w:left="2880" w:hanging="360"/>
+      </w:pPr>
+      <w:rPr>
+        <w:rFonts w:ascii="Symbol" w:hAnsi="Symbol" w:hint="default"/>
+      </w:rPr>
+    </w:lvl>
+    <w:lvl w:ilvl="4" w:tplc="04090003" w:tentative="1">
+      <w:start w:val="1"/>
+      <w:numFmt w:val="bullet"/>
+      <w:lvlText w:val="o"/>
+      <w:lvlJc w:val="left"/>
+      <w:pPr>
+        <w:ind w:left="3600" w:hanging="360"/>
+      </w:pPr>
+      <w:rPr>
+        <w:rFonts w:ascii="Courier New" w:hAnsi="Courier New" w:cs="Courier New" w:hint="default"/>
+      </w:rPr>
+    </w:lvl>
+    <w:lvl w:ilvl="5" w:tplc="04090005" w:tentative="1">
+      <w:start w:val="1"/>
+      <w:numFmt w:val="bullet"/>
+      <w:lvlText w:val=""/>
+      <w:lvlJc w:val="left"/>
+      <w:pPr>
+        <w:ind w:left="4320" w:hanging="360"/>
+      </w:pPr>
+      <w:rPr>
+        <w:rFonts w:ascii="Wingdings" w:hAnsi="Wingdings" w:hint="default"/>
+      </w:rPr>
+    </w:lvl>
+    <w:lvl w:ilvl="6" w:tplc="04090001" w:tentative="1">
+      <w:start w:val="1"/>
+      <w:numFmt w:val="bullet"/>
+      <w:lvlText w:val=""/>
+      <w:lvlJc w:val="left"/>
+      <w:pPr>
+        <w:ind w:left="5040" w:hanging="360"/>
+      </w:pPr>
+      <w:rPr>
+        <w:rFonts w:ascii="Symbol" w:hAnsi="Symbol" w:hint="default"/>
+      </w:rPr>
+    </w:lvl>
+    <w:lvl w:ilvl="7" w:tplc="04090003" w:tentative="1">
+      <w:start w:val="1"/>
+      <w:numFmt w:val="bullet"/>
+      <w:lvlText w:val="o"/>
+      <w:lvlJc w:val="left"/>
+      <w:pPr>
+        <w:ind w:left="5760" w:hanging="360"/>
+      </w:pPr>
+      <w:rPr>
+        <w:rFonts w:ascii="Courier New" w:hAnsi="Courier New" w:cs="Courier New" w:hint="default"/>
+      </w:rPr>
+    </w:lvl>
+    <w:lvl w:ilvl="8" w:tplc="04090005" w:tentative="1">
+      <w:start w:val="1"/>
+      <w:numFmt w:val="bullet"/>
+      <w:lvlText w:val=""/>
+      <w:lvlJc w:val="left"/>
+      <w:pPr>
+        <w:ind w:left="6480" w:hanging="360"/>
+      </w:pPr>
+      <w:rPr>
+        <w:rFonts w:ascii="Wingdings" w:hAnsi="Wingdings" w:hint="default"/>
+      </w:rPr>
+    </w:lvl>
+  </w:abstractNum>
+  <w:num w:numId="1">
+    <w:abstractNumId w:val="1"/>
+  </w:num>
+  <w:num w:numId="2">
+    <w:abstractNumId w:val="0"/>
+  </w:num>
+</w:numbering>
+</file>
+
 <file path=word/styles.xml><?xml version="1.0" encoding="utf-8"?>
-<w:styles xmlns:mc="http://schemas.openxmlformats.org/markup-compatibility/2006" xmlns:r="http://schemas.openxmlformats.org/officeDocument/2006/relationships" xmlns:w="http://schemas.openxmlformats.org/wordprocessingml/2006/main" xmlns:w14="http://schemas.microsoft.com/office/word/2010/wordml" xmlns:w15="http://schemas.microsoft.com/office/word/2012/wordml" xmlns:w16cex="http://schemas.microsoft.com/office/word/2018/wordml/cex" xmlns:w16cid="http://schemas.microsoft.com/office/word/2016/wordml/cid" xmlns:w16="http://schemas.microsoft.com/office/word/2018/wordml" xmlns:w16du="http://schemas.microsoft.com/office/word/2023/wordml/word16du" xmlns:w16sdtdh="http://schemas.microsoft.com/office/word/2020/wordml/sdtdatahash" xmlns:w16sdtfl="http://schemas.microsoft.com/office/word/2024/wordml/sdtformatlock" xmlns:w16se="http://schemas.microsoft.com/office/word/2015/wordml/symex" mc:Ignorable="w14 w15 w16se w16cid w16 w16cex w16sdtdh w16sdtfl w16du">
+<w:styles xmlns:mc="http://schemas.openxmlformats.org/markup-compatibility/2006" xmlns:r="http://schemas.openxmlformats.org/officeDocument/2006/relationships" xmlns:w="http://schemas.openxmlformats.org/wordprocessingml/2006/main" xmlns:w14="http://schemas.microsoft.com/office/word/2010/wordml" xmlns:w15="http://schemas.microsoft.com/office/word/2012/wordml" xmlns:w16cex="http://schemas.microsoft.com/office/word/2018/wordml/cex" xmlns:w16cid="http://schemas.microsoft.com/office/word/2016/wordml/cid" xmlns:w16="http://schemas.microsoft.com/office/word/2018/wordml" xmlns:w16sdtdh="http://schemas.microsoft.com/office/word/2020/wordml/sdtdatahash" xmlns:w16se="http://schemas.microsoft.com/office/word/2015/wordml/symex" mc:Ignorable="w14 w15 w16se w16cid w16 w16cex w16sdtdh">
   <w:docDefaults>
     <w:rPrDefault>
       <w:rPr>
@@ -659,15 +654,15 @@
     <w:lsdException w:name="Unresolved Mention" w:semiHidden="1" w:unhideWhenUsed="1"/>
     <w:lsdException w:name="Smart Link" w:semiHidden="1" w:unhideWhenUsed="1"/>
   </w:latentStyles>
-  <w:style w:type="paragraph" w:default="1" w:styleId="Normal">
+  <w:style w:type="paragraph" w:default="1" w:styleId="a">
     <w:name w:val="Normal"/>
     <w:qFormat/>
   </w:style>
-  <w:style w:type="paragraph" w:styleId="Heading1">
+  <w:style w:type="paragraph" w:styleId="1">
     <w:name w:val="heading 1"/>
-    <w:basedOn w:val="Normal"/>
-    <w:next w:val="Normal"/>
-    <w:link w:val="Heading1Char"/>
+    <w:basedOn w:val="a"/>
+    <w:next w:val="a"/>
+    <w:link w:val="10"/>
     <w:uiPriority w:val="9"/>
     <w:qFormat/>
     <w:rsid w:val="00941FEB"/>
@@ -684,11 +679,11 @@
       <w:szCs w:val="40"/>
     </w:rPr>
   </w:style>
-  <w:style w:type="paragraph" w:styleId="Heading2">
+  <w:style w:type="paragraph" w:styleId="2">
     <w:name w:val="heading 2"/>
-    <w:basedOn w:val="Normal"/>
-    <w:next w:val="Normal"/>
-    <w:link w:val="Heading2Char"/>
+    <w:basedOn w:val="a"/>
+    <w:next w:val="a"/>
+    <w:link w:val="20"/>
     <w:uiPriority w:val="9"/>
     <w:semiHidden/>
     <w:unhideWhenUsed/>
@@ -707,11 +702,11 @@
       <w:szCs w:val="32"/>
     </w:rPr>
   </w:style>
-  <w:style w:type="paragraph" w:styleId="Heading3">
+  <w:style w:type="paragraph" w:styleId="3">
     <w:name w:val="heading 3"/>
-    <w:basedOn w:val="Normal"/>
-    <w:next w:val="Normal"/>
-    <w:link w:val="Heading3Char"/>
+    <w:basedOn w:val="a"/>
+    <w:next w:val="a"/>
+    <w:link w:val="30"/>
     <w:uiPriority w:val="9"/>
     <w:semiHidden/>
     <w:unhideWhenUsed/>
@@ -730,11 +725,11 @@
       <w:szCs w:val="28"/>
     </w:rPr>
   </w:style>
-  <w:style w:type="paragraph" w:styleId="Heading4">
+  <w:style w:type="paragraph" w:styleId="4">
     <w:name w:val="heading 4"/>
-    <w:basedOn w:val="Normal"/>
-    <w:next w:val="Normal"/>
-    <w:link w:val="Heading4Char"/>
+    <w:basedOn w:val="a"/>
+    <w:next w:val="a"/>
+    <w:link w:val="40"/>
     <w:uiPriority w:val="9"/>
     <w:semiHidden/>
     <w:unhideWhenUsed/>
@@ -753,11 +748,11 @@
       <w:color w:val="2F5496" w:themeColor="accent1" w:themeShade="BF"/>
     </w:rPr>
   </w:style>
-  <w:style w:type="paragraph" w:styleId="Heading5">
+  <w:style w:type="paragraph" w:styleId="5">
     <w:name w:val="heading 5"/>
-    <w:basedOn w:val="Normal"/>
-    <w:next w:val="Normal"/>
-    <w:link w:val="Heading5Char"/>
+    <w:basedOn w:val="a"/>
+    <w:next w:val="a"/>
+    <w:link w:val="50"/>
     <w:uiPriority w:val="9"/>
     <w:semiHidden/>
     <w:unhideWhenUsed/>
@@ -774,11 +769,11 @@
       <w:color w:val="2F5496" w:themeColor="accent1" w:themeShade="BF"/>
     </w:rPr>
   </w:style>
-  <w:style w:type="paragraph" w:styleId="Heading6">
+  <w:style w:type="paragraph" w:styleId="6">
     <w:name w:val="heading 6"/>
-    <w:basedOn w:val="Normal"/>
-    <w:next w:val="Normal"/>
-    <w:link w:val="Heading6Char"/>
+    <w:basedOn w:val="a"/>
+    <w:next w:val="a"/>
+    <w:link w:val="60"/>
     <w:uiPriority w:val="9"/>
     <w:semiHidden/>
     <w:unhideWhenUsed/>
@@ -797,11 +792,11 @@
       <w:color w:val="595959" w:themeColor="text1" w:themeTint="A6"/>
     </w:rPr>
   </w:style>
-  <w:style w:type="paragraph" w:styleId="Heading7">
+  <w:style w:type="paragraph" w:styleId="7">
     <w:name w:val="heading 7"/>
-    <w:basedOn w:val="Normal"/>
-    <w:next w:val="Normal"/>
-    <w:link w:val="Heading7Char"/>
+    <w:basedOn w:val="a"/>
+    <w:next w:val="a"/>
+    <w:link w:val="70"/>
     <w:uiPriority w:val="9"/>
     <w:semiHidden/>
     <w:unhideWhenUsed/>
@@ -818,11 +813,11 @@
       <w:color w:val="595959" w:themeColor="text1" w:themeTint="A6"/>
     </w:rPr>
   </w:style>
-  <w:style w:type="paragraph" w:styleId="Heading8">
+  <w:style w:type="paragraph" w:styleId="8">
     <w:name w:val="heading 8"/>
-    <w:basedOn w:val="Normal"/>
-    <w:next w:val="Normal"/>
-    <w:link w:val="Heading8Char"/>
+    <w:basedOn w:val="a"/>
+    <w:next w:val="a"/>
+    <w:link w:val="80"/>
     <w:uiPriority w:val="9"/>
     <w:semiHidden/>
     <w:unhideWhenUsed/>
@@ -841,11 +836,11 @@
       <w:color w:val="272727" w:themeColor="text1" w:themeTint="D8"/>
     </w:rPr>
   </w:style>
-  <w:style w:type="paragraph" w:styleId="Heading9">
+  <w:style w:type="paragraph" w:styleId="9">
     <w:name w:val="heading 9"/>
-    <w:basedOn w:val="Normal"/>
-    <w:next w:val="Normal"/>
-    <w:link w:val="Heading9Char"/>
+    <w:basedOn w:val="a"/>
+    <w:next w:val="a"/>
+    <w:link w:val="90"/>
     <w:uiPriority w:val="9"/>
     <w:semiHidden/>
     <w:unhideWhenUsed/>
@@ -862,13 +857,13 @@
       <w:color w:val="272727" w:themeColor="text1" w:themeTint="D8"/>
     </w:rPr>
   </w:style>
-  <w:style w:type="character" w:default="1" w:styleId="DefaultParagraphFont">
+  <w:style w:type="character" w:default="1" w:styleId="a0">
     <w:name w:val="Default Paragraph Font"/>
     <w:uiPriority w:val="1"/>
     <w:semiHidden/>
     <w:unhideWhenUsed/>
   </w:style>
-  <w:style w:type="table" w:default="1" w:styleId="TableNormal">
+  <w:style w:type="table" w:default="1" w:styleId="a1">
     <w:name w:val="Normal Table"/>
     <w:uiPriority w:val="99"/>
     <w:semiHidden/>
@@ -883,16 +878,16 @@
       </w:tblCellMar>
     </w:tblPr>
   </w:style>
-  <w:style w:type="numbering" w:default="1" w:styleId="NoList">
+  <w:style w:type="numbering" w:default="1" w:styleId="a2">
     <w:name w:val="No List"/>
     <w:uiPriority w:val="99"/>
     <w:semiHidden/>
     <w:unhideWhenUsed/>
   </w:style>
-  <w:style w:type="character" w:customStyle="1" w:styleId="Heading1Char">
-    <w:name w:val="Heading 1 Char"/>
-    <w:basedOn w:val="DefaultParagraphFont"/>
-    <w:link w:val="Heading1"/>
+  <w:style w:type="character" w:customStyle="1" w:styleId="10">
+    <w:name w:val="Заголовок 1 Знак"/>
+    <w:basedOn w:val="a0"/>
+    <w:link w:val="1"/>
     <w:uiPriority w:val="9"/>
     <w:rsid w:val="00941FEB"/>
     <w:rPr>
@@ -902,10 +897,10 @@
       <w:szCs w:val="40"/>
     </w:rPr>
   </w:style>
-  <w:style w:type="character" w:customStyle="1" w:styleId="Heading2Char">
-    <w:name w:val="Heading 2 Char"/>
-    <w:basedOn w:val="DefaultParagraphFont"/>
-    <w:link w:val="Heading2"/>
+  <w:style w:type="character" w:customStyle="1" w:styleId="20">
+    <w:name w:val="Заголовок 2 Знак"/>
+    <w:basedOn w:val="a0"/>
+    <w:link w:val="2"/>
     <w:uiPriority w:val="9"/>
     <w:semiHidden/>
     <w:rsid w:val="00941FEB"/>
@@ -916,10 +911,10 @@
       <w:szCs w:val="32"/>
     </w:rPr>
   </w:style>
-  <w:style w:type="character" w:customStyle="1" w:styleId="Heading3Char">
-    <w:name w:val="Heading 3 Char"/>
-    <w:basedOn w:val="DefaultParagraphFont"/>
-    <w:link w:val="Heading3"/>
+  <w:style w:type="character" w:customStyle="1" w:styleId="30">
+    <w:name w:val="Заголовок 3 Знак"/>
+    <w:basedOn w:val="a0"/>
+    <w:link w:val="3"/>
     <w:uiPriority w:val="9"/>
     <w:semiHidden/>
     <w:rsid w:val="00941FEB"/>
@@ -930,10 +925,10 @@
       <w:szCs w:val="28"/>
     </w:rPr>
   </w:style>
-  <w:style w:type="character" w:customStyle="1" w:styleId="Heading4Char">
-    <w:name w:val="Heading 4 Char"/>
-    <w:basedOn w:val="DefaultParagraphFont"/>
-    <w:link w:val="Heading4"/>
+  <w:style w:type="character" w:customStyle="1" w:styleId="40">
+    <w:name w:val="Заголовок 4 Знак"/>
+    <w:basedOn w:val="a0"/>
+    <w:link w:val="4"/>
     <w:uiPriority w:val="9"/>
     <w:semiHidden/>
     <w:rsid w:val="00941FEB"/>
@@ -944,10 +939,10 @@
       <w:color w:val="2F5496" w:themeColor="accent1" w:themeShade="BF"/>
     </w:rPr>
   </w:style>
-  <w:style w:type="character" w:customStyle="1" w:styleId="Heading5Char">
-    <w:name w:val="Heading 5 Char"/>
-    <w:basedOn w:val="DefaultParagraphFont"/>
-    <w:link w:val="Heading5"/>
+  <w:style w:type="character" w:customStyle="1" w:styleId="50">
+    <w:name w:val="Заголовок 5 Знак"/>
+    <w:basedOn w:val="a0"/>
+    <w:link w:val="5"/>
     <w:uiPriority w:val="9"/>
     <w:semiHidden/>
     <w:rsid w:val="00941FEB"/>
@@ -956,10 +951,10 @@
       <w:color w:val="2F5496" w:themeColor="accent1" w:themeShade="BF"/>
     </w:rPr>
   </w:style>
-  <w:style w:type="character" w:customStyle="1" w:styleId="Heading6Char">
-    <w:name w:val="Heading 6 Char"/>
-    <w:basedOn w:val="DefaultParagraphFont"/>
-    <w:link w:val="Heading6"/>
+  <w:style w:type="character" w:customStyle="1" w:styleId="60">
+    <w:name w:val="Заголовок 6 Знак"/>
+    <w:basedOn w:val="a0"/>
+    <w:link w:val="6"/>
     <w:uiPriority w:val="9"/>
     <w:semiHidden/>
     <w:rsid w:val="00941FEB"/>
@@ -970,10 +965,10 @@
       <w:color w:val="595959" w:themeColor="text1" w:themeTint="A6"/>
     </w:rPr>
   </w:style>
-  <w:style w:type="character" w:customStyle="1" w:styleId="Heading7Char">
-    <w:name w:val="Heading 7 Char"/>
-    <w:basedOn w:val="DefaultParagraphFont"/>
-    <w:link w:val="Heading7"/>
+  <w:style w:type="character" w:customStyle="1" w:styleId="70">
+    <w:name w:val="Заголовок 7 Знак"/>
+    <w:basedOn w:val="a0"/>
+    <w:link w:val="7"/>
     <w:uiPriority w:val="9"/>
     <w:semiHidden/>
     <w:rsid w:val="00941FEB"/>
@@ -982,10 +977,10 @@
       <w:color w:val="595959" w:themeColor="text1" w:themeTint="A6"/>
     </w:rPr>
   </w:style>
-  <w:style w:type="character" w:customStyle="1" w:styleId="Heading8Char">
-    <w:name w:val="Heading 8 Char"/>
-    <w:basedOn w:val="DefaultParagraphFont"/>
-    <w:link w:val="Heading8"/>
+  <w:style w:type="character" w:customStyle="1" w:styleId="80">
+    <w:name w:val="Заголовок 8 Знак"/>
+    <w:basedOn w:val="a0"/>
+    <w:link w:val="8"/>
     <w:uiPriority w:val="9"/>
     <w:semiHidden/>
     <w:rsid w:val="00941FEB"/>
@@ -996,10 +991,10 @@
       <w:color w:val="272727" w:themeColor="text1" w:themeTint="D8"/>
     </w:rPr>
   </w:style>
-  <w:style w:type="character" w:customStyle="1" w:styleId="Heading9Char">
-    <w:name w:val="Heading 9 Char"/>
-    <w:basedOn w:val="DefaultParagraphFont"/>
-    <w:link w:val="Heading9"/>
+  <w:style w:type="character" w:customStyle="1" w:styleId="90">
+    <w:name w:val="Заголовок 9 Знак"/>
+    <w:basedOn w:val="a0"/>
+    <w:link w:val="9"/>
     <w:uiPriority w:val="9"/>
     <w:semiHidden/>
     <w:rsid w:val="00941FEB"/>
@@ -1008,11 +1003,11 @@
       <w:color w:val="272727" w:themeColor="text1" w:themeTint="D8"/>
     </w:rPr>
   </w:style>
-  <w:style w:type="paragraph" w:styleId="Title">
+  <w:style w:type="paragraph" w:styleId="a3">
     <w:name w:val="Title"/>
-    <w:basedOn w:val="Normal"/>
-    <w:next w:val="Normal"/>
-    <w:link w:val="TitleChar"/>
+    <w:basedOn w:val="a"/>
+    <w:next w:val="a"/>
+    <w:link w:val="a4"/>
     <w:uiPriority w:val="10"/>
     <w:qFormat/>
     <w:rsid w:val="00941FEB"/>
@@ -1028,10 +1023,10 @@
       <w:szCs w:val="56"/>
     </w:rPr>
   </w:style>
-  <w:style w:type="character" w:customStyle="1" w:styleId="TitleChar">
-    <w:name w:val="Title Char"/>
-    <w:basedOn w:val="DefaultParagraphFont"/>
-    <w:link w:val="Title"/>
+  <w:style w:type="character" w:customStyle="1" w:styleId="a4">
+    <w:name w:val="Заголовок Знак"/>
+    <w:basedOn w:val="a0"/>
+    <w:link w:val="a3"/>
     <w:uiPriority w:val="10"/>
     <w:rsid w:val="00941FEB"/>
     <w:rPr>
@@ -1042,11 +1037,11 @@
       <w:szCs w:val="56"/>
     </w:rPr>
   </w:style>
-  <w:style w:type="paragraph" w:styleId="Subtitle">
+  <w:style w:type="paragraph" w:styleId="a5">
     <w:name w:val="Subtitle"/>
-    <w:basedOn w:val="Normal"/>
-    <w:next w:val="Normal"/>
-    <w:link w:val="SubtitleChar"/>
+    <w:basedOn w:val="a"/>
+    <w:next w:val="a"/>
+    <w:link w:val="a6"/>
     <w:uiPriority w:val="11"/>
     <w:qFormat/>
     <w:rsid w:val="00941FEB"/>
@@ -1063,10 +1058,10 @@
       <w:szCs w:val="28"/>
     </w:rPr>
   </w:style>
-  <w:style w:type="character" w:customStyle="1" w:styleId="SubtitleChar">
-    <w:name w:val="Subtitle Char"/>
-    <w:basedOn w:val="DefaultParagraphFont"/>
-    <w:link w:val="Subtitle"/>
+  <w:style w:type="character" w:customStyle="1" w:styleId="a6">
+    <w:name w:val="Подзаголовок Знак"/>
+    <w:basedOn w:val="a0"/>
+    <w:link w:val="a5"/>
     <w:uiPriority w:val="11"/>
     <w:rsid w:val="00941FEB"/>
     <w:rPr>
@@ -1077,11 +1072,11 @@
       <w:szCs w:val="28"/>
     </w:rPr>
   </w:style>
-  <w:style w:type="paragraph" w:styleId="Quote">
+  <w:style w:type="paragraph" w:styleId="21">
     <w:name w:val="Quote"/>
-    <w:basedOn w:val="Normal"/>
-    <w:next w:val="Normal"/>
-    <w:link w:val="QuoteChar"/>
+    <w:basedOn w:val="a"/>
+    <w:next w:val="a"/>
+    <w:link w:val="22"/>
     <w:uiPriority w:val="29"/>
     <w:qFormat/>
     <w:rsid w:val="00941FEB"/>
@@ -1095,10 +1090,10 @@
       <w:color w:val="404040" w:themeColor="text1" w:themeTint="BF"/>
     </w:rPr>
   </w:style>
-  <w:style w:type="character" w:customStyle="1" w:styleId="QuoteChar">
-    <w:name w:val="Quote Char"/>
-    <w:basedOn w:val="DefaultParagraphFont"/>
-    <w:link w:val="Quote"/>
+  <w:style w:type="character" w:customStyle="1" w:styleId="22">
+    <w:name w:val="Цитата 2 Знак"/>
+    <w:basedOn w:val="a0"/>
+    <w:link w:val="21"/>
     <w:uiPriority w:val="29"/>
     <w:rsid w:val="00941FEB"/>
     <w:rPr>
@@ -1107,9 +1102,9 @@
       <w:color w:val="404040" w:themeColor="text1" w:themeTint="BF"/>
     </w:rPr>
   </w:style>
-  <w:style w:type="paragraph" w:styleId="ListParagraph">
+  <w:style w:type="paragraph" w:styleId="a7">
     <w:name w:val="List Paragraph"/>
-    <w:basedOn w:val="Normal"/>
+    <w:basedOn w:val="a"/>
     <w:uiPriority w:val="34"/>
     <w:qFormat/>
     <w:rsid w:val="00941FEB"/>
@@ -1118,9 +1113,9 @@
       <w:contextualSpacing/>
     </w:pPr>
   </w:style>
-  <w:style w:type="character" w:styleId="IntenseEmphasis">
+  <w:style w:type="character" w:styleId="a8">
     <w:name w:val="Intense Emphasis"/>
-    <w:basedOn w:val="DefaultParagraphFont"/>
+    <w:basedOn w:val="a0"/>
     <w:uiPriority w:val="21"/>
     <w:qFormat/>
     <w:rsid w:val="00941FEB"/>
@@ -1130,11 +1125,11 @@
       <w:color w:val="2F5496" w:themeColor="accent1" w:themeShade="BF"/>
     </w:rPr>
   </w:style>
-  <w:style w:type="paragraph" w:styleId="IntenseQuote">
+  <w:style w:type="paragraph" w:styleId="a9">
     <w:name w:val="Intense Quote"/>
-    <w:basedOn w:val="Normal"/>
-    <w:next w:val="Normal"/>
-    <w:link w:val="IntenseQuoteChar"/>
+    <w:basedOn w:val="a"/>
+    <w:next w:val="a"/>
+    <w:link w:val="aa"/>
     <w:uiPriority w:val="30"/>
     <w:qFormat/>
     <w:rsid w:val="00941FEB"/>
@@ -1153,10 +1148,10 @@
       <w:color w:val="2F5496" w:themeColor="accent1" w:themeShade="BF"/>
     </w:rPr>
   </w:style>
-  <w:style w:type="character" w:customStyle="1" w:styleId="IntenseQuoteChar">
-    <w:name w:val="Intense Quote Char"/>
-    <w:basedOn w:val="DefaultParagraphFont"/>
-    <w:link w:val="IntenseQuote"/>
+  <w:style w:type="character" w:customStyle="1" w:styleId="aa">
+    <w:name w:val="Выделенная цитата Знак"/>
+    <w:basedOn w:val="a0"/>
+    <w:link w:val="a9"/>
     <w:uiPriority w:val="30"/>
     <w:rsid w:val="00941FEB"/>
     <w:rPr>
@@ -1165,9 +1160,9 @@
       <w:color w:val="2F5496" w:themeColor="accent1" w:themeShade="BF"/>
     </w:rPr>
   </w:style>
-  <w:style w:type="character" w:styleId="IntenseReference">
+  <w:style w:type="character" w:styleId="ab">
     <w:name w:val="Intense Reference"/>
-    <w:basedOn w:val="DefaultParagraphFont"/>
+    <w:basedOn w:val="a0"/>
     <w:uiPriority w:val="32"/>
     <w:qFormat/>
     <w:rsid w:val="00941FEB"/>

--- a/tst.docx
+++ b/tst.docx
@@ -3,44 +3,1194 @@
 <w:document xmlns:wpc="http://schemas.microsoft.com/office/word/2010/wordprocessingCanvas" xmlns:cx="http://schemas.microsoft.com/office/drawing/2014/chartex" xmlns:cx1="http://schemas.microsoft.com/office/drawing/2015/9/8/chartex" xmlns:cx2="http://schemas.microsoft.com/office/drawing/2015/10/21/chartex" xmlns:cx3="http://schemas.microsoft.com/office/drawing/2016/5/9/chartex" xmlns:cx4="http://schemas.microsoft.com/office/drawing/2016/5/10/chartex" xmlns:cx5="http://schemas.microsoft.com/office/drawing/2016/5/11/chartex" xmlns:cx6="http://schemas.microsoft.com/office/drawing/2016/5/12/chartex" xmlns:cx7="http://schemas.microsoft.com/office/drawing/2016/5/13/chartex" xmlns:cx8="http://schemas.microsoft.com/office/drawing/2016/5/14/chartex" xmlns:mc="http://schemas.openxmlformats.org/markup-compatibility/2006" xmlns:aink="http://schemas.microsoft.com/office/drawing/2016/ink" xmlns:am3d="http://schemas.microsoft.com/office/drawing/2017/model3d" xmlns:o="urn:schemas-microsoft-com:office:office" xmlns:r="http://schemas.openxmlformats.org/officeDocument/2006/relationships" xmlns:m="http://schemas.openxmlformats.org/officeDocument/2006/math" xmlns:v="urn:schemas-microsoft-com:vml" xmlns:wp14="http://schemas.microsoft.com/office/word/2010/wordprocessingDrawing" xmlns:wp="http://schemas.openxmlformats.org/drawingml/2006/wordprocessingDrawing" xmlns:w10="urn:schemas-microsoft-com:office:word" xmlns:w="http://schemas.openxmlformats.org/wordprocessingml/2006/main" xmlns:w14="http://schemas.microsoft.com/office/word/2010/wordml" xmlns:w15="http://schemas.microsoft.com/office/word/2012/wordml" xmlns:w16cex="http://schemas.microsoft.com/office/word/2018/wordml/cex" xmlns:w16cid="http://schemas.microsoft.com/office/word/2016/wordml/cid" xmlns:w16="http://schemas.microsoft.com/office/word/2018/wordml" xmlns:w16sdtdh="http://schemas.microsoft.com/office/word/2020/wordml/sdtdatahash" xmlns:w16se="http://schemas.microsoft.com/office/word/2015/wordml/symex" xmlns:wpg="http://schemas.microsoft.com/office/word/2010/wordprocessingGroup" xmlns:wpi="http://schemas.microsoft.com/office/word/2010/wordprocessingInk" xmlns:wne="http://schemas.microsoft.com/office/word/2006/wordml" xmlns:wps="http://schemas.microsoft.com/office/word/2010/wordprocessingShape" mc:Ignorable="w14 w15 w16se w16cid w16 w16cex w16sdtdh wp14">
   <w:body>
     <w:p>
-      <w:pPr>
-        <w:pStyle w:val="a7"/>
+      <w:r>
+        <w:t>d</w:t>
+      </w:r>
+    </w:p>
+    <w:p>
+      <w:pPr>
+        <w:pStyle w:val="1"/>
+      </w:pPr>
+      <w:r>
+        <w:t>1 Новый заголовок</w:t>
+      </w:r>
+    </w:p>
+    <w:p>
+      <w:r>
+        <w:rPr>
+          <w:noProof/>
+        </w:rPr>
+        <w:drawing>
+          <wp:inline distT="0" distB="0" distL="0" distR="0" wp14:anchorId="7D834C31" wp14:editId="310EE086">
+            <wp:extent cx="1270000" cy="1270000"/>
+            <wp:effectExtent l="0" t="0" r="0" b="0"/>
+            <wp:docPr id="2" name="Picture 2"/>
+            <wp:cNvGraphicFramePr>
+              <a:graphicFrameLocks xmlns:a="http://schemas.openxmlformats.org/drawingml/2006/main" noChangeAspect="1"/>
+            </wp:cNvGraphicFramePr>
+            <a:graphic xmlns:a="http://schemas.openxmlformats.org/drawingml/2006/main">
+              <a:graphicData uri="http://schemas.openxmlformats.org/drawingml/2006/picture">
+                <pic:pic xmlns:pic="http://schemas.openxmlformats.org/drawingml/2006/picture">
+                  <pic:nvPicPr>
+                    <pic:cNvPr id="0" name="image.png"/>
+                    <pic:cNvPicPr/>
+                  </pic:nvPicPr>
+                  <pic:blipFill>
+                    <a:blip r:embed="rId5"/>
+                    <a:stretch>
+                      <a:fillRect/>
+                    </a:stretch>
+                  </pic:blipFill>
+                  <pic:spPr>
+                    <a:xfrm>
+                      <a:off x="0" y="0"/>
+                      <a:ext cx="1270000" cy="1270000"/>
+                    </a:xfrm>
+                    <a:prstGeom prst="rect">
+                      <a:avLst/>
+                    </a:prstGeom>
+                  </pic:spPr>
+                </pic:pic>
+              </a:graphicData>
+            </a:graphic>
+          </wp:inline>
+        </w:drawing>
+      </w:r>
+    </w:p>
+    <w:p>
+      <w:r>
+        <w:t>Рисунок 1.1 – Новdsdasdое изображение</w:t>
+      </w:r>
+    </w:p>
+    <w:p>
+      <w:r>
+        <w:rPr>
+          <w:noProof/>
+        </w:rPr>
+        <w:drawing>
+          <wp:inline distT="0" distB="0" distL="0" distR="0" wp14:anchorId="22C83DBD" wp14:editId="76F532F4">
+            <wp:extent cx="1270000" cy="1270000"/>
+            <wp:effectExtent l="0" t="0" r="0" b="0"/>
+            <wp:docPr id="1" name="Picture 1"/>
+            <wp:cNvGraphicFramePr>
+              <a:graphicFrameLocks xmlns:a="http://schemas.openxmlformats.org/drawingml/2006/main" noChangeAspect="1"/>
+            </wp:cNvGraphicFramePr>
+            <a:graphic xmlns:a="http://schemas.openxmlformats.org/drawingml/2006/main">
+              <a:graphicData uri="http://schemas.openxmlformats.org/drawingml/2006/picture">
+                <pic:pic xmlns:pic="http://schemas.openxmlformats.org/drawingml/2006/picture">
+                  <pic:nvPicPr>
+                    <pic:cNvPr id="0" name="image.png"/>
+                    <pic:cNvPicPr/>
+                  </pic:nvPicPr>
+                  <pic:blipFill>
+                    <a:blip r:embed="rId5"/>
+                    <a:stretch>
+                      <a:fillRect/>
+                    </a:stretch>
+                  </pic:blipFill>
+                  <pic:spPr>
+                    <a:xfrm>
+                      <a:off x="0" y="0"/>
+                      <a:ext cx="1270000" cy="1270000"/>
+                    </a:xfrm>
+                    <a:prstGeom prst="rect">
+                      <a:avLst/>
+                    </a:prstGeom>
+                  </pic:spPr>
+                </pic:pic>
+              </a:graphicData>
+            </a:graphic>
+          </wp:inline>
+        </w:drawing>
+      </w:r>
+    </w:p>
+    <w:p>
+      <w:r>
+        <w:t>Рисунок 1.2 – Новое изображение</w:t>
+      </w:r>
+    </w:p>
+    <w:p>
+      <w:r>
+        <w:t>dasda32132131231sd</w:t>
+      </w:r>
+    </w:p>
+    <w:p>
+      <w:r>
+        <w:t>dasdasd</w:t>
+      </w:r>
+    </w:p>
+    <w:p>
+      <w:pPr>
+        <w:pStyle w:val="2"/>
+        <w:rPr>
+          <w:lang w:val="ru-RU"/>
+        </w:rPr>
+      </w:pPr>
+      <w:r>
+        <w:rPr>
+          <w:lang w:val="ru-RU"/>
+        </w:rPr>
+        <w:t>1.1 Новый222 заголовок</w:t>
+      </w:r>
+    </w:p>
+    <w:p>
+      <w:pPr>
+        <w:rPr>
+          <w:lang w:val="ru-RU"/>
+        </w:rPr>
+      </w:pPr>
+      <w:r>
+        <w:rPr>
+          <w:lang w:val="ru-RU"/>
+        </w:rPr>
+        <w:t>2020220</w:t>
+      </w:r>
+    </w:p>
+    <w:p>
+      <w:pPr>
+        <w:rPr>
+          <w:lang w:val="ru-RU"/>
+        </w:rPr>
+      </w:pPr>
+      <w:r>
+        <w:rPr>
+          <w:lang w:val="ru-RU"/>
+        </w:rPr>
+        <w:t>2020220323232</w:t>
+      </w:r>
+    </w:p>
+    <w:p>
+      <w:pPr>
+        <w:pStyle w:val="3"/>
+        <w:rPr>
+          <w:lang w:val="ru-RU"/>
+        </w:rPr>
+      </w:pPr>
+      <w:r>
+        <w:rPr>
+          <w:lang w:val="ru-RU"/>
+        </w:rPr>
+        <w:t>1.1.1 хитрый кейс3333 заголовок</w:t>
+      </w:r>
+    </w:p>
+    <w:p>
+      <w:pPr>
+        <w:rPr>
+          <w:lang w:val="ru-RU"/>
+        </w:rPr>
+      </w:pPr>
+      <w:r>
+        <w:rPr>
+          <w:lang w:val="ru-RU"/>
+        </w:rPr>
+        <w:t>[</w:t>
+      </w:r>
+      <w:r>
+        <w:t>bnh</w:t>
+      </w:r>
+      <w:r>
+        <w:rPr>
+          <w:lang w:val="ru-RU"/>
+        </w:rPr>
+        <w:t xml:space="preserve"> эомент]</w:t>
+      </w:r>
+    </w:p>
+    <w:p>
+      <w:pPr>
+        <w:pStyle w:val="a3"/>
         <w:numPr>
           <w:ilvl w:val="0"/>
-          <w:numId w:val="2"/>
+          <w:numId w:val="1"/>
         </w:numPr>
-      </w:pPr>
-      <w:r>
-        <w:t>D</w:t>
-      </w:r>
-    </w:p>
-    <w:p>
-      <w:pPr>
-        <w:pStyle w:val="a7"/>
+        <w:rPr>
+          <w:lang w:val="ru-RU"/>
+        </w:rPr>
+      </w:pPr>
+      <w:r>
+        <w:t>Dsadasd</w:t>
+      </w:r>
+    </w:p>
+    <w:p>
+      <w:pPr>
+        <w:pStyle w:val="a3"/>
         <w:numPr>
           <w:ilvl w:val="0"/>
-          <w:numId w:val="2"/>
+          <w:numId w:val="1"/>
         </w:numPr>
-      </w:pPr>
-      <w:r>
-        <w:t>Dsa</w:t>
-      </w:r>
-    </w:p>
-    <w:p>
-      <w:pPr>
-        <w:pStyle w:val="a7"/>
+        <w:rPr>
+          <w:lang w:val="ru-RU"/>
+        </w:rPr>
+      </w:pPr>
+      <w:r>
+        <w:t>Czxvzxv</w:t>
+      </w:r>
+    </w:p>
+    <w:p>
+      <w:pPr>
+        <w:pStyle w:val="a3"/>
         <w:numPr>
           <w:ilvl w:val="0"/>
-          <w:numId w:val="2"/>
+          <w:numId w:val="1"/>
         </w:numPr>
-      </w:pPr>
-      <w:r>
-        <w:t>dsa</w:t>
+        <w:rPr>
+          <w:lang w:val="ru-RU"/>
+        </w:rPr>
+      </w:pPr>
+      <w:r>
+        <w:t>E21rfqasfa</w:t>
+      </w:r>
+    </w:p>
+    <w:p>
+      <w:r>
+        <w:t>fdfsdfsdf</w:t>
+      </w:r>
+    </w:p>
+    <w:p>
+      <w:pPr>
+        <w:pStyle w:val="2"/>
+        <w:rPr>
+          <w:lang w:val="ru-RU"/>
+        </w:rPr>
+      </w:pPr>
+      <w:r>
+        <w:rPr>
+          <w:lang w:val="ru-RU"/>
+        </w:rPr>
+        <w:t xml:space="preserve">1.2 Ну если и это заголоовк мошны йто </w:t>
+      </w:r>
+      <w:r>
+        <w:rPr>
+          <w:lang w:val="ru-RU"/>
+        </w:rPr>
+        <w:t>просто молчу</w:t>
+      </w:r>
+    </w:p>
+    <w:p>
+      <w:pPr>
+        <w:rPr>
+          <w:lang w:val="ru-RU"/>
+        </w:rPr>
+      </w:pPr>
+      <w:r>
+        <w:t>pusin</w:t>
+      </w:r>
+    </w:p>
+    <w:p>
+      <w:pPr>
+        <w:rPr>
+          <w:lang w:val="ru-RU"/>
+        </w:rPr>
+      </w:pPr>
+      <w:r>
+        <w:t>pusin</w:t>
+      </w:r>
+      <w:r>
+        <w:rPr>
+          <w:lang w:val="ru-RU"/>
+        </w:rPr>
+        <w:t>3</w:t>
+      </w:r>
+    </w:p>
+    <w:p>
+      <w:pPr>
+        <w:rPr>
+          <w:lang w:val="ru-RU"/>
+        </w:rPr>
+      </w:pPr>
+      <w:r>
+        <w:t>pusin</w:t>
+      </w:r>
+      <w:r>
+        <w:rPr>
+          <w:lang w:val="ru-RU"/>
+        </w:rPr>
+        <w:t>2</w:t>
+      </w:r>
+    </w:p>
+    <w:p>
+      <w:pPr>
+        <w:pStyle w:val="2"/>
+        <w:rPr>
+          <w:lang w:val="ru-RU"/>
+        </w:rPr>
+      </w:pPr>
+      <w:r>
+        <w:rPr>
+          <w:lang w:val="ru-RU"/>
+        </w:rPr>
+        <w:t>1.3 заголовок</w:t>
+      </w:r>
+    </w:p>
+    <w:p>
+      <w:pPr>
+        <w:rPr>
+          <w:lang w:val="ru-RU"/>
+        </w:rPr>
+      </w:pPr>
+      <w:r>
+        <w:rPr>
+          <w:lang w:val="ru-RU"/>
+        </w:rPr>
+        <w:t>321321321</w:t>
+      </w:r>
+    </w:p>
+    <w:p>
+      <w:pPr>
+        <w:pStyle w:val="1"/>
+        <w:rPr>
+          <w:lang w:val="ru-RU"/>
+        </w:rPr>
+      </w:pPr>
+      <w:r>
+        <w:rPr>
+          <w:lang w:val="ru-RU"/>
+        </w:rPr>
+        <w:lastRenderedPageBreak/>
+        <w:t>2 зайде укак я сюайд</w:t>
+      </w:r>
+    </w:p>
+    <w:p>
+      <w:pPr>
+        <w:pStyle w:val="1"/>
+        <w:rPr>
+          <w:lang w:val="ru-RU"/>
+        </w:rPr>
+      </w:pPr>
+      <w:r>
+        <w:rPr>
+          <w:lang w:val="ru-RU"/>
+        </w:rPr>
+        <w:t xml:space="preserve">3 </w:t>
+      </w:r>
+      <w:r>
+        <w:t>fasafasfafaf</w:t>
+      </w:r>
+      <w:r>
+        <w:rPr>
+          <w:lang w:val="ru-RU"/>
+        </w:rPr>
+        <w:t xml:space="preserve"> укак я сюайд</w:t>
+      </w:r>
+    </w:p>
+    <w:p>
+      <w:pPr>
+        <w:pStyle w:val="1"/>
+        <w:rPr>
+          <w:lang w:val="ru-RU"/>
+        </w:rPr>
+      </w:pPr>
+      <w:r>
+        <w:rPr>
+          <w:lang w:val="ru-RU"/>
+        </w:rPr>
+        <w:t>4 иди сюда заголовок</w:t>
+      </w:r>
+    </w:p>
+    <w:p>
+      <w:pPr>
+        <w:pBdr>
+          <w:top w:val="single" w:sz="4" w:space="4" w:color="000000"/>
+          <w:left w:val="single" w:sz="4" w:space="4" w:color="000000"/>
+          <w:bottom w:val="single" w:sz="4" w:space="4" w:color="000000"/>
+          <w:right w:val="single" w:sz="4" w:space="4" w:color="000000"/>
+        </w:pBdr>
+        <w:rPr>
+          <w:lang w:val="ru-RU"/>
+        </w:rPr>
+      </w:pPr>
+      <w:r>
+        <w:t>logc</w:t>
+      </w:r>
+      <w:r>
+        <w:rPr>
+          <w:lang w:val="ru-RU"/>
+        </w:rPr>
+        <w:t>32131312</w:t>
+      </w:r>
+      <w:r>
+        <w:t>ode</w:t>
+      </w:r>
+      <w:r>
+        <w:rPr>
+          <w:lang w:val="ru-RU"/>
+        </w:rPr>
+        <w:t xml:space="preserve"> </w:t>
+      </w:r>
+      <w:r>
+        <w:t>dadkmaskdm</w:t>
+      </w:r>
+      <w:r>
+        <w:rPr>
+          <w:lang w:val="ru-RU"/>
+        </w:rPr>
+        <w:t xml:space="preserve"> </w:t>
+      </w:r>
+      <w:r>
+        <w:t>dsamk</w:t>
+      </w:r>
+      <w:r>
+        <w:rPr>
+          <w:lang w:val="ru-RU"/>
+        </w:rPr>
+        <w:t xml:space="preserve"> </w:t>
+      </w:r>
+      <w:r>
+        <w:t>dksamkdasmdksajdaskdjnashdbasd</w:t>
+      </w:r>
+      <w:r>
+        <w:rPr>
+          <w:lang w:val="ru-RU"/>
+        </w:rPr>
+        <w:t xml:space="preserve"> </w:t>
+      </w:r>
+      <w:r>
+        <w:t>jasnjdnasjkdnasjdnasdnasjkdnsadjasn</w:t>
+      </w:r>
+      <w:r>
+        <w:rPr>
+          <w:lang w:val="ru-RU"/>
+        </w:rPr>
+        <w:t xml:space="preserve"> </w:t>
+      </w:r>
+      <w:r>
+        <w:t>jdsn</w:t>
+      </w:r>
+      <w:r>
+        <w:rPr>
+          <w:lang w:val="ru-RU"/>
+        </w:rPr>
+        <w:t xml:space="preserve"> </w:t>
+      </w:r>
+      <w:r>
+        <w:t>adjasdnsaj</w:t>
+      </w:r>
+      <w:r>
+        <w:rPr>
+          <w:lang w:val="ru-RU"/>
+        </w:rPr>
+        <w:t xml:space="preserve"> </w:t>
+      </w:r>
+      <w:r>
+        <w:t>ndjsak</w:t>
+      </w:r>
+    </w:p>
+    <w:p>
+      <w:pPr>
+        <w:rPr>
+          <w:lang w:val="ru-RU"/>
+        </w:rPr>
+      </w:pPr>
+      <w:r>
+        <w:rPr>
+          <w:lang w:val="ru-RU"/>
+        </w:rPr>
+        <w:t>Листин</w:t>
+      </w:r>
+      <w:r>
+        <w:rPr>
+          <w:lang w:val="ru-RU"/>
+        </w:rPr>
+        <w:t xml:space="preserve">г 4.1 – </w:t>
+      </w:r>
+      <w:r>
+        <w:t>doksddescriptio</w:t>
+      </w:r>
+      <w:r>
+        <w:rPr>
+          <w:lang w:val="ru-RU"/>
+        </w:rPr>
+        <w:t xml:space="preserve"> </w:t>
+      </w:r>
+      <w:r>
+        <w:t>of</w:t>
+      </w:r>
+      <w:r>
+        <w:rPr>
+          <w:lang w:val="ru-RU"/>
+        </w:rPr>
+        <w:t xml:space="preserve"> </w:t>
+      </w:r>
+      <w:r>
+        <w:t>code</w:t>
+      </w:r>
+    </w:p>
+    <w:p>
+      <w:pPr>
+        <w:pStyle w:val="2"/>
+        <w:rPr>
+          <w:lang w:val="ru-RU"/>
+        </w:rPr>
+      </w:pPr>
+      <w:r>
+        <w:rPr>
+          <w:lang w:val="ru-RU"/>
+        </w:rPr>
+        <w:t>4.1 иди сюда заголовок 2</w:t>
+      </w:r>
+    </w:p>
+    <w:p>
+      <w:pPr>
+        <w:rPr>
+          <w:lang w:val="ru-RU"/>
+        </w:rPr>
+      </w:pPr>
+      <w:r>
+        <w:t>susapusin</w:t>
+      </w:r>
+      <w:r>
+        <w:rPr>
+          <w:lang w:val="ru-RU"/>
+        </w:rPr>
+        <w:t>3</w:t>
+      </w:r>
+    </w:p>
+    <w:p>
+      <w:pPr>
+        <w:jc w:val="right"/>
+        <w:rPr>
+          <w:lang w:val="ru-RU"/>
+        </w:rPr>
+      </w:pPr>
+      <m:oMath>
+        <m:sSup>
+          <m:sSupPr>
+            <m:ctrlPr>
+              <w:rPr>
+                <w:rFonts w:ascii="Cambria Math" w:hAnsi="Cambria Math"/>
+              </w:rPr>
+            </m:ctrlPr>
+          </m:sSupPr>
+          <m:e>
+            <m:r>
+              <w:rPr>
+                <w:rFonts w:ascii="Cambria Math" w:hAnsi="Cambria Math"/>
+              </w:rPr>
+              <m:t>E</m:t>
+            </m:r>
+            <m:r>
+              <w:rPr>
+                <w:rFonts w:ascii="Cambria Math" w:hAnsi="Cambria Math"/>
+                <w:lang w:val="ru-RU"/>
+              </w:rPr>
+              <m:t>=</m:t>
+            </m:r>
+            <m:r>
+              <w:rPr>
+                <w:rFonts w:ascii="Cambria Math" w:hAnsi="Cambria Math"/>
+              </w:rPr>
+              <m:t>mc</m:t>
+            </m:r>
+          </m:e>
+          <m:sup>
+            <m:r>
+              <w:rPr>
+                <w:rFonts w:ascii="Cambria Math" w:hAnsi="Cambria Math"/>
+                <w:lang w:val="ru-RU"/>
+              </w:rPr>
+              <m:t>2</m:t>
+            </m:r>
+          </m:sup>
+        </m:sSup>
+      </m:oMath>
+      <w:r>
+        <w:rPr>
+          <w:lang w:val="ru-RU"/>
+        </w:rPr>
+        <w:tab/>
+      </w:r>
+      <w:r>
+        <w:rPr>
+          <w:lang w:val="ru-RU"/>
+        </w:rPr>
+        <w:tab/>
+      </w:r>
+      <w:r>
+        <w:rPr>
+          <w:lang w:val="ru-RU"/>
+        </w:rPr>
+        <w:tab/>
+      </w:r>
+      <w:r>
+        <w:rPr>
+          <w:lang w:val="ru-RU"/>
+        </w:rPr>
+        <w:tab/>
+      </w:r>
+      <w:r>
+        <w:rPr>
+          <w:lang w:val="ru-RU"/>
+        </w:rPr>
+        <w:tab/>
+      </w:r>
+      <w:r>
+        <w:rPr>
+          <w:lang w:val="ru-RU"/>
+        </w:rPr>
+        <w:tab/>
+      </w:r>
+      <w:r>
+        <w:rPr>
+          <w:i/>
+          <w:sz w:val="28"/>
+          <w:lang w:val="ru-RU"/>
+        </w:rPr>
+        <w:t>(4.1)</w:t>
+      </w:r>
+    </w:p>
+    <w:p>
+      <w:pPr>
+        <w:rPr>
+          <w:lang w:val="ru-RU"/>
+        </w:rPr>
+      </w:pPr>
+      <w:r>
+        <w:rPr>
+          <w:lang w:val="ru-RU"/>
+        </w:rPr>
+        <w:t>Таблица 4.1 – 3213описани таблицы офо</w:t>
+      </w:r>
+    </w:p>
+    <w:tbl>
+      <w:tblPr>
+        <w:tblW w:w="0" w:type="auto"/>
+        <w:tblLook w:val="04A0" w:firstRow="1" w:lastRow="0" w:firstColumn="1" w:lastColumn="0" w:noHBand="0" w:noVBand="1"/>
+      </w:tblPr>
+      <w:tblGrid>
+        <w:gridCol w:w="3120"/>
+        <w:gridCol w:w="3120"/>
+        <w:gridCol w:w="3120"/>
+      </w:tblGrid>
+      <w:tr>
+        <w:tc>
+          <w:tcPr>
+            <w:tcW w:w="3120" w:type="dxa"/>
+          </w:tcPr>
+          <w:p>
+            <w:r>
+              <w:t>1</w:t>
+            </w:r>
+          </w:p>
+        </w:tc>
+        <w:tc>
+          <w:tcPr>
+            <w:tcW w:w="3120" w:type="dxa"/>
+          </w:tcPr>
+          <w:p>
+            <w:r>
+              <w:t>32321</w:t>
+            </w:r>
+          </w:p>
+        </w:tc>
+        <w:tc>
+          <w:tcPr>
+            <w:tcW w:w="3120" w:type="dxa"/>
+          </w:tcPr>
+          <w:p>
+            <w:r>
+              <w:t>3</w:t>
+            </w:r>
+          </w:p>
+        </w:tc>
+      </w:tr>
+      <w:tr>
+        <w:tc>
+          <w:tcPr>
+            <w:tcW w:w="3120" w:type="dxa"/>
+          </w:tcPr>
+          <w:p>
+            <w:r>
+              <w:t>4</w:t>
+            </w:r>
+          </w:p>
+        </w:tc>
+        <w:tc>
+          <w:tcPr>
+            <w:tcW w:w="3120" w:type="dxa"/>
+          </w:tcPr>
+          <w:p>
+            <w:r>
+              <w:t>3213</w:t>
+            </w:r>
+          </w:p>
+        </w:tc>
+        <w:tc>
+          <w:tcPr>
+            <w:tcW w:w="3120" w:type="dxa"/>
+          </w:tcPr>
+          <w:p>
+            <w:r>
+              <w:t>6</w:t>
+            </w:r>
+          </w:p>
+        </w:tc>
+      </w:tr>
+    </w:tbl>
+    <w:p>
+      <w:pPr>
+        <w:pBdr>
+          <w:top w:val="single" w:sz="4" w:space="4" w:color="000000"/>
+          <w:left w:val="single" w:sz="4" w:space="4" w:color="000000"/>
+          <w:bottom w:val="single" w:sz="4" w:space="4" w:color="000000"/>
+          <w:right w:val="single" w:sz="4" w:space="4" w:color="000000"/>
+        </w:pBdr>
+      </w:pPr>
+      <w:r>
+        <w:t xml:space="preserve">code dadkmaskdm dsamk dksamkdasmdksajdaskdjnashdbasd </w:t>
+      </w:r>
+      <w:r>
+        <w:t>jasnjdnasjkdnasjdnasdnasjkdnsadjasn jdsn adjasdnsaj ndjsak</w:t>
+      </w:r>
+    </w:p>
+    <w:p>
+      <w:r>
+        <w:t>Листинг 4.2 – doksddescriptio of code</w:t>
+      </w:r>
+    </w:p>
+    <w:p>
+      <w:r>
+        <w:t>Таблица 4.2 – описани таблицы офо</w:t>
+      </w:r>
+    </w:p>
+    <w:tbl>
+      <w:tblPr>
+        <w:tblW w:w="0" w:type="auto"/>
+        <w:tblLook w:val="04A0" w:firstRow="1" w:lastRow="0" w:firstColumn="1" w:lastColumn="0" w:noHBand="0" w:noVBand="1"/>
+      </w:tblPr>
+      <w:tblGrid>
+        <w:gridCol w:w="3120"/>
+        <w:gridCol w:w="3120"/>
+        <w:gridCol w:w="3120"/>
+      </w:tblGrid>
+      <w:tr>
+        <w:tc>
+          <w:tcPr>
+            <w:tcW w:w="3120" w:type="dxa"/>
+          </w:tcPr>
+          <w:p>
+            <w:r>
+              <w:t>1</w:t>
+            </w:r>
+          </w:p>
+        </w:tc>
+        <w:tc>
+          <w:tcPr>
+            <w:tcW w:w="3120" w:type="dxa"/>
+          </w:tcPr>
+          <w:p>
+            <w:r>
+              <w:t>21</w:t>
+            </w:r>
+          </w:p>
+        </w:tc>
+        <w:tc>
+          <w:tcPr>
+            <w:tcW w:w="3120" w:type="dxa"/>
+          </w:tcPr>
+          <w:p>
+            <w:r>
+              <w:t>3</w:t>
+            </w:r>
+          </w:p>
+        </w:tc>
+      </w:tr>
+      <w:tr>
+        <w:tc>
+          <w:tcPr>
+            <w:tcW w:w="3120" w:type="dxa"/>
+          </w:tcPr>
+          <w:p>
+            <w:r>
+              <w:t>4</w:t>
+            </w:r>
+          </w:p>
+        </w:tc>
+        <w:tc>
+          <w:tcPr>
+            <w:tcW w:w="3120" w:type="dxa"/>
+          </w:tcPr>
+          <w:p>
+            <w:r>
+              <w:t>5</w:t>
+            </w:r>
+          </w:p>
+        </w:tc>
+        <w:tc>
+          <w:tcPr>
+            <w:tcW w:w="3120" w:type="dxa"/>
+          </w:tcPr>
+          <w:p>
+            <w:r>
+              <w:t>6</w:t>
+            </w:r>
+          </w:p>
+        </w:tc>
+      </w:tr>
+    </w:tbl>
+    <w:p>
+      <w:pPr>
+        <w:pBdr>
+          <w:top w:val="single" w:sz="4" w:space="4" w:color="000000"/>
+          <w:left w:val="single" w:sz="4" w:space="4" w:color="000000"/>
+          <w:bottom w:val="single" w:sz="4" w:space="4" w:color="000000"/>
+          <w:right w:val="single" w:sz="4" w:space="4" w:color="000000"/>
+        </w:pBdr>
+      </w:pPr>
+      <w:r>
+        <w:t xml:space="preserve">code </w:t>
+      </w:r>
+      <w:r>
+        <w:t>dskdmsakdmaddskdmsakdmaddskdmsakdmaddskdmsakdmaddskdmsakdmaddskdmsakdmaddskdmsakdmaddskdmsakdmaddskdmsakdmaddskdmsakdmaddskdmsakdmad</w:t>
+      </w:r>
+    </w:p>
+    <w:p>
+      <w:r>
+        <w:t>Листинг 4.3 – descriptio of code</w:t>
+      </w:r>
+    </w:p>
+    <w:p>
+      <w:r>
+        <w:t>after table?</w:t>
+      </w:r>
+    </w:p>
+    <w:p>
+      <w:r>
+        <w:t>– dal 1;</w:t>
+      </w:r>
+    </w:p>
+    <w:p>
+      <w:r>
+        <w:t>– dal 2;</w:t>
+      </w:r>
+    </w:p>
+    <w:p>
+      <w:r>
+        <w:t>– dal 3.</w:t>
+      </w:r>
+    </w:p>
+    <w:p>
+      <w:r>
+        <w:t>afet s2susapusin3</w:t>
+      </w:r>
+    </w:p>
+    <w:p>
+      <w:r>
+        <w:rPr>
+          <w:noProof/>
+        </w:rPr>
+        <w:lastRenderedPageBreak/>
+        <w:drawing>
+          <wp:inline distT="0" distB="0" distL="0" distR="0" wp14:anchorId="37B0BCCB" wp14:editId="12477EDB">
+            <wp:extent cx="1270000" cy="1270000"/>
+            <wp:effectExtent l="0" t="0" r="0" b="0"/>
+            <wp:docPr id="4" name="Picture 4"/>
+            <wp:cNvGraphicFramePr>
+              <a:graphicFrameLocks xmlns:a="http://schemas.openxmlformats.org/drawingml/2006/main" noChangeAspect="1"/>
+            </wp:cNvGraphicFramePr>
+            <a:graphic xmlns:a="http://schemas.openxmlformats.org/drawingml/2006/main">
+              <a:graphicData uri="http://schemas.openxmlformats.org/drawingml/2006/picture">
+                <pic:pic xmlns:pic="http://schemas.openxmlformats.org/drawingml/2006/picture">
+                  <pic:nvPicPr>
+                    <pic:cNvPr id="0" name="image.png"/>
+                    <pic:cNvPicPr/>
+                  </pic:nvPicPr>
+                  <pic:blipFill>
+                    <a:blip r:embed="rId5"/>
+                    <a:stretch>
+                      <a:fillRect/>
+                    </a:stretch>
+                  </pic:blipFill>
+                  <pic:spPr>
+                    <a:xfrm>
+                      <a:off x="0" y="0"/>
+                      <a:ext cx="1270000" cy="1270000"/>
+                    </a:xfrm>
+                    <a:prstGeom prst="rect">
+                      <a:avLst/>
+                    </a:prstGeom>
+                  </pic:spPr>
+                </pic:pic>
+              </a:graphicData>
+            </a:graphic>
+          </wp:inline>
+        </w:drawing>
+      </w:r>
+    </w:p>
+    <w:p>
+      <w:pPr>
+        <w:rPr>
+          <w:lang w:val="ru-RU"/>
+        </w:rPr>
+      </w:pPr>
+      <w:r>
+        <w:rPr>
+          <w:lang w:val="ru-RU"/>
+        </w:rPr>
+        <w:t>Рисунок 4.1 – Новое 333изображ</w:t>
+      </w:r>
+      <w:r>
+        <w:rPr>
+          <w:lang w:val="ru-RU"/>
+        </w:rPr>
+        <w:t>ение</w:t>
+      </w:r>
+    </w:p>
+    <w:p>
+      <w:pPr>
+        <w:jc w:val="right"/>
+        <w:rPr>
+          <w:lang w:val="ru-RU"/>
+        </w:rPr>
+      </w:pPr>
+      <m:oMath>
+        <m:sSup>
+          <m:sSupPr>
+            <m:ctrlPr>
+              <w:rPr>
+                <w:rFonts w:ascii="Cambria Math" w:hAnsi="Cambria Math"/>
+              </w:rPr>
+            </m:ctrlPr>
+          </m:sSupPr>
+          <m:e>
+            <m:r>
+              <w:rPr>
+                <w:rFonts w:ascii="Cambria Math" w:hAnsi="Cambria Math"/>
+              </w:rPr>
+              <m:t>E</m:t>
+            </m:r>
+            <m:r>
+              <w:rPr>
+                <w:rFonts w:ascii="Cambria Math" w:hAnsi="Cambria Math"/>
+                <w:lang w:val="ru-RU"/>
+              </w:rPr>
+              <m:t>=2332</m:t>
+            </m:r>
+            <m:r>
+              <w:rPr>
+                <w:rFonts w:ascii="Cambria Math" w:hAnsi="Cambria Math"/>
+              </w:rPr>
+              <m:t>mc</m:t>
+            </m:r>
+          </m:e>
+          <m:sup>
+            <m:r>
+              <w:rPr>
+                <w:rFonts w:ascii="Cambria Math" w:hAnsi="Cambria Math"/>
+                <w:lang w:val="ru-RU"/>
+              </w:rPr>
+              <m:t>2</m:t>
+            </m:r>
+          </m:sup>
+        </m:sSup>
+      </m:oMath>
+      <w:r>
+        <w:rPr>
+          <w:lang w:val="ru-RU"/>
+        </w:rPr>
+        <w:tab/>
+      </w:r>
+      <w:r>
+        <w:rPr>
+          <w:lang w:val="ru-RU"/>
+        </w:rPr>
+        <w:tab/>
+      </w:r>
+      <w:r>
+        <w:rPr>
+          <w:lang w:val="ru-RU"/>
+        </w:rPr>
+        <w:tab/>
+      </w:r>
+      <w:r>
+        <w:rPr>
+          <w:lang w:val="ru-RU"/>
+        </w:rPr>
+        <w:tab/>
+      </w:r>
+      <w:r>
+        <w:rPr>
+          <w:lang w:val="ru-RU"/>
+        </w:rPr>
+        <w:tab/>
+      </w:r>
+      <w:r>
+        <w:rPr>
+          <w:lang w:val="ru-RU"/>
+        </w:rPr>
+        <w:tab/>
+      </w:r>
+      <w:r>
+        <w:rPr>
+          <w:i/>
+          <w:sz w:val="28"/>
+          <w:lang w:val="ru-RU"/>
+        </w:rPr>
+        <w:t>(4.2)</w:t>
+      </w:r>
+    </w:p>
+    <w:p>
+      <w:r>
+        <w:rPr>
+          <w:noProof/>
+        </w:rPr>
+        <w:drawing>
+          <wp:inline distT="0" distB="0" distL="0" distR="0" wp14:anchorId="5BDA597E" wp14:editId="62A830FB">
+            <wp:extent cx="1270000" cy="1270000"/>
+            <wp:effectExtent l="0" t="0" r="0" b="0"/>
+            <wp:docPr id="3" name="Picture 3"/>
+            <wp:cNvGraphicFramePr>
+              <a:graphicFrameLocks xmlns:a="http://schemas.openxmlformats.org/drawingml/2006/main" noChangeAspect="1"/>
+            </wp:cNvGraphicFramePr>
+            <a:graphic xmlns:a="http://schemas.openxmlformats.org/drawingml/2006/main">
+              <a:graphicData uri="http://schemas.openxmlformats.org/drawingml/2006/picture">
+                <pic:pic xmlns:pic="http://schemas.openxmlformats.org/drawingml/2006/picture">
+                  <pic:nvPicPr>
+                    <pic:cNvPr id="0" name="image.png"/>
+                    <pic:cNvPicPr/>
+                  </pic:nvPicPr>
+                  <pic:blipFill>
+                    <a:blip r:embed="rId5"/>
+                    <a:stretch>
+                      <a:fillRect/>
+                    </a:stretch>
+                  </pic:blipFill>
+                  <pic:spPr>
+                    <a:xfrm>
+                      <a:off x="0" y="0"/>
+                      <a:ext cx="1270000" cy="1270000"/>
+                    </a:xfrm>
+                    <a:prstGeom prst="rect">
+                      <a:avLst/>
+                    </a:prstGeom>
+                  </pic:spPr>
+                </pic:pic>
+              </a:graphicData>
+            </a:graphic>
+          </wp:inline>
+        </w:drawing>
+      </w:r>
+    </w:p>
+    <w:p>
+      <w:pPr>
+        <w:rPr>
+          <w:lang w:val="ru-RU"/>
+        </w:rPr>
+      </w:pPr>
+      <w:r>
+        <w:rPr>
+          <w:lang w:val="ru-RU"/>
+        </w:rPr>
+        <w:t>Рисунок 4.2 – Новое изображение</w:t>
+      </w:r>
+    </w:p>
+    <w:p>
+      <w:pPr>
+        <w:jc w:val="right"/>
+        <w:rPr>
+          <w:lang w:val="ru-RU"/>
+        </w:rPr>
+      </w:pPr>
+      <m:oMath>
+        <m:sSup>
+          <m:sSupPr>
+            <m:ctrlPr>
+              <w:rPr>
+                <w:rFonts w:ascii="Cambria Math" w:hAnsi="Cambria Math"/>
+              </w:rPr>
+            </m:ctrlPr>
+          </m:sSupPr>
+          <m:e>
+            <m:r>
+              <w:rPr>
+                <w:rFonts w:ascii="Cambria Math" w:hAnsi="Cambria Math"/>
+              </w:rPr>
+              <m:t>E</m:t>
+            </m:r>
+            <m:r>
+              <w:rPr>
+                <w:rFonts w:ascii="Cambria Math" w:hAnsi="Cambria Math"/>
+                <w:lang w:val="ru-RU"/>
+              </w:rPr>
+              <m:t>=233</m:t>
+            </m:r>
+            <m:r>
+              <w:rPr>
+                <w:rFonts w:ascii="Cambria Math" w:hAnsi="Cambria Math"/>
+              </w:rPr>
+              <m:t>d</m:t>
+            </m:r>
+            <m:r>
+              <w:rPr>
+                <w:rFonts w:ascii="Cambria Math" w:hAnsi="Cambria Math"/>
+                <w:lang w:val="ru-RU"/>
+              </w:rPr>
+              <m:t>2</m:t>
+            </m:r>
+            <m:r>
+              <w:rPr>
+                <w:rFonts w:ascii="Cambria Math" w:hAnsi="Cambria Math"/>
+              </w:rPr>
+              <m:t>mc</m:t>
+            </m:r>
+          </m:e>
+          <m:sup>
+            <m:r>
+              <w:rPr>
+                <w:rFonts w:ascii="Cambria Math" w:hAnsi="Cambria Math"/>
+                <w:lang w:val="ru-RU"/>
+              </w:rPr>
+              <m:t>2</m:t>
+            </m:r>
+          </m:sup>
+        </m:sSup>
+      </m:oMath>
+      <w:r>
+        <w:rPr>
+          <w:lang w:val="ru-RU"/>
+        </w:rPr>
+        <w:tab/>
+      </w:r>
+      <w:r>
+        <w:rPr>
+          <w:lang w:val="ru-RU"/>
+        </w:rPr>
+        <w:tab/>
+      </w:r>
+      <w:r>
+        <w:rPr>
+          <w:lang w:val="ru-RU"/>
+        </w:rPr>
+        <w:tab/>
+      </w:r>
+      <w:r>
+        <w:rPr>
+          <w:lang w:val="ru-RU"/>
+        </w:rPr>
+        <w:tab/>
+      </w:r>
+      <w:r>
+        <w:rPr>
+          <w:lang w:val="ru-RU"/>
+        </w:rPr>
+        <w:tab/>
+      </w:r>
+      <w:r>
+        <w:rPr>
+          <w:lang w:val="ru-RU"/>
+        </w:rPr>
+        <w:tab/>
+      </w:r>
+      <w:r>
+        <w:rPr>
+          <w:i/>
+          <w:sz w:val="28"/>
+          <w:lang w:val="ru-RU"/>
+        </w:rPr>
+        <w:t>(4.3)</w:t>
       </w:r>
     </w:p>
     <w:sectPr>
       <w:pgSz w:w="12240" w:h="15840"/>
-      <w:pgMar w:top="1134" w:right="850" w:bottom="1134" w:left="1701" w:header="720" w:footer="720" w:gutter="0"/>
+      <w:pgMar w:top="1440" w:right="1440" w:bottom="1440" w:left="1440" w:header="720" w:footer="720" w:gutter="0"/>
       <w:cols w:space="720"/>
       <w:docGrid w:linePitch="360"/>
     </w:sectPr>
@@ -51,9 +1201,9 @@
 <file path=word/numbering.xml><?xml version="1.0" encoding="utf-8"?>
 <w:numbering xmlns:wpc="http://schemas.microsoft.com/office/word/2010/wordprocessingCanvas" xmlns:cx="http://schemas.microsoft.com/office/drawing/2014/chartex" xmlns:cx1="http://schemas.microsoft.com/office/drawing/2015/9/8/chartex" xmlns:cx2="http://schemas.microsoft.com/office/drawing/2015/10/21/chartex" xmlns:cx3="http://schemas.microsoft.com/office/drawing/2016/5/9/chartex" xmlns:cx4="http://schemas.microsoft.com/office/drawing/2016/5/10/chartex" xmlns:cx5="http://schemas.microsoft.com/office/drawing/2016/5/11/chartex" xmlns:cx6="http://schemas.microsoft.com/office/drawing/2016/5/12/chartex" xmlns:cx7="http://schemas.microsoft.com/office/drawing/2016/5/13/chartex" xmlns:cx8="http://schemas.microsoft.com/office/drawing/2016/5/14/chartex" xmlns:mc="http://schemas.openxmlformats.org/markup-compatibility/2006" xmlns:aink="http://schemas.microsoft.com/office/drawing/2016/ink" xmlns:am3d="http://schemas.microsoft.com/office/drawing/2017/model3d" xmlns:o="urn:schemas-microsoft-com:office:office" xmlns:r="http://schemas.openxmlformats.org/officeDocument/2006/relationships" xmlns:m="http://schemas.openxmlformats.org/officeDocument/2006/math" xmlns:v="urn:schemas-microsoft-com:vml" xmlns:wp14="http://schemas.microsoft.com/office/word/2010/wordprocessingDrawing" xmlns:wp="http://schemas.openxmlformats.org/drawingml/2006/wordprocessingDrawing" xmlns:w10="urn:schemas-microsoft-com:office:word" xmlns:w="http://schemas.openxmlformats.org/wordprocessingml/2006/main" xmlns:w14="http://schemas.microsoft.com/office/word/2010/wordml" xmlns:w15="http://schemas.microsoft.com/office/word/2012/wordml" xmlns:w16cex="http://schemas.microsoft.com/office/word/2018/wordml/cex" xmlns:w16cid="http://schemas.microsoft.com/office/word/2016/wordml/cid" xmlns:w16="http://schemas.microsoft.com/office/word/2018/wordml" xmlns:w16sdtdh="http://schemas.microsoft.com/office/word/2020/wordml/sdtdatahash" xmlns:w16se="http://schemas.microsoft.com/office/word/2015/wordml/symex" xmlns:wpg="http://schemas.microsoft.com/office/word/2010/wordprocessingGroup" xmlns:wpi="http://schemas.microsoft.com/office/word/2010/wordprocessingInk" xmlns:wne="http://schemas.microsoft.com/office/word/2006/wordml" xmlns:wps="http://schemas.microsoft.com/office/word/2010/wordprocessingShape" mc:Ignorable="w14 w15 w16se w16cid w16 w16cex w16sdtdh wp14">
   <w:abstractNum w:abstractNumId="0" w15:restartNumberingAfterBreak="0">
-    <w:nsid w:val="134F61D8"/>
+    <w:nsid w:val="7EE03AF4"/>
     <w:multiLevelType w:val="hybridMultilevel"/>
-    <w:tmpl w:val="D26C1FBA"/>
+    <w:tmpl w:val="B2088C1E"/>
     <w:lvl w:ilvl="0" w:tplc="0409000F">
       <w:start w:val="1"/>
       <w:numFmt w:val="decimal"/>
@@ -136,122 +1286,7 @@
       </w:pPr>
     </w:lvl>
   </w:abstractNum>
-  <w:abstractNum w:abstractNumId="1" w15:restartNumberingAfterBreak="0">
-    <w:nsid w:val="13862148"/>
-    <w:multiLevelType w:val="hybridMultilevel"/>
-    <w:tmpl w:val="D0DAB3FE"/>
-    <w:lvl w:ilvl="0" w:tplc="4578615E">
-      <w:numFmt w:val="bullet"/>
-      <w:lvlText w:val="-"/>
-      <w:lvlJc w:val="left"/>
-      <w:pPr>
-        <w:ind w:left="720" w:hanging="360"/>
-      </w:pPr>
-      <w:rPr>
-        <w:rFonts w:ascii="Calibri" w:eastAsiaTheme="minorHAnsi" w:hAnsi="Calibri" w:cs="Calibri" w:hint="default"/>
-      </w:rPr>
-    </w:lvl>
-    <w:lvl w:ilvl="1" w:tplc="04090003" w:tentative="1">
-      <w:start w:val="1"/>
-      <w:numFmt w:val="bullet"/>
-      <w:lvlText w:val="o"/>
-      <w:lvlJc w:val="left"/>
-      <w:pPr>
-        <w:ind w:left="1440" w:hanging="360"/>
-      </w:pPr>
-      <w:rPr>
-        <w:rFonts w:ascii="Courier New" w:hAnsi="Courier New" w:cs="Courier New" w:hint="default"/>
-      </w:rPr>
-    </w:lvl>
-    <w:lvl w:ilvl="2" w:tplc="04090005" w:tentative="1">
-      <w:start w:val="1"/>
-      <w:numFmt w:val="bullet"/>
-      <w:lvlText w:val=""/>
-      <w:lvlJc w:val="left"/>
-      <w:pPr>
-        <w:ind w:left="2160" w:hanging="360"/>
-      </w:pPr>
-      <w:rPr>
-        <w:rFonts w:ascii="Wingdings" w:hAnsi="Wingdings" w:hint="default"/>
-      </w:rPr>
-    </w:lvl>
-    <w:lvl w:ilvl="3" w:tplc="04090001" w:tentative="1">
-      <w:start w:val="1"/>
-      <w:numFmt w:val="bullet"/>
-      <w:lvlText w:val=""/>
-      <w:lvlJc w:val="left"/>
-      <w:pPr>
-        <w:ind w:left="2880" w:hanging="360"/>
-      </w:pPr>
-      <w:rPr>
-        <w:rFonts w:ascii="Symbol" w:hAnsi="Symbol" w:hint="default"/>
-      </w:rPr>
-    </w:lvl>
-    <w:lvl w:ilvl="4" w:tplc="04090003" w:tentative="1">
-      <w:start w:val="1"/>
-      <w:numFmt w:val="bullet"/>
-      <w:lvlText w:val="o"/>
-      <w:lvlJc w:val="left"/>
-      <w:pPr>
-        <w:ind w:left="3600" w:hanging="360"/>
-      </w:pPr>
-      <w:rPr>
-        <w:rFonts w:ascii="Courier New" w:hAnsi="Courier New" w:cs="Courier New" w:hint="default"/>
-      </w:rPr>
-    </w:lvl>
-    <w:lvl w:ilvl="5" w:tplc="04090005" w:tentative="1">
-      <w:start w:val="1"/>
-      <w:numFmt w:val="bullet"/>
-      <w:lvlText w:val=""/>
-      <w:lvlJc w:val="left"/>
-      <w:pPr>
-        <w:ind w:left="4320" w:hanging="360"/>
-      </w:pPr>
-      <w:rPr>
-        <w:rFonts w:ascii="Wingdings" w:hAnsi="Wingdings" w:hint="default"/>
-      </w:rPr>
-    </w:lvl>
-    <w:lvl w:ilvl="6" w:tplc="04090001" w:tentative="1">
-      <w:start w:val="1"/>
-      <w:numFmt w:val="bullet"/>
-      <w:lvlText w:val=""/>
-      <w:lvlJc w:val="left"/>
-      <w:pPr>
-        <w:ind w:left="5040" w:hanging="360"/>
-      </w:pPr>
-      <w:rPr>
-        <w:rFonts w:ascii="Symbol" w:hAnsi="Symbol" w:hint="default"/>
-      </w:rPr>
-    </w:lvl>
-    <w:lvl w:ilvl="7" w:tplc="04090003" w:tentative="1">
-      <w:start w:val="1"/>
-      <w:numFmt w:val="bullet"/>
-      <w:lvlText w:val="o"/>
-      <w:lvlJc w:val="left"/>
-      <w:pPr>
-        <w:ind w:left="5760" w:hanging="360"/>
-      </w:pPr>
-      <w:rPr>
-        <w:rFonts w:ascii="Courier New" w:hAnsi="Courier New" w:cs="Courier New" w:hint="default"/>
-      </w:rPr>
-    </w:lvl>
-    <w:lvl w:ilvl="8" w:tplc="04090005" w:tentative="1">
-      <w:start w:val="1"/>
-      <w:numFmt w:val="bullet"/>
-      <w:lvlText w:val=""/>
-      <w:lvlJc w:val="left"/>
-      <w:pPr>
-        <w:ind w:left="6480" w:hanging="360"/>
-      </w:pPr>
-      <w:rPr>
-        <w:rFonts w:ascii="Wingdings" w:hAnsi="Wingdings" w:hint="default"/>
-      </w:rPr>
-    </w:lvl>
-  </w:abstractNum>
   <w:num w:numId="1">
-    <w:abstractNumId w:val="1"/>
-  </w:num>
-  <w:num w:numId="2">
     <w:abstractNumId w:val="0"/>
   </w:num>
 </w:numbering>
@@ -263,16 +1298,14 @@
     <w:rPrDefault>
       <w:rPr>
         <w:rFonts w:asciiTheme="minorHAnsi" w:eastAsiaTheme="minorHAnsi" w:hAnsiTheme="minorHAnsi" w:cstheme="minorBidi"/>
-        <w:kern w:val="2"/>
-        <w:sz w:val="24"/>
-        <w:szCs w:val="24"/>
+        <w:sz w:val="22"/>
+        <w:szCs w:val="22"/>
         <w:lang w:val="en-US" w:eastAsia="en-US" w:bidi="ar-SA"/>
-        <w14:ligatures w14:val="standardContextual"/>
       </w:rPr>
     </w:rPrDefault>
     <w:pPrDefault>
       <w:pPr>
-        <w:spacing w:after="160" w:line="278" w:lineRule="auto"/>
+        <w:spacing w:after="160" w:line="259" w:lineRule="auto"/>
       </w:pPr>
     </w:pPrDefault>
   </w:docDefaults>
@@ -665,18 +1698,18 @@
     <w:link w:val="10"/>
     <w:uiPriority w:val="9"/>
     <w:qFormat/>
-    <w:rsid w:val="00941FEB"/>
+    <w:rsid w:val="005C420B"/>
     <w:pPr>
       <w:keepNext/>
       <w:keepLines/>
-      <w:spacing w:before="360" w:after="80"/>
+      <w:spacing w:before="240" w:after="0"/>
       <w:outlineLvl w:val="0"/>
     </w:pPr>
     <w:rPr>
       <w:rFonts w:asciiTheme="majorHAnsi" w:eastAsiaTheme="majorEastAsia" w:hAnsiTheme="majorHAnsi" w:cstheme="majorBidi"/>
       <w:color w:val="2F5496" w:themeColor="accent1" w:themeShade="BF"/>
-      <w:sz w:val="40"/>
-      <w:szCs w:val="40"/>
+      <w:sz w:val="32"/>
+      <w:szCs w:val="32"/>
     </w:rPr>
   </w:style>
   <w:style w:type="paragraph" w:styleId="2">
@@ -685,21 +1718,20 @@
     <w:next w:val="a"/>
     <w:link w:val="20"/>
     <w:uiPriority w:val="9"/>
-    <w:semiHidden/>
     <w:unhideWhenUsed/>
     <w:qFormat/>
-    <w:rsid w:val="00941FEB"/>
+    <w:rsid w:val="008D79BF"/>
     <w:pPr>
       <w:keepNext/>
       <w:keepLines/>
-      <w:spacing w:before="160" w:after="80"/>
+      <w:spacing w:before="40" w:after="0"/>
       <w:outlineLvl w:val="1"/>
     </w:pPr>
     <w:rPr>
       <w:rFonts w:asciiTheme="majorHAnsi" w:eastAsiaTheme="majorEastAsia" w:hAnsiTheme="majorHAnsi" w:cstheme="majorBidi"/>
       <w:color w:val="2F5496" w:themeColor="accent1" w:themeShade="BF"/>
-      <w:sz w:val="32"/>
-      <w:szCs w:val="32"/>
+      <w:sz w:val="26"/>
+      <w:szCs w:val="26"/>
     </w:rPr>
   </w:style>
   <w:style w:type="paragraph" w:styleId="3">
@@ -708,21 +1740,20 @@
     <w:next w:val="a"/>
     <w:link w:val="30"/>
     <w:uiPriority w:val="9"/>
-    <w:semiHidden/>
     <w:unhideWhenUsed/>
     <w:qFormat/>
-    <w:rsid w:val="00941FEB"/>
+    <w:rsid w:val="008D79BF"/>
     <w:pPr>
       <w:keepNext/>
       <w:keepLines/>
-      <w:spacing w:before="160" w:after="80"/>
+      <w:spacing w:before="40" w:after="0"/>
       <w:outlineLvl w:val="2"/>
     </w:pPr>
     <w:rPr>
-      <w:rFonts w:eastAsiaTheme="majorEastAsia" w:cstheme="majorBidi"/>
-      <w:color w:val="2F5496" w:themeColor="accent1" w:themeShade="BF"/>
-      <w:sz w:val="28"/>
-      <w:szCs w:val="28"/>
+      <w:rFonts w:asciiTheme="majorHAnsi" w:eastAsiaTheme="majorEastAsia" w:hAnsiTheme="majorHAnsi" w:cstheme="majorBidi"/>
+      <w:color w:val="1F3763" w:themeColor="accent1" w:themeShade="7F"/>
+      <w:sz w:val="24"/>
+      <w:szCs w:val="24"/>
     </w:rPr>
   </w:style>
   <w:style w:type="paragraph" w:styleId="4">
@@ -731,18 +1762,17 @@
     <w:next w:val="a"/>
     <w:link w:val="40"/>
     <w:uiPriority w:val="9"/>
-    <w:semiHidden/>
     <w:unhideWhenUsed/>
     <w:qFormat/>
-    <w:rsid w:val="00941FEB"/>
+    <w:rsid w:val="008D79BF"/>
     <w:pPr>
       <w:keepNext/>
       <w:keepLines/>
-      <w:spacing w:before="80" w:after="40"/>
+      <w:spacing w:before="40" w:after="0"/>
       <w:outlineLvl w:val="3"/>
     </w:pPr>
     <w:rPr>
-      <w:rFonts w:eastAsiaTheme="majorEastAsia" w:cstheme="majorBidi"/>
+      <w:rFonts w:asciiTheme="majorHAnsi" w:eastAsiaTheme="majorEastAsia" w:hAnsiTheme="majorHAnsi" w:cstheme="majorBidi"/>
       <w:i/>
       <w:iCs/>
       <w:color w:val="2F5496" w:themeColor="accent1" w:themeShade="BF"/>
@@ -754,18 +1784,17 @@
     <w:next w:val="a"/>
     <w:link w:val="50"/>
     <w:uiPriority w:val="9"/>
-    <w:semiHidden/>
     <w:unhideWhenUsed/>
     <w:qFormat/>
-    <w:rsid w:val="00941FEB"/>
+    <w:rsid w:val="008D79BF"/>
     <w:pPr>
       <w:keepNext/>
       <w:keepLines/>
-      <w:spacing w:before="80" w:after="40"/>
+      <w:spacing w:before="40" w:after="0"/>
       <w:outlineLvl w:val="4"/>
     </w:pPr>
     <w:rPr>
-      <w:rFonts w:eastAsiaTheme="majorEastAsia" w:cstheme="majorBidi"/>
+      <w:rFonts w:asciiTheme="majorHAnsi" w:eastAsiaTheme="majorEastAsia" w:hAnsiTheme="majorHAnsi" w:cstheme="majorBidi"/>
       <w:color w:val="2F5496" w:themeColor="accent1" w:themeShade="BF"/>
     </w:rPr>
   </w:style>
@@ -775,10 +1804,9 @@
     <w:next w:val="a"/>
     <w:link w:val="60"/>
     <w:uiPriority w:val="9"/>
-    <w:semiHidden/>
     <w:unhideWhenUsed/>
     <w:qFormat/>
-    <w:rsid w:val="00941FEB"/>
+    <w:rsid w:val="008D79BF"/>
     <w:pPr>
       <w:keepNext/>
       <w:keepLines/>
@@ -786,75 +1814,8 @@
       <w:outlineLvl w:val="5"/>
     </w:pPr>
     <w:rPr>
-      <w:rFonts w:eastAsiaTheme="majorEastAsia" w:cstheme="majorBidi"/>
-      <w:i/>
-      <w:iCs/>
-      <w:color w:val="595959" w:themeColor="text1" w:themeTint="A6"/>
-    </w:rPr>
-  </w:style>
-  <w:style w:type="paragraph" w:styleId="7">
-    <w:name w:val="heading 7"/>
-    <w:basedOn w:val="a"/>
-    <w:next w:val="a"/>
-    <w:link w:val="70"/>
-    <w:uiPriority w:val="9"/>
-    <w:semiHidden/>
-    <w:unhideWhenUsed/>
-    <w:qFormat/>
-    <w:rsid w:val="00941FEB"/>
-    <w:pPr>
-      <w:keepNext/>
-      <w:keepLines/>
-      <w:spacing w:before="40" w:after="0"/>
-      <w:outlineLvl w:val="6"/>
-    </w:pPr>
-    <w:rPr>
-      <w:rFonts w:eastAsiaTheme="majorEastAsia" w:cstheme="majorBidi"/>
-      <w:color w:val="595959" w:themeColor="text1" w:themeTint="A6"/>
-    </w:rPr>
-  </w:style>
-  <w:style w:type="paragraph" w:styleId="8">
-    <w:name w:val="heading 8"/>
-    <w:basedOn w:val="a"/>
-    <w:next w:val="a"/>
-    <w:link w:val="80"/>
-    <w:uiPriority w:val="9"/>
-    <w:semiHidden/>
-    <w:unhideWhenUsed/>
-    <w:qFormat/>
-    <w:rsid w:val="00941FEB"/>
-    <w:pPr>
-      <w:keepNext/>
-      <w:keepLines/>
-      <w:spacing w:after="0"/>
-      <w:outlineLvl w:val="7"/>
-    </w:pPr>
-    <w:rPr>
-      <w:rFonts w:eastAsiaTheme="majorEastAsia" w:cstheme="majorBidi"/>
-      <w:i/>
-      <w:iCs/>
-      <w:color w:val="272727" w:themeColor="text1" w:themeTint="D8"/>
-    </w:rPr>
-  </w:style>
-  <w:style w:type="paragraph" w:styleId="9">
-    <w:name w:val="heading 9"/>
-    <w:basedOn w:val="a"/>
-    <w:next w:val="a"/>
-    <w:link w:val="90"/>
-    <w:uiPriority w:val="9"/>
-    <w:semiHidden/>
-    <w:unhideWhenUsed/>
-    <w:qFormat/>
-    <w:rsid w:val="00941FEB"/>
-    <w:pPr>
-      <w:keepNext/>
-      <w:keepLines/>
-      <w:spacing w:after="0"/>
-      <w:outlineLvl w:val="8"/>
-    </w:pPr>
-    <w:rPr>
-      <w:rFonts w:eastAsiaTheme="majorEastAsia" w:cstheme="majorBidi"/>
-      <w:color w:val="272727" w:themeColor="text1" w:themeTint="D8"/>
+      <w:rFonts w:asciiTheme="majorHAnsi" w:eastAsiaTheme="majorEastAsia" w:hAnsiTheme="majorHAnsi" w:cstheme="majorBidi"/>
+      <w:color w:val="1F3763" w:themeColor="accent1" w:themeShade="7F"/>
     </w:rPr>
   </w:style>
   <w:style w:type="character" w:default="1" w:styleId="a0">
@@ -889,12 +1850,12 @@
     <w:basedOn w:val="a0"/>
     <w:link w:val="1"/>
     <w:uiPriority w:val="9"/>
-    <w:rsid w:val="00941FEB"/>
+    <w:rsid w:val="005C420B"/>
     <w:rPr>
       <w:rFonts w:asciiTheme="majorHAnsi" w:eastAsiaTheme="majorEastAsia" w:hAnsiTheme="majorHAnsi" w:cstheme="majorBidi"/>
       <w:color w:val="2F5496" w:themeColor="accent1" w:themeShade="BF"/>
-      <w:sz w:val="40"/>
-      <w:szCs w:val="40"/>
+      <w:sz w:val="32"/>
+      <w:szCs w:val="32"/>
     </w:rPr>
   </w:style>
   <w:style w:type="character" w:customStyle="1" w:styleId="20">
@@ -902,13 +1863,12 @@
     <w:basedOn w:val="a0"/>
     <w:link w:val="2"/>
     <w:uiPriority w:val="9"/>
-    <w:semiHidden/>
-    <w:rsid w:val="00941FEB"/>
+    <w:rsid w:val="008D79BF"/>
     <w:rPr>
       <w:rFonts w:asciiTheme="majorHAnsi" w:eastAsiaTheme="majorEastAsia" w:hAnsiTheme="majorHAnsi" w:cstheme="majorBidi"/>
       <w:color w:val="2F5496" w:themeColor="accent1" w:themeShade="BF"/>
-      <w:sz w:val="32"/>
-      <w:szCs w:val="32"/>
+      <w:sz w:val="26"/>
+      <w:szCs w:val="26"/>
     </w:rPr>
   </w:style>
   <w:style w:type="character" w:customStyle="1" w:styleId="30">
@@ -916,13 +1876,12 @@
     <w:basedOn w:val="a0"/>
     <w:link w:val="3"/>
     <w:uiPriority w:val="9"/>
-    <w:semiHidden/>
-    <w:rsid w:val="00941FEB"/>
+    <w:rsid w:val="008D79BF"/>
     <w:rPr>
-      <w:rFonts w:eastAsiaTheme="majorEastAsia" w:cstheme="majorBidi"/>
-      <w:color w:val="2F5496" w:themeColor="accent1" w:themeShade="BF"/>
-      <w:sz w:val="28"/>
-      <w:szCs w:val="28"/>
+      <w:rFonts w:asciiTheme="majorHAnsi" w:eastAsiaTheme="majorEastAsia" w:hAnsiTheme="majorHAnsi" w:cstheme="majorBidi"/>
+      <w:color w:val="1F3763" w:themeColor="accent1" w:themeShade="7F"/>
+      <w:sz w:val="24"/>
+      <w:szCs w:val="24"/>
     </w:rPr>
   </w:style>
   <w:style w:type="character" w:customStyle="1" w:styleId="40">
@@ -930,10 +1889,9 @@
     <w:basedOn w:val="a0"/>
     <w:link w:val="4"/>
     <w:uiPriority w:val="9"/>
-    <w:semiHidden/>
-    <w:rsid w:val="00941FEB"/>
+    <w:rsid w:val="008D79BF"/>
     <w:rPr>
-      <w:rFonts w:eastAsiaTheme="majorEastAsia" w:cstheme="majorBidi"/>
+      <w:rFonts w:asciiTheme="majorHAnsi" w:eastAsiaTheme="majorEastAsia" w:hAnsiTheme="majorHAnsi" w:cstheme="majorBidi"/>
       <w:i/>
       <w:iCs/>
       <w:color w:val="2F5496" w:themeColor="accent1" w:themeShade="BF"/>
@@ -944,10 +1902,9 @@
     <w:basedOn w:val="a0"/>
     <w:link w:val="5"/>
     <w:uiPriority w:val="9"/>
-    <w:semiHidden/>
-    <w:rsid w:val="00941FEB"/>
+    <w:rsid w:val="008D79BF"/>
     <w:rPr>
-      <w:rFonts w:eastAsiaTheme="majorEastAsia" w:cstheme="majorBidi"/>
+      <w:rFonts w:asciiTheme="majorHAnsi" w:eastAsiaTheme="majorEastAsia" w:hAnsiTheme="majorHAnsi" w:cstheme="majorBidi"/>
       <w:color w:val="2F5496" w:themeColor="accent1" w:themeShade="BF"/>
     </w:rPr>
   </w:style>
@@ -956,231 +1913,30 @@
     <w:basedOn w:val="a0"/>
     <w:link w:val="6"/>
     <w:uiPriority w:val="9"/>
-    <w:semiHidden/>
-    <w:rsid w:val="00941FEB"/>
+    <w:rsid w:val="008D79BF"/>
     <w:rPr>
-      <w:rFonts w:eastAsiaTheme="majorEastAsia" w:cstheme="majorBidi"/>
-      <w:i/>
-      <w:iCs/>
-      <w:color w:val="595959" w:themeColor="text1" w:themeTint="A6"/>
-    </w:rPr>
-  </w:style>
-  <w:style w:type="character" w:customStyle="1" w:styleId="70">
-    <w:name w:val="Заголовок 7 Знак"/>
-    <w:basedOn w:val="a0"/>
-    <w:link w:val="7"/>
-    <w:uiPriority w:val="9"/>
-    <w:semiHidden/>
-    <w:rsid w:val="00941FEB"/>
-    <w:rPr>
-      <w:rFonts w:eastAsiaTheme="majorEastAsia" w:cstheme="majorBidi"/>
-      <w:color w:val="595959" w:themeColor="text1" w:themeTint="A6"/>
-    </w:rPr>
-  </w:style>
-  <w:style w:type="character" w:customStyle="1" w:styleId="80">
-    <w:name w:val="Заголовок 8 Знак"/>
-    <w:basedOn w:val="a0"/>
-    <w:link w:val="8"/>
-    <w:uiPriority w:val="9"/>
-    <w:semiHidden/>
-    <w:rsid w:val="00941FEB"/>
-    <w:rPr>
-      <w:rFonts w:eastAsiaTheme="majorEastAsia" w:cstheme="majorBidi"/>
-      <w:i/>
-      <w:iCs/>
-      <w:color w:val="272727" w:themeColor="text1" w:themeTint="D8"/>
-    </w:rPr>
-  </w:style>
-  <w:style w:type="character" w:customStyle="1" w:styleId="90">
-    <w:name w:val="Заголовок 9 Знак"/>
-    <w:basedOn w:val="a0"/>
-    <w:link w:val="9"/>
-    <w:uiPriority w:val="9"/>
-    <w:semiHidden/>
-    <w:rsid w:val="00941FEB"/>
-    <w:rPr>
-      <w:rFonts w:eastAsiaTheme="majorEastAsia" w:cstheme="majorBidi"/>
-      <w:color w:val="272727" w:themeColor="text1" w:themeTint="D8"/>
+      <w:rFonts w:asciiTheme="majorHAnsi" w:eastAsiaTheme="majorEastAsia" w:hAnsiTheme="majorHAnsi" w:cstheme="majorBidi"/>
+      <w:color w:val="1F3763" w:themeColor="accent1" w:themeShade="7F"/>
     </w:rPr>
   </w:style>
   <w:style w:type="paragraph" w:styleId="a3">
-    <w:name w:val="Title"/>
-    <w:basedOn w:val="a"/>
-    <w:next w:val="a"/>
-    <w:link w:val="a4"/>
-    <w:uiPriority w:val="10"/>
-    <w:qFormat/>
-    <w:rsid w:val="00941FEB"/>
-    <w:pPr>
-      <w:spacing w:after="80" w:line="240" w:lineRule="auto"/>
-      <w:contextualSpacing/>
-    </w:pPr>
-    <w:rPr>
-      <w:rFonts w:asciiTheme="majorHAnsi" w:eastAsiaTheme="majorEastAsia" w:hAnsiTheme="majorHAnsi" w:cstheme="majorBidi"/>
-      <w:spacing w:val="-10"/>
-      <w:kern w:val="28"/>
-      <w:sz w:val="56"/>
-      <w:szCs w:val="56"/>
-    </w:rPr>
-  </w:style>
-  <w:style w:type="character" w:customStyle="1" w:styleId="a4">
-    <w:name w:val="Заголовок Знак"/>
-    <w:basedOn w:val="a0"/>
-    <w:link w:val="a3"/>
-    <w:uiPriority w:val="10"/>
-    <w:rsid w:val="00941FEB"/>
-    <w:rPr>
-      <w:rFonts w:asciiTheme="majorHAnsi" w:eastAsiaTheme="majorEastAsia" w:hAnsiTheme="majorHAnsi" w:cstheme="majorBidi"/>
-      <w:spacing w:val="-10"/>
-      <w:kern w:val="28"/>
-      <w:sz w:val="56"/>
-      <w:szCs w:val="56"/>
-    </w:rPr>
-  </w:style>
-  <w:style w:type="paragraph" w:styleId="a5">
-    <w:name w:val="Subtitle"/>
-    <w:basedOn w:val="a"/>
-    <w:next w:val="a"/>
-    <w:link w:val="a6"/>
-    <w:uiPriority w:val="11"/>
-    <w:qFormat/>
-    <w:rsid w:val="00941FEB"/>
-    <w:pPr>
-      <w:numPr>
-        <w:ilvl w:val="1"/>
-      </w:numPr>
-    </w:pPr>
-    <w:rPr>
-      <w:rFonts w:eastAsiaTheme="majorEastAsia" w:cstheme="majorBidi"/>
-      <w:color w:val="595959" w:themeColor="text1" w:themeTint="A6"/>
-      <w:spacing w:val="15"/>
-      <w:sz w:val="28"/>
-      <w:szCs w:val="28"/>
-    </w:rPr>
-  </w:style>
-  <w:style w:type="character" w:customStyle="1" w:styleId="a6">
-    <w:name w:val="Подзаголовок Знак"/>
-    <w:basedOn w:val="a0"/>
-    <w:link w:val="a5"/>
-    <w:uiPriority w:val="11"/>
-    <w:rsid w:val="00941FEB"/>
-    <w:rPr>
-      <w:rFonts w:eastAsiaTheme="majorEastAsia" w:cstheme="majorBidi"/>
-      <w:color w:val="595959" w:themeColor="text1" w:themeTint="A6"/>
-      <w:spacing w:val="15"/>
-      <w:sz w:val="28"/>
-      <w:szCs w:val="28"/>
-    </w:rPr>
-  </w:style>
-  <w:style w:type="paragraph" w:styleId="21">
-    <w:name w:val="Quote"/>
-    <w:basedOn w:val="a"/>
-    <w:next w:val="a"/>
-    <w:link w:val="22"/>
-    <w:uiPriority w:val="29"/>
-    <w:qFormat/>
-    <w:rsid w:val="00941FEB"/>
-    <w:pPr>
-      <w:spacing w:before="160"/>
-      <w:jc w:val="center"/>
-    </w:pPr>
-    <w:rPr>
-      <w:i/>
-      <w:iCs/>
-      <w:color w:val="404040" w:themeColor="text1" w:themeTint="BF"/>
-    </w:rPr>
-  </w:style>
-  <w:style w:type="character" w:customStyle="1" w:styleId="22">
-    <w:name w:val="Цитата 2 Знак"/>
-    <w:basedOn w:val="a0"/>
-    <w:link w:val="21"/>
-    <w:uiPriority w:val="29"/>
-    <w:rsid w:val="00941FEB"/>
-    <w:rPr>
-      <w:i/>
-      <w:iCs/>
-      <w:color w:val="404040" w:themeColor="text1" w:themeTint="BF"/>
-    </w:rPr>
-  </w:style>
-  <w:style w:type="paragraph" w:styleId="a7">
     <w:name w:val="List Paragraph"/>
     <w:basedOn w:val="a"/>
     <w:uiPriority w:val="34"/>
     <w:qFormat/>
-    <w:rsid w:val="00941FEB"/>
+    <w:rsid w:val="0082722E"/>
     <w:pPr>
       <w:ind w:left="720"/>
       <w:contextualSpacing/>
     </w:pPr>
   </w:style>
-  <w:style w:type="character" w:styleId="a8">
-    <w:name w:val="Intense Emphasis"/>
-    <w:basedOn w:val="a0"/>
-    <w:uiPriority w:val="21"/>
-    <w:qFormat/>
-    <w:rsid w:val="00941FEB"/>
-    <w:rPr>
-      <w:i/>
-      <w:iCs/>
-      <w:color w:val="2F5496" w:themeColor="accent1" w:themeShade="BF"/>
-    </w:rPr>
-  </w:style>
-  <w:style w:type="paragraph" w:styleId="a9">
-    <w:name w:val="Intense Quote"/>
-    <w:basedOn w:val="a"/>
-    <w:next w:val="a"/>
-    <w:link w:val="aa"/>
-    <w:uiPriority w:val="30"/>
-    <w:qFormat/>
-    <w:rsid w:val="00941FEB"/>
-    <w:pPr>
-      <w:pBdr>
-        <w:top w:val="single" w:sz="4" w:space="10" w:color="2F5496" w:themeColor="accent1" w:themeShade="BF"/>
-        <w:bottom w:val="single" w:sz="4" w:space="10" w:color="2F5496" w:themeColor="accent1" w:themeShade="BF"/>
-      </w:pBdr>
-      <w:spacing w:before="360" w:after="360"/>
-      <w:ind w:left="864" w:right="864"/>
-      <w:jc w:val="center"/>
-    </w:pPr>
-    <w:rPr>
-      <w:i/>
-      <w:iCs/>
-      <w:color w:val="2F5496" w:themeColor="accent1" w:themeShade="BF"/>
-    </w:rPr>
-  </w:style>
-  <w:style w:type="character" w:customStyle="1" w:styleId="aa">
-    <w:name w:val="Выделенная цитата Знак"/>
-    <w:basedOn w:val="a0"/>
-    <w:link w:val="a9"/>
-    <w:uiPriority w:val="30"/>
-    <w:rsid w:val="00941FEB"/>
-    <w:rPr>
-      <w:i/>
-      <w:iCs/>
-      <w:color w:val="2F5496" w:themeColor="accent1" w:themeShade="BF"/>
-    </w:rPr>
-  </w:style>
-  <w:style w:type="character" w:styleId="ab">
-    <w:name w:val="Intense Reference"/>
-    <w:basedOn w:val="a0"/>
-    <w:uiPriority w:val="32"/>
-    <w:qFormat/>
-    <w:rsid w:val="00941FEB"/>
-    <w:rPr>
-      <w:b/>
-      <w:bCs/>
-      <w:smallCaps/>
-      <w:color w:val="2F5496" w:themeColor="accent1" w:themeShade="BF"/>
-      <w:spacing w:val="5"/>
-    </w:rPr>
-  </w:style>
 </w:styles>
 </file>
 
 <file path=word/theme/theme1.xml><?xml version="1.0" encoding="utf-8"?>
-<a:theme xmlns:a="http://schemas.openxmlformats.org/drawingml/2006/main" name="Office Theme">
+<a:theme xmlns:a="http://schemas.openxmlformats.org/drawingml/2006/main" name="Тема Office">
   <a:themeElements>
-    <a:clrScheme name="Office">
+    <a:clrScheme name="Стандартная">
       <a:dk1>
         <a:sysClr val="windowText" lastClr="000000"/>
       </a:dk1>
@@ -1218,7 +1974,7 @@
         <a:srgbClr val="954F72"/>
       </a:folHlink>
     </a:clrScheme>
-    <a:fontScheme name="Office">
+    <a:fontScheme name="Стандартная">
       <a:majorFont>
         <a:latin typeface="Calibri Light" panose="020F0302020204030204"/>
         <a:ea typeface=""/>
@@ -1275,7 +2031,7 @@
         <a:latin typeface="Calibri" panose="020F0502020204030204"/>
         <a:ea typeface=""/>
         <a:cs typeface=""/>
-        <a:font script="Jpan" typeface="游ゴシック"/>
+        <a:font script="Jpan" typeface="游明朝"/>
         <a:font script="Hang" typeface="맑은 고딕"/>
         <a:font script="Hans" typeface="等线"/>
         <a:font script="Hant" typeface="新細明體"/>
@@ -1324,7 +2080,7 @@
         <a:font script="Tfng" typeface="Ebrima"/>
       </a:minorFont>
     </a:fontScheme>
-    <a:fmtScheme name="Office">
+    <a:fmtScheme name="Стандартная">
       <a:fillStyleLst>
         <a:solidFill>
           <a:schemeClr val="phClr"/>

--- a/tst.docx
+++ b/tst.docx
@@ -17,26 +17,22 @@
     </w:p>
     <w:p>
       <w:r>
-        <w:rPr>
-          <w:noProof/>
-        </w:rPr>
         <w:drawing>
-          <wp:inline distT="0" distB="0" distL="0" distR="0" wp14:anchorId="7D834C31" wp14:editId="310EE086">
+          <wp:inline xmlns:a="http://schemas.openxmlformats.org/drawingml/2006/main" xmlns:pic="http://schemas.openxmlformats.org/drawingml/2006/picture">
             <wp:extent cx="1270000" cy="1270000"/>
-            <wp:effectExtent l="0" t="0" r="0" b="0"/>
             <wp:docPr id="2" name="Picture 2"/>
             <wp:cNvGraphicFramePr>
-              <a:graphicFrameLocks xmlns:a="http://schemas.openxmlformats.org/drawingml/2006/main" noChangeAspect="1"/>
+              <a:graphicFrameLocks noChangeAspect="1"/>
             </wp:cNvGraphicFramePr>
-            <a:graphic xmlns:a="http://schemas.openxmlformats.org/drawingml/2006/main">
+            <a:graphic>
               <a:graphicData uri="http://schemas.openxmlformats.org/drawingml/2006/picture">
-                <pic:pic xmlns:pic="http://schemas.openxmlformats.org/drawingml/2006/picture">
+                <pic:pic>
                   <pic:nvPicPr>
                     <pic:cNvPr id="0" name="image.png"/>
                     <pic:cNvPicPr/>
                   </pic:nvPicPr>
                   <pic:blipFill>
-                    <a:blip r:embed="rId5"/>
+                    <a:blip r:embed="rId7"/>
                     <a:stretch>
                       <a:fillRect/>
                     </a:stretch>
@@ -46,9 +42,7 @@
                       <a:off x="0" y="0"/>
                       <a:ext cx="1270000" cy="1270000"/>
                     </a:xfrm>
-                    <a:prstGeom prst="rect">
-                      <a:avLst/>
-                    </a:prstGeom>
+                    <a:prstGeom prst="rect"/>
                   </pic:spPr>
                 </pic:pic>
               </a:graphicData>
@@ -64,26 +58,22 @@
     </w:p>
     <w:p>
       <w:r>
-        <w:rPr>
-          <w:noProof/>
-        </w:rPr>
         <w:drawing>
-          <wp:inline distT="0" distB="0" distL="0" distR="0" wp14:anchorId="22C83DBD" wp14:editId="76F532F4">
+          <wp:inline xmlns:a="http://schemas.openxmlformats.org/drawingml/2006/main" xmlns:pic="http://schemas.openxmlformats.org/drawingml/2006/picture">
             <wp:extent cx="1270000" cy="1270000"/>
-            <wp:effectExtent l="0" t="0" r="0" b="0"/>
             <wp:docPr id="1" name="Picture 1"/>
             <wp:cNvGraphicFramePr>
-              <a:graphicFrameLocks xmlns:a="http://schemas.openxmlformats.org/drawingml/2006/main" noChangeAspect="1"/>
+              <a:graphicFrameLocks noChangeAspect="1"/>
             </wp:cNvGraphicFramePr>
-            <a:graphic xmlns:a="http://schemas.openxmlformats.org/drawingml/2006/main">
+            <a:graphic>
               <a:graphicData uri="http://schemas.openxmlformats.org/drawingml/2006/picture">
-                <pic:pic xmlns:pic="http://schemas.openxmlformats.org/drawingml/2006/picture">
+                <pic:pic>
                   <pic:nvPicPr>
                     <pic:cNvPr id="0" name="image.png"/>
                     <pic:cNvPicPr/>
                   </pic:nvPicPr>
                   <pic:blipFill>
-                    <a:blip r:embed="rId5"/>
+                    <a:blip r:embed="rId7"/>
                     <a:stretch>
                       <a:fillRect/>
                     </a:stretch>
@@ -93,9 +83,7 @@
                       <a:off x="0" y="0"/>
                       <a:ext cx="1270000" cy="1270000"/>
                     </a:xfrm>
-                    <a:prstGeom prst="rect">
-                      <a:avLst/>
-                    </a:prstGeom>
+                    <a:prstGeom prst="rect"/>
                   </pic:spPr>
                 </pic:pic>
               </a:graphicData>
@@ -122,268 +110,84 @@
     <w:p>
       <w:pPr>
         <w:pStyle w:val="2"/>
-        <w:rPr>
-          <w:lang w:val="ru-RU"/>
-        </w:rPr>
-      </w:pPr>
-      <w:r>
-        <w:rPr>
-          <w:lang w:val="ru-RU"/>
-        </w:rPr>
+      </w:pPr>
+      <w:r>
         <w:t>1.1 Новый222 заголовок</w:t>
       </w:r>
     </w:p>
     <w:p>
-      <w:pPr>
-        <w:rPr>
-          <w:lang w:val="ru-RU"/>
-        </w:rPr>
-      </w:pPr>
-      <w:r>
-        <w:rPr>
-          <w:lang w:val="ru-RU"/>
-        </w:rPr>
+      <w:r>
         <w:t>2020220</w:t>
       </w:r>
     </w:p>
     <w:p>
-      <w:pPr>
-        <w:rPr>
-          <w:lang w:val="ru-RU"/>
-        </w:rPr>
-      </w:pPr>
-      <w:r>
-        <w:rPr>
-          <w:lang w:val="ru-RU"/>
-        </w:rPr>
+      <w:r>
         <w:t>2020220323232</w:t>
       </w:r>
     </w:p>
     <w:p>
       <w:pPr>
         <w:pStyle w:val="3"/>
-        <w:rPr>
-          <w:lang w:val="ru-RU"/>
-        </w:rPr>
-      </w:pPr>
-      <w:r>
-        <w:rPr>
-          <w:lang w:val="ru-RU"/>
-        </w:rPr>
-        <w:t>1.1.1 хитрый кейс3333 заголовок</w:t>
-      </w:r>
-    </w:p>
-    <w:p>
-      <w:pPr>
-        <w:rPr>
-          <w:lang w:val="ru-RU"/>
-        </w:rPr>
-      </w:pPr>
-      <w:r>
-        <w:rPr>
-          <w:lang w:val="ru-RU"/>
-        </w:rPr>
-        <w:t>[</w:t>
-      </w:r>
-      <w:r>
-        <w:t>bnh</w:t>
-      </w:r>
-      <w:r>
-        <w:rPr>
-          <w:lang w:val="ru-RU"/>
-        </w:rPr>
-        <w:t xml:space="preserve"> эомент]</w:t>
-      </w:r>
-    </w:p>
-    <w:p>
-      <w:pPr>
-        <w:pStyle w:val="a3"/>
-        <w:numPr>
-          <w:ilvl w:val="0"/>
-          <w:numId w:val="1"/>
-        </w:numPr>
-        <w:rPr>
-          <w:lang w:val="ru-RU"/>
-        </w:rPr>
-      </w:pPr>
-      <w:r>
-        <w:t>Dsadasd</w:t>
-      </w:r>
-    </w:p>
-    <w:p>
-      <w:pPr>
-        <w:pStyle w:val="a3"/>
-        <w:numPr>
-          <w:ilvl w:val="0"/>
-          <w:numId w:val="1"/>
-        </w:numPr>
-        <w:rPr>
-          <w:lang w:val="ru-RU"/>
-        </w:rPr>
-      </w:pPr>
-      <w:r>
-        <w:t>Czxvzxv</w:t>
-      </w:r>
-    </w:p>
-    <w:p>
-      <w:pPr>
-        <w:pStyle w:val="a3"/>
-        <w:numPr>
-          <w:ilvl w:val="0"/>
-          <w:numId w:val="1"/>
-        </w:numPr>
-        <w:rPr>
-          <w:lang w:val="ru-RU"/>
-        </w:rPr>
-      </w:pPr>
-      <w:r>
-        <w:t>E21rfqasfa</w:t>
-      </w:r>
-    </w:p>
-    <w:p>
-      <w:r>
-        <w:t>fdfsdfsdf</w:t>
+      </w:pPr>
+      <w:r>
+        <w:t>1.1.1 ну я хитрееее тебя 333проверка го гого</w:t>
+      </w:r>
+    </w:p>
+    <w:p>
+      <w:r>
+        <w:t>[bnh эомент]</w:t>
       </w:r>
     </w:p>
     <w:p>
       <w:pPr>
         <w:pStyle w:val="2"/>
-        <w:rPr>
-          <w:lang w:val="ru-RU"/>
-        </w:rPr>
-      </w:pPr>
-      <w:r>
-        <w:rPr>
-          <w:lang w:val="ru-RU"/>
-        </w:rPr>
-        <w:t xml:space="preserve">1.2 Ну если и это заголоовк мошны йто </w:t>
-      </w:r>
-      <w:r>
-        <w:rPr>
-          <w:lang w:val="ru-RU"/>
-        </w:rPr>
-        <w:t>просто молчу</w:t>
-      </w:r>
-    </w:p>
-    <w:p>
-      <w:pPr>
-        <w:rPr>
-          <w:lang w:val="ru-RU"/>
-        </w:rPr>
-      </w:pPr>
+      </w:pPr>
+      <w:r>
+        <w:t>1.2 Ну если и это заголоовк мошны йто просто молчу</w:t>
+      </w:r>
+    </w:p>
+    <w:p>
       <w:r>
         <w:t>pusin</w:t>
       </w:r>
     </w:p>
     <w:p>
-      <w:pPr>
-        <w:rPr>
-          <w:lang w:val="ru-RU"/>
-        </w:rPr>
-      </w:pPr>
-      <w:r>
-        <w:t>pusin</w:t>
-      </w:r>
-      <w:r>
-        <w:rPr>
-          <w:lang w:val="ru-RU"/>
-        </w:rPr>
-        <w:t>3</w:t>
-      </w:r>
-    </w:p>
-    <w:p>
-      <w:pPr>
-        <w:rPr>
-          <w:lang w:val="ru-RU"/>
-        </w:rPr>
-      </w:pPr>
-      <w:r>
-        <w:t>pusin</w:t>
-      </w:r>
-      <w:r>
-        <w:rPr>
-          <w:lang w:val="ru-RU"/>
-        </w:rPr>
-        <w:t>2</w:t>
+      <w:r>
+        <w:t>pusin3</w:t>
+      </w:r>
+    </w:p>
+    <w:p>
+      <w:r>
+        <w:t>pusin2</w:t>
       </w:r>
     </w:p>
     <w:p>
       <w:pPr>
         <w:pStyle w:val="2"/>
-        <w:rPr>
-          <w:lang w:val="ru-RU"/>
-        </w:rPr>
-      </w:pPr>
-      <w:r>
-        <w:rPr>
-          <w:lang w:val="ru-RU"/>
-        </w:rPr>
+      </w:pPr>
+      <w:r>
         <w:t>1.3 заголовок</w:t>
       </w:r>
     </w:p>
     <w:p>
-      <w:pPr>
-        <w:rPr>
-          <w:lang w:val="ru-RU"/>
-        </w:rPr>
-      </w:pPr>
-      <w:r>
-        <w:rPr>
-          <w:lang w:val="ru-RU"/>
-        </w:rPr>
+      <w:r>
         <w:t>321321321</w:t>
       </w:r>
     </w:p>
     <w:p>
       <w:pPr>
         <w:pStyle w:val="1"/>
-        <w:rPr>
-          <w:lang w:val="ru-RU"/>
-        </w:rPr>
-      </w:pPr>
-      <w:r>
-        <w:rPr>
-          <w:lang w:val="ru-RU"/>
-        </w:rPr>
-        <w:lastRenderedPageBreak/>
-        <w:t>2 зайде укак я сюайд</w:t>
+      </w:pPr>
+      <w:r>
+        <w:t>2 проверка го гого</w:t>
       </w:r>
     </w:p>
     <w:p>
       <w:pPr>
         <w:pStyle w:val="1"/>
-        <w:rPr>
-          <w:lang w:val="ru-RU"/>
-        </w:rPr>
-      </w:pPr>
-      <w:r>
-        <w:rPr>
-          <w:lang w:val="ru-RU"/>
-        </w:rPr>
-        <w:t xml:space="preserve">3 </w:t>
-      </w:r>
-      <w:r>
-        <w:t>fasafasfafaf</w:t>
-      </w:r>
-      <w:r>
-        <w:rPr>
-          <w:lang w:val="ru-RU"/>
-        </w:rPr>
-        <w:t xml:space="preserve"> укак я сюайд</w:t>
-      </w:r>
-    </w:p>
-    <w:p>
-      <w:pPr>
-        <w:pStyle w:val="1"/>
-        <w:rPr>
-          <w:lang w:val="ru-RU"/>
-        </w:rPr>
-      </w:pPr>
-      <w:r>
-        <w:rPr>
-          <w:lang w:val="ru-RU"/>
-        </w:rPr>
-        <w:t>4 иди сюда заголовок</w:t>
+      </w:pPr>
+      <w:r>
+        <w:t>3 иди сюда заголовок</w:t>
       </w:r>
     </w:p>
     <w:p>
@@ -394,276 +198,126 @@
           <w:bottom w:val="single" w:sz="4" w:space="4" w:color="000000"/>
           <w:right w:val="single" w:sz="4" w:space="4" w:color="000000"/>
         </w:pBdr>
-        <w:rPr>
-          <w:lang w:val="ru-RU"/>
-        </w:rPr>
-      </w:pPr>
-      <w:r>
-        <w:t>logc</w:t>
-      </w:r>
-      <w:r>
-        <w:rPr>
-          <w:lang w:val="ru-RU"/>
-        </w:rPr>
-        <w:t>32131312</w:t>
-      </w:r>
-      <w:r>
-        <w:t>ode</w:t>
-      </w:r>
-      <w:r>
-        <w:rPr>
-          <w:lang w:val="ru-RU"/>
-        </w:rPr>
-        <w:t xml:space="preserve"> </w:t>
-      </w:r>
-      <w:r>
-        <w:t>dadkmaskdm</w:t>
-      </w:r>
-      <w:r>
-        <w:rPr>
-          <w:lang w:val="ru-RU"/>
-        </w:rPr>
-        <w:t xml:space="preserve"> </w:t>
-      </w:r>
-      <w:r>
-        <w:t>dsamk</w:t>
-      </w:r>
-      <w:r>
-        <w:rPr>
-          <w:lang w:val="ru-RU"/>
-        </w:rPr>
-        <w:t xml:space="preserve"> </w:t>
-      </w:r>
-      <w:r>
-        <w:t>dksamkdasmdksajdaskdjnashdbasd</w:t>
-      </w:r>
-      <w:r>
-        <w:rPr>
-          <w:lang w:val="ru-RU"/>
-        </w:rPr>
-        <w:t xml:space="preserve"> </w:t>
-      </w:r>
-      <w:r>
-        <w:t>jasnjdnasjkdnasjdnasdnasjkdnsadjasn</w:t>
-      </w:r>
-      <w:r>
-        <w:rPr>
-          <w:lang w:val="ru-RU"/>
-        </w:rPr>
-        <w:t xml:space="preserve"> </w:t>
-      </w:r>
-      <w:r>
-        <w:t>jdsn</w:t>
-      </w:r>
-      <w:r>
-        <w:rPr>
-          <w:lang w:val="ru-RU"/>
-        </w:rPr>
-        <w:t xml:space="preserve"> </w:t>
-      </w:r>
-      <w:r>
-        <w:t>adjasdnsaj</w:t>
-      </w:r>
-      <w:r>
-        <w:rPr>
-          <w:lang w:val="ru-RU"/>
-        </w:rPr>
-        <w:t xml:space="preserve"> </w:t>
-      </w:r>
-      <w:r>
-        <w:t>ndjsak</w:t>
-      </w:r>
-    </w:p>
-    <w:p>
-      <w:pPr>
-        <w:rPr>
-          <w:lang w:val="ru-RU"/>
-        </w:rPr>
-      </w:pPr>
-      <w:r>
-        <w:rPr>
-          <w:lang w:val="ru-RU"/>
-        </w:rPr>
-        <w:t>Листин</w:t>
-      </w:r>
-      <w:r>
-        <w:rPr>
-          <w:lang w:val="ru-RU"/>
-        </w:rPr>
-        <w:t xml:space="preserve">г 4.1 – </w:t>
-      </w:r>
-      <w:r>
-        <w:t>doksddescriptio</w:t>
-      </w:r>
-      <w:r>
-        <w:rPr>
-          <w:lang w:val="ru-RU"/>
-        </w:rPr>
-        <w:t xml:space="preserve"> </w:t>
-      </w:r>
-      <w:r>
-        <w:t>of</w:t>
-      </w:r>
-      <w:r>
-        <w:rPr>
-          <w:lang w:val="ru-RU"/>
-        </w:rPr>
-        <w:t xml:space="preserve"> </w:t>
-      </w:r>
-      <w:r>
-        <w:t>code</w:t>
+      </w:pPr>
+      <w:r>
+        <w:t>poso smskdmska dmsn dkasjndjkasjdnasjkdnjaksdnajnaskdjnasjkdn kdsna ksdnas</w:t>
+      </w:r>
+    </w:p>
+    <w:p>
+      <w:r>
+        <w:t>Листинг 3.1 – capton new one</w:t>
+      </w:r>
+    </w:p>
+    <w:p>
+      <w:r>
+        <w:t>– dsadasd</w:t>
+      </w:r>
+    </w:p>
+    <w:p>
+      <w:r>
+        <w:t>– как-то так;</w:t>
+      </w:r>
+    </w:p>
+    <w:p>
+      <w:r>
+        <w:t>– пися231;</w:t>
+      </w:r>
+    </w:p>
+    <w:p>
+      <w:r>
+        <w:t>– ага.</w:t>
       </w:r>
     </w:p>
     <w:p>
       <w:pPr>
         <w:pStyle w:val="2"/>
-        <w:rPr>
-          <w:lang w:val="ru-RU"/>
-        </w:rPr>
-      </w:pPr>
-      <w:r>
-        <w:rPr>
-          <w:lang w:val="ru-RU"/>
-        </w:rPr>
-        <w:t>4.1 иди сюда заголовок 2</w:t>
-      </w:r>
-    </w:p>
-    <w:p>
-      <w:pPr>
-        <w:rPr>
-          <w:lang w:val="ru-RU"/>
-        </w:rPr>
-      </w:pPr>
-      <w:r>
-        <w:t>susapusin</w:t>
-      </w:r>
-      <w:r>
-        <w:rPr>
-          <w:lang w:val="ru-RU"/>
-        </w:rPr>
-        <w:t>3</w:t>
-      </w:r>
-    </w:p>
-    <w:p>
-      <w:pPr>
-        <w:jc w:val="right"/>
-        <w:rPr>
-          <w:lang w:val="ru-RU"/>
-        </w:rPr>
-      </w:pPr>
-      <m:oMath>
-        <m:sSup>
-          <m:sSupPr>
-            <m:ctrlPr>
-              <w:rPr>
-                <w:rFonts w:ascii="Cambria Math" w:hAnsi="Cambria Math"/>
-              </w:rPr>
-            </m:ctrlPr>
-          </m:sSupPr>
-          <m:e>
-            <m:r>
-              <w:rPr>
-                <w:rFonts w:ascii="Cambria Math" w:hAnsi="Cambria Math"/>
-              </w:rPr>
-              <m:t>E</m:t>
-            </m:r>
-            <m:r>
-              <w:rPr>
-                <w:rFonts w:ascii="Cambria Math" w:hAnsi="Cambria Math"/>
-                <w:lang w:val="ru-RU"/>
-              </w:rPr>
-              <m:t>=</m:t>
-            </m:r>
-            <m:r>
-              <w:rPr>
-                <w:rFonts w:ascii="Cambria Math" w:hAnsi="Cambria Math"/>
-              </w:rPr>
-              <m:t>mc</m:t>
-            </m:r>
-          </m:e>
-          <m:sup>
-            <m:r>
-              <w:rPr>
-                <w:rFonts w:ascii="Cambria Math" w:hAnsi="Cambria Math"/>
-                <w:lang w:val="ru-RU"/>
-              </w:rPr>
-              <m:t>2</m:t>
-            </m:r>
-          </m:sup>
-        </m:sSup>
-      </m:oMath>
-      <w:r>
-        <w:rPr>
-          <w:lang w:val="ru-RU"/>
-        </w:rPr>
-        <w:tab/>
-      </w:r>
-      <w:r>
-        <w:rPr>
-          <w:lang w:val="ru-RU"/>
-        </w:rPr>
-        <w:tab/>
-      </w:r>
-      <w:r>
-        <w:rPr>
-          <w:lang w:val="ru-RU"/>
-        </w:rPr>
-        <w:tab/>
-      </w:r>
-      <w:r>
-        <w:rPr>
-          <w:lang w:val="ru-RU"/>
-        </w:rPr>
-        <w:tab/>
-      </w:r>
-      <w:r>
-        <w:rPr>
-          <w:lang w:val="ru-RU"/>
-        </w:rPr>
-        <w:tab/>
-      </w:r>
-      <w:r>
-        <w:rPr>
-          <w:lang w:val="ru-RU"/>
-        </w:rPr>
-        <w:tab/>
-      </w:r>
-      <w:r>
-        <w:rPr>
-          <w:i/>
-          <w:sz w:val="28"/>
-          <w:lang w:val="ru-RU"/>
-        </w:rPr>
-        <w:t>(4.1)</w:t>
-      </w:r>
-    </w:p>
-    <w:p>
-      <w:pPr>
-        <w:rPr>
-          <w:lang w:val="ru-RU"/>
-        </w:rPr>
-      </w:pPr>
-      <w:r>
-        <w:rPr>
-          <w:lang w:val="ru-RU"/>
-        </w:rPr>
-        <w:t>Таблица 4.1 – 3213описани таблицы офо</w:t>
+      </w:pPr>
+      <w:r>
+        <w:t>3.1 иди сюда заголовок 2</w:t>
+      </w:r>
+    </w:p>
+    <w:p>
+      <w:r>
+        <w:t>Таблица 3.1 – Fracat32ion table</w:t>
       </w:r>
     </w:p>
     <w:tbl>
       <w:tblPr>
-        <w:tblW w:w="0" w:type="auto"/>
-        <w:tblLook w:val="04A0" w:firstRow="1" w:lastRow="0" w:firstColumn="1" w:lastColumn="0" w:noHBand="0" w:noVBand="1"/>
+        <w:tblW w:type="auto" w:w="0"/>
+        <w:tblLook w:firstColumn="1" w:firstRow="1" w:lastColumn="0" w:lastRow="0" w:noHBand="0" w:noVBand="1" w:val="04A0"/>
       </w:tblPr>
       <w:tblGrid>
-        <w:gridCol w:w="3120"/>
-        <w:gridCol w:w="3120"/>
-        <w:gridCol w:w="3120"/>
+        <w:gridCol w:w="4680"/>
+        <w:gridCol w:w="4680"/>
       </w:tblGrid>
       <w:tr>
         <w:tc>
           <w:tcPr>
-            <w:tcW w:w="3120" w:type="dxa"/>
+            <w:tcW w:type="dxa" w:w="4680"/>
+          </w:tcPr>
+          <w:p>
+            <w:r>
+              <w:t>10</w:t>
+            </w:r>
+          </w:p>
+        </w:tc>
+        <w:tc>
+          <w:tcPr>
+            <w:tcW w:type="dxa" w:w="4680"/>
+          </w:tcPr>
+          <w:p>
+            <w:r>
+              <w:t>10</w:t>
+            </w:r>
+          </w:p>
+        </w:tc>
+      </w:tr>
+      <w:tr>
+        <w:tc>
+          <w:tcPr>
+            <w:tcW w:type="dxa" w:w="4680"/>
+          </w:tcPr>
+          <w:p>
+            <w:r>
+              <w:t>20</w:t>
+            </w:r>
+          </w:p>
+        </w:tc>
+        <w:tc>
+          <w:tcPr>
+            <w:tcW w:type="dxa" w:w="4680"/>
+          </w:tcPr>
+          <w:p>
+            <w:r>
+              <w:t>20</w:t>
+            </w:r>
+          </w:p>
+        </w:tc>
+      </w:tr>
+    </w:tbl>
+    <w:p>
+      <w:r>
+        <w:t>susapusin3</w:t>
+      </w:r>
+    </w:p>
+    <w:p>
+      <w:r>
+        <w:t>Таблица 3.2 – Fracation table</w:t>
+      </w:r>
+    </w:p>
+    <w:tbl>
+      <w:tblPr>
+        <w:tblW w:type="auto" w:w="0"/>
+        <w:tblLook w:firstColumn="1" w:firstRow="1" w:lastColumn="0" w:lastRow="0" w:noHBand="0" w:noVBand="1" w:val="04A0"/>
+      </w:tblPr>
+      <w:tblGrid>
+        <w:gridCol w:w="4680"/>
+        <w:gridCol w:w="4680"/>
+      </w:tblGrid>
+      <w:tr>
+        <w:tc>
+          <w:tcPr>
+            <w:tcW w:type="dxa" w:w="4680"/>
           </w:tcPr>
           <w:p>
             <w:r>
@@ -673,17 +327,51 @@
         </w:tc>
         <w:tc>
           <w:tcPr>
-            <w:tcW w:w="3120" w:type="dxa"/>
+            <w:tcW w:type="dxa" w:w="4680"/>
           </w:tcPr>
           <w:p>
             <w:r>
-              <w:t>32321</w:t>
+              <w:t>1</w:t>
+            </w:r>
+          </w:p>
+        </w:tc>
+      </w:tr>
+      <w:tr>
+        <w:tc>
+          <w:tcPr>
+            <w:tcW w:type="dxa" w:w="4680"/>
+          </w:tcPr>
+          <w:p>
+            <w:r>
+              <w:t>2</w:t>
             </w:r>
           </w:p>
         </w:tc>
         <w:tc>
           <w:tcPr>
-            <w:tcW w:w="3120" w:type="dxa"/>
+            <w:tcW w:type="dxa" w:w="4680"/>
+          </w:tcPr>
+          <w:p>
+            <w:r>
+              <w:t>2</w:t>
+            </w:r>
+          </w:p>
+        </w:tc>
+      </w:tr>
+      <w:tr>
+        <w:tc>
+          <w:tcPr>
+            <w:tcW w:type="dxa" w:w="4680"/>
+          </w:tcPr>
+          <w:p>
+            <w:r>
+              <w:t>3</w:t>
+            </w:r>
+          </w:p>
+        </w:tc>
+        <w:tc>
+          <w:tcPr>
+            <w:tcW w:type="dxa" w:w="4680"/>
           </w:tcPr>
           <w:p>
             <w:r>
@@ -692,38 +380,6 @@
           </w:p>
         </w:tc>
       </w:tr>
-      <w:tr>
-        <w:tc>
-          <w:tcPr>
-            <w:tcW w:w="3120" w:type="dxa"/>
-          </w:tcPr>
-          <w:p>
-            <w:r>
-              <w:t>4</w:t>
-            </w:r>
-          </w:p>
-        </w:tc>
-        <w:tc>
-          <w:tcPr>
-            <w:tcW w:w="3120" w:type="dxa"/>
-          </w:tcPr>
-          <w:p>
-            <w:r>
-              <w:t>3213</w:t>
-            </w:r>
-          </w:p>
-        </w:tc>
-        <w:tc>
-          <w:tcPr>
-            <w:tcW w:w="3120" w:type="dxa"/>
-          </w:tcPr>
-          <w:p>
-            <w:r>
-              <w:t>6</w:t>
-            </w:r>
-          </w:p>
-        </w:tc>
-      </w:tr>
     </w:tbl>
     <w:p>
       <w:pPr>
@@ -735,116 +391,12 @@
         </w:pBdr>
       </w:pPr>
       <w:r>
-        <w:t xml:space="preserve">code dadkmaskdm dsamk dksamkdasmdksajdaskdjnashdbasd </w:t>
-      </w:r>
-      <w:r>
-        <w:t>jasnjdnasjkdnasjdnasdnasjkdnsadjasn jdsn adjasdnsaj ndjsak</w:t>
-      </w:r>
-    </w:p>
-    <w:p>
-      <w:r>
-        <w:t>Листинг 4.2 – doksddescriptio of code</w:t>
-      </w:r>
-    </w:p>
-    <w:p>
-      <w:r>
-        <w:t>Таблица 4.2 – описани таблицы офо</w:t>
-      </w:r>
-    </w:p>
-    <w:tbl>
-      <w:tblPr>
-        <w:tblW w:w="0" w:type="auto"/>
-        <w:tblLook w:val="04A0" w:firstRow="1" w:lastRow="0" w:firstColumn="1" w:lastColumn="0" w:noHBand="0" w:noVBand="1"/>
-      </w:tblPr>
-      <w:tblGrid>
-        <w:gridCol w:w="3120"/>
-        <w:gridCol w:w="3120"/>
-        <w:gridCol w:w="3120"/>
-      </w:tblGrid>
-      <w:tr>
-        <w:tc>
-          <w:tcPr>
-            <w:tcW w:w="3120" w:type="dxa"/>
-          </w:tcPr>
-          <w:p>
-            <w:r>
-              <w:t>1</w:t>
-            </w:r>
-          </w:p>
-        </w:tc>
-        <w:tc>
-          <w:tcPr>
-            <w:tcW w:w="3120" w:type="dxa"/>
-          </w:tcPr>
-          <w:p>
-            <w:r>
-              <w:t>21</w:t>
-            </w:r>
-          </w:p>
-        </w:tc>
-        <w:tc>
-          <w:tcPr>
-            <w:tcW w:w="3120" w:type="dxa"/>
-          </w:tcPr>
-          <w:p>
-            <w:r>
-              <w:t>3</w:t>
-            </w:r>
-          </w:p>
-        </w:tc>
-      </w:tr>
-      <w:tr>
-        <w:tc>
-          <w:tcPr>
-            <w:tcW w:w="3120" w:type="dxa"/>
-          </w:tcPr>
-          <w:p>
-            <w:r>
-              <w:t>4</w:t>
-            </w:r>
-          </w:p>
-        </w:tc>
-        <w:tc>
-          <w:tcPr>
-            <w:tcW w:w="3120" w:type="dxa"/>
-          </w:tcPr>
-          <w:p>
-            <w:r>
-              <w:t>5</w:t>
-            </w:r>
-          </w:p>
-        </w:tc>
-        <w:tc>
-          <w:tcPr>
-            <w:tcW w:w="3120" w:type="dxa"/>
-          </w:tcPr>
-          <w:p>
-            <w:r>
-              <w:t>6</w:t>
-            </w:r>
-          </w:p>
-        </w:tc>
-      </w:tr>
-    </w:tbl>
-    <w:p>
-      <w:pPr>
-        <w:pBdr>
-          <w:top w:val="single" w:sz="4" w:space="4" w:color="000000"/>
-          <w:left w:val="single" w:sz="4" w:space="4" w:color="000000"/>
-          <w:bottom w:val="single" w:sz="4" w:space="4" w:color="000000"/>
-          <w:right w:val="single" w:sz="4" w:space="4" w:color="000000"/>
-        </w:pBdr>
-      </w:pPr>
-      <w:r>
-        <w:t xml:space="preserve">code </w:t>
-      </w:r>
-      <w:r>
-        <w:t>dskdmsakdmaddskdmsakdmaddskdmsakdmaddskdmsakdmaddskdmsakdmaddskdmsakdmaddskdmsakdmaddskdmsakdmaddskdmsakdmaddskdmsakdmaddskdmsakdmad</w:t>
-      </w:r>
-    </w:p>
-    <w:p>
-      <w:r>
-        <w:t>Листинг 4.3 – descriptio of code</w:t>
+        <w:t>3213123 1321poso smskdmska dmsn dkasjndjkasjdnasjkdnjaksdnajnaskdjnasjkdn kdsna ksdnas poso smskdmska dmsn dkasjndjkasjdnasjkdnjaksdnajnaskdjnasjkdn kdsna ksdnas poso smskdmska dmsn dkasjndjkasjdnasjkdnjaksdnajnaskdjnasjkdn kdsna ksdnas poso smskdmska dmsn dkasjndjkasjdnasjkdnjaksdnajnaskdjnasjkdn kdsna ksdnasposo smskdmska dmsn dkasjndjkasjdnasjkdnjaksdnajnaskdjnasjkdn kdsna ksdnas</w:t>
+      </w:r>
+    </w:p>
+    <w:p>
+      <w:r>
+        <w:t>Листинг 3.2 – 32capton new one</w:t>
       </w:r>
     </w:p>
     <w:p>
@@ -854,47 +406,64 @@
     </w:p>
     <w:p>
       <w:r>
-        <w:t>– dal 1;</w:t>
-      </w:r>
-    </w:p>
-    <w:p>
-      <w:r>
-        <w:t>– dal 2;</w:t>
-      </w:r>
-    </w:p>
-    <w:p>
-      <w:r>
-        <w:t>– dal 3.</w:t>
-      </w:r>
-    </w:p>
-    <w:p>
-      <w:r>
-        <w:t>afet s2susapusin3</w:t>
-      </w:r>
-    </w:p>
-    <w:p>
+        <w:t>но вот и все par updated</w:t>
+      </w:r>
+    </w:p>
+    <w:p>
+      <w:pPr>
+        <w:jc w:val="right"/>
+      </w:pPr>
+      <w:r>
+        <m:oMath>
+          <m:r>
+            <m:t>2+2=10</m:t>
+          </m:r>
+        </m:oMath>
+      </w:r>
+      <w:r>
+        <w:tab/>
+      </w:r>
+      <w:r>
+        <w:tab/>
+      </w:r>
+      <w:r>
+        <w:tab/>
+      </w:r>
+      <w:r>
+        <w:tab/>
+      </w:r>
+      <w:r>
+        <w:tab/>
+      </w:r>
+      <w:r>
+        <w:tab/>
+      </w:r>
       <w:r>
         <w:rPr>
-          <w:noProof/>
+          <w:i/>
+          <w:sz w:val="28"/>
         </w:rPr>
-        <w:lastRenderedPageBreak/>
+        <w:t>(3.1)</w:t>
+      </w:r>
+    </w:p>
+    <w:p>
+      <w:r>
         <w:drawing>
-          <wp:inline distT="0" distB="0" distL="0" distR="0" wp14:anchorId="37B0BCCB" wp14:editId="12477EDB">
+          <wp:inline xmlns:a="http://schemas.openxmlformats.org/drawingml/2006/main" xmlns:pic="http://schemas.openxmlformats.org/drawingml/2006/picture">
             <wp:extent cx="1270000" cy="1270000"/>
-            <wp:effectExtent l="0" t="0" r="0" b="0"/>
-            <wp:docPr id="4" name="Picture 4"/>
+            <wp:docPr id="3" name="Picture 3"/>
             <wp:cNvGraphicFramePr>
-              <a:graphicFrameLocks xmlns:a="http://schemas.openxmlformats.org/drawingml/2006/main" noChangeAspect="1"/>
+              <a:graphicFrameLocks noChangeAspect="1"/>
             </wp:cNvGraphicFramePr>
-            <a:graphic xmlns:a="http://schemas.openxmlformats.org/drawingml/2006/main">
+            <a:graphic>
               <a:graphicData uri="http://schemas.openxmlformats.org/drawingml/2006/picture">
-                <pic:pic xmlns:pic="http://schemas.openxmlformats.org/drawingml/2006/picture">
+                <pic:pic>
                   <pic:nvPicPr>
                     <pic:cNvPr id="0" name="image.png"/>
                     <pic:cNvPicPr/>
                   </pic:nvPicPr>
                   <pic:blipFill>
-                    <a:blip r:embed="rId5"/>
+                    <a:blip r:embed="rId8"/>
                     <a:stretch>
                       <a:fillRect/>
                     </a:stretch>
@@ -904,9 +473,7 @@
                       <a:off x="0" y="0"/>
                       <a:ext cx="1270000" cy="1270000"/>
                     </a:xfrm>
-                    <a:prstGeom prst="rect">
-                      <a:avLst/>
-                    </a:prstGeom>
+                    <a:prstGeom prst="rect"/>
                   </pic:spPr>
                 </pic:pic>
               </a:graphicData>
@@ -916,276 +483,54 @@
       </w:r>
     </w:p>
     <w:p>
-      <w:pPr>
-        <w:rPr>
-          <w:lang w:val="ru-RU"/>
-        </w:rPr>
-      </w:pPr>
-      <w:r>
-        <w:rPr>
-          <w:lang w:val="ru-RU"/>
-        </w:rPr>
-        <w:t>Рисунок 4.1 – Новое 333изображ</w:t>
-      </w:r>
-      <w:r>
-        <w:rPr>
-          <w:lang w:val="ru-RU"/>
-        </w:rPr>
-        <w:t>ение</w:t>
+      <w:r>
+        <w:t>Рисунок 3.1 – red one Новое изображение</w:t>
       </w:r>
     </w:p>
     <w:p>
       <w:pPr>
         <w:jc w:val="right"/>
-        <w:rPr>
-          <w:lang w:val="ru-RU"/>
-        </w:rPr>
-      </w:pPr>
-      <m:oMath>
-        <m:sSup>
-          <m:sSupPr>
-            <m:ctrlPr>
-              <w:rPr>
-                <w:rFonts w:ascii="Cambria Math" w:hAnsi="Cambria Math"/>
-              </w:rPr>
-            </m:ctrlPr>
-          </m:sSupPr>
-          <m:e>
-            <m:r>
-              <w:rPr>
-                <w:rFonts w:ascii="Cambria Math" w:hAnsi="Cambria Math"/>
-              </w:rPr>
-              <m:t>E</m:t>
-            </m:r>
-            <m:r>
-              <w:rPr>
-                <w:rFonts w:ascii="Cambria Math" w:hAnsi="Cambria Math"/>
-                <w:lang w:val="ru-RU"/>
-              </w:rPr>
-              <m:t>=2332</m:t>
-            </m:r>
-            <m:r>
-              <w:rPr>
-                <w:rFonts w:ascii="Cambria Math" w:hAnsi="Cambria Math"/>
-              </w:rPr>
-              <m:t>mc</m:t>
-            </m:r>
-          </m:e>
-          <m:sup>
-            <m:r>
-              <w:rPr>
-                <w:rFonts w:ascii="Cambria Math" w:hAnsi="Cambria Math"/>
-                <w:lang w:val="ru-RU"/>
-              </w:rPr>
-              <m:t>2</m:t>
-            </m:r>
-          </m:sup>
-        </m:sSup>
-      </m:oMath>
-      <w:r>
-        <w:rPr>
-          <w:lang w:val="ru-RU"/>
-        </w:rPr>
+      </w:pPr>
+      <w:r>
+        <m:oMath>
+          <m:sSup>
+            <m:e>
+              <m:r>
+                <m:t>E=233d2mc</m:t>
+              </m:r>
+            </m:e>
+            <m:sup>
+              <m:r>
+                <m:t>2</m:t>
+              </m:r>
+            </m:sup>
+          </m:sSup>
+        </m:oMath>
+      </w:r>
+      <w:r>
         <w:tab/>
       </w:r>
       <w:r>
-        <w:rPr>
-          <w:lang w:val="ru-RU"/>
-        </w:rPr>
         <w:tab/>
       </w:r>
       <w:r>
-        <w:rPr>
-          <w:lang w:val="ru-RU"/>
-        </w:rPr>
         <w:tab/>
       </w:r>
       <w:r>
-        <w:rPr>
-          <w:lang w:val="ru-RU"/>
-        </w:rPr>
         <w:tab/>
       </w:r>
       <w:r>
-        <w:rPr>
-          <w:lang w:val="ru-RU"/>
-        </w:rPr>
         <w:tab/>
       </w:r>
       <w:r>
-        <w:rPr>
-          <w:lang w:val="ru-RU"/>
-        </w:rPr>
         <w:tab/>
       </w:r>
       <w:r>
         <w:rPr>
           <w:i/>
           <w:sz w:val="28"/>
-          <w:lang w:val="ru-RU"/>
         </w:rPr>
-        <w:t>(4.2)</w:t>
-      </w:r>
-    </w:p>
-    <w:p>
-      <w:r>
-        <w:rPr>
-          <w:noProof/>
-        </w:rPr>
-        <w:drawing>
-          <wp:inline distT="0" distB="0" distL="0" distR="0" wp14:anchorId="5BDA597E" wp14:editId="62A830FB">
-            <wp:extent cx="1270000" cy="1270000"/>
-            <wp:effectExtent l="0" t="0" r="0" b="0"/>
-            <wp:docPr id="3" name="Picture 3"/>
-            <wp:cNvGraphicFramePr>
-              <a:graphicFrameLocks xmlns:a="http://schemas.openxmlformats.org/drawingml/2006/main" noChangeAspect="1"/>
-            </wp:cNvGraphicFramePr>
-            <a:graphic xmlns:a="http://schemas.openxmlformats.org/drawingml/2006/main">
-              <a:graphicData uri="http://schemas.openxmlformats.org/drawingml/2006/picture">
-                <pic:pic xmlns:pic="http://schemas.openxmlformats.org/drawingml/2006/picture">
-                  <pic:nvPicPr>
-                    <pic:cNvPr id="0" name="image.png"/>
-                    <pic:cNvPicPr/>
-                  </pic:nvPicPr>
-                  <pic:blipFill>
-                    <a:blip r:embed="rId5"/>
-                    <a:stretch>
-                      <a:fillRect/>
-                    </a:stretch>
-                  </pic:blipFill>
-                  <pic:spPr>
-                    <a:xfrm>
-                      <a:off x="0" y="0"/>
-                      <a:ext cx="1270000" cy="1270000"/>
-                    </a:xfrm>
-                    <a:prstGeom prst="rect">
-                      <a:avLst/>
-                    </a:prstGeom>
-                  </pic:spPr>
-                </pic:pic>
-              </a:graphicData>
-            </a:graphic>
-          </wp:inline>
-        </w:drawing>
-      </w:r>
-    </w:p>
-    <w:p>
-      <w:pPr>
-        <w:rPr>
-          <w:lang w:val="ru-RU"/>
-        </w:rPr>
-      </w:pPr>
-      <w:r>
-        <w:rPr>
-          <w:lang w:val="ru-RU"/>
-        </w:rPr>
-        <w:t>Рисунок 4.2 – Новое изображение</w:t>
-      </w:r>
-    </w:p>
-    <w:p>
-      <w:pPr>
-        <w:jc w:val="right"/>
-        <w:rPr>
-          <w:lang w:val="ru-RU"/>
-        </w:rPr>
-      </w:pPr>
-      <m:oMath>
-        <m:sSup>
-          <m:sSupPr>
-            <m:ctrlPr>
-              <w:rPr>
-                <w:rFonts w:ascii="Cambria Math" w:hAnsi="Cambria Math"/>
-              </w:rPr>
-            </m:ctrlPr>
-          </m:sSupPr>
-          <m:e>
-            <m:r>
-              <w:rPr>
-                <w:rFonts w:ascii="Cambria Math" w:hAnsi="Cambria Math"/>
-              </w:rPr>
-              <m:t>E</m:t>
-            </m:r>
-            <m:r>
-              <w:rPr>
-                <w:rFonts w:ascii="Cambria Math" w:hAnsi="Cambria Math"/>
-                <w:lang w:val="ru-RU"/>
-              </w:rPr>
-              <m:t>=233</m:t>
-            </m:r>
-            <m:r>
-              <w:rPr>
-                <w:rFonts w:ascii="Cambria Math" w:hAnsi="Cambria Math"/>
-              </w:rPr>
-              <m:t>d</m:t>
-            </m:r>
-            <m:r>
-              <w:rPr>
-                <w:rFonts w:ascii="Cambria Math" w:hAnsi="Cambria Math"/>
-                <w:lang w:val="ru-RU"/>
-              </w:rPr>
-              <m:t>2</m:t>
-            </m:r>
-            <m:r>
-              <w:rPr>
-                <w:rFonts w:ascii="Cambria Math" w:hAnsi="Cambria Math"/>
-              </w:rPr>
-              <m:t>mc</m:t>
-            </m:r>
-          </m:e>
-          <m:sup>
-            <m:r>
-              <w:rPr>
-                <w:rFonts w:ascii="Cambria Math" w:hAnsi="Cambria Math"/>
-                <w:lang w:val="ru-RU"/>
-              </w:rPr>
-              <m:t>2</m:t>
-            </m:r>
-          </m:sup>
-        </m:sSup>
-      </m:oMath>
-      <w:r>
-        <w:rPr>
-          <w:lang w:val="ru-RU"/>
-        </w:rPr>
-        <w:tab/>
-      </w:r>
-      <w:r>
-        <w:rPr>
-          <w:lang w:val="ru-RU"/>
-        </w:rPr>
-        <w:tab/>
-      </w:r>
-      <w:r>
-        <w:rPr>
-          <w:lang w:val="ru-RU"/>
-        </w:rPr>
-        <w:tab/>
-      </w:r>
-      <w:r>
-        <w:rPr>
-          <w:lang w:val="ru-RU"/>
-        </w:rPr>
-        <w:tab/>
-      </w:r>
-      <w:r>
-        <w:rPr>
-          <w:lang w:val="ru-RU"/>
-        </w:rPr>
-        <w:tab/>
-      </w:r>
-      <w:r>
-        <w:rPr>
-          <w:lang w:val="ru-RU"/>
-        </w:rPr>
-        <w:tab/>
-      </w:r>
-      <w:r>
-        <w:rPr>
-          <w:i/>
-          <w:sz w:val="28"/>
-          <w:lang w:val="ru-RU"/>
-        </w:rPr>
-        <w:t>(4.3)</w:t>
+        <w:t>(3.2)</w:t>
       </w:r>
     </w:p>
     <w:sectPr>

--- a/tst.docx
+++ b/tst.docx
@@ -166,79 +166,12 @@
         <w:pStyle w:val="2"/>
       </w:pPr>
       <w:r>
-        <w:t>1.3 заголовок</w:t>
-      </w:r>
-    </w:p>
-    <w:p>
-      <w:r>
-        <w:t>321321321</w:t>
-      </w:r>
-    </w:p>
-    <w:p>
-      <w:pPr>
-        <w:pStyle w:val="1"/>
-      </w:pPr>
-      <w:r>
-        <w:t>2 проверка го гого</w:t>
-      </w:r>
-    </w:p>
-    <w:p>
-      <w:pPr>
-        <w:pStyle w:val="1"/>
-      </w:pPr>
-      <w:r>
-        <w:t>3 иди сюда заголовок</w:t>
-      </w:r>
-    </w:p>
-    <w:p>
-      <w:pPr>
-        <w:pBdr>
-          <w:top w:val="single" w:sz="4" w:space="4" w:color="000000"/>
-          <w:left w:val="single" w:sz="4" w:space="4" w:color="000000"/>
-          <w:bottom w:val="single" w:sz="4" w:space="4" w:color="000000"/>
-          <w:right w:val="single" w:sz="4" w:space="4" w:color="000000"/>
-        </w:pBdr>
-      </w:pPr>
-      <w:r>
-        <w:t>poso smskdmska dmsn dkasjndjkasjdnasjkdnjaksdnajnaskdjnasjkdn kdsna ksdnas</w:t>
-      </w:r>
-    </w:p>
-    <w:p>
-      <w:r>
-        <w:t>Листинг 3.1 – capton new one</w:t>
-      </w:r>
-    </w:p>
-    <w:p>
-      <w:r>
-        <w:t>– dsadasd</w:t>
-      </w:r>
-    </w:p>
-    <w:p>
-      <w:r>
-        <w:t>– как-то так;</w:t>
-      </w:r>
-    </w:p>
-    <w:p>
-      <w:r>
-        <w:t>– пися231;</w:t>
-      </w:r>
-    </w:p>
-    <w:p>
-      <w:r>
-        <w:t>– ага.</w:t>
-      </w:r>
-    </w:p>
-    <w:p>
-      <w:pPr>
-        <w:pStyle w:val="2"/>
-      </w:pPr>
-      <w:r>
-        <w:t>3.1 иди сюда заголовок 2</w:t>
-      </w:r>
-    </w:p>
-    <w:p>
-      <w:r>
-        <w:t>Таблица 3.1 – Fracat32ion table</w:t>
+        <w:t>1.3 иди сюда заголовок 2</w:t>
+      </w:r>
+    </w:p>
+    <w:p>
+      <w:r>
+        <w:t>Таблица 1.1 – Fracat32ion table</w:t>
       </w:r>
     </w:p>
     <w:tbl>
@@ -302,7 +235,7 @@
     </w:p>
     <w:p>
       <w:r>
-        <w:t>Таблица 3.2 – Fracation table</w:t>
+        <w:t>Таблица 1.2 – Fracation table</w:t>
       </w:r>
     </w:p>
     <w:tbl>
@@ -396,7 +329,7 @@
     </w:p>
     <w:p>
       <w:r>
-        <w:t>Листинг 3.2 – 32capton new one</w:t>
+        <w:t>Листинг 1.1 – 32capton new one</w:t>
       </w:r>
     </w:p>
     <w:p>
@@ -421,70 +354,139 @@
         </m:oMath>
       </w:r>
       <w:r>
-        <w:tab/>
-      </w:r>
-      <w:r>
-        <w:tab/>
-      </w:r>
-      <w:r>
-        <w:tab/>
-      </w:r>
-      <w:r>
-        <w:tab/>
-      </w:r>
-      <w:r>
-        <w:tab/>
-      </w:r>
-      <w:r>
-        <w:tab/>
-      </w:r>
-      <w:r>
-        <w:rPr>
-          <w:i/>
-          <w:sz w:val="28"/>
-        </w:rPr>
-        <w:t>(3.1)</w:t>
-      </w:r>
-    </w:p>
-    <w:p>
-      <w:r>
-        <w:drawing>
-          <wp:inline xmlns:a="http://schemas.openxmlformats.org/drawingml/2006/main" xmlns:pic="http://schemas.openxmlformats.org/drawingml/2006/picture">
-            <wp:extent cx="1270000" cy="1270000"/>
-            <wp:docPr id="3" name="Picture 3"/>
-            <wp:cNvGraphicFramePr>
-              <a:graphicFrameLocks noChangeAspect="1"/>
-            </wp:cNvGraphicFramePr>
-            <a:graphic>
-              <a:graphicData uri="http://schemas.openxmlformats.org/drawingml/2006/picture">
-                <pic:pic>
-                  <pic:nvPicPr>
-                    <pic:cNvPr id="0" name="image.png"/>
-                    <pic:cNvPicPr/>
-                  </pic:nvPicPr>
-                  <pic:blipFill>
-                    <a:blip r:embed="rId8"/>
-                    <a:stretch>
-                      <a:fillRect/>
-                    </a:stretch>
-                  </pic:blipFill>
-                  <pic:spPr>
-                    <a:xfrm>
-                      <a:off x="0" y="0"/>
-                      <a:ext cx="1270000" cy="1270000"/>
-                    </a:xfrm>
-                    <a:prstGeom prst="rect"/>
-                  </pic:spPr>
-                </pic:pic>
-              </a:graphicData>
-            </a:graphic>
-          </wp:inline>
-        </w:drawing>
-      </w:r>
-    </w:p>
-    <w:p>
-      <w:r>
-        <w:t>Рисунок 3.1 – red one Новое изображение</w:t>
+        <w:t>(1.1)</w:t>
+      </w:r>
+      <w:p>
+        <w:r>
+          <w:drawing>
+            <wp:inline xmlns:a="http://schemas.openxmlformats.org/drawingml/2006/main" xmlns:pic="http://schemas.openxmlformats.org/drawingml/2006/picture">
+              <wp:extent cx="1270000" cy="1270000"/>
+              <wp:docPr id="3" name="Picture 3"/>
+              <wp:cNvGraphicFramePr>
+                <a:graphicFrameLocks noChangeAspect="1"/>
+              </wp:cNvGraphicFramePr>
+              <a:graphic>
+                <a:graphicData uri="http://schemas.openxmlformats.org/drawingml/2006/picture">
+                  <pic:pic>
+                    <pic:nvPicPr>
+                      <pic:cNvPr id="0" name="image.png"/>
+                      <pic:cNvPicPr/>
+                    </pic:nvPicPr>
+                    <pic:blipFill>
+                      <a:blip r:embed="rId8"/>
+                      <a:stretch>
+                        <a:fillRect/>
+                      </a:stretch>
+                    </pic:blipFill>
+                    <pic:spPr>
+                      <a:xfrm>
+                        <a:off x="0" y="0"/>
+                        <a:ext cx="1270000" cy="1270000"/>
+                      </a:xfrm>
+                      <a:prstGeom prst="rect"/>
+                    </pic:spPr>
+                  </pic:pic>
+                </a:graphicData>
+              </a:graphic>
+            </wp:inline>
+          </w:drawing>
+        </w:r>
+      </w:p>
+      <w:p>
+        <w:r>
+          <w:t>Рисунок 1.3 – red one Новое изображение</w:t>
+        </w:r>
+      </w:p>
+      <w:p>
+        <w:pPr>
+          <w:jc w:val="right"/>
+        </w:pPr>
+        <w:r>
+          <m:oMath>
+            <m:sSup>
+              <m:e>
+                <m:r>
+                  <m:t>E=233d2mc</m:t>
+                </m:r>
+              </m:e>
+              <m:sup>
+                <m:r>
+                  <m:t>2</m:t>
+                </m:r>
+              </m:sup>
+            </m:sSup>
+          </m:oMath>
+        </w:r>
+        <w:r>
+          <w:t>(1.2)</w:t>
+        </w:r>
+        <w:p>
+          <w:pPr>
+            <w:pStyle w:val="3"/>
+          </w:pPr>
+          <w:r>
+            <w:t>1.3.1 toooto</w:t>
+          </w:r>
+        </w:p>
+        <w:p>
+          <w:r>
+            <w:t>dlasjd dk askdj lkasdно вот и все par updated</w:t>
+          </w:r>
+        </w:p>
+        <w:p>
+          <w:r>
+            <w:t>32131312412 412 4214но вот и все par updated</w:t>
+          </w:r>
+        </w:p>
+        <w:p>
+          <w:pPr>
+            <w:pStyle w:val="3"/>
+          </w:pPr>
+          <w:r>
+            <w:t>1.3.2 new_header105 che dks</w:t>
+          </w:r>
+        </w:p>
+        <w:p>
+          <w:r>
+            <w:t>new_header105; j1nj2eeio12e2m21eio dk askdj lkasdно вот и все par updated</w:t>
+          </w:r>
+        </w:p>
+        <w:p>
+          <w:r>
+            <w:t>new_header105 knodskd skds;kdaskdkasd 412 4214но вот и все par updated</w:t>
+          </w:r>
+        </w:p>
+        <w:p>
+          <w:pPr>
+            <w:pStyle w:val="3"/>
+          </w:pPr>
+          <w:r>
+            <w:t>1.3.3 che dks</w:t>
+          </w:r>
+        </w:p>
+        <w:p>
+          <w:r>
+            <w:t>dasindm; j1nj2eeio12e2m21eio dk askdj lkasdно вот и все par updated</w:t>
+          </w:r>
+        </w:p>
+        <w:p>
+          <w:r>
+            <w:t>IMage knodskd skds;kdaskdkasd 412 4214но вот и все par updated</w:t>
+          </w:r>
+        </w:p>
+      </w:p>
+    </w:p>
+    <w:p>
+      <w:pPr>
+        <w:pStyle w:val="2"/>
+      </w:pPr>
+      <w:r>
+        <w:t>1.4 d заголовок</w:t>
+      </w:r>
+    </w:p>
+    <w:p>
+      <w:r>
+        <w:t>321321321</w:t>
       </w:r>
     </w:p>
     <w:p>
@@ -493,44 +495,67 @@
       </w:pPr>
       <w:r>
         <m:oMath>
-          <m:sSup>
-            <m:e>
-              <m:r>
-                <m:t>E=233d2mc</m:t>
-              </m:r>
-            </m:e>
-            <m:sup>
-              <m:r>
-                <m:t>2</m:t>
-              </m:r>
-            </m:sup>
-          </m:sSup>
+          <m:r>
+            <m:t>a-2=2</m:t>
+          </m:r>
         </m:oMath>
       </w:r>
       <w:r>
-        <w:tab/>
-      </w:r>
-      <w:r>
-        <w:tab/>
-      </w:r>
-      <w:r>
-        <w:tab/>
-      </w:r>
-      <w:r>
-        <w:tab/>
-      </w:r>
-      <w:r>
-        <w:tab/>
-      </w:r>
-      <w:r>
-        <w:tab/>
-      </w:r>
-      <w:r>
-        <w:rPr>
-          <w:i/>
-          <w:sz w:val="28"/>
-        </w:rPr>
-        <w:t>(3.2)</w:t>
+        <w:t>(1.3)</w:t>
+      </w:r>
+      <w:p>
+        <w:pPr>
+          <w:pStyle w:val="1"/>
+        </w:pPr>
+        <w:r>
+          <w:t>2 проверка го гого</w:t>
+        </w:r>
+      </w:p>
+    </w:p>
+    <w:p>
+      <w:pPr>
+        <w:pStyle w:val="1"/>
+      </w:pPr>
+      <w:r>
+        <w:t>3 иди сюда заголовок</w:t>
+      </w:r>
+    </w:p>
+    <w:p>
+      <w:pPr>
+        <w:pBdr>
+          <w:top w:val="single" w:sz="4" w:space="4" w:color="000000"/>
+          <w:left w:val="single" w:sz="4" w:space="4" w:color="000000"/>
+          <w:bottom w:val="single" w:sz="4" w:space="4" w:color="000000"/>
+          <w:right w:val="single" w:sz="4" w:space="4" w:color="000000"/>
+        </w:pBdr>
+      </w:pPr>
+      <w:r>
+        <w:t>poso smskdmska dmsn dkasjndjkasjdnasjkdnjaksdnajnaskdjnasjkdn kdsna ksdnas</w:t>
+      </w:r>
+    </w:p>
+    <w:p>
+      <w:r>
+        <w:t>Листинг 3.1 – capton new one</w:t>
+      </w:r>
+    </w:p>
+    <w:p>
+      <w:r>
+        <w:t>– dsadasd</w:t>
+      </w:r>
+    </w:p>
+    <w:p>
+      <w:r>
+        <w:t>– как-то так;</w:t>
+      </w:r>
+    </w:p>
+    <w:p>
+      <w:r>
+        <w:t>– пися231;</w:t>
+      </w:r>
+    </w:p>
+    <w:p>
+      <w:r>
+        <w:t>– ага.</w:t>
       </w:r>
     </w:p>
     <w:sectPr>
@@ -1035,6 +1060,7 @@
   <w:style w:type="paragraph" w:default="1" w:styleId="a">
     <w:name w:val="Normal"/>
     <w:qFormat/>
+    <w:rsid w:val="00930C34"/>
   </w:style>
   <w:style w:type="paragraph" w:styleId="1">
     <w:name w:val="heading 1"/>
@@ -1274,6 +1300,25 @@
       <w:ind w:left="720"/>
       <w:contextualSpacing/>
     </w:pPr>
+  </w:style>
+  <w:style w:type="table" w:styleId="a4">
+    <w:name w:val="Table Grid"/>
+    <w:basedOn w:val="a1"/>
+    <w:uiPriority w:val="39"/>
+    <w:rsid w:val="00930C34"/>
+    <w:pPr>
+      <w:spacing w:after="0" w:line="240" w:lineRule="auto"/>
+    </w:pPr>
+    <w:tblPr>
+      <w:tblBorders>
+        <w:top w:val="single" w:sz="4" w:space="0" w:color="auto"/>
+        <w:left w:val="single" w:sz="4" w:space="0" w:color="auto"/>
+        <w:bottom w:val="single" w:sz="4" w:space="0" w:color="auto"/>
+        <w:right w:val="single" w:sz="4" w:space="0" w:color="auto"/>
+        <w:insideH w:val="single" w:sz="4" w:space="0" w:color="auto"/>
+        <w:insideV w:val="single" w:sz="4" w:space="0" w:color="auto"/>
+      </w:tblBorders>
+    </w:tblPr>
   </w:style>
 </w:styles>
 </file>

--- a/tst.docx
+++ b/tst.docx
@@ -342,175 +342,295 @@
         <w:t>но вот и все par updated</w:t>
       </w:r>
     </w:p>
-    <w:p>
-      <w:pPr>
-        <w:jc w:val="right"/>
-      </w:pPr>
-      <w:r>
-        <m:oMath>
-          <m:r>
-            <m:t>2+2=10</m:t>
-          </m:r>
-        </m:oMath>
-      </w:r>
-      <w:r>
-        <w:t>(1.1)</w:t>
-      </w:r>
-      <w:p>
-        <w:r>
-          <w:drawing>
-            <wp:inline xmlns:a="http://schemas.openxmlformats.org/drawingml/2006/main" xmlns:pic="http://schemas.openxmlformats.org/drawingml/2006/picture">
-              <wp:extent cx="1270000" cy="1270000"/>
-              <wp:docPr id="3" name="Picture 3"/>
-              <wp:cNvGraphicFramePr>
-                <a:graphicFrameLocks noChangeAspect="1"/>
-              </wp:cNvGraphicFramePr>
-              <a:graphic>
-                <a:graphicData uri="http://schemas.openxmlformats.org/drawingml/2006/picture">
-                  <pic:pic>
-                    <pic:nvPicPr>
-                      <pic:cNvPr id="0" name="image.png"/>
-                      <pic:cNvPicPr/>
-                    </pic:nvPicPr>
-                    <pic:blipFill>
-                      <a:blip r:embed="rId8"/>
-                      <a:stretch>
-                        <a:fillRect/>
-                      </a:stretch>
-                    </pic:blipFill>
-                    <pic:spPr>
-                      <a:xfrm>
-                        <a:off x="0" y="0"/>
-                        <a:ext cx="1270000" cy="1270000"/>
-                      </a:xfrm>
-                      <a:prstGeom prst="rect"/>
-                    </pic:spPr>
-                  </pic:pic>
-                </a:graphicData>
-              </a:graphic>
-            </wp:inline>
-          </w:drawing>
-        </w:r>
-      </w:p>
-      <w:p>
-        <w:r>
-          <w:t>Рисунок 1.3 – red one Новое изображение</w:t>
-        </w:r>
-      </w:p>
-      <w:p>
-        <w:pPr>
-          <w:jc w:val="right"/>
-        </w:pPr>
-        <w:r>
-          <m:oMath>
-            <m:sSup>
-              <m:e>
+    <w:tbl>
+      <w:tblPr>
+        <w:tblW w:type="auto" w:w="0"/>
+        <w:tblLook w:firstColumn="1" w:firstRow="1" w:lastColumn="0" w:lastRow="0" w:noHBand="0" w:noVBand="1" w:val="04A0"/>
+      </w:tblPr>
+      <w:tblGrid>
+        <w:gridCol w:w="3120"/>
+        <w:gridCol w:w="3120"/>
+        <w:gridCol w:w="3120"/>
+      </w:tblGrid>
+      <w:tr>
+        <w:tc>
+          <w:tcPr>
+            <w:tcW w:type="dxa" w:w="3120"/>
+          </w:tcPr>
+          <w:p>
+            <w:pPr>
+              <w:spacing w:after="0" w:before="0"/>
+            </w:pPr>
+          </w:p>
+        </w:tc>
+        <w:tc>
+          <w:tcPr>
+            <w:tcW w:type="dxa" w:w="3120"/>
+          </w:tcPr>
+          <w:p>
+            <w:pPr>
+              <w:spacing w:after="0" w:before="0"/>
+              <w:jc w:val="center"/>
+            </w:pPr>
+            <w:r>
+              <m:oMath>
                 <m:r>
-                  <m:t>E=233d2mc</m:t>
+                  <m:t>2+2=10</m:t>
                 </m:r>
-              </m:e>
-              <m:sup>
+              </m:oMath>
+            </w:r>
+          </w:p>
+        </w:tc>
+        <w:tc>
+          <w:tcPr>
+            <w:tcW w:type="dxa" w:w="3120"/>
+          </w:tcPr>
+          <w:p>
+            <w:pPr>
+              <w:spacing w:after="0" w:before="0"/>
+              <w:jc w:val="right"/>
+            </w:pPr>
+            <w:r>
+              <w:t>(1.1)</w:t>
+            </w:r>
+          </w:p>
+        </w:tc>
+      </w:tr>
+    </w:tbl>
+    <w:p>
+      <w:r>
+        <w:drawing>
+          <wp:inline xmlns:a="http://schemas.openxmlformats.org/drawingml/2006/main" xmlns:pic="http://schemas.openxmlformats.org/drawingml/2006/picture">
+            <wp:extent cx="1270000" cy="1270000"/>
+            <wp:docPr id="3" name="Picture 3"/>
+            <wp:cNvGraphicFramePr>
+              <a:graphicFrameLocks noChangeAspect="1"/>
+            </wp:cNvGraphicFramePr>
+            <a:graphic>
+              <a:graphicData uri="http://schemas.openxmlformats.org/drawingml/2006/picture">
+                <pic:pic>
+                  <pic:nvPicPr>
+                    <pic:cNvPr id="0" name="image.png"/>
+                    <pic:cNvPicPr/>
+                  </pic:nvPicPr>
+                  <pic:blipFill>
+                    <a:blip r:embed="rId8"/>
+                    <a:stretch>
+                      <a:fillRect/>
+                    </a:stretch>
+                  </pic:blipFill>
+                  <pic:spPr>
+                    <a:xfrm>
+                      <a:off x="0" y="0"/>
+                      <a:ext cx="1270000" cy="1270000"/>
+                    </a:xfrm>
+                    <a:prstGeom prst="rect"/>
+                  </pic:spPr>
+                </pic:pic>
+              </a:graphicData>
+            </a:graphic>
+          </wp:inline>
+        </w:drawing>
+      </w:r>
+    </w:p>
+    <w:p>
+      <w:r>
+        <w:t>Рисунок 1.3 – red one Новое изображение</w:t>
+      </w:r>
+    </w:p>
+    <w:tbl>
+      <w:tblPr>
+        <w:tblW w:type="auto" w:w="0"/>
+        <w:tblLook w:firstColumn="1" w:firstRow="1" w:lastColumn="0" w:lastRow="0" w:noHBand="0" w:noVBand="1" w:val="04A0"/>
+      </w:tblPr>
+      <w:tblGrid>
+        <w:gridCol w:w="3120"/>
+        <w:gridCol w:w="3120"/>
+        <w:gridCol w:w="3120"/>
+      </w:tblGrid>
+      <w:tr>
+        <w:tc>
+          <w:tcPr>
+            <w:tcW w:type="dxa" w:w="3120"/>
+          </w:tcPr>
+          <w:p>
+            <w:pPr>
+              <w:spacing w:after="0" w:before="0"/>
+            </w:pPr>
+          </w:p>
+        </w:tc>
+        <w:tc>
+          <w:tcPr>
+            <w:tcW w:type="dxa" w:w="3120"/>
+          </w:tcPr>
+          <w:p>
+            <w:pPr>
+              <w:spacing w:after="0" w:before="0"/>
+              <w:jc w:val="center"/>
+            </w:pPr>
+            <w:r>
+              <m:oMath>
+                <m:sSup>
+                  <m:e>
+                    <m:r>
+                      <m:t>E=233d2mc</m:t>
+                    </m:r>
+                  </m:e>
+                  <m:sup>
+                    <m:r>
+                      <m:t>2</m:t>
+                    </m:r>
+                  </m:sup>
+                </m:sSup>
+              </m:oMath>
+            </w:r>
+          </w:p>
+        </w:tc>
+        <w:tc>
+          <w:tcPr>
+            <w:tcW w:type="dxa" w:w="3120"/>
+          </w:tcPr>
+          <w:p>
+            <w:pPr>
+              <w:spacing w:after="0" w:before="0"/>
+              <w:jc w:val="right"/>
+            </w:pPr>
+            <w:r>
+              <w:t>(1.2)</w:t>
+            </w:r>
+          </w:p>
+        </w:tc>
+      </w:tr>
+    </w:tbl>
+    <w:p>
+      <w:pPr>
+        <w:pStyle w:val="3"/>
+      </w:pPr>
+      <w:r>
+        <w:t>1.3.1 toooto</w:t>
+      </w:r>
+    </w:p>
+    <w:p>
+      <w:r>
+        <w:t>dlasjd dk askdj lkasdно вот и все par updated</w:t>
+      </w:r>
+    </w:p>
+    <w:p>
+      <w:r>
+        <w:t>32131312412 412 4214но вот и все par updated</w:t>
+      </w:r>
+    </w:p>
+    <w:p>
+      <w:pPr>
+        <w:pStyle w:val="3"/>
+      </w:pPr>
+      <w:r>
+        <w:t>1.3.2 new_header105 che dks</w:t>
+      </w:r>
+    </w:p>
+    <w:p>
+      <w:r>
+        <w:t>new_header105; j1nj2eeio12e2m21eio dk askdj lkasdно вот и все par updated</w:t>
+      </w:r>
+    </w:p>
+    <w:p>
+      <w:r>
+        <w:t>new_header105 knodskd skds;kdaskdkasd 412 4214но вот и все par updated</w:t>
+      </w:r>
+    </w:p>
+    <w:p>
+      <w:pPr>
+        <w:pStyle w:val="3"/>
+      </w:pPr>
+      <w:r>
+        <w:t>1.3.3 che dks</w:t>
+      </w:r>
+    </w:p>
+    <w:p>
+      <w:r>
+        <w:t>dasindm; j1nj2eeio12e2m21eio dk askdj lkasdно вот и все par updated</w:t>
+      </w:r>
+    </w:p>
+    <w:p>
+      <w:r>
+        <w:t>IMage knodskd skds;kdaskdkasd 412 4214но вот и все par updated</w:t>
+      </w:r>
+    </w:p>
+    <w:p>
+      <w:pPr>
+        <w:pStyle w:val="2"/>
+      </w:pPr>
+      <w:r>
+        <w:t>1.4 d заголовок</w:t>
+      </w:r>
+    </w:p>
+    <w:p>
+      <w:r>
+        <w:t>321321321</w:t>
+      </w:r>
+    </w:p>
+    <w:tbl>
+      <w:tblPr>
+        <w:tblW w:type="auto" w:w="0"/>
+        <w:tblLook w:firstColumn="1" w:firstRow="1" w:lastColumn="0" w:lastRow="0" w:noHBand="0" w:noVBand="1" w:val="04A0"/>
+      </w:tblPr>
+      <w:tblGrid>
+        <w:gridCol w:w="3120"/>
+        <w:gridCol w:w="3120"/>
+        <w:gridCol w:w="3120"/>
+      </w:tblGrid>
+      <w:tr>
+        <w:tc>
+          <w:tcPr>
+            <w:tcW w:type="dxa" w:w="3120"/>
+          </w:tcPr>
+          <w:p>
+            <w:pPr>
+              <w:spacing w:after="0" w:before="0"/>
+            </w:pPr>
+          </w:p>
+        </w:tc>
+        <w:tc>
+          <w:tcPr>
+            <w:tcW w:type="dxa" w:w="3120"/>
+          </w:tcPr>
+          <w:p>
+            <w:pPr>
+              <w:spacing w:after="0" w:before="0"/>
+              <w:jc w:val="center"/>
+            </w:pPr>
+            <w:r>
+              <m:oMath>
                 <m:r>
-                  <m:t>2</m:t>
+                  <m:t>a-2=2</m:t>
                 </m:r>
-              </m:sup>
-            </m:sSup>
-          </m:oMath>
-        </w:r>
-        <w:r>
-          <w:t>(1.2)</w:t>
-        </w:r>
-        <w:p>
-          <w:pPr>
-            <w:pStyle w:val="3"/>
-          </w:pPr>
-          <w:r>
-            <w:t>1.3.1 toooto</w:t>
-          </w:r>
-        </w:p>
-        <w:p>
-          <w:r>
-            <w:t>dlasjd dk askdj lkasdно вот и все par updated</w:t>
-          </w:r>
-        </w:p>
-        <w:p>
-          <w:r>
-            <w:t>32131312412 412 4214но вот и все par updated</w:t>
-          </w:r>
-        </w:p>
-        <w:p>
-          <w:pPr>
-            <w:pStyle w:val="3"/>
-          </w:pPr>
-          <w:r>
-            <w:t>1.3.2 new_header105 che dks</w:t>
-          </w:r>
-        </w:p>
-        <w:p>
-          <w:r>
-            <w:t>new_header105; j1nj2eeio12e2m21eio dk askdj lkasdно вот и все par updated</w:t>
-          </w:r>
-        </w:p>
-        <w:p>
-          <w:r>
-            <w:t>new_header105 knodskd skds;kdaskdkasd 412 4214но вот и все par updated</w:t>
-          </w:r>
-        </w:p>
-        <w:p>
-          <w:pPr>
-            <w:pStyle w:val="3"/>
-          </w:pPr>
-          <w:r>
-            <w:t>1.3.3 che dks</w:t>
-          </w:r>
-        </w:p>
-        <w:p>
-          <w:r>
-            <w:t>dasindm; j1nj2eeio12e2m21eio dk askdj lkasdно вот и все par updated</w:t>
-          </w:r>
-        </w:p>
-        <w:p>
-          <w:r>
-            <w:t>IMage knodskd skds;kdaskdkasd 412 4214но вот и все par updated</w:t>
-          </w:r>
-        </w:p>
-      </w:p>
-    </w:p>
-    <w:p>
-      <w:pPr>
-        <w:pStyle w:val="2"/>
-      </w:pPr>
-      <w:r>
-        <w:t>1.4 d заголовок</w:t>
-      </w:r>
-    </w:p>
-    <w:p>
-      <w:r>
-        <w:t>321321321</w:t>
-      </w:r>
-    </w:p>
-    <w:p>
-      <w:pPr>
-        <w:jc w:val="right"/>
-      </w:pPr>
-      <w:r>
-        <m:oMath>
-          <m:r>
-            <m:t>a-2=2</m:t>
-          </m:r>
-        </m:oMath>
-      </w:r>
-      <w:r>
-        <w:t>(1.3)</w:t>
-      </w:r>
-      <w:p>
-        <w:pPr>
-          <w:pStyle w:val="1"/>
-        </w:pPr>
-        <w:r>
-          <w:t>2 проверка го гого</w:t>
-        </w:r>
-      </w:p>
+              </m:oMath>
+            </w:r>
+          </w:p>
+        </w:tc>
+        <w:tc>
+          <w:tcPr>
+            <w:tcW w:type="dxa" w:w="3120"/>
+          </w:tcPr>
+          <w:p>
+            <w:pPr>
+              <w:spacing w:after="0" w:before="0"/>
+              <w:jc w:val="right"/>
+            </w:pPr>
+            <w:r>
+              <w:t>(1.3)</w:t>
+            </w:r>
+          </w:p>
+        </w:tc>
+      </w:tr>
+    </w:tbl>
+    <w:p>
+      <w:pPr>
+        <w:pStyle w:val="1"/>
+      </w:pPr>
+      <w:r>
+        <w:t>2 проверка го гого</w:t>
+      </w:r>
     </w:p>
     <w:p>
       <w:pPr>
@@ -536,6 +656,677 @@
     <w:p>
       <w:r>
         <w:t>Листинг 3.1 – capton new one</w:t>
+      </w:r>
+    </w:p>
+    <w:p>
+      <w:r>
+        <w:t>– dsadasd</w:t>
+      </w:r>
+    </w:p>
+    <w:p>
+      <w:r>
+        <w:t>– как-то так;</w:t>
+      </w:r>
+    </w:p>
+    <w:p>
+      <w:r>
+        <w:t>– пися231;</w:t>
+      </w:r>
+    </w:p>
+    <w:p>
+      <w:r>
+        <w:t>– ага.</w:t>
+      </w:r>
+    </w:p>
+    <w:p>
+      <w:pPr>
+        <w:pStyle w:val="1"/>
+      </w:pPr>
+      <w:r>
+        <w:t>4 Новый заголовок</w:t>
+      </w:r>
+    </w:p>
+    <w:p>
+      <w:r>
+        <w:drawing>
+          <wp:inline xmlns:a="http://schemas.openxmlformats.org/drawingml/2006/main" xmlns:pic="http://schemas.openxmlformats.org/drawingml/2006/picture">
+            <wp:extent cx="1270000" cy="1270000"/>
+            <wp:docPr id="5" name="Picture 5"/>
+            <wp:cNvGraphicFramePr>
+              <a:graphicFrameLocks noChangeAspect="1"/>
+            </wp:cNvGraphicFramePr>
+            <a:graphic>
+              <a:graphicData uri="http://schemas.openxmlformats.org/drawingml/2006/picture">
+                <pic:pic>
+                  <pic:nvPicPr>
+                    <pic:cNvPr id="0" name="image.png"/>
+                    <pic:cNvPicPr/>
+                  </pic:nvPicPr>
+                  <pic:blipFill>
+                    <a:blip r:embed="rId7"/>
+                    <a:stretch>
+                      <a:fillRect/>
+                    </a:stretch>
+                  </pic:blipFill>
+                  <pic:spPr>
+                    <a:xfrm>
+                      <a:off x="0" y="0"/>
+                      <a:ext cx="1270000" cy="1270000"/>
+                    </a:xfrm>
+                    <a:prstGeom prst="rect"/>
+                  </pic:spPr>
+                </pic:pic>
+              </a:graphicData>
+            </a:graphic>
+          </wp:inline>
+        </w:drawing>
+      </w:r>
+    </w:p>
+    <w:p>
+      <w:r>
+        <w:t>Рисунок 4.1 – Новdsdasdое изображение</w:t>
+      </w:r>
+    </w:p>
+    <w:p>
+      <w:r>
+        <w:drawing>
+          <wp:inline xmlns:a="http://schemas.openxmlformats.org/drawingml/2006/main" xmlns:pic="http://schemas.openxmlformats.org/drawingml/2006/picture">
+            <wp:extent cx="1270000" cy="1270000"/>
+            <wp:docPr id="4" name="Picture 4"/>
+            <wp:cNvGraphicFramePr>
+              <a:graphicFrameLocks noChangeAspect="1"/>
+            </wp:cNvGraphicFramePr>
+            <a:graphic>
+              <a:graphicData uri="http://schemas.openxmlformats.org/drawingml/2006/picture">
+                <pic:pic>
+                  <pic:nvPicPr>
+                    <pic:cNvPr id="0" name="image.png"/>
+                    <pic:cNvPicPr/>
+                  </pic:nvPicPr>
+                  <pic:blipFill>
+                    <a:blip r:embed="rId7"/>
+                    <a:stretch>
+                      <a:fillRect/>
+                    </a:stretch>
+                  </pic:blipFill>
+                  <pic:spPr>
+                    <a:xfrm>
+                      <a:off x="0" y="0"/>
+                      <a:ext cx="1270000" cy="1270000"/>
+                    </a:xfrm>
+                    <a:prstGeom prst="rect"/>
+                  </pic:spPr>
+                </pic:pic>
+              </a:graphicData>
+            </a:graphic>
+          </wp:inline>
+        </w:drawing>
+      </w:r>
+    </w:p>
+    <w:p>
+      <w:r>
+        <w:t>Рисунок 4.2 – Новое изображение</w:t>
+      </w:r>
+    </w:p>
+    <w:p>
+      <w:r>
+        <w:t>dasda32132131231sd</w:t>
+      </w:r>
+    </w:p>
+    <w:p>
+      <w:r>
+        <w:t>dasdasd</w:t>
+      </w:r>
+    </w:p>
+    <w:p>
+      <w:pPr>
+        <w:pStyle w:val="2"/>
+      </w:pPr>
+      <w:r>
+        <w:t>4.1 Новый222 заголовок</w:t>
+      </w:r>
+    </w:p>
+    <w:p>
+      <w:r>
+        <w:t>2020220</w:t>
+      </w:r>
+    </w:p>
+    <w:p>
+      <w:r>
+        <w:t>2020220323232</w:t>
+      </w:r>
+    </w:p>
+    <w:p>
+      <w:pPr>
+        <w:pStyle w:val="3"/>
+      </w:pPr>
+      <w:r>
+        <w:t>4.1.1 ну я хитрееее тебя 333проверка го гого</w:t>
+      </w:r>
+    </w:p>
+    <w:p>
+      <w:r>
+        <w:t>[bnh эомент]</w:t>
+      </w:r>
+    </w:p>
+    <w:p>
+      <w:pPr>
+        <w:pStyle w:val="2"/>
+      </w:pPr>
+      <w:r>
+        <w:t>4.2 Ну если и это заголоовк мошны йто просто молчу</w:t>
+      </w:r>
+    </w:p>
+    <w:p>
+      <w:r>
+        <w:t>pusin</w:t>
+      </w:r>
+    </w:p>
+    <w:p>
+      <w:r>
+        <w:t>pusin3</w:t>
+      </w:r>
+    </w:p>
+    <w:p>
+      <w:r>
+        <w:t>pusin2</w:t>
+      </w:r>
+    </w:p>
+    <w:p>
+      <w:pPr>
+        <w:pStyle w:val="2"/>
+      </w:pPr>
+      <w:r>
+        <w:t>4.3 иди сюда заголовок 2</w:t>
+      </w:r>
+    </w:p>
+    <w:p>
+      <w:r>
+        <w:t>Таблица 4.1 – Fracat32ion table</w:t>
+      </w:r>
+    </w:p>
+    <w:tbl>
+      <w:tblPr>
+        <w:tblW w:type="auto" w:w="0"/>
+        <w:tblLook w:firstColumn="1" w:firstRow="1" w:lastColumn="0" w:lastRow="0" w:noHBand="0" w:noVBand="1" w:val="04A0"/>
+      </w:tblPr>
+      <w:tblGrid>
+        <w:gridCol w:w="4680"/>
+        <w:gridCol w:w="4680"/>
+      </w:tblGrid>
+      <w:tr>
+        <w:tc>
+          <w:tcPr>
+            <w:tcW w:type="dxa" w:w="4680"/>
+          </w:tcPr>
+          <w:p>
+            <w:r>
+              <w:t>10</w:t>
+            </w:r>
+          </w:p>
+        </w:tc>
+        <w:tc>
+          <w:tcPr>
+            <w:tcW w:type="dxa" w:w="4680"/>
+          </w:tcPr>
+          <w:p>
+            <w:r>
+              <w:t>10</w:t>
+            </w:r>
+          </w:p>
+        </w:tc>
+      </w:tr>
+      <w:tr>
+        <w:tc>
+          <w:tcPr>
+            <w:tcW w:type="dxa" w:w="4680"/>
+          </w:tcPr>
+          <w:p>
+            <w:r>
+              <w:t>20</w:t>
+            </w:r>
+          </w:p>
+        </w:tc>
+        <w:tc>
+          <w:tcPr>
+            <w:tcW w:type="dxa" w:w="4680"/>
+          </w:tcPr>
+          <w:p>
+            <w:r>
+              <w:t>20</w:t>
+            </w:r>
+          </w:p>
+        </w:tc>
+      </w:tr>
+    </w:tbl>
+    <w:p>
+      <w:r>
+        <w:t>susapusin3</w:t>
+      </w:r>
+    </w:p>
+    <w:p>
+      <w:r>
+        <w:t>Таблица 4.2 – Fracation table</w:t>
+      </w:r>
+    </w:p>
+    <w:tbl>
+      <w:tblPr>
+        <w:tblW w:type="auto" w:w="0"/>
+        <w:tblLook w:firstColumn="1" w:firstRow="1" w:lastColumn="0" w:lastRow="0" w:noHBand="0" w:noVBand="1" w:val="04A0"/>
+      </w:tblPr>
+      <w:tblGrid>
+        <w:gridCol w:w="4680"/>
+        <w:gridCol w:w="4680"/>
+      </w:tblGrid>
+      <w:tr>
+        <w:tc>
+          <w:tcPr>
+            <w:tcW w:type="dxa" w:w="4680"/>
+          </w:tcPr>
+          <w:p>
+            <w:r>
+              <w:t>1</w:t>
+            </w:r>
+          </w:p>
+        </w:tc>
+        <w:tc>
+          <w:tcPr>
+            <w:tcW w:type="dxa" w:w="4680"/>
+          </w:tcPr>
+          <w:p>
+            <w:r>
+              <w:t>1</w:t>
+            </w:r>
+          </w:p>
+        </w:tc>
+      </w:tr>
+      <w:tr>
+        <w:tc>
+          <w:tcPr>
+            <w:tcW w:type="dxa" w:w="4680"/>
+          </w:tcPr>
+          <w:p>
+            <w:r>
+              <w:t>2</w:t>
+            </w:r>
+          </w:p>
+        </w:tc>
+        <w:tc>
+          <w:tcPr>
+            <w:tcW w:type="dxa" w:w="4680"/>
+          </w:tcPr>
+          <w:p>
+            <w:r>
+              <w:t>2</w:t>
+            </w:r>
+          </w:p>
+        </w:tc>
+      </w:tr>
+      <w:tr>
+        <w:tc>
+          <w:tcPr>
+            <w:tcW w:type="dxa" w:w="4680"/>
+          </w:tcPr>
+          <w:p>
+            <w:r>
+              <w:t>3</w:t>
+            </w:r>
+          </w:p>
+        </w:tc>
+        <w:tc>
+          <w:tcPr>
+            <w:tcW w:type="dxa" w:w="4680"/>
+          </w:tcPr>
+          <w:p>
+            <w:r>
+              <w:t>3</w:t>
+            </w:r>
+          </w:p>
+        </w:tc>
+      </w:tr>
+    </w:tbl>
+    <w:p>
+      <w:pPr>
+        <w:pBdr>
+          <w:top w:val="single" w:sz="4" w:space="4" w:color="000000"/>
+          <w:left w:val="single" w:sz="4" w:space="4" w:color="000000"/>
+          <w:bottom w:val="single" w:sz="4" w:space="4" w:color="000000"/>
+          <w:right w:val="single" w:sz="4" w:space="4" w:color="000000"/>
+        </w:pBdr>
+      </w:pPr>
+      <w:r>
+        <w:t>3213123 1321poso smskdmska dmsn dkasjndjkasjdnasjkdnjaksdnajnaskdjnasjkdn kdsna ksdnas poso smskdmska dmsn dkasjndjkasjdnasjkdnjaksdnajnaskdjnasjkdn kdsna ksdnas poso smskdmska dmsn dkasjndjkasjdnasjkdnjaksdnajnaskdjnasjkdn kdsna ksdnas poso smskdmska dmsn dkasjndjkasjdnasjkdnjaksdnajnaskdjnasjkdn kdsna ksdnasposo smskdmska dmsn dkasjndjkasjdnasjkdnjaksdnajnaskdjnasjkdn kdsna ksdnas</w:t>
+      </w:r>
+    </w:p>
+    <w:p>
+      <w:r>
+        <w:t>Листинг 4.1 – 32capton new one</w:t>
+      </w:r>
+    </w:p>
+    <w:p>
+      <w:r>
+        <w:t>after table?</w:t>
+      </w:r>
+    </w:p>
+    <w:p>
+      <w:r>
+        <w:t>но вот и все par updated</w:t>
+      </w:r>
+    </w:p>
+    <w:tbl>
+      <w:tblPr>
+        <w:tblW w:type="auto" w:w="0"/>
+        <w:tblLook w:firstColumn="1" w:firstRow="1" w:lastColumn="0" w:lastRow="0" w:noHBand="0" w:noVBand="1" w:val="04A0"/>
+      </w:tblPr>
+      <w:tblGrid>
+        <w:gridCol w:w="3120"/>
+        <w:gridCol w:w="3120"/>
+        <w:gridCol w:w="3120"/>
+      </w:tblGrid>
+      <w:tr>
+        <w:tc>
+          <w:tcPr>
+            <w:tcW w:type="dxa" w:w="3120"/>
+          </w:tcPr>
+          <w:p>
+            <w:pPr>
+              <w:spacing w:after="0" w:before="0"/>
+            </w:pPr>
+          </w:p>
+        </w:tc>
+        <w:tc>
+          <w:tcPr>
+            <w:tcW w:type="dxa" w:w="3120"/>
+          </w:tcPr>
+          <w:p>
+            <w:pPr>
+              <w:spacing w:after="0" w:before="0"/>
+              <w:jc w:val="center"/>
+            </w:pPr>
+            <w:r>
+              <m:oMath>
+                <m:r>
+                  <m:t>2+2=10</m:t>
+                </m:r>
+              </m:oMath>
+            </w:r>
+          </w:p>
+        </w:tc>
+        <w:tc>
+          <w:tcPr>
+            <w:tcW w:type="dxa" w:w="3120"/>
+          </w:tcPr>
+          <w:p>
+            <w:pPr>
+              <w:spacing w:after="0" w:before="0"/>
+              <w:jc w:val="right"/>
+            </w:pPr>
+            <w:r>
+              <w:t>(4.1)</w:t>
+            </w:r>
+          </w:p>
+        </w:tc>
+      </w:tr>
+    </w:tbl>
+    <w:p>
+      <w:r>
+        <w:drawing>
+          <wp:inline xmlns:a="http://schemas.openxmlformats.org/drawingml/2006/main" xmlns:pic="http://schemas.openxmlformats.org/drawingml/2006/picture">
+            <wp:extent cx="1270000" cy="1270000"/>
+            <wp:docPr id="6" name="Picture 6"/>
+            <wp:cNvGraphicFramePr>
+              <a:graphicFrameLocks noChangeAspect="1"/>
+            </wp:cNvGraphicFramePr>
+            <a:graphic>
+              <a:graphicData uri="http://schemas.openxmlformats.org/drawingml/2006/picture">
+                <pic:pic>
+                  <pic:nvPicPr>
+                    <pic:cNvPr id="0" name="image.png"/>
+                    <pic:cNvPicPr/>
+                  </pic:nvPicPr>
+                  <pic:blipFill>
+                    <a:blip r:embed="rId8"/>
+                    <a:stretch>
+                      <a:fillRect/>
+                    </a:stretch>
+                  </pic:blipFill>
+                  <pic:spPr>
+                    <a:xfrm>
+                      <a:off x="0" y="0"/>
+                      <a:ext cx="1270000" cy="1270000"/>
+                    </a:xfrm>
+                    <a:prstGeom prst="rect"/>
+                  </pic:spPr>
+                </pic:pic>
+              </a:graphicData>
+            </a:graphic>
+          </wp:inline>
+        </w:drawing>
+      </w:r>
+    </w:p>
+    <w:p>
+      <w:r>
+        <w:t>Рисунок 4.3 – red one Новое изображение</w:t>
+      </w:r>
+    </w:p>
+    <w:tbl>
+      <w:tblPr>
+        <w:tblW w:type="auto" w:w="0"/>
+        <w:tblLook w:firstColumn="1" w:firstRow="1" w:lastColumn="0" w:lastRow="0" w:noHBand="0" w:noVBand="1" w:val="04A0"/>
+      </w:tblPr>
+      <w:tblGrid>
+        <w:gridCol w:w="3120"/>
+        <w:gridCol w:w="3120"/>
+        <w:gridCol w:w="3120"/>
+      </w:tblGrid>
+      <w:tr>
+        <w:tc>
+          <w:tcPr>
+            <w:tcW w:type="dxa" w:w="3120"/>
+          </w:tcPr>
+          <w:p>
+            <w:pPr>
+              <w:spacing w:after="0" w:before="0"/>
+            </w:pPr>
+          </w:p>
+        </w:tc>
+        <w:tc>
+          <w:tcPr>
+            <w:tcW w:type="dxa" w:w="3120"/>
+          </w:tcPr>
+          <w:p>
+            <w:pPr>
+              <w:spacing w:after="0" w:before="0"/>
+              <w:jc w:val="center"/>
+            </w:pPr>
+            <w:r>
+              <m:oMath>
+                <m:sSup>
+                  <m:e>
+                    <m:r>
+                      <m:t>E=233d2mc</m:t>
+                    </m:r>
+                  </m:e>
+                  <m:sup>
+                    <m:r>
+                      <m:t>2</m:t>
+                    </m:r>
+                  </m:sup>
+                </m:sSup>
+              </m:oMath>
+            </w:r>
+          </w:p>
+        </w:tc>
+        <w:tc>
+          <w:tcPr>
+            <w:tcW w:type="dxa" w:w="3120"/>
+          </w:tcPr>
+          <w:p>
+            <w:pPr>
+              <w:spacing w:after="0" w:before="0"/>
+              <w:jc w:val="right"/>
+            </w:pPr>
+            <w:r>
+              <w:t>(4.2)</w:t>
+            </w:r>
+          </w:p>
+        </w:tc>
+      </w:tr>
+    </w:tbl>
+    <w:p>
+      <w:pPr>
+        <w:pStyle w:val="3"/>
+      </w:pPr>
+      <w:r>
+        <w:t>4.3.1 toooto</w:t>
+      </w:r>
+    </w:p>
+    <w:p>
+      <w:r>
+        <w:t>dlasjd dk askdj lkasdно вот и все par updated</w:t>
+      </w:r>
+    </w:p>
+    <w:p>
+      <w:r>
+        <w:t>32131312412 412 4214но вот и все par updated</w:t>
+      </w:r>
+    </w:p>
+    <w:p>
+      <w:pPr>
+        <w:pStyle w:val="3"/>
+      </w:pPr>
+      <w:r>
+        <w:t>4.3.2 new_header105 che dks</w:t>
+      </w:r>
+    </w:p>
+    <w:p>
+      <w:r>
+        <w:t>new_header105; j1nj2eeio12e2m21eio dk askdj lkasdно вот и все par updated</w:t>
+      </w:r>
+    </w:p>
+    <w:p>
+      <w:r>
+        <w:t>new_header105 knodskd skds;kdaskdkasd 412 4214но вот и все par updated</w:t>
+      </w:r>
+    </w:p>
+    <w:p>
+      <w:pPr>
+        <w:pStyle w:val="3"/>
+      </w:pPr>
+      <w:r>
+        <w:t>4.3.3 che dks</w:t>
+      </w:r>
+    </w:p>
+    <w:p>
+      <w:r>
+        <w:t>dasindm; j1nj2eeio12e2m21eio dk askdj lkasdно вот и все par updated</w:t>
+      </w:r>
+    </w:p>
+    <w:p>
+      <w:r>
+        <w:t>IMage knodskd skds;kdaskdkasd 412 4214но вот и все par updated</w:t>
+      </w:r>
+    </w:p>
+    <w:p>
+      <w:pPr>
+        <w:pStyle w:val="2"/>
+      </w:pPr>
+      <w:r>
+        <w:t>4.4 d заголовок</w:t>
+      </w:r>
+    </w:p>
+    <w:p>
+      <w:r>
+        <w:t>321321321</w:t>
+      </w:r>
+    </w:p>
+    <w:tbl>
+      <w:tblPr>
+        <w:tblW w:type="auto" w:w="0"/>
+        <w:tblLook w:firstColumn="1" w:firstRow="1" w:lastColumn="0" w:lastRow="0" w:noHBand="0" w:noVBand="1" w:val="04A0"/>
+      </w:tblPr>
+      <w:tblGrid>
+        <w:gridCol w:w="3120"/>
+        <w:gridCol w:w="3120"/>
+        <w:gridCol w:w="3120"/>
+      </w:tblGrid>
+      <w:tr>
+        <w:tc>
+          <w:tcPr>
+            <w:tcW w:type="dxa" w:w="3120"/>
+          </w:tcPr>
+          <w:p>
+            <w:pPr>
+              <w:spacing w:after="0" w:before="0"/>
+            </w:pPr>
+          </w:p>
+        </w:tc>
+        <w:tc>
+          <w:tcPr>
+            <w:tcW w:type="dxa" w:w="3120"/>
+          </w:tcPr>
+          <w:p>
+            <w:pPr>
+              <w:spacing w:after="0" w:before="0"/>
+              <w:jc w:val="center"/>
+            </w:pPr>
+            <w:r>
+              <m:oMath>
+                <m:r>
+                  <m:t>a-2=2</m:t>
+                </m:r>
+              </m:oMath>
+            </w:r>
+          </w:p>
+        </w:tc>
+        <w:tc>
+          <w:tcPr>
+            <w:tcW w:type="dxa" w:w="3120"/>
+          </w:tcPr>
+          <w:p>
+            <w:pPr>
+              <w:spacing w:after="0" w:before="0"/>
+              <w:jc w:val="right"/>
+            </w:pPr>
+            <w:r>
+              <w:t>(4.3)</w:t>
+            </w:r>
+          </w:p>
+        </w:tc>
+      </w:tr>
+    </w:tbl>
+    <w:p>
+      <w:pPr>
+        <w:pStyle w:val="1"/>
+      </w:pPr>
+      <w:r>
+        <w:t>5 проверка го гого</w:t>
+      </w:r>
+    </w:p>
+    <w:p>
+      <w:pPr>
+        <w:pStyle w:val="1"/>
+      </w:pPr>
+      <w:r>
+        <w:t>6 иди сюда заголовок</w:t>
+      </w:r>
+    </w:p>
+    <w:p>
+      <w:pPr>
+        <w:pBdr>
+          <w:top w:val="single" w:sz="4" w:space="4" w:color="000000"/>
+          <w:left w:val="single" w:sz="4" w:space="4" w:color="000000"/>
+          <w:bottom w:val="single" w:sz="4" w:space="4" w:color="000000"/>
+          <w:right w:val="single" w:sz="4" w:space="4" w:color="000000"/>
+        </w:pBdr>
+      </w:pPr>
+      <w:r>
+        <w:t>poso smskdmska dmsn dkasjndjkasjdnasjkdnjaksdnajnaskdjnasjkdn kdsna ksdnas</w:t>
+      </w:r>
+    </w:p>
+    <w:p>
+      <w:r>
+        <w:t>Листинг 6.1 – capton new one</w:t>
       </w:r>
     </w:p>
     <w:p>

--- a/tst.docx
+++ b/tst.docx
@@ -373,9 +373,121 @@
               <w:jc w:val="center"/>
             </w:pPr>
             <w:r>
-              <m:oMath>
+              <m:oMath xmlns:mml="http://www.w3.org/1998/Math/MathML">
+                <m:f>
+                  <m:fPr>
+                    <m:type m:val="bar"/>
+                  </m:fPr>
+                  <m:num>
+                    <m:r>
+                      <m:t>1</m:t>
+                    </m:r>
+                  </m:num>
+                  <m:den>
+                    <m:r>
+                      <m:t>2</m:t>
+                    </m:r>
+                  </m:den>
+                </m:f>
                 <m:r>
-                  <m:t>2+2=10</m:t>
+                  <m:t>−</m:t>
+                </m:r>
+                <m:f>
+                  <m:fPr>
+                    <m:type m:val="bar"/>
+                  </m:fPr>
+                  <m:num>
+                    <m:f>
+                      <m:fPr>
+                        <m:type m:val="bar"/>
+                      </m:fPr>
+                      <m:num>
+                        <m:r>
+                          <m:t>10</m:t>
+                        </m:r>
+                      </m:num>
+                      <m:den>
+                        <m:r>
+                          <m:t>20</m:t>
+                        </m:r>
+                      </m:den>
+                    </m:f>
+                    <m:r>
+                      <m:t>−</m:t>
+                    </m:r>
+                  </m:num>
+                  <m:den/>
+                </m:f>
+                <m:r>
+                  <m:t>=30[</m:t>
+                </m:r>
+                <m:m>
+                  <m:mPr>
+                    <m:baseJc m:val="center"/>
+                    <m:plcHide m:val="on"/>
+                    <m:mcs>
+                      <m:mc>
+                        <m:mcPr>
+                          <m:count m:val="3"/>
+                          <m:mcJc m:val="center"/>
+                        </m:mcPr>
+                      </m:mc>
+                    </m:mcs>
+                  </m:mPr>
+                  <m:mr>
+                    <m:e>
+                      <m:r>
+                        <m:t>1</m:t>
+                      </m:r>
+                    </m:e>
+                    <m:e>
+                      <m:r>
+                        <m:t>1</m:t>
+                      </m:r>
+                    </m:e>
+                    <m:e>
+                      <m:r>
+                        <m:t>11</m:t>
+                      </m:r>
+                    </m:e>
+                  </m:mr>
+                  <m:mr>
+                    <m:e>
+                      <m:r>
+                        <m:t>1</m:t>
+                      </m:r>
+                    </m:e>
+                    <m:e>
+                      <m:r>
+                        <m:t>1</m:t>
+                      </m:r>
+                    </m:e>
+                    <m:e>
+                      <m:r>
+                        <m:t>11</m:t>
+                      </m:r>
+                    </m:e>
+                  </m:mr>
+                  <m:mr>
+                    <m:e>
+                      <m:r>
+                        <m:t>1</m:t>
+                      </m:r>
+                    </m:e>
+                    <m:e>
+                      <m:r>
+                        <m:t>1</m:t>
+                      </m:r>
+                    </m:e>
+                    <m:e>
+                      <m:r>
+                        <m:t>11</m:t>
+                      </m:r>
+                    </m:e>
+                  </m:mr>
+                </m:m>
+                <m:r>
+                  <m:t>]</m:t>
                 </m:r>
               </m:oMath>
             </w:r>
@@ -469,11 +581,14 @@
               <w:jc w:val="center"/>
             </w:pPr>
             <w:r>
-              <m:oMath>
+              <m:oMath xmlns:mml="http://www.w3.org/1998/Math/MathML">
+                <m:r>
+                  <m:t>E=233d2m</m:t>
+                </m:r>
                 <m:sSup>
                   <m:e>
                     <m:r>
-                      <m:t>E=233d2mc</m:t>
+                      <m:t>c</m:t>
                     </m:r>
                   </m:e>
                   <m:sup>
@@ -600,9 +715,9 @@
               <w:jc w:val="center"/>
             </w:pPr>
             <w:r>
-              <m:oMath>
+              <m:oMath xmlns:mml="http://www.w3.org/1998/Math/MathML">
                 <m:r>
-                  <m:t>a-2=2</m:t>
+                  <m:t>a−2=2</m:t>
                 </m:r>
               </m:oMath>
             </w:r>
@@ -656,677 +771,6 @@
     <w:p>
       <w:r>
         <w:t>Листинг 3.1 – capton new one</w:t>
-      </w:r>
-    </w:p>
-    <w:p>
-      <w:r>
-        <w:t>– dsadasd</w:t>
-      </w:r>
-    </w:p>
-    <w:p>
-      <w:r>
-        <w:t>– как-то так;</w:t>
-      </w:r>
-    </w:p>
-    <w:p>
-      <w:r>
-        <w:t>– пися231;</w:t>
-      </w:r>
-    </w:p>
-    <w:p>
-      <w:r>
-        <w:t>– ага.</w:t>
-      </w:r>
-    </w:p>
-    <w:p>
-      <w:pPr>
-        <w:pStyle w:val="1"/>
-      </w:pPr>
-      <w:r>
-        <w:t>4 Новый заголовок</w:t>
-      </w:r>
-    </w:p>
-    <w:p>
-      <w:r>
-        <w:drawing>
-          <wp:inline xmlns:a="http://schemas.openxmlformats.org/drawingml/2006/main" xmlns:pic="http://schemas.openxmlformats.org/drawingml/2006/picture">
-            <wp:extent cx="1270000" cy="1270000"/>
-            <wp:docPr id="5" name="Picture 5"/>
-            <wp:cNvGraphicFramePr>
-              <a:graphicFrameLocks noChangeAspect="1"/>
-            </wp:cNvGraphicFramePr>
-            <a:graphic>
-              <a:graphicData uri="http://schemas.openxmlformats.org/drawingml/2006/picture">
-                <pic:pic>
-                  <pic:nvPicPr>
-                    <pic:cNvPr id="0" name="image.png"/>
-                    <pic:cNvPicPr/>
-                  </pic:nvPicPr>
-                  <pic:blipFill>
-                    <a:blip r:embed="rId7"/>
-                    <a:stretch>
-                      <a:fillRect/>
-                    </a:stretch>
-                  </pic:blipFill>
-                  <pic:spPr>
-                    <a:xfrm>
-                      <a:off x="0" y="0"/>
-                      <a:ext cx="1270000" cy="1270000"/>
-                    </a:xfrm>
-                    <a:prstGeom prst="rect"/>
-                  </pic:spPr>
-                </pic:pic>
-              </a:graphicData>
-            </a:graphic>
-          </wp:inline>
-        </w:drawing>
-      </w:r>
-    </w:p>
-    <w:p>
-      <w:r>
-        <w:t>Рисунок 4.1 – Новdsdasdое изображение</w:t>
-      </w:r>
-    </w:p>
-    <w:p>
-      <w:r>
-        <w:drawing>
-          <wp:inline xmlns:a="http://schemas.openxmlformats.org/drawingml/2006/main" xmlns:pic="http://schemas.openxmlformats.org/drawingml/2006/picture">
-            <wp:extent cx="1270000" cy="1270000"/>
-            <wp:docPr id="4" name="Picture 4"/>
-            <wp:cNvGraphicFramePr>
-              <a:graphicFrameLocks noChangeAspect="1"/>
-            </wp:cNvGraphicFramePr>
-            <a:graphic>
-              <a:graphicData uri="http://schemas.openxmlformats.org/drawingml/2006/picture">
-                <pic:pic>
-                  <pic:nvPicPr>
-                    <pic:cNvPr id="0" name="image.png"/>
-                    <pic:cNvPicPr/>
-                  </pic:nvPicPr>
-                  <pic:blipFill>
-                    <a:blip r:embed="rId7"/>
-                    <a:stretch>
-                      <a:fillRect/>
-                    </a:stretch>
-                  </pic:blipFill>
-                  <pic:spPr>
-                    <a:xfrm>
-                      <a:off x="0" y="0"/>
-                      <a:ext cx="1270000" cy="1270000"/>
-                    </a:xfrm>
-                    <a:prstGeom prst="rect"/>
-                  </pic:spPr>
-                </pic:pic>
-              </a:graphicData>
-            </a:graphic>
-          </wp:inline>
-        </w:drawing>
-      </w:r>
-    </w:p>
-    <w:p>
-      <w:r>
-        <w:t>Рисунок 4.2 – Новое изображение</w:t>
-      </w:r>
-    </w:p>
-    <w:p>
-      <w:r>
-        <w:t>dasda32132131231sd</w:t>
-      </w:r>
-    </w:p>
-    <w:p>
-      <w:r>
-        <w:t>dasdasd</w:t>
-      </w:r>
-    </w:p>
-    <w:p>
-      <w:pPr>
-        <w:pStyle w:val="2"/>
-      </w:pPr>
-      <w:r>
-        <w:t>4.1 Новый222 заголовок</w:t>
-      </w:r>
-    </w:p>
-    <w:p>
-      <w:r>
-        <w:t>2020220</w:t>
-      </w:r>
-    </w:p>
-    <w:p>
-      <w:r>
-        <w:t>2020220323232</w:t>
-      </w:r>
-    </w:p>
-    <w:p>
-      <w:pPr>
-        <w:pStyle w:val="3"/>
-      </w:pPr>
-      <w:r>
-        <w:t>4.1.1 ну я хитрееее тебя 333проверка го гого</w:t>
-      </w:r>
-    </w:p>
-    <w:p>
-      <w:r>
-        <w:t>[bnh эомент]</w:t>
-      </w:r>
-    </w:p>
-    <w:p>
-      <w:pPr>
-        <w:pStyle w:val="2"/>
-      </w:pPr>
-      <w:r>
-        <w:t>4.2 Ну если и это заголоовк мошны йто просто молчу</w:t>
-      </w:r>
-    </w:p>
-    <w:p>
-      <w:r>
-        <w:t>pusin</w:t>
-      </w:r>
-    </w:p>
-    <w:p>
-      <w:r>
-        <w:t>pusin3</w:t>
-      </w:r>
-    </w:p>
-    <w:p>
-      <w:r>
-        <w:t>pusin2</w:t>
-      </w:r>
-    </w:p>
-    <w:p>
-      <w:pPr>
-        <w:pStyle w:val="2"/>
-      </w:pPr>
-      <w:r>
-        <w:t>4.3 иди сюда заголовок 2</w:t>
-      </w:r>
-    </w:p>
-    <w:p>
-      <w:r>
-        <w:t>Таблица 4.1 – Fracat32ion table</w:t>
-      </w:r>
-    </w:p>
-    <w:tbl>
-      <w:tblPr>
-        <w:tblW w:type="auto" w:w="0"/>
-        <w:tblLook w:firstColumn="1" w:firstRow="1" w:lastColumn="0" w:lastRow="0" w:noHBand="0" w:noVBand="1" w:val="04A0"/>
-      </w:tblPr>
-      <w:tblGrid>
-        <w:gridCol w:w="4680"/>
-        <w:gridCol w:w="4680"/>
-      </w:tblGrid>
-      <w:tr>
-        <w:tc>
-          <w:tcPr>
-            <w:tcW w:type="dxa" w:w="4680"/>
-          </w:tcPr>
-          <w:p>
-            <w:r>
-              <w:t>10</w:t>
-            </w:r>
-          </w:p>
-        </w:tc>
-        <w:tc>
-          <w:tcPr>
-            <w:tcW w:type="dxa" w:w="4680"/>
-          </w:tcPr>
-          <w:p>
-            <w:r>
-              <w:t>10</w:t>
-            </w:r>
-          </w:p>
-        </w:tc>
-      </w:tr>
-      <w:tr>
-        <w:tc>
-          <w:tcPr>
-            <w:tcW w:type="dxa" w:w="4680"/>
-          </w:tcPr>
-          <w:p>
-            <w:r>
-              <w:t>20</w:t>
-            </w:r>
-          </w:p>
-        </w:tc>
-        <w:tc>
-          <w:tcPr>
-            <w:tcW w:type="dxa" w:w="4680"/>
-          </w:tcPr>
-          <w:p>
-            <w:r>
-              <w:t>20</w:t>
-            </w:r>
-          </w:p>
-        </w:tc>
-      </w:tr>
-    </w:tbl>
-    <w:p>
-      <w:r>
-        <w:t>susapusin3</w:t>
-      </w:r>
-    </w:p>
-    <w:p>
-      <w:r>
-        <w:t>Таблица 4.2 – Fracation table</w:t>
-      </w:r>
-    </w:p>
-    <w:tbl>
-      <w:tblPr>
-        <w:tblW w:type="auto" w:w="0"/>
-        <w:tblLook w:firstColumn="1" w:firstRow="1" w:lastColumn="0" w:lastRow="0" w:noHBand="0" w:noVBand="1" w:val="04A0"/>
-      </w:tblPr>
-      <w:tblGrid>
-        <w:gridCol w:w="4680"/>
-        <w:gridCol w:w="4680"/>
-      </w:tblGrid>
-      <w:tr>
-        <w:tc>
-          <w:tcPr>
-            <w:tcW w:type="dxa" w:w="4680"/>
-          </w:tcPr>
-          <w:p>
-            <w:r>
-              <w:t>1</w:t>
-            </w:r>
-          </w:p>
-        </w:tc>
-        <w:tc>
-          <w:tcPr>
-            <w:tcW w:type="dxa" w:w="4680"/>
-          </w:tcPr>
-          <w:p>
-            <w:r>
-              <w:t>1</w:t>
-            </w:r>
-          </w:p>
-        </w:tc>
-      </w:tr>
-      <w:tr>
-        <w:tc>
-          <w:tcPr>
-            <w:tcW w:type="dxa" w:w="4680"/>
-          </w:tcPr>
-          <w:p>
-            <w:r>
-              <w:t>2</w:t>
-            </w:r>
-          </w:p>
-        </w:tc>
-        <w:tc>
-          <w:tcPr>
-            <w:tcW w:type="dxa" w:w="4680"/>
-          </w:tcPr>
-          <w:p>
-            <w:r>
-              <w:t>2</w:t>
-            </w:r>
-          </w:p>
-        </w:tc>
-      </w:tr>
-      <w:tr>
-        <w:tc>
-          <w:tcPr>
-            <w:tcW w:type="dxa" w:w="4680"/>
-          </w:tcPr>
-          <w:p>
-            <w:r>
-              <w:t>3</w:t>
-            </w:r>
-          </w:p>
-        </w:tc>
-        <w:tc>
-          <w:tcPr>
-            <w:tcW w:type="dxa" w:w="4680"/>
-          </w:tcPr>
-          <w:p>
-            <w:r>
-              <w:t>3</w:t>
-            </w:r>
-          </w:p>
-        </w:tc>
-      </w:tr>
-    </w:tbl>
-    <w:p>
-      <w:pPr>
-        <w:pBdr>
-          <w:top w:val="single" w:sz="4" w:space="4" w:color="000000"/>
-          <w:left w:val="single" w:sz="4" w:space="4" w:color="000000"/>
-          <w:bottom w:val="single" w:sz="4" w:space="4" w:color="000000"/>
-          <w:right w:val="single" w:sz="4" w:space="4" w:color="000000"/>
-        </w:pBdr>
-      </w:pPr>
-      <w:r>
-        <w:t>3213123 1321poso smskdmska dmsn dkasjndjkasjdnasjkdnjaksdnajnaskdjnasjkdn kdsna ksdnas poso smskdmska dmsn dkasjndjkasjdnasjkdnjaksdnajnaskdjnasjkdn kdsna ksdnas poso smskdmska dmsn dkasjndjkasjdnasjkdnjaksdnajnaskdjnasjkdn kdsna ksdnas poso smskdmska dmsn dkasjndjkasjdnasjkdnjaksdnajnaskdjnasjkdn kdsna ksdnasposo smskdmska dmsn dkasjndjkasjdnasjkdnjaksdnajnaskdjnasjkdn kdsna ksdnas</w:t>
-      </w:r>
-    </w:p>
-    <w:p>
-      <w:r>
-        <w:t>Листинг 4.1 – 32capton new one</w:t>
-      </w:r>
-    </w:p>
-    <w:p>
-      <w:r>
-        <w:t>after table?</w:t>
-      </w:r>
-    </w:p>
-    <w:p>
-      <w:r>
-        <w:t>но вот и все par updated</w:t>
-      </w:r>
-    </w:p>
-    <w:tbl>
-      <w:tblPr>
-        <w:tblW w:type="auto" w:w="0"/>
-        <w:tblLook w:firstColumn="1" w:firstRow="1" w:lastColumn="0" w:lastRow="0" w:noHBand="0" w:noVBand="1" w:val="04A0"/>
-      </w:tblPr>
-      <w:tblGrid>
-        <w:gridCol w:w="3120"/>
-        <w:gridCol w:w="3120"/>
-        <w:gridCol w:w="3120"/>
-      </w:tblGrid>
-      <w:tr>
-        <w:tc>
-          <w:tcPr>
-            <w:tcW w:type="dxa" w:w="3120"/>
-          </w:tcPr>
-          <w:p>
-            <w:pPr>
-              <w:spacing w:after="0" w:before="0"/>
-            </w:pPr>
-          </w:p>
-        </w:tc>
-        <w:tc>
-          <w:tcPr>
-            <w:tcW w:type="dxa" w:w="3120"/>
-          </w:tcPr>
-          <w:p>
-            <w:pPr>
-              <w:spacing w:after="0" w:before="0"/>
-              <w:jc w:val="center"/>
-            </w:pPr>
-            <w:r>
-              <m:oMath>
-                <m:r>
-                  <m:t>2+2=10</m:t>
-                </m:r>
-              </m:oMath>
-            </w:r>
-          </w:p>
-        </w:tc>
-        <w:tc>
-          <w:tcPr>
-            <w:tcW w:type="dxa" w:w="3120"/>
-          </w:tcPr>
-          <w:p>
-            <w:pPr>
-              <w:spacing w:after="0" w:before="0"/>
-              <w:jc w:val="right"/>
-            </w:pPr>
-            <w:r>
-              <w:t>(4.1)</w:t>
-            </w:r>
-          </w:p>
-        </w:tc>
-      </w:tr>
-    </w:tbl>
-    <w:p>
-      <w:r>
-        <w:drawing>
-          <wp:inline xmlns:a="http://schemas.openxmlformats.org/drawingml/2006/main" xmlns:pic="http://schemas.openxmlformats.org/drawingml/2006/picture">
-            <wp:extent cx="1270000" cy="1270000"/>
-            <wp:docPr id="6" name="Picture 6"/>
-            <wp:cNvGraphicFramePr>
-              <a:graphicFrameLocks noChangeAspect="1"/>
-            </wp:cNvGraphicFramePr>
-            <a:graphic>
-              <a:graphicData uri="http://schemas.openxmlformats.org/drawingml/2006/picture">
-                <pic:pic>
-                  <pic:nvPicPr>
-                    <pic:cNvPr id="0" name="image.png"/>
-                    <pic:cNvPicPr/>
-                  </pic:nvPicPr>
-                  <pic:blipFill>
-                    <a:blip r:embed="rId8"/>
-                    <a:stretch>
-                      <a:fillRect/>
-                    </a:stretch>
-                  </pic:blipFill>
-                  <pic:spPr>
-                    <a:xfrm>
-                      <a:off x="0" y="0"/>
-                      <a:ext cx="1270000" cy="1270000"/>
-                    </a:xfrm>
-                    <a:prstGeom prst="rect"/>
-                  </pic:spPr>
-                </pic:pic>
-              </a:graphicData>
-            </a:graphic>
-          </wp:inline>
-        </w:drawing>
-      </w:r>
-    </w:p>
-    <w:p>
-      <w:r>
-        <w:t>Рисунок 4.3 – red one Новое изображение</w:t>
-      </w:r>
-    </w:p>
-    <w:tbl>
-      <w:tblPr>
-        <w:tblW w:type="auto" w:w="0"/>
-        <w:tblLook w:firstColumn="1" w:firstRow="1" w:lastColumn="0" w:lastRow="0" w:noHBand="0" w:noVBand="1" w:val="04A0"/>
-      </w:tblPr>
-      <w:tblGrid>
-        <w:gridCol w:w="3120"/>
-        <w:gridCol w:w="3120"/>
-        <w:gridCol w:w="3120"/>
-      </w:tblGrid>
-      <w:tr>
-        <w:tc>
-          <w:tcPr>
-            <w:tcW w:type="dxa" w:w="3120"/>
-          </w:tcPr>
-          <w:p>
-            <w:pPr>
-              <w:spacing w:after="0" w:before="0"/>
-            </w:pPr>
-          </w:p>
-        </w:tc>
-        <w:tc>
-          <w:tcPr>
-            <w:tcW w:type="dxa" w:w="3120"/>
-          </w:tcPr>
-          <w:p>
-            <w:pPr>
-              <w:spacing w:after="0" w:before="0"/>
-              <w:jc w:val="center"/>
-            </w:pPr>
-            <w:r>
-              <m:oMath>
-                <m:sSup>
-                  <m:e>
-                    <m:r>
-                      <m:t>E=233d2mc</m:t>
-                    </m:r>
-                  </m:e>
-                  <m:sup>
-                    <m:r>
-                      <m:t>2</m:t>
-                    </m:r>
-                  </m:sup>
-                </m:sSup>
-              </m:oMath>
-            </w:r>
-          </w:p>
-        </w:tc>
-        <w:tc>
-          <w:tcPr>
-            <w:tcW w:type="dxa" w:w="3120"/>
-          </w:tcPr>
-          <w:p>
-            <w:pPr>
-              <w:spacing w:after="0" w:before="0"/>
-              <w:jc w:val="right"/>
-            </w:pPr>
-            <w:r>
-              <w:t>(4.2)</w:t>
-            </w:r>
-          </w:p>
-        </w:tc>
-      </w:tr>
-    </w:tbl>
-    <w:p>
-      <w:pPr>
-        <w:pStyle w:val="3"/>
-      </w:pPr>
-      <w:r>
-        <w:t>4.3.1 toooto</w:t>
-      </w:r>
-    </w:p>
-    <w:p>
-      <w:r>
-        <w:t>dlasjd dk askdj lkasdно вот и все par updated</w:t>
-      </w:r>
-    </w:p>
-    <w:p>
-      <w:r>
-        <w:t>32131312412 412 4214но вот и все par updated</w:t>
-      </w:r>
-    </w:p>
-    <w:p>
-      <w:pPr>
-        <w:pStyle w:val="3"/>
-      </w:pPr>
-      <w:r>
-        <w:t>4.3.2 new_header105 che dks</w:t>
-      </w:r>
-    </w:p>
-    <w:p>
-      <w:r>
-        <w:t>new_header105; j1nj2eeio12e2m21eio dk askdj lkasdно вот и все par updated</w:t>
-      </w:r>
-    </w:p>
-    <w:p>
-      <w:r>
-        <w:t>new_header105 knodskd skds;kdaskdkasd 412 4214но вот и все par updated</w:t>
-      </w:r>
-    </w:p>
-    <w:p>
-      <w:pPr>
-        <w:pStyle w:val="3"/>
-      </w:pPr>
-      <w:r>
-        <w:t>4.3.3 che dks</w:t>
-      </w:r>
-    </w:p>
-    <w:p>
-      <w:r>
-        <w:t>dasindm; j1nj2eeio12e2m21eio dk askdj lkasdно вот и все par updated</w:t>
-      </w:r>
-    </w:p>
-    <w:p>
-      <w:r>
-        <w:t>IMage knodskd skds;kdaskdkasd 412 4214но вот и все par updated</w:t>
-      </w:r>
-    </w:p>
-    <w:p>
-      <w:pPr>
-        <w:pStyle w:val="2"/>
-      </w:pPr>
-      <w:r>
-        <w:t>4.4 d заголовок</w:t>
-      </w:r>
-    </w:p>
-    <w:p>
-      <w:r>
-        <w:t>321321321</w:t>
-      </w:r>
-    </w:p>
-    <w:tbl>
-      <w:tblPr>
-        <w:tblW w:type="auto" w:w="0"/>
-        <w:tblLook w:firstColumn="1" w:firstRow="1" w:lastColumn="0" w:lastRow="0" w:noHBand="0" w:noVBand="1" w:val="04A0"/>
-      </w:tblPr>
-      <w:tblGrid>
-        <w:gridCol w:w="3120"/>
-        <w:gridCol w:w="3120"/>
-        <w:gridCol w:w="3120"/>
-      </w:tblGrid>
-      <w:tr>
-        <w:tc>
-          <w:tcPr>
-            <w:tcW w:type="dxa" w:w="3120"/>
-          </w:tcPr>
-          <w:p>
-            <w:pPr>
-              <w:spacing w:after="0" w:before="0"/>
-            </w:pPr>
-          </w:p>
-        </w:tc>
-        <w:tc>
-          <w:tcPr>
-            <w:tcW w:type="dxa" w:w="3120"/>
-          </w:tcPr>
-          <w:p>
-            <w:pPr>
-              <w:spacing w:after="0" w:before="0"/>
-              <w:jc w:val="center"/>
-            </w:pPr>
-            <w:r>
-              <m:oMath>
-                <m:r>
-                  <m:t>a-2=2</m:t>
-                </m:r>
-              </m:oMath>
-            </w:r>
-          </w:p>
-        </w:tc>
-        <w:tc>
-          <w:tcPr>
-            <w:tcW w:type="dxa" w:w="3120"/>
-          </w:tcPr>
-          <w:p>
-            <w:pPr>
-              <w:spacing w:after="0" w:before="0"/>
-              <w:jc w:val="right"/>
-            </w:pPr>
-            <w:r>
-              <w:t>(4.3)</w:t>
-            </w:r>
-          </w:p>
-        </w:tc>
-      </w:tr>
-    </w:tbl>
-    <w:p>
-      <w:pPr>
-        <w:pStyle w:val="1"/>
-      </w:pPr>
-      <w:r>
-        <w:t>5 проверка го гого</w:t>
-      </w:r>
-    </w:p>
-    <w:p>
-      <w:pPr>
-        <w:pStyle w:val="1"/>
-      </w:pPr>
-      <w:r>
-        <w:t>6 иди сюда заголовок</w:t>
-      </w:r>
-    </w:p>
-    <w:p>
-      <w:pPr>
-        <w:pBdr>
-          <w:top w:val="single" w:sz="4" w:space="4" w:color="000000"/>
-          <w:left w:val="single" w:sz="4" w:space="4" w:color="000000"/>
-          <w:bottom w:val="single" w:sz="4" w:space="4" w:color="000000"/>
-          <w:right w:val="single" w:sz="4" w:space="4" w:color="000000"/>
-        </w:pBdr>
-      </w:pPr>
-      <w:r>
-        <w:t>poso smskdmska dmsn dkasjndjkasjdnasjkdnjaksdnajnaskdjnasjkdn kdsna ksdnas</w:t>
-      </w:r>
-    </w:p>
-    <w:p>
-      <w:r>
-        <w:t>Листинг 6.1 – capton new one</w:t>
       </w:r>
     </w:p>
     <w:p>

--- a/tst.docx
+++ b/tst.docx
@@ -12,6 +12,13 @@
         <w:pStyle w:val="1"/>
       </w:pPr>
       <w:r>
+        <w:rPr>
+          <w:rFonts w:ascii="Arial" w:hAnsi="Arial"/>
+          <w:b/>
+          <w:i w:val="0"/>
+          <w:color w:val="FF0000"/>
+          <w:sz w:val="28"/>
+        </w:rPr>
         <w:t>1 Новый заголовок</w:t>
       </w:r>
     </w:p>
@@ -112,6 +119,13 @@
         <w:pStyle w:val="2"/>
       </w:pPr>
       <w:r>
+        <w:rPr>
+          <w:rFonts w:ascii="Arial" w:hAnsi="Arial"/>
+          <w:b/>
+          <w:i w:val="0"/>
+          <w:color w:val="FF0000"/>
+          <w:sz w:val="28"/>
+        </w:rPr>
         <w:t>1.1 Новый222 заголовок</w:t>
       </w:r>
     </w:p>
@@ -130,6 +144,13 @@
         <w:pStyle w:val="3"/>
       </w:pPr>
       <w:r>
+        <w:rPr>
+          <w:rFonts w:ascii="Arial" w:hAnsi="Arial"/>
+          <w:b/>
+          <w:i w:val="0"/>
+          <w:color w:val="FF0000"/>
+          <w:sz w:val="28"/>
+        </w:rPr>
         <w:t>1.1.1 ну я хитрееее тебя 333проверка го гого</w:t>
       </w:r>
     </w:p>
@@ -143,6 +164,13 @@
         <w:pStyle w:val="2"/>
       </w:pPr>
       <w:r>
+        <w:rPr>
+          <w:rFonts w:ascii="Arial" w:hAnsi="Arial"/>
+          <w:b/>
+          <w:i w:val="0"/>
+          <w:color w:val="FF0000"/>
+          <w:sz w:val="28"/>
+        </w:rPr>
         <w:t>1.2 Ну если и это заголоовк мошны йто просто молчу</w:t>
       </w:r>
     </w:p>
@@ -166,6 +194,13 @@
         <w:pStyle w:val="2"/>
       </w:pPr>
       <w:r>
+        <w:rPr>
+          <w:rFonts w:ascii="Arial" w:hAnsi="Arial"/>
+          <w:b/>
+          <w:i w:val="0"/>
+          <w:color w:val="FF0000"/>
+          <w:sz w:val="28"/>
+        </w:rPr>
         <w:t>1.3 иди сюда заголовок 2</w:t>
       </w:r>
     </w:p>
@@ -622,6 +657,13 @@
         <w:pStyle w:val="3"/>
       </w:pPr>
       <w:r>
+        <w:rPr>
+          <w:rFonts w:ascii="Arial" w:hAnsi="Arial"/>
+          <w:b/>
+          <w:i w:val="0"/>
+          <w:color w:val="FF0000"/>
+          <w:sz w:val="28"/>
+        </w:rPr>
         <w:t>1.3.1 toooto</w:t>
       </w:r>
     </w:p>
@@ -640,6 +682,13 @@
         <w:pStyle w:val="3"/>
       </w:pPr>
       <w:r>
+        <w:rPr>
+          <w:rFonts w:ascii="Arial" w:hAnsi="Arial"/>
+          <w:b/>
+          <w:i w:val="0"/>
+          <w:color w:val="FF0000"/>
+          <w:sz w:val="28"/>
+        </w:rPr>
         <w:t>1.3.2 new_header105 che dks</w:t>
       </w:r>
     </w:p>
@@ -658,6 +707,13 @@
         <w:pStyle w:val="3"/>
       </w:pPr>
       <w:r>
+        <w:rPr>
+          <w:rFonts w:ascii="Arial" w:hAnsi="Arial"/>
+          <w:b/>
+          <w:i w:val="0"/>
+          <w:color w:val="FF0000"/>
+          <w:sz w:val="28"/>
+        </w:rPr>
         <w:t>1.3.3 che dks</w:t>
       </w:r>
     </w:p>
@@ -676,6 +732,13 @@
         <w:pStyle w:val="2"/>
       </w:pPr>
       <w:r>
+        <w:rPr>
+          <w:rFonts w:ascii="Arial" w:hAnsi="Arial"/>
+          <w:b/>
+          <w:i w:val="0"/>
+          <w:color w:val="FF0000"/>
+          <w:sz w:val="28"/>
+        </w:rPr>
         <w:t>1.4 d заголовок</w:t>
       </w:r>
     </w:p>
@@ -744,6 +807,13 @@
         <w:pStyle w:val="1"/>
       </w:pPr>
       <w:r>
+        <w:rPr>
+          <w:rFonts w:ascii="Arial" w:hAnsi="Arial"/>
+          <w:b/>
+          <w:i w:val="0"/>
+          <w:color w:val="FF0000"/>
+          <w:sz w:val="28"/>
+        </w:rPr>
         <w:t>2 проверка го гого</w:t>
       </w:r>
     </w:p>
@@ -752,6 +822,13 @@
         <w:pStyle w:val="1"/>
       </w:pPr>
       <w:r>
+        <w:rPr>
+          <w:rFonts w:ascii="Arial" w:hAnsi="Arial"/>
+          <w:b/>
+          <w:i w:val="0"/>
+          <w:color w:val="FF0000"/>
+          <w:sz w:val="28"/>
+        </w:rPr>
         <w:t>3 иди сюда заголовок</w:t>
       </w:r>
     </w:p>

--- a/tst.docx
+++ b/tst.docx
@@ -5,869 +5,6 @@
     <w:p>
       <w:r>
         <w:t>d</w:t>
-      </w:r>
-    </w:p>
-    <w:p>
-      <w:pPr>
-        <w:pStyle w:val="1"/>
-      </w:pPr>
-      <w:r>
-        <w:rPr>
-          <w:rFonts w:ascii="Arial" w:hAnsi="Arial"/>
-          <w:b/>
-          <w:i w:val="0"/>
-          <w:color w:val="FF0000"/>
-          <w:sz w:val="28"/>
-        </w:rPr>
-        <w:t>1 Новый заголовок</w:t>
-      </w:r>
-    </w:p>
-    <w:p>
-      <w:r>
-        <w:drawing>
-          <wp:inline xmlns:a="http://schemas.openxmlformats.org/drawingml/2006/main" xmlns:pic="http://schemas.openxmlformats.org/drawingml/2006/picture">
-            <wp:extent cx="1270000" cy="1270000"/>
-            <wp:docPr id="2" name="Picture 2"/>
-            <wp:cNvGraphicFramePr>
-              <a:graphicFrameLocks noChangeAspect="1"/>
-            </wp:cNvGraphicFramePr>
-            <a:graphic>
-              <a:graphicData uri="http://schemas.openxmlformats.org/drawingml/2006/picture">
-                <pic:pic>
-                  <pic:nvPicPr>
-                    <pic:cNvPr id="0" name="image.png"/>
-                    <pic:cNvPicPr/>
-                  </pic:nvPicPr>
-                  <pic:blipFill>
-                    <a:blip r:embed="rId7"/>
-                    <a:stretch>
-                      <a:fillRect/>
-                    </a:stretch>
-                  </pic:blipFill>
-                  <pic:spPr>
-                    <a:xfrm>
-                      <a:off x="0" y="0"/>
-                      <a:ext cx="1270000" cy="1270000"/>
-                    </a:xfrm>
-                    <a:prstGeom prst="rect"/>
-                  </pic:spPr>
-                </pic:pic>
-              </a:graphicData>
-            </a:graphic>
-          </wp:inline>
-        </w:drawing>
-      </w:r>
-    </w:p>
-    <w:p>
-      <w:r>
-        <w:t>Рисунок 1.1 – Новdsdasdое изображение</w:t>
-      </w:r>
-    </w:p>
-    <w:p>
-      <w:r>
-        <w:drawing>
-          <wp:inline xmlns:a="http://schemas.openxmlformats.org/drawingml/2006/main" xmlns:pic="http://schemas.openxmlformats.org/drawingml/2006/picture">
-            <wp:extent cx="1270000" cy="1270000"/>
-            <wp:docPr id="1" name="Picture 1"/>
-            <wp:cNvGraphicFramePr>
-              <a:graphicFrameLocks noChangeAspect="1"/>
-            </wp:cNvGraphicFramePr>
-            <a:graphic>
-              <a:graphicData uri="http://schemas.openxmlformats.org/drawingml/2006/picture">
-                <pic:pic>
-                  <pic:nvPicPr>
-                    <pic:cNvPr id="0" name="image.png"/>
-                    <pic:cNvPicPr/>
-                  </pic:nvPicPr>
-                  <pic:blipFill>
-                    <a:blip r:embed="rId7"/>
-                    <a:stretch>
-                      <a:fillRect/>
-                    </a:stretch>
-                  </pic:blipFill>
-                  <pic:spPr>
-                    <a:xfrm>
-                      <a:off x="0" y="0"/>
-                      <a:ext cx="1270000" cy="1270000"/>
-                    </a:xfrm>
-                    <a:prstGeom prst="rect"/>
-                  </pic:spPr>
-                </pic:pic>
-              </a:graphicData>
-            </a:graphic>
-          </wp:inline>
-        </w:drawing>
-      </w:r>
-    </w:p>
-    <w:p>
-      <w:r>
-        <w:t>Рисунок 1.2 – Новое изображение</w:t>
-      </w:r>
-    </w:p>
-    <w:p>
-      <w:r>
-        <w:t>dasda32132131231sd</w:t>
-      </w:r>
-    </w:p>
-    <w:p>
-      <w:r>
-        <w:t>dasdasd</w:t>
-      </w:r>
-    </w:p>
-    <w:p>
-      <w:pPr>
-        <w:pStyle w:val="2"/>
-      </w:pPr>
-      <w:r>
-        <w:rPr>
-          <w:rFonts w:ascii="Arial" w:hAnsi="Arial"/>
-          <w:b/>
-          <w:i w:val="0"/>
-          <w:color w:val="FF0000"/>
-          <w:sz w:val="28"/>
-        </w:rPr>
-        <w:t>1.1 Новый222 заголовок</w:t>
-      </w:r>
-    </w:p>
-    <w:p>
-      <w:r>
-        <w:t>2020220</w:t>
-      </w:r>
-    </w:p>
-    <w:p>
-      <w:r>
-        <w:t>2020220323232</w:t>
-      </w:r>
-    </w:p>
-    <w:p>
-      <w:pPr>
-        <w:pStyle w:val="3"/>
-      </w:pPr>
-      <w:r>
-        <w:rPr>
-          <w:rFonts w:ascii="Arial" w:hAnsi="Arial"/>
-          <w:b/>
-          <w:i w:val="0"/>
-          <w:color w:val="FF0000"/>
-          <w:sz w:val="28"/>
-        </w:rPr>
-        <w:t>1.1.1 ну я хитрееее тебя 333проверка го гого</w:t>
-      </w:r>
-    </w:p>
-    <w:p>
-      <w:r>
-        <w:t>[bnh эомент]</w:t>
-      </w:r>
-    </w:p>
-    <w:p>
-      <w:pPr>
-        <w:pStyle w:val="2"/>
-      </w:pPr>
-      <w:r>
-        <w:rPr>
-          <w:rFonts w:ascii="Arial" w:hAnsi="Arial"/>
-          <w:b/>
-          <w:i w:val="0"/>
-          <w:color w:val="FF0000"/>
-          <w:sz w:val="28"/>
-        </w:rPr>
-        <w:t>1.2 Ну если и это заголоовк мошны йто просто молчу</w:t>
-      </w:r>
-    </w:p>
-    <w:p>
-      <w:r>
-        <w:t>pusin</w:t>
-      </w:r>
-    </w:p>
-    <w:p>
-      <w:r>
-        <w:t>pusin3</w:t>
-      </w:r>
-    </w:p>
-    <w:p>
-      <w:r>
-        <w:t>pusin2</w:t>
-      </w:r>
-    </w:p>
-    <w:p>
-      <w:pPr>
-        <w:pStyle w:val="2"/>
-      </w:pPr>
-      <w:r>
-        <w:rPr>
-          <w:rFonts w:ascii="Arial" w:hAnsi="Arial"/>
-          <w:b/>
-          <w:i w:val="0"/>
-          <w:color w:val="FF0000"/>
-          <w:sz w:val="28"/>
-        </w:rPr>
-        <w:t>1.3 иди сюда заголовок 2</w:t>
-      </w:r>
-    </w:p>
-    <w:p>
-      <w:r>
-        <w:t>Таблица 1.1 – Fracat32ion table</w:t>
-      </w:r>
-    </w:p>
-    <w:tbl>
-      <w:tblPr>
-        <w:tblW w:type="auto" w:w="0"/>
-        <w:tblLook w:firstColumn="1" w:firstRow="1" w:lastColumn="0" w:lastRow="0" w:noHBand="0" w:noVBand="1" w:val="04A0"/>
-      </w:tblPr>
-      <w:tblGrid>
-        <w:gridCol w:w="4680"/>
-        <w:gridCol w:w="4680"/>
-      </w:tblGrid>
-      <w:tr>
-        <w:tc>
-          <w:tcPr>
-            <w:tcW w:type="dxa" w:w="4680"/>
-          </w:tcPr>
-          <w:p>
-            <w:r>
-              <w:t>10</w:t>
-            </w:r>
-          </w:p>
-        </w:tc>
-        <w:tc>
-          <w:tcPr>
-            <w:tcW w:type="dxa" w:w="4680"/>
-          </w:tcPr>
-          <w:p>
-            <w:r>
-              <w:t>10</w:t>
-            </w:r>
-          </w:p>
-        </w:tc>
-      </w:tr>
-      <w:tr>
-        <w:tc>
-          <w:tcPr>
-            <w:tcW w:type="dxa" w:w="4680"/>
-          </w:tcPr>
-          <w:p>
-            <w:r>
-              <w:t>20</w:t>
-            </w:r>
-          </w:p>
-        </w:tc>
-        <w:tc>
-          <w:tcPr>
-            <w:tcW w:type="dxa" w:w="4680"/>
-          </w:tcPr>
-          <w:p>
-            <w:r>
-              <w:t>20</w:t>
-            </w:r>
-          </w:p>
-        </w:tc>
-      </w:tr>
-    </w:tbl>
-    <w:p>
-      <w:r>
-        <w:t>susapusin3</w:t>
-      </w:r>
-    </w:p>
-    <w:p>
-      <w:r>
-        <w:t>Таблица 1.2 – Fracation table</w:t>
-      </w:r>
-    </w:p>
-    <w:tbl>
-      <w:tblPr>
-        <w:tblW w:type="auto" w:w="0"/>
-        <w:tblLook w:firstColumn="1" w:firstRow="1" w:lastColumn="0" w:lastRow="0" w:noHBand="0" w:noVBand="1" w:val="04A0"/>
-      </w:tblPr>
-      <w:tblGrid>
-        <w:gridCol w:w="4680"/>
-        <w:gridCol w:w="4680"/>
-      </w:tblGrid>
-      <w:tr>
-        <w:tc>
-          <w:tcPr>
-            <w:tcW w:type="dxa" w:w="4680"/>
-          </w:tcPr>
-          <w:p>
-            <w:r>
-              <w:t>1</w:t>
-            </w:r>
-          </w:p>
-        </w:tc>
-        <w:tc>
-          <w:tcPr>
-            <w:tcW w:type="dxa" w:w="4680"/>
-          </w:tcPr>
-          <w:p>
-            <w:r>
-              <w:t>1</w:t>
-            </w:r>
-          </w:p>
-        </w:tc>
-      </w:tr>
-      <w:tr>
-        <w:tc>
-          <w:tcPr>
-            <w:tcW w:type="dxa" w:w="4680"/>
-          </w:tcPr>
-          <w:p>
-            <w:r>
-              <w:t>2</w:t>
-            </w:r>
-          </w:p>
-        </w:tc>
-        <w:tc>
-          <w:tcPr>
-            <w:tcW w:type="dxa" w:w="4680"/>
-          </w:tcPr>
-          <w:p>
-            <w:r>
-              <w:t>2</w:t>
-            </w:r>
-          </w:p>
-        </w:tc>
-      </w:tr>
-      <w:tr>
-        <w:tc>
-          <w:tcPr>
-            <w:tcW w:type="dxa" w:w="4680"/>
-          </w:tcPr>
-          <w:p>
-            <w:r>
-              <w:t>3</w:t>
-            </w:r>
-          </w:p>
-        </w:tc>
-        <w:tc>
-          <w:tcPr>
-            <w:tcW w:type="dxa" w:w="4680"/>
-          </w:tcPr>
-          <w:p>
-            <w:r>
-              <w:t>3</w:t>
-            </w:r>
-          </w:p>
-        </w:tc>
-      </w:tr>
-    </w:tbl>
-    <w:p>
-      <w:pPr>
-        <w:pBdr>
-          <w:top w:val="single" w:sz="4" w:space="4" w:color="000000"/>
-          <w:left w:val="single" w:sz="4" w:space="4" w:color="000000"/>
-          <w:bottom w:val="single" w:sz="4" w:space="4" w:color="000000"/>
-          <w:right w:val="single" w:sz="4" w:space="4" w:color="000000"/>
-        </w:pBdr>
-      </w:pPr>
-      <w:r>
-        <w:t>3213123 1321poso smskdmska dmsn dkasjndjkasjdnasjkdnjaksdnajnaskdjnasjkdn kdsna ksdnas poso smskdmska dmsn dkasjndjkasjdnasjkdnjaksdnajnaskdjnasjkdn kdsna ksdnas poso smskdmska dmsn dkasjndjkasjdnasjkdnjaksdnajnaskdjnasjkdn kdsna ksdnas poso smskdmska dmsn dkasjndjkasjdnasjkdnjaksdnajnaskdjnasjkdn kdsna ksdnasposo smskdmska dmsn dkasjndjkasjdnasjkdnjaksdnajnaskdjnasjkdn kdsna ksdnas</w:t>
-      </w:r>
-    </w:p>
-    <w:p>
-      <w:r>
-        <w:t>Листинг 1.1 – 32capton new one</w:t>
-      </w:r>
-    </w:p>
-    <w:p>
-      <w:r>
-        <w:t>after table?</w:t>
-      </w:r>
-    </w:p>
-    <w:p>
-      <w:r>
-        <w:t>но вот и все par updated</w:t>
-      </w:r>
-    </w:p>
-    <w:tbl>
-      <w:tblPr>
-        <w:tblW w:type="auto" w:w="0"/>
-        <w:tblLook w:firstColumn="1" w:firstRow="1" w:lastColumn="0" w:lastRow="0" w:noHBand="0" w:noVBand="1" w:val="04A0"/>
-      </w:tblPr>
-      <w:tblGrid>
-        <w:gridCol w:w="3120"/>
-        <w:gridCol w:w="3120"/>
-        <w:gridCol w:w="3120"/>
-      </w:tblGrid>
-      <w:tr>
-        <w:tc>
-          <w:tcPr>
-            <w:tcW w:type="dxa" w:w="3120"/>
-          </w:tcPr>
-          <w:p>
-            <w:pPr>
-              <w:spacing w:after="0" w:before="0"/>
-            </w:pPr>
-          </w:p>
-        </w:tc>
-        <w:tc>
-          <w:tcPr>
-            <w:tcW w:type="dxa" w:w="3120"/>
-          </w:tcPr>
-          <w:p>
-            <w:pPr>
-              <w:spacing w:after="0" w:before="0"/>
-              <w:jc w:val="center"/>
-            </w:pPr>
-            <w:r>
-              <m:oMath xmlns:mml="http://www.w3.org/1998/Math/MathML">
-                <m:f>
-                  <m:fPr>
-                    <m:type m:val="bar"/>
-                  </m:fPr>
-                  <m:num>
-                    <m:r>
-                      <m:t>1</m:t>
-                    </m:r>
-                  </m:num>
-                  <m:den>
-                    <m:r>
-                      <m:t>2</m:t>
-                    </m:r>
-                  </m:den>
-                </m:f>
-                <m:r>
-                  <m:t>−</m:t>
-                </m:r>
-                <m:f>
-                  <m:fPr>
-                    <m:type m:val="bar"/>
-                  </m:fPr>
-                  <m:num>
-                    <m:f>
-                      <m:fPr>
-                        <m:type m:val="bar"/>
-                      </m:fPr>
-                      <m:num>
-                        <m:r>
-                          <m:t>10</m:t>
-                        </m:r>
-                      </m:num>
-                      <m:den>
-                        <m:r>
-                          <m:t>20</m:t>
-                        </m:r>
-                      </m:den>
-                    </m:f>
-                    <m:r>
-                      <m:t>−</m:t>
-                    </m:r>
-                  </m:num>
-                  <m:den/>
-                </m:f>
-                <m:r>
-                  <m:t>=30[</m:t>
-                </m:r>
-                <m:m>
-                  <m:mPr>
-                    <m:baseJc m:val="center"/>
-                    <m:plcHide m:val="on"/>
-                    <m:mcs>
-                      <m:mc>
-                        <m:mcPr>
-                          <m:count m:val="3"/>
-                          <m:mcJc m:val="center"/>
-                        </m:mcPr>
-                      </m:mc>
-                    </m:mcs>
-                  </m:mPr>
-                  <m:mr>
-                    <m:e>
-                      <m:r>
-                        <m:t>1</m:t>
-                      </m:r>
-                    </m:e>
-                    <m:e>
-                      <m:r>
-                        <m:t>1</m:t>
-                      </m:r>
-                    </m:e>
-                    <m:e>
-                      <m:r>
-                        <m:t>11</m:t>
-                      </m:r>
-                    </m:e>
-                  </m:mr>
-                  <m:mr>
-                    <m:e>
-                      <m:r>
-                        <m:t>1</m:t>
-                      </m:r>
-                    </m:e>
-                    <m:e>
-                      <m:r>
-                        <m:t>1</m:t>
-                      </m:r>
-                    </m:e>
-                    <m:e>
-                      <m:r>
-                        <m:t>11</m:t>
-                      </m:r>
-                    </m:e>
-                  </m:mr>
-                  <m:mr>
-                    <m:e>
-                      <m:r>
-                        <m:t>1</m:t>
-                      </m:r>
-                    </m:e>
-                    <m:e>
-                      <m:r>
-                        <m:t>1</m:t>
-                      </m:r>
-                    </m:e>
-                    <m:e>
-                      <m:r>
-                        <m:t>11</m:t>
-                      </m:r>
-                    </m:e>
-                  </m:mr>
-                </m:m>
-                <m:r>
-                  <m:t>]</m:t>
-                </m:r>
-              </m:oMath>
-            </w:r>
-          </w:p>
-        </w:tc>
-        <w:tc>
-          <w:tcPr>
-            <w:tcW w:type="dxa" w:w="3120"/>
-          </w:tcPr>
-          <w:p>
-            <w:pPr>
-              <w:spacing w:after="0" w:before="0"/>
-              <w:jc w:val="right"/>
-            </w:pPr>
-            <w:r>
-              <w:t>(1.1)</w:t>
-            </w:r>
-          </w:p>
-        </w:tc>
-      </w:tr>
-    </w:tbl>
-    <w:p>
-      <w:r>
-        <w:drawing>
-          <wp:inline xmlns:a="http://schemas.openxmlformats.org/drawingml/2006/main" xmlns:pic="http://schemas.openxmlformats.org/drawingml/2006/picture">
-            <wp:extent cx="1270000" cy="1270000"/>
-            <wp:docPr id="3" name="Picture 3"/>
-            <wp:cNvGraphicFramePr>
-              <a:graphicFrameLocks noChangeAspect="1"/>
-            </wp:cNvGraphicFramePr>
-            <a:graphic>
-              <a:graphicData uri="http://schemas.openxmlformats.org/drawingml/2006/picture">
-                <pic:pic>
-                  <pic:nvPicPr>
-                    <pic:cNvPr id="0" name="image.png"/>
-                    <pic:cNvPicPr/>
-                  </pic:nvPicPr>
-                  <pic:blipFill>
-                    <a:blip r:embed="rId8"/>
-                    <a:stretch>
-                      <a:fillRect/>
-                    </a:stretch>
-                  </pic:blipFill>
-                  <pic:spPr>
-                    <a:xfrm>
-                      <a:off x="0" y="0"/>
-                      <a:ext cx="1270000" cy="1270000"/>
-                    </a:xfrm>
-                    <a:prstGeom prst="rect"/>
-                  </pic:spPr>
-                </pic:pic>
-              </a:graphicData>
-            </a:graphic>
-          </wp:inline>
-        </w:drawing>
-      </w:r>
-    </w:p>
-    <w:p>
-      <w:r>
-        <w:t>Рисунок 1.3 – red one Новое изображение</w:t>
-      </w:r>
-    </w:p>
-    <w:tbl>
-      <w:tblPr>
-        <w:tblW w:type="auto" w:w="0"/>
-        <w:tblLook w:firstColumn="1" w:firstRow="1" w:lastColumn="0" w:lastRow="0" w:noHBand="0" w:noVBand="1" w:val="04A0"/>
-      </w:tblPr>
-      <w:tblGrid>
-        <w:gridCol w:w="3120"/>
-        <w:gridCol w:w="3120"/>
-        <w:gridCol w:w="3120"/>
-      </w:tblGrid>
-      <w:tr>
-        <w:tc>
-          <w:tcPr>
-            <w:tcW w:type="dxa" w:w="3120"/>
-          </w:tcPr>
-          <w:p>
-            <w:pPr>
-              <w:spacing w:after="0" w:before="0"/>
-            </w:pPr>
-          </w:p>
-        </w:tc>
-        <w:tc>
-          <w:tcPr>
-            <w:tcW w:type="dxa" w:w="3120"/>
-          </w:tcPr>
-          <w:p>
-            <w:pPr>
-              <w:spacing w:after="0" w:before="0"/>
-              <w:jc w:val="center"/>
-            </w:pPr>
-            <w:r>
-              <m:oMath xmlns:mml="http://www.w3.org/1998/Math/MathML">
-                <m:r>
-                  <m:t>E=233d2m</m:t>
-                </m:r>
-                <m:sSup>
-                  <m:e>
-                    <m:r>
-                      <m:t>c</m:t>
-                    </m:r>
-                  </m:e>
-                  <m:sup>
-                    <m:r>
-                      <m:t>2</m:t>
-                    </m:r>
-                  </m:sup>
-                </m:sSup>
-              </m:oMath>
-            </w:r>
-          </w:p>
-        </w:tc>
-        <w:tc>
-          <w:tcPr>
-            <w:tcW w:type="dxa" w:w="3120"/>
-          </w:tcPr>
-          <w:p>
-            <w:pPr>
-              <w:spacing w:after="0" w:before="0"/>
-              <w:jc w:val="right"/>
-            </w:pPr>
-            <w:r>
-              <w:t>(1.2)</w:t>
-            </w:r>
-          </w:p>
-        </w:tc>
-      </w:tr>
-    </w:tbl>
-    <w:p>
-      <w:pPr>
-        <w:pStyle w:val="3"/>
-      </w:pPr>
-      <w:r>
-        <w:rPr>
-          <w:rFonts w:ascii="Arial" w:hAnsi="Arial"/>
-          <w:b/>
-          <w:i w:val="0"/>
-          <w:color w:val="FF0000"/>
-          <w:sz w:val="28"/>
-        </w:rPr>
-        <w:t>1.3.1 toooto</w:t>
-      </w:r>
-    </w:p>
-    <w:p>
-      <w:r>
-        <w:t>dlasjd dk askdj lkasdно вот и все par updated</w:t>
-      </w:r>
-    </w:p>
-    <w:p>
-      <w:r>
-        <w:t>32131312412 412 4214но вот и все par updated</w:t>
-      </w:r>
-    </w:p>
-    <w:p>
-      <w:pPr>
-        <w:pStyle w:val="3"/>
-      </w:pPr>
-      <w:r>
-        <w:rPr>
-          <w:rFonts w:ascii="Arial" w:hAnsi="Arial"/>
-          <w:b/>
-          <w:i w:val="0"/>
-          <w:color w:val="FF0000"/>
-          <w:sz w:val="28"/>
-        </w:rPr>
-        <w:t>1.3.2 new_header105 che dks</w:t>
-      </w:r>
-    </w:p>
-    <w:p>
-      <w:r>
-        <w:t>new_header105; j1nj2eeio12e2m21eio dk askdj lkasdно вот и все par updated</w:t>
-      </w:r>
-    </w:p>
-    <w:p>
-      <w:r>
-        <w:t>new_header105 knodskd skds;kdaskdkasd 412 4214но вот и все par updated</w:t>
-      </w:r>
-    </w:p>
-    <w:p>
-      <w:pPr>
-        <w:pStyle w:val="3"/>
-      </w:pPr>
-      <w:r>
-        <w:rPr>
-          <w:rFonts w:ascii="Arial" w:hAnsi="Arial"/>
-          <w:b/>
-          <w:i w:val="0"/>
-          <w:color w:val="FF0000"/>
-          <w:sz w:val="28"/>
-        </w:rPr>
-        <w:t>1.3.3 che dks</w:t>
-      </w:r>
-    </w:p>
-    <w:p>
-      <w:r>
-        <w:t>dasindm; j1nj2eeio12e2m21eio dk askdj lkasdно вот и все par updated</w:t>
-      </w:r>
-    </w:p>
-    <w:p>
-      <w:r>
-        <w:t>IMage knodskd skds;kdaskdkasd 412 4214но вот и все par updated</w:t>
-      </w:r>
-    </w:p>
-    <w:p>
-      <w:pPr>
-        <w:pStyle w:val="2"/>
-      </w:pPr>
-      <w:r>
-        <w:rPr>
-          <w:rFonts w:ascii="Arial" w:hAnsi="Arial"/>
-          <w:b/>
-          <w:i w:val="0"/>
-          <w:color w:val="FF0000"/>
-          <w:sz w:val="28"/>
-        </w:rPr>
-        <w:t>1.4 d заголовок</w:t>
-      </w:r>
-    </w:p>
-    <w:p>
-      <w:r>
-        <w:t>321321321</w:t>
-      </w:r>
-    </w:p>
-    <w:tbl>
-      <w:tblPr>
-        <w:tblW w:type="auto" w:w="0"/>
-        <w:tblLook w:firstColumn="1" w:firstRow="1" w:lastColumn="0" w:lastRow="0" w:noHBand="0" w:noVBand="1" w:val="04A0"/>
-      </w:tblPr>
-      <w:tblGrid>
-        <w:gridCol w:w="3120"/>
-        <w:gridCol w:w="3120"/>
-        <w:gridCol w:w="3120"/>
-      </w:tblGrid>
-      <w:tr>
-        <w:tc>
-          <w:tcPr>
-            <w:tcW w:type="dxa" w:w="3120"/>
-          </w:tcPr>
-          <w:p>
-            <w:pPr>
-              <w:spacing w:after="0" w:before="0"/>
-            </w:pPr>
-          </w:p>
-        </w:tc>
-        <w:tc>
-          <w:tcPr>
-            <w:tcW w:type="dxa" w:w="3120"/>
-          </w:tcPr>
-          <w:p>
-            <w:pPr>
-              <w:spacing w:after="0" w:before="0"/>
-              <w:jc w:val="center"/>
-            </w:pPr>
-            <w:r>
-              <m:oMath xmlns:mml="http://www.w3.org/1998/Math/MathML">
-                <m:r>
-                  <m:t>a−2=2</m:t>
-                </m:r>
-              </m:oMath>
-            </w:r>
-          </w:p>
-        </w:tc>
-        <w:tc>
-          <w:tcPr>
-            <w:tcW w:type="dxa" w:w="3120"/>
-          </w:tcPr>
-          <w:p>
-            <w:pPr>
-              <w:spacing w:after="0" w:before="0"/>
-              <w:jc w:val="right"/>
-            </w:pPr>
-            <w:r>
-              <w:t>(1.3)</w:t>
-            </w:r>
-          </w:p>
-        </w:tc>
-      </w:tr>
-    </w:tbl>
-    <w:p>
-      <w:pPr>
-        <w:pStyle w:val="1"/>
-      </w:pPr>
-      <w:r>
-        <w:rPr>
-          <w:rFonts w:ascii="Arial" w:hAnsi="Arial"/>
-          <w:b/>
-          <w:i w:val="0"/>
-          <w:color w:val="FF0000"/>
-          <w:sz w:val="28"/>
-        </w:rPr>
-        <w:t>2 проверка го гого</w:t>
-      </w:r>
-    </w:p>
-    <w:p>
-      <w:pPr>
-        <w:pStyle w:val="1"/>
-      </w:pPr>
-      <w:r>
-        <w:rPr>
-          <w:rFonts w:ascii="Arial" w:hAnsi="Arial"/>
-          <w:b/>
-          <w:i w:val="0"/>
-          <w:color w:val="FF0000"/>
-          <w:sz w:val="28"/>
-        </w:rPr>
-        <w:t>3 иди сюда заголовок</w:t>
-      </w:r>
-    </w:p>
-    <w:p>
-      <w:pPr>
-        <w:pBdr>
-          <w:top w:val="single" w:sz="4" w:space="4" w:color="000000"/>
-          <w:left w:val="single" w:sz="4" w:space="4" w:color="000000"/>
-          <w:bottom w:val="single" w:sz="4" w:space="4" w:color="000000"/>
-          <w:right w:val="single" w:sz="4" w:space="4" w:color="000000"/>
-        </w:pBdr>
-      </w:pPr>
-      <w:r>
-        <w:t>poso smskdmska dmsn dkasjndjkasjdnasjkdnjaksdnajnaskdjnasjkdn kdsna ksdnas</w:t>
-      </w:r>
-    </w:p>
-    <w:p>
-      <w:r>
-        <w:t>Листинг 3.1 – capton new one</w:t>
-      </w:r>
-    </w:p>
-    <w:p>
-      <w:r>
-        <w:t>– dsadasd</w:t>
-      </w:r>
-    </w:p>
-    <w:p>
-      <w:r>
-        <w:t>– как-то так;</w:t>
-      </w:r>
-    </w:p>
-    <w:p>
-      <w:r>
-        <w:t>– пися231;</w:t>
-      </w:r>
-    </w:p>
-    <w:p>
-      <w:r>
-        <w:t>– ага.</w:t>
       </w:r>
     </w:p>
     <w:sectPr>

--- a/tst.docx
+++ b/tst.docx
@@ -3,6 +3,13 @@
 <w:document xmlns:wpc="http://schemas.microsoft.com/office/word/2010/wordprocessingCanvas" xmlns:cx="http://schemas.microsoft.com/office/drawing/2014/chartex" xmlns:cx1="http://schemas.microsoft.com/office/drawing/2015/9/8/chartex" xmlns:cx2="http://schemas.microsoft.com/office/drawing/2015/10/21/chartex" xmlns:cx3="http://schemas.microsoft.com/office/drawing/2016/5/9/chartex" xmlns:cx4="http://schemas.microsoft.com/office/drawing/2016/5/10/chartex" xmlns:cx5="http://schemas.microsoft.com/office/drawing/2016/5/11/chartex" xmlns:cx6="http://schemas.microsoft.com/office/drawing/2016/5/12/chartex" xmlns:cx7="http://schemas.microsoft.com/office/drawing/2016/5/13/chartex" xmlns:cx8="http://schemas.microsoft.com/office/drawing/2016/5/14/chartex" xmlns:mc="http://schemas.openxmlformats.org/markup-compatibility/2006" xmlns:aink="http://schemas.microsoft.com/office/drawing/2016/ink" xmlns:am3d="http://schemas.microsoft.com/office/drawing/2017/model3d" xmlns:o="urn:schemas-microsoft-com:office:office" xmlns:r="http://schemas.openxmlformats.org/officeDocument/2006/relationships" xmlns:m="http://schemas.openxmlformats.org/officeDocument/2006/math" xmlns:v="urn:schemas-microsoft-com:vml" xmlns:wp14="http://schemas.microsoft.com/office/word/2010/wordprocessingDrawing" xmlns:wp="http://schemas.openxmlformats.org/drawingml/2006/wordprocessingDrawing" xmlns:w10="urn:schemas-microsoft-com:office:word" xmlns:w="http://schemas.openxmlformats.org/wordprocessingml/2006/main" xmlns:w14="http://schemas.microsoft.com/office/word/2010/wordml" xmlns:w15="http://schemas.microsoft.com/office/word/2012/wordml" xmlns:w16cex="http://schemas.microsoft.com/office/word/2018/wordml/cex" xmlns:w16cid="http://schemas.microsoft.com/office/word/2016/wordml/cid" xmlns:w16="http://schemas.microsoft.com/office/word/2018/wordml" xmlns:w16sdtdh="http://schemas.microsoft.com/office/word/2020/wordml/sdtdatahash" xmlns:w16se="http://schemas.microsoft.com/office/word/2015/wordml/symex" xmlns:wpg="http://schemas.microsoft.com/office/word/2010/wordprocessingGroup" xmlns:wpi="http://schemas.microsoft.com/office/word/2010/wordprocessingInk" xmlns:wne="http://schemas.microsoft.com/office/word/2006/wordml" xmlns:wps="http://schemas.microsoft.com/office/word/2010/wordprocessingShape" mc:Ignorable="w14 w15 w16se w16cid w16 w16cex w16sdtdh wp14">
   <w:body>
     <w:p>
+      <w:pPr>
+        <w:spacing w:after="0" w:line="240" w:lineRule="auto"/>
+        <w:ind w:firstLine="709"/>
+        <w:rPr>
+          <w:lang w:val="ru-RU"/>
+        </w:rPr>
+      </w:pPr>
       <w:r>
         <w:t>d</w:t>
       </w:r>
@@ -769,6 +776,74 @@
       </w:tblBorders>
     </w:tblPr>
   </w:style>
+  <w:style w:type="character" w:styleId="a5">
+    <w:name w:val="annotation reference"/>
+    <w:basedOn w:val="a0"/>
+    <w:uiPriority w:val="99"/>
+    <w:semiHidden/>
+    <w:unhideWhenUsed/>
+    <w:rsid w:val="00263833"/>
+    <w:rPr>
+      <w:sz w:val="16"/>
+      <w:szCs w:val="16"/>
+    </w:rPr>
+  </w:style>
+  <w:style w:type="paragraph" w:styleId="a6">
+    <w:name w:val="annotation text"/>
+    <w:basedOn w:val="a"/>
+    <w:link w:val="a7"/>
+    <w:uiPriority w:val="99"/>
+    <w:semiHidden/>
+    <w:unhideWhenUsed/>
+    <w:rsid w:val="00263833"/>
+    <w:pPr>
+      <w:spacing w:line="240" w:lineRule="auto"/>
+    </w:pPr>
+    <w:rPr>
+      <w:sz w:val="20"/>
+      <w:szCs w:val="20"/>
+    </w:rPr>
+  </w:style>
+  <w:style w:type="character" w:customStyle="1" w:styleId="a7">
+    <w:name w:val="Текст примечания Знак"/>
+    <w:basedOn w:val="a0"/>
+    <w:link w:val="a6"/>
+    <w:uiPriority w:val="99"/>
+    <w:semiHidden/>
+    <w:rsid w:val="00263833"/>
+    <w:rPr>
+      <w:sz w:val="20"/>
+      <w:szCs w:val="20"/>
+    </w:rPr>
+  </w:style>
+  <w:style w:type="paragraph" w:styleId="a8">
+    <w:name w:val="annotation subject"/>
+    <w:basedOn w:val="a6"/>
+    <w:next w:val="a6"/>
+    <w:link w:val="a9"/>
+    <w:uiPriority w:val="99"/>
+    <w:semiHidden/>
+    <w:unhideWhenUsed/>
+    <w:rsid w:val="00263833"/>
+    <w:rPr>
+      <w:b/>
+      <w:bCs/>
+    </w:rPr>
+  </w:style>
+  <w:style w:type="character" w:customStyle="1" w:styleId="a9">
+    <w:name w:val="Тема примечания Знак"/>
+    <w:basedOn w:val="a7"/>
+    <w:link w:val="a8"/>
+    <w:uiPriority w:val="99"/>
+    <w:semiHidden/>
+    <w:rsid w:val="00263833"/>
+    <w:rPr>
+      <w:b/>
+      <w:bCs/>
+      <w:sz w:val="20"/>
+      <w:szCs w:val="20"/>
+    </w:rPr>
+  </w:style>
 </w:styles>
 </file>
 

--- a/tst.docx
+++ b/tst.docx
@@ -1,17 +1,1748 @@
 
 <file path=word/document.xml><?xml version="1.0" encoding="utf-8"?>
-<w:document xmlns:wpc="http://schemas.microsoft.com/office/word/2010/wordprocessingCanvas" xmlns:cx="http://schemas.microsoft.com/office/drawing/2014/chartex" xmlns:cx1="http://schemas.microsoft.com/office/drawing/2015/9/8/chartex" xmlns:cx2="http://schemas.microsoft.com/office/drawing/2015/10/21/chartex" xmlns:cx3="http://schemas.microsoft.com/office/drawing/2016/5/9/chartex" xmlns:cx4="http://schemas.microsoft.com/office/drawing/2016/5/10/chartex" xmlns:cx5="http://schemas.microsoft.com/office/drawing/2016/5/11/chartex" xmlns:cx6="http://schemas.microsoft.com/office/drawing/2016/5/12/chartex" xmlns:cx7="http://schemas.microsoft.com/office/drawing/2016/5/13/chartex" xmlns:cx8="http://schemas.microsoft.com/office/drawing/2016/5/14/chartex" xmlns:mc="http://schemas.openxmlformats.org/markup-compatibility/2006" xmlns:aink="http://schemas.microsoft.com/office/drawing/2016/ink" xmlns:am3d="http://schemas.microsoft.com/office/drawing/2017/model3d" xmlns:o="urn:schemas-microsoft-com:office:office" xmlns:r="http://schemas.openxmlformats.org/officeDocument/2006/relationships" xmlns:m="http://schemas.openxmlformats.org/officeDocument/2006/math" xmlns:v="urn:schemas-microsoft-com:vml" xmlns:wp14="http://schemas.microsoft.com/office/word/2010/wordprocessingDrawing" xmlns:wp="http://schemas.openxmlformats.org/drawingml/2006/wordprocessingDrawing" xmlns:w10="urn:schemas-microsoft-com:office:word" xmlns:w="http://schemas.openxmlformats.org/wordprocessingml/2006/main" xmlns:w14="http://schemas.microsoft.com/office/word/2010/wordml" xmlns:w15="http://schemas.microsoft.com/office/word/2012/wordml" xmlns:w16cex="http://schemas.microsoft.com/office/word/2018/wordml/cex" xmlns:w16cid="http://schemas.microsoft.com/office/word/2016/wordml/cid" xmlns:w16="http://schemas.microsoft.com/office/word/2018/wordml" xmlns:w16sdtdh="http://schemas.microsoft.com/office/word/2020/wordml/sdtdatahash" xmlns:w16se="http://schemas.microsoft.com/office/word/2015/wordml/symex" xmlns:wpg="http://schemas.microsoft.com/office/word/2010/wordprocessingGroup" xmlns:wpi="http://schemas.microsoft.com/office/word/2010/wordprocessingInk" xmlns:wne="http://schemas.microsoft.com/office/word/2006/wordml" xmlns:wps="http://schemas.microsoft.com/office/word/2010/wordprocessingShape" mc:Ignorable="w14 w15 w16se w16cid w16 w16cex w16sdtdh wp14">
+<w:document xmlns:wpc="http://schemas.microsoft.com/office/word/2010/wordprocessingCanvas" xmlns:cx="http://schemas.microsoft.com/office/drawing/2014/chartex" xmlns:cx1="http://schemas.microsoft.com/office/drawing/2015/9/8/chartex" xmlns:cx2="http://schemas.microsoft.com/office/drawing/2015/10/21/chartex" xmlns:cx3="http://schemas.microsoft.com/office/drawing/2016/5/9/chartex" xmlns:cx4="http://schemas.microsoft.com/office/drawing/2016/5/10/chartex" xmlns:cx5="http://schemas.microsoft.com/office/drawing/2016/5/11/chartex" xmlns:cx6="http://schemas.microsoft.com/office/drawing/2016/5/12/chartex" xmlns:cx7="http://schemas.microsoft.com/office/drawing/2016/5/13/chartex" xmlns:cx8="http://schemas.microsoft.com/office/drawing/2016/5/14/chartex" xmlns:mc="http://schemas.openxmlformats.org/markup-compatibility/2006" xmlns:aink="http://schemas.microsoft.com/office/drawing/2016/ink" xmlns:am3d="http://schemas.microsoft.com/office/drawing/2017/model3d" xmlns:o="urn:schemas-microsoft-com:office:office" xmlns:oel="http://schemas.microsoft.com/office/2019/extlst" xmlns:r="http://schemas.openxmlformats.org/officeDocument/2006/relationships" xmlns:m="http://schemas.openxmlformats.org/officeDocument/2006/math" xmlns:v="urn:schemas-microsoft-com:vml" xmlns:wp14="http://schemas.microsoft.com/office/word/2010/wordprocessingDrawing" xmlns:wp="http://schemas.openxmlformats.org/drawingml/2006/wordprocessingDrawing" xmlns:w10="urn:schemas-microsoft-com:office:word" xmlns:w="http://schemas.openxmlformats.org/wordprocessingml/2006/main" xmlns:w14="http://schemas.microsoft.com/office/word/2010/wordml" xmlns:w15="http://schemas.microsoft.com/office/word/2012/wordml" xmlns:w16cex="http://schemas.microsoft.com/office/word/2018/wordml/cex" xmlns:w16cid="http://schemas.microsoft.com/office/word/2016/wordml/cid" xmlns:w16="http://schemas.microsoft.com/office/word/2018/wordml" xmlns:w16du="http://schemas.microsoft.com/office/word/2023/wordml/word16du" xmlns:w16sdtdh="http://schemas.microsoft.com/office/word/2020/wordml/sdtdatahash" xmlns:w16sdtfl="http://schemas.microsoft.com/office/word/2024/wordml/sdtformatlock" xmlns:w16se="http://schemas.microsoft.com/office/word/2015/wordml/symex" xmlns:wpg="http://schemas.microsoft.com/office/word/2010/wordprocessingGroup" xmlns:wpi="http://schemas.microsoft.com/office/word/2010/wordprocessingInk" xmlns:wne="http://schemas.microsoft.com/office/word/2006/wordml" xmlns:wps="http://schemas.microsoft.com/office/word/2010/wordprocessingShape" mc:Ignorable="w14 w15 w16se w16cid w16 w16cex w16sdtdh w16sdtfl w16du wp14">
   <w:body>
     <w:p>
       <w:pPr>
-        <w:spacing w:after="0" w:line="240" w:lineRule="auto"/>
-        <w:ind w:firstLine="709"/>
         <w:rPr>
           <w:lang w:val="ru-RU"/>
         </w:rPr>
       </w:pPr>
       <w:r>
-        <w:t>d</w:t>
+        <w:rPr>
+          <w:lang w:val="ru-RU"/>
+        </w:rPr>
+        <w:t>в</w:t>
+      </w:r>
+    </w:p>
+    <w:p>
+      <w:pPr>
+        <w:pStyle w:val="Heading1"/>
+        <w:pageBreakBefore/>
+        <w:spacing w:line="240" w:lineRule="auto" w:before="0" w:after="360"/>
+        <w:ind w:left="0" w:right="0" w:firstLine="709"/>
+      </w:pPr>
+      <w:r>
+        <w:rPr>
+          <w:rFonts w:ascii="Times New Roman" w:hAnsi="Times New Roman"/>
+          <w:b/>
+          <w:i w:val="0"/>
+          <w:color w:val="000000"/>
+          <w:sz w:val="28"/>
+        </w:rPr>
+        <w:t>1 Новый заголовок</w:t>
+      </w:r>
+    </w:p>
+    <w:p>
+      <w:pPr>
+        <w:spacing w:line="240" w:lineRule="auto" w:before="280" w:after="0"/>
+        <w:ind w:left="0" w:right="0" w:firstLine="0"/>
+        <w:jc w:val="center"/>
+      </w:pPr>
+      <w:r>
+        <w:drawing>
+          <wp:inline xmlns:a="http://schemas.openxmlformats.org/drawingml/2006/main" xmlns:pic="http://schemas.openxmlformats.org/drawingml/2006/picture">
+            <wp:extent cx="1270000" cy="1270000"/>
+            <wp:docPr id="2" name="Picture 2"/>
+            <wp:cNvGraphicFramePr>
+              <a:graphicFrameLocks noChangeAspect="1"/>
+            </wp:cNvGraphicFramePr>
+            <a:graphic>
+              <a:graphicData uri="http://schemas.openxmlformats.org/drawingml/2006/picture">
+                <pic:pic>
+                  <pic:nvPicPr>
+                    <pic:cNvPr id="0" name="image.png"/>
+                    <pic:cNvPicPr/>
+                  </pic:nvPicPr>
+                  <pic:blipFill>
+                    <a:blip r:embed="rId10"/>
+                    <a:stretch>
+                      <a:fillRect/>
+                    </a:stretch>
+                  </pic:blipFill>
+                  <pic:spPr>
+                    <a:xfrm>
+                      <a:off x="0" y="0"/>
+                      <a:ext cx="1270000" cy="1270000"/>
+                    </a:xfrm>
+                    <a:prstGeom prst="rect"/>
+                  </pic:spPr>
+                </pic:pic>
+              </a:graphicData>
+            </a:graphic>
+          </wp:inline>
+        </w:drawing>
+      </w:r>
+    </w:p>
+    <w:p>
+      <w:pPr>
+        <w:spacing w:line="240" w:lineRule="auto" w:before="120" w:after="280"/>
+        <w:ind w:left="0" w:right="0" w:firstLine="0"/>
+        <w:jc w:val="center"/>
+      </w:pPr>
+      <w:r>
+        <w:rPr>
+          <w:rFonts w:ascii="Times New Roman" w:hAnsi="Times New Roman"/>
+          <w:b w:val="0"/>
+          <w:i w:val="0"/>
+          <w:color w:val="000000"/>
+          <w:sz w:val="28"/>
+        </w:rPr>
+        <w:t>Рисунок 1.1 – Новdsdasdое изображение</w:t>
+      </w:r>
+    </w:p>
+    <w:p>
+      <w:pPr>
+        <w:spacing w:line="240" w:lineRule="auto" w:before="280" w:after="0"/>
+        <w:ind w:left="0" w:right="0" w:firstLine="0"/>
+        <w:jc w:val="center"/>
+      </w:pPr>
+      <w:r>
+        <w:drawing>
+          <wp:inline xmlns:a="http://schemas.openxmlformats.org/drawingml/2006/main" xmlns:pic="http://schemas.openxmlformats.org/drawingml/2006/picture">
+            <wp:extent cx="1270000" cy="1270000"/>
+            <wp:docPr id="1" name="Picture 1"/>
+            <wp:cNvGraphicFramePr>
+              <a:graphicFrameLocks noChangeAspect="1"/>
+            </wp:cNvGraphicFramePr>
+            <a:graphic>
+              <a:graphicData uri="http://schemas.openxmlformats.org/drawingml/2006/picture">
+                <pic:pic>
+                  <pic:nvPicPr>
+                    <pic:cNvPr id="0" name="image.png"/>
+                    <pic:cNvPicPr/>
+                  </pic:nvPicPr>
+                  <pic:blipFill>
+                    <a:blip r:embed="rId10"/>
+                    <a:stretch>
+                      <a:fillRect/>
+                    </a:stretch>
+                  </pic:blipFill>
+                  <pic:spPr>
+                    <a:xfrm>
+                      <a:off x="0" y="0"/>
+                      <a:ext cx="1270000" cy="1270000"/>
+                    </a:xfrm>
+                    <a:prstGeom prst="rect"/>
+                  </pic:spPr>
+                </pic:pic>
+              </a:graphicData>
+            </a:graphic>
+          </wp:inline>
+        </w:drawing>
+      </w:r>
+    </w:p>
+    <w:p>
+      <w:pPr>
+        <w:spacing w:line="240" w:lineRule="auto" w:before="120" w:after="280"/>
+        <w:ind w:left="0" w:right="0" w:firstLine="0"/>
+        <w:jc w:val="center"/>
+      </w:pPr>
+      <w:r>
+        <w:rPr>
+          <w:rFonts w:ascii="Times New Roman" w:hAnsi="Times New Roman"/>
+          <w:b w:val="0"/>
+          <w:i w:val="0"/>
+          <w:color w:val="000000"/>
+          <w:sz w:val="28"/>
+        </w:rPr>
+        <w:t>Рисунок 1.2 – Новое изображение</w:t>
+      </w:r>
+    </w:p>
+    <w:p>
+      <w:pPr>
+        <w:spacing w:line="240" w:lineRule="auto" w:before="0" w:after="0"/>
+        <w:ind w:left="0" w:right="0" w:firstLine="709"/>
+        <w:jc w:val="both"/>
+      </w:pPr>
+      <w:r>
+        <w:rPr>
+          <w:rFonts w:ascii="Times New Roman" w:hAnsi="Times New Roman"/>
+          <w:b w:val="0"/>
+          <w:i w:val="0"/>
+          <w:color w:val="000000"/>
+          <w:sz w:val="28"/>
+        </w:rPr>
+        <w:t>dasda32132131231sd</w:t>
+      </w:r>
+    </w:p>
+    <w:p>
+      <w:pPr>
+        <w:spacing w:line="240" w:lineRule="auto" w:before="0" w:after="0"/>
+        <w:ind w:left="0" w:right="0" w:firstLine="709"/>
+        <w:jc w:val="both"/>
+      </w:pPr>
+      <w:r>
+        <w:rPr>
+          <w:rFonts w:ascii="Times New Roman" w:hAnsi="Times New Roman"/>
+          <w:b w:val="0"/>
+          <w:i w:val="0"/>
+          <w:color w:val="000000"/>
+          <w:sz w:val="28"/>
+        </w:rPr>
+        <w:t>dasdasd</w:t>
+      </w:r>
+    </w:p>
+    <w:p>
+      <w:pPr>
+        <w:pStyle w:val="Heading2"/>
+        <w:spacing w:line="240" w:lineRule="auto" w:before="360" w:after="240"/>
+        <w:ind w:left="0" w:right="0" w:firstLine="709"/>
+      </w:pPr>
+      <w:r>
+        <w:rPr>
+          <w:rFonts w:ascii="Times New Roman" w:hAnsi="Times New Roman"/>
+          <w:b/>
+          <w:i w:val="0"/>
+          <w:color w:val="000000"/>
+          <w:sz w:val="28"/>
+        </w:rPr>
+        <w:t>1.1 Новый222 заголовок</w:t>
+      </w:r>
+    </w:p>
+    <w:p>
+      <w:pPr>
+        <w:spacing w:line="240" w:lineRule="auto" w:before="0" w:after="0"/>
+        <w:ind w:left="0" w:right="0" w:firstLine="709"/>
+        <w:jc w:val="both"/>
+      </w:pPr>
+      <w:r>
+        <w:rPr>
+          <w:rFonts w:ascii="Times New Roman" w:hAnsi="Times New Roman"/>
+          <w:b w:val="0"/>
+          <w:i w:val="0"/>
+          <w:color w:val="000000"/>
+          <w:sz w:val="28"/>
+        </w:rPr>
+        <w:t>2020220</w:t>
+      </w:r>
+    </w:p>
+    <w:p>
+      <w:pPr>
+        <w:spacing w:line="240" w:lineRule="auto" w:before="0" w:after="0"/>
+        <w:ind w:left="0" w:right="0" w:firstLine="709"/>
+        <w:jc w:val="both"/>
+      </w:pPr>
+      <w:r>
+        <w:rPr>
+          <w:rFonts w:ascii="Times New Roman" w:hAnsi="Times New Roman"/>
+          <w:b w:val="0"/>
+          <w:i w:val="0"/>
+          <w:color w:val="000000"/>
+          <w:sz w:val="28"/>
+        </w:rPr>
+        <w:t>2020220323232</w:t>
+      </w:r>
+    </w:p>
+    <w:p>
+      <w:pPr>
+        <w:pStyle w:val="Heading3"/>
+        <w:spacing w:line="240" w:lineRule="auto" w:before="360" w:after="240"/>
+        <w:ind w:left="0" w:right="0" w:firstLine="709"/>
+      </w:pPr>
+      <w:r>
+        <w:rPr>
+          <w:rFonts w:ascii="Times New Roman" w:hAnsi="Times New Roman"/>
+          <w:b/>
+          <w:i w:val="0"/>
+          <w:color w:val="000000"/>
+          <w:sz w:val="28"/>
+        </w:rPr>
+        <w:t>1.1.1 ну я хитрееее тебя 333проверка го гого</w:t>
+      </w:r>
+    </w:p>
+    <w:p>
+      <w:pPr>
+        <w:spacing w:line="240" w:lineRule="auto" w:before="0" w:after="0"/>
+        <w:ind w:left="0" w:right="0" w:firstLine="709"/>
+        <w:jc w:val="both"/>
+      </w:pPr>
+      <w:r>
+        <w:rPr>
+          <w:rFonts w:ascii="Times New Roman" w:hAnsi="Times New Roman"/>
+          <w:b w:val="0"/>
+          <w:i w:val="0"/>
+          <w:color w:val="000000"/>
+          <w:sz w:val="28"/>
+        </w:rPr>
+        <w:t>[bnh эомент]</w:t>
+      </w:r>
+    </w:p>
+    <w:p>
+      <w:pPr>
+        <w:pStyle w:val="Heading2"/>
+        <w:spacing w:line="240" w:lineRule="auto" w:before="360" w:after="240"/>
+        <w:ind w:left="0" w:right="0" w:firstLine="709"/>
+      </w:pPr>
+      <w:r>
+        <w:rPr>
+          <w:rFonts w:ascii="Times New Roman" w:hAnsi="Times New Roman"/>
+          <w:b/>
+          <w:i w:val="0"/>
+          <w:color w:val="000000"/>
+          <w:sz w:val="28"/>
+        </w:rPr>
+        <w:t>1.2 Ну если и это заголоовк мошны йто просто молчу</w:t>
+      </w:r>
+    </w:p>
+    <w:p>
+      <w:pPr>
+        <w:spacing w:line="240" w:lineRule="auto" w:before="0" w:after="0"/>
+        <w:ind w:left="0" w:right="0" w:firstLine="709"/>
+        <w:jc w:val="both"/>
+      </w:pPr>
+      <w:r>
+        <w:rPr>
+          <w:rFonts w:ascii="Times New Roman" w:hAnsi="Times New Roman"/>
+          <w:b w:val="0"/>
+          <w:i w:val="0"/>
+          <w:color w:val="000000"/>
+          <w:sz w:val="28"/>
+        </w:rPr>
+        <w:t>pusin3</w:t>
+      </w:r>
+    </w:p>
+    <w:p>
+      <w:pPr>
+        <w:spacing w:line="240" w:lineRule="auto" w:before="0" w:after="0"/>
+        <w:ind w:left="0" w:right="0" w:firstLine="709"/>
+        <w:jc w:val="both"/>
+      </w:pPr>
+      <w:r>
+        <w:rPr>
+          <w:rFonts w:ascii="Times New Roman" w:hAnsi="Times New Roman"/>
+          <w:b w:val="0"/>
+          <w:i w:val="0"/>
+          <w:color w:val="000000"/>
+          <w:sz w:val="28"/>
+        </w:rPr>
+        <w:t>pusin2</w:t>
+      </w:r>
+    </w:p>
+    <w:p>
+      <w:pPr>
+        <w:pStyle w:val="Heading2"/>
+        <w:spacing w:line="240" w:lineRule="auto" w:before="360" w:after="240"/>
+        <w:ind w:left="0" w:right="0" w:firstLine="709"/>
+      </w:pPr>
+      <w:r>
+        <w:rPr>
+          <w:rFonts w:ascii="Times New Roman" w:hAnsi="Times New Roman"/>
+          <w:b/>
+          <w:i w:val="0"/>
+          <w:color w:val="000000"/>
+          <w:sz w:val="28"/>
+        </w:rPr>
+        <w:t>1.3 иди сюда заголовок 2</w:t>
+      </w:r>
+    </w:p>
+    <w:p>
+      <w:pPr>
+        <w:spacing w:line="240" w:lineRule="auto" w:before="280" w:after="0"/>
+        <w:ind w:left="0" w:right="0" w:firstLine="0"/>
+        <w:jc w:val="left"/>
+      </w:pPr>
+      <w:r>
+        <w:rPr>
+          <w:rFonts w:ascii="Times New Roman" w:hAnsi="Times New Roman"/>
+          <w:i w:val="0"/>
+          <w:color w:val="000000"/>
+          <w:sz w:val="28"/>
+        </w:rPr>
+        <w:t>Таблица 1.1 – Fracat32ion table</w:t>
+      </w:r>
+    </w:p>
+    <w:tbl>
+      <w:tblPr>
+        <w:tblW w:type="auto" w:w="0"/>
+        <w:tblLayout w:type="fixed"/>
+        <w:tblLook w:firstColumn="1" w:firstRow="1" w:lastColumn="0" w:lastRow="0" w:noHBand="0" w:noVBand="1" w:val="04A0"/>
+      </w:tblPr>
+      <w:tblGrid>
+        <w:gridCol w:w="4680"/>
+        <w:gridCol w:w="4680"/>
+      </w:tblGrid>
+      <w:tr>
+        <w:tc>
+          <w:tcPr>
+            <w:tcW w:type="dxa" w:w="4680"/>
+            <w:vAlign w:val="center"/>
+            <w:tcBorders>
+              <w:top w:val="single" w:sz="4" w:color="000000"/>
+              <w:left w:val="single" w:sz="4" w:color="000000"/>
+              <w:bottom w:val="single" w:sz="4" w:color="000000"/>
+              <w:right w:val="single" w:sz="4" w:color="000000"/>
+            </w:tcBorders>
+          </w:tcPr>
+          <w:p>
+            <w:pPr>
+              <w:spacing w:line="240" w:lineRule="auto" w:before="0" w:after="0"/>
+              <w:ind w:left="0" w:right="0" w:firstLine="0"/>
+              <w:jc w:val="center"/>
+            </w:pPr>
+            <w:r>
+              <w:rPr>
+                <w:rFonts w:ascii="Times New Roman" w:hAnsi="Times New Roman"/>
+                <w:i w:val="0"/>
+                <w:color w:val="00FF00"/>
+                <w:sz w:val="24"/>
+              </w:rPr>
+              <w:t>10</w:t>
+            </w:r>
+          </w:p>
+        </w:tc>
+        <w:tc>
+          <w:tcPr>
+            <w:tcW w:type="dxa" w:w="4680"/>
+            <w:vAlign w:val="center"/>
+            <w:tcBorders>
+              <w:top w:val="single" w:sz="4" w:color="000000"/>
+              <w:left w:val="single" w:sz="4" w:color="000000"/>
+              <w:bottom w:val="single" w:sz="4" w:color="000000"/>
+              <w:right w:val="single" w:sz="4" w:color="000000"/>
+            </w:tcBorders>
+          </w:tcPr>
+          <w:p>
+            <w:pPr>
+              <w:spacing w:line="240" w:lineRule="auto" w:before="0" w:after="0"/>
+              <w:ind w:left="0" w:right="0" w:firstLine="0"/>
+              <w:jc w:val="center"/>
+            </w:pPr>
+            <w:r>
+              <w:rPr>
+                <w:rFonts w:ascii="Times New Roman" w:hAnsi="Times New Roman"/>
+                <w:i w:val="0"/>
+                <w:color w:val="00FF00"/>
+                <w:sz w:val="24"/>
+              </w:rPr>
+              <w:t>10</w:t>
+            </w:r>
+          </w:p>
+        </w:tc>
+      </w:tr>
+      <w:tr>
+        <w:tc>
+          <w:tcPr>
+            <w:tcW w:type="dxa" w:w="4680"/>
+            <w:vAlign w:val="center"/>
+            <w:tcBorders>
+              <w:top w:val="single" w:sz="4" w:color="000000"/>
+              <w:left w:val="single" w:sz="4" w:color="000000"/>
+              <w:bottom w:val="single" w:sz="4" w:color="000000"/>
+              <w:right w:val="single" w:sz="4" w:color="000000"/>
+            </w:tcBorders>
+          </w:tcPr>
+          <w:p>
+            <w:pPr>
+              <w:spacing w:line="240" w:lineRule="auto" w:before="0" w:after="0"/>
+              <w:ind w:left="0" w:right="0" w:firstLine="0"/>
+              <w:jc w:val="center"/>
+            </w:pPr>
+            <w:r>
+              <w:rPr>
+                <w:rFonts w:ascii="Times New Roman" w:hAnsi="Times New Roman"/>
+                <w:i w:val="0"/>
+                <w:color w:val="00FF00"/>
+                <w:sz w:val="24"/>
+              </w:rPr>
+              <w:t>20</w:t>
+            </w:r>
+          </w:p>
+        </w:tc>
+        <w:tc>
+          <w:tcPr>
+            <w:tcW w:type="dxa" w:w="4680"/>
+            <w:vAlign w:val="center"/>
+            <w:tcBorders>
+              <w:top w:val="single" w:sz="4" w:color="000000"/>
+              <w:left w:val="single" w:sz="4" w:color="000000"/>
+              <w:bottom w:val="single" w:sz="4" w:color="000000"/>
+              <w:right w:val="single" w:sz="4" w:color="000000"/>
+            </w:tcBorders>
+          </w:tcPr>
+          <w:p>
+            <w:pPr>
+              <w:spacing w:line="240" w:lineRule="auto" w:before="0" w:after="0"/>
+              <w:ind w:left="0" w:right="0" w:firstLine="0"/>
+              <w:jc w:val="center"/>
+            </w:pPr>
+            <w:r>
+              <w:rPr>
+                <w:rFonts w:ascii="Times New Roman" w:hAnsi="Times New Roman"/>
+                <w:i w:val="0"/>
+                <w:color w:val="00FF00"/>
+                <w:sz w:val="24"/>
+              </w:rPr>
+              <w:t>20</w:t>
+            </w:r>
+          </w:p>
+        </w:tc>
+      </w:tr>
+    </w:tbl>
+    <w:p>
+      <w:pPr>
+        <w:spacing w:line="240" w:lineRule="auto" w:before="0" w:after="0"/>
+        <w:ind w:left="0" w:right="0" w:firstLine="709"/>
+        <w:jc w:val="both"/>
+      </w:pPr>
+      <w:r>
+        <w:rPr>
+          <w:rFonts w:ascii="Times New Roman" w:hAnsi="Times New Roman"/>
+          <w:b w:val="0"/>
+          <w:i w:val="0"/>
+          <w:color w:val="000000"/>
+          <w:sz w:val="28"/>
+        </w:rPr>
+        <w:t>susapusin3</w:t>
+      </w:r>
+    </w:p>
+    <w:p>
+      <w:pPr>
+        <w:spacing w:line="240" w:lineRule="auto" w:before="280" w:after="0"/>
+        <w:ind w:left="0" w:right="0" w:firstLine="0"/>
+        <w:jc w:val="left"/>
+      </w:pPr>
+      <w:r>
+        <w:rPr>
+          <w:rFonts w:ascii="Times New Roman" w:hAnsi="Times New Roman"/>
+          <w:i w:val="0"/>
+          <w:color w:val="000000"/>
+          <w:sz w:val="28"/>
+        </w:rPr>
+        <w:t>Таблица 1.2 – Fracation table</w:t>
+      </w:r>
+    </w:p>
+    <w:tbl>
+      <w:tblPr>
+        <w:tblLayout w:type="fixed"/>
+        <w:tblLook w:firstColumn="1" w:firstRow="1" w:lastColumn="0" w:lastRow="0" w:noHBand="0" w:noVBand="1" w:val="04A0"/>
+        <w:tblW w:type="pct" w:w="5000"/>
+      </w:tblPr>
+      <w:tblGrid>
+        <w:gridCol w:w="3120"/>
+        <w:gridCol w:w="3120"/>
+        <w:gridCol w:w="3120"/>
+        <w:gridCol w:w="3120"/>
+      </w:tblGrid>
+      <w:tr>
+        <w:tc>
+          <w:tcPr>
+            <w:tcW w:type="dxa" w:w="3120"/>
+            <w:vAlign w:val="center"/>
+            <w:tcBorders>
+              <w:top w:val="single" w:sz="4" w:color="000000"/>
+              <w:left w:val="single" w:sz="4" w:color="000000"/>
+              <w:bottom w:val="single" w:sz="4" w:color="000000"/>
+              <w:right w:val="single" w:sz="4" w:color="000000"/>
+            </w:tcBorders>
+          </w:tcPr>
+          <w:p>
+            <w:pPr>
+              <w:spacing w:line="240" w:lineRule="auto" w:before="0" w:after="0"/>
+              <w:ind w:left="0" w:right="0" w:firstLine="0"/>
+              <w:jc w:val="center"/>
+            </w:pPr>
+            <w:r>
+              <w:rPr>
+                <w:rFonts w:ascii="Times New Roman" w:hAnsi="Times New Roman"/>
+                <w:i w:val="0"/>
+                <w:color w:val="00FF00"/>
+                <w:sz w:val="24"/>
+              </w:rPr>
+              <w:t>1</w:t>
+            </w:r>
+          </w:p>
+        </w:tc>
+        <w:tc>
+          <w:tcPr>
+            <w:tcW w:type="dxa" w:w="3120"/>
+            <w:vAlign w:val="center"/>
+            <w:tcBorders>
+              <w:top w:val="single" w:sz="4" w:color="000000"/>
+              <w:left w:val="single" w:sz="4" w:color="000000"/>
+              <w:bottom w:val="single" w:sz="4" w:color="000000"/>
+              <w:right w:val="single" w:sz="4" w:color="000000"/>
+            </w:tcBorders>
+          </w:tcPr>
+          <w:p>
+            <w:pPr>
+              <w:spacing w:line="240" w:lineRule="auto" w:before="0" w:after="0"/>
+              <w:ind w:left="0" w:right="0" w:firstLine="0"/>
+              <w:jc w:val="center"/>
+            </w:pPr>
+            <w:r>
+              <w:rPr>
+                <w:rFonts w:ascii="Times New Roman" w:hAnsi="Times New Roman"/>
+                <w:i w:val="0"/>
+                <w:color w:val="00FF00"/>
+                <w:sz w:val="24"/>
+              </w:rPr>
+              <w:t>1</w:t>
+            </w:r>
+          </w:p>
+        </w:tc>
+        <w:tc>
+          <w:tcPr>
+            <w:tcBorders>
+              <w:top w:val="single" w:sz="4" w:color="000000"/>
+              <w:left w:val="single" w:sz="4" w:color="000000"/>
+              <w:bottom w:val="single" w:sz="4" w:color="000000"/>
+              <w:right w:val="single" w:sz="4" w:color="000000"/>
+            </w:tcBorders>
+          </w:tcPr>
+          <w:p>
+            <w:pPr>
+              <w:spacing w:line="240" w:lineRule="auto" w:before="0" w:after="0"/>
+              <w:ind w:left="0" w:right="0" w:firstLine="0"/>
+            </w:pPr>
+            <w:r>
+              <w:rPr>
+                <w:rFonts w:ascii="Times New Roman" w:hAnsi="Times New Roman"/>
+                <w:i w:val="0"/>
+                <w:color w:val="000000"/>
+                <w:sz w:val="24"/>
+              </w:rPr>
+              <w:t>афыафыафыфаф3 афы афыа фыа фы</w:t>
+            </w:r>
+          </w:p>
+        </w:tc>
+        <w:tc>
+          <w:tcPr>
+            <w:tcBorders>
+              <w:top w:val="single" w:sz="4" w:color="000000"/>
+              <w:left w:val="single" w:sz="4" w:color="000000"/>
+              <w:bottom w:val="single" w:sz="4" w:color="000000"/>
+              <w:right w:val="single" w:sz="4" w:color="000000"/>
+            </w:tcBorders>
+          </w:tcPr>
+          <w:p>
+            <w:pPr>
+              <w:spacing w:line="240" w:lineRule="auto" w:before="0" w:after="0"/>
+              <w:ind w:left="0" w:right="0" w:firstLine="0"/>
+            </w:pPr>
+            <w:r>
+              <w:rPr>
+                <w:rFonts w:ascii="Times New Roman" w:hAnsi="Times New Roman"/>
+                <w:i w:val="0"/>
+                <w:color w:val="000000"/>
+                <w:sz w:val="24"/>
+              </w:rPr>
+              <w:t>321увыф афыафыафыфаф3 афы афыа фыа фы</w:t>
+            </w:r>
+          </w:p>
+        </w:tc>
+      </w:tr>
+      <w:tr>
+        <w:tc>
+          <w:tcPr>
+            <w:tcW w:type="dxa" w:w="3120"/>
+            <w:vAlign w:val="center"/>
+            <w:tcBorders>
+              <w:top w:val="single" w:sz="4" w:color="000000"/>
+              <w:left w:val="single" w:sz="4" w:color="000000"/>
+              <w:bottom w:val="single" w:sz="4" w:color="000000"/>
+              <w:right w:val="single" w:sz="4" w:color="000000"/>
+            </w:tcBorders>
+          </w:tcPr>
+          <w:p>
+            <w:pPr>
+              <w:spacing w:line="240" w:lineRule="auto" w:before="0" w:after="0"/>
+              <w:ind w:left="0" w:right="0" w:firstLine="0"/>
+              <w:jc w:val="center"/>
+            </w:pPr>
+            <w:r>
+              <w:rPr>
+                <w:rFonts w:ascii="Times New Roman" w:hAnsi="Times New Roman"/>
+                <w:i w:val="0"/>
+                <w:color w:val="00FF00"/>
+                <w:sz w:val="24"/>
+              </w:rPr>
+              <w:t>2</w:t>
+            </w:r>
+          </w:p>
+        </w:tc>
+        <w:tc>
+          <w:tcPr>
+            <w:tcW w:type="dxa" w:w="3120"/>
+            <w:vAlign w:val="center"/>
+            <w:tcBorders>
+              <w:top w:val="single" w:sz="4" w:color="000000"/>
+              <w:left w:val="single" w:sz="4" w:color="000000"/>
+              <w:bottom w:val="single" w:sz="4" w:color="000000"/>
+              <w:right w:val="single" w:sz="4" w:color="000000"/>
+            </w:tcBorders>
+          </w:tcPr>
+          <w:p>
+            <w:pPr>
+              <w:spacing w:line="240" w:lineRule="auto" w:before="0" w:after="0"/>
+              <w:ind w:left="0" w:right="0" w:firstLine="0"/>
+              <w:jc w:val="center"/>
+            </w:pPr>
+            <w:r>
+              <w:rPr>
+                <w:rFonts w:ascii="Times New Roman" w:hAnsi="Times New Roman"/>
+                <w:i w:val="0"/>
+                <w:color w:val="00FF00"/>
+                <w:sz w:val="24"/>
+              </w:rPr>
+              <w:t>2</w:t>
+            </w:r>
+          </w:p>
+        </w:tc>
+        <w:tc>
+          <w:tcPr>
+            <w:tcBorders>
+              <w:top w:val="single" w:sz="4" w:color="000000"/>
+              <w:left w:val="single" w:sz="4" w:color="000000"/>
+              <w:bottom w:val="single" w:sz="4" w:color="000000"/>
+              <w:right w:val="single" w:sz="4" w:color="000000"/>
+            </w:tcBorders>
+          </w:tcPr>
+          <w:p>
+            <w:pPr>
+              <w:spacing w:line="240" w:lineRule="auto" w:before="0" w:after="0"/>
+              <w:ind w:left="0" w:right="0" w:firstLine="0"/>
+            </w:pPr>
+            <w:r>
+              <w:rPr>
+                <w:rFonts w:ascii="Times New Roman" w:hAnsi="Times New Roman"/>
+                <w:i w:val="0"/>
+                <w:color w:val="000000"/>
+                <w:sz w:val="24"/>
+              </w:rPr>
+              <w:t>вфыв фыв фыв1в2 3</w:t>
+            </w:r>
+          </w:p>
+        </w:tc>
+        <w:tc>
+          <w:tcPr>
+            <w:tcBorders>
+              <w:top w:val="single" w:sz="4" w:color="000000"/>
+              <w:left w:val="single" w:sz="4" w:color="000000"/>
+              <w:bottom w:val="single" w:sz="4" w:color="000000"/>
+              <w:right w:val="single" w:sz="4" w:color="000000"/>
+            </w:tcBorders>
+          </w:tcPr>
+          <w:p>
+            <w:pPr>
+              <w:spacing w:line="240" w:lineRule="auto" w:before="0" w:after="0"/>
+              <w:ind w:left="0" w:right="0" w:firstLine="0"/>
+            </w:pPr>
+            <w:r>
+              <w:rPr>
+                <w:rFonts w:ascii="Times New Roman" w:hAnsi="Times New Roman"/>
+                <w:i w:val="0"/>
+                <w:color w:val="000000"/>
+                <w:sz w:val="24"/>
+              </w:rPr>
+              <w:t xml:space="preserve">3вфыв  ыфв фыв фыв 1у2ву1 </w:t>
+            </w:r>
+          </w:p>
+        </w:tc>
+      </w:tr>
+      <w:tr>
+        <w:tc>
+          <w:tcPr>
+            <w:tcW w:type="dxa" w:w="3120"/>
+            <w:tcBorders>
+              <w:top w:val="single" w:sz="4" w:color="000000"/>
+              <w:left w:val="single" w:sz="4" w:color="000000"/>
+              <w:bottom w:val="single" w:sz="4" w:color="000000"/>
+              <w:right w:val="single" w:sz="4" w:color="000000"/>
+            </w:tcBorders>
+          </w:tcPr>
+          <w:p>
+            <w:pPr>
+              <w:spacing w:line="240" w:lineRule="auto" w:before="0" w:after="0"/>
+              <w:ind w:left="0" w:right="0" w:firstLine="0"/>
+            </w:pPr>
+            <w:r>
+              <w:rPr>
+                <w:rFonts w:ascii="Times New Roman" w:hAnsi="Times New Roman"/>
+                <w:i w:val="0"/>
+                <w:color w:val="000000"/>
+                <w:sz w:val="24"/>
+              </w:rPr>
+              <w:t>афыафыафыфаф3 афы афыа фыа фы</w:t>
+            </w:r>
+          </w:p>
+        </w:tc>
+        <w:tc>
+          <w:tcPr>
+            <w:tcW w:type="dxa" w:w="3120"/>
+            <w:tcBorders>
+              <w:top w:val="single" w:sz="4" w:color="000000"/>
+              <w:left w:val="single" w:sz="4" w:color="000000"/>
+              <w:bottom w:val="single" w:sz="4" w:color="000000"/>
+              <w:right w:val="single" w:sz="4" w:color="000000"/>
+            </w:tcBorders>
+          </w:tcPr>
+          <w:p>
+            <w:pPr>
+              <w:spacing w:line="240" w:lineRule="auto" w:before="0" w:after="0"/>
+              <w:ind w:left="0" w:right="0" w:firstLine="0"/>
+            </w:pPr>
+            <w:r>
+              <w:rPr>
+                <w:rFonts w:ascii="Times New Roman" w:hAnsi="Times New Roman"/>
+                <w:i w:val="0"/>
+                <w:color w:val="000000"/>
+                <w:sz w:val="24"/>
+              </w:rPr>
+              <w:t>321увыф афыа321321фыафыфаф3 афы афыа фыа фы</w:t>
+            </w:r>
+          </w:p>
+        </w:tc>
+        <w:tc>
+          <w:tcPr>
+            <w:tcBorders>
+              <w:top w:val="single" w:sz="4" w:color="000000"/>
+              <w:left w:val="single" w:sz="4" w:color="000000"/>
+              <w:bottom w:val="single" w:sz="4" w:color="000000"/>
+              <w:right w:val="single" w:sz="4" w:color="000000"/>
+            </w:tcBorders>
+          </w:tcPr>
+          <w:p>
+            <w:pPr>
+              <w:spacing w:line="240" w:lineRule="auto" w:before="0" w:after="0"/>
+              <w:ind w:left="0" w:right="0" w:firstLine="0"/>
+            </w:pPr>
+            <w:r>
+              <w:rPr>
+                <w:rFonts w:ascii="Times New Roman" w:hAnsi="Times New Roman"/>
+                <w:i w:val="0"/>
+                <w:color w:val="000000"/>
+                <w:sz w:val="24"/>
+              </w:rPr>
+              <w:t>321увыф афыафыафыфаф3 афы афыа фыа фы</w:t>
+            </w:r>
+          </w:p>
+        </w:tc>
+        <w:tc>
+          <w:tcPr>
+            <w:tcBorders>
+              <w:top w:val="single" w:sz="4" w:color="000000"/>
+              <w:left w:val="single" w:sz="4" w:color="000000"/>
+              <w:bottom w:val="single" w:sz="4" w:color="000000"/>
+              <w:right w:val="single" w:sz="4" w:color="000000"/>
+            </w:tcBorders>
+          </w:tcPr>
+          <w:p>
+            <w:pPr>
+              <w:spacing w:line="240" w:lineRule="auto" w:before="0" w:after="0"/>
+              <w:ind w:left="0" w:right="0" w:firstLine="0"/>
+            </w:pPr>
+            <w:r>
+              <w:rPr>
+                <w:rFonts w:ascii="Times New Roman" w:hAnsi="Times New Roman"/>
+                <w:i w:val="0"/>
+                <w:color w:val="000000"/>
+                <w:sz w:val="24"/>
+              </w:rPr>
+              <w:t>321увыф афыафыафыфаф3 афы афыа фыа фы</w:t>
+            </w:r>
+          </w:p>
+        </w:tc>
+      </w:tr>
+    </w:tbl>
+    <w:p>
+      <w:pPr>
+        <w:spacing w:line="240" w:lineRule="auto" w:before="280" w:after="0"/>
+        <w:ind w:left="0" w:right="0" w:firstLine="0"/>
+        <w:pBdr>
+          <w:top w:val="single" w:sz="4" w:space="4" w:color="000000"/>
+          <w:left w:val="single" w:sz="4" w:space="4" w:color="000000"/>
+          <w:bottom w:val="single" w:sz="4" w:space="4" w:color="000000"/>
+          <w:right w:val="single" w:sz="4" w:space="4" w:color="000000"/>
+        </w:pBdr>
+      </w:pPr>
+      <w:r>
+        <w:rPr>
+          <w:rFonts w:ascii="Courier New" w:hAnsi="Courier New"/>
+          <w:b w:val="0"/>
+          <w:i w:val="0"/>
+          <w:color w:val="000000"/>
+          <w:sz w:val="24"/>
+        </w:rPr>
+        <w:t>3213123 1321poso smskdmska dmsn dkasjndjkasjdnasjkdnjaksdnajnaskdjnasjkdn kdsna ksdnas poso smskdmska dmsn dkasjndjkasjdnasjkdnjaksdnajnaskdjnasjkdn kdsna ksdnas poso smskdmska dmsn dkasjndjkasjdnasjkdnjaksdnajnaskdjnasjkdn kdsna ksdnas poso smskdmska dmsn dkasjndjkasjdnasjkdnjaksdnajnaskdjnasjkdn kdsna ksdnasposo smskdmska dmsn dkasjndjkasjdnasjkdnjaksdnajnaskdjnasjkdn kdsna ksdnas</w:t>
+      </w:r>
+    </w:p>
+    <w:p>
+      <w:pPr>
+        <w:spacing w:line="240" w:lineRule="auto" w:before="120" w:after="280"/>
+        <w:ind w:left="0" w:right="0" w:firstLine="0"/>
+        <w:jc w:val="center"/>
+      </w:pPr>
+      <w:r>
+        <w:rPr>
+          <w:rFonts w:ascii="Times New Roman" w:hAnsi="Times New Roman"/>
+          <w:b w:val="0"/>
+          <w:i w:val="0"/>
+          <w:color w:val="000000"/>
+          <w:sz w:val="28"/>
+        </w:rPr>
+        <w:t>Листинг 1.1 – 32capton new one</w:t>
+      </w:r>
+    </w:p>
+    <w:p>
+      <w:pPr>
+        <w:spacing w:line="240" w:lineRule="auto" w:before="0" w:after="0"/>
+        <w:ind w:left="0" w:right="0" w:firstLine="709"/>
+        <w:jc w:val="both"/>
+      </w:pPr>
+      <w:r>
+        <w:rPr>
+          <w:rFonts w:ascii="Times New Roman" w:hAnsi="Times New Roman"/>
+          <w:b w:val="0"/>
+          <w:i w:val="0"/>
+          <w:color w:val="000000"/>
+          <w:sz w:val="28"/>
+        </w:rPr>
+        <w:t>after table?</w:t>
+      </w:r>
+    </w:p>
+    <w:p>
+      <w:pPr>
+        <w:spacing w:line="240" w:lineRule="auto" w:before="0" w:after="0"/>
+        <w:ind w:left="0" w:right="0" w:firstLine="709"/>
+        <w:jc w:val="both"/>
+      </w:pPr>
+      <w:r>
+        <w:rPr>
+          <w:rFonts w:ascii="Times New Roman" w:hAnsi="Times New Roman"/>
+          <w:b w:val="0"/>
+          <w:i w:val="0"/>
+          <w:color w:val="000000"/>
+          <w:sz w:val="28"/>
+        </w:rPr>
+        <w:t>но вот и все par updated</w:t>
+      </w:r>
+    </w:p>
+    <w:tbl>
+      <w:tblPr>
+        <w:tblW w:type="auto" w:w="0"/>
+        <w:tblLayout w:type="fixed"/>
+        <w:tblLook w:firstColumn="1" w:firstRow="1" w:lastColumn="0" w:lastRow="0" w:noHBand="0" w:noVBand="1" w:val="04A0"/>
+      </w:tblPr>
+      <w:tblGrid>
+        <w:gridCol w:w="3120"/>
+        <w:gridCol w:w="3120"/>
+        <w:gridCol w:w="3120"/>
+      </w:tblGrid>
+      <w:tr>
+        <w:tc>
+          <w:tcPr>
+            <w:tcW w:type="dxa" w:w="936"/>
+          </w:tcPr>
+          <w:p/>
+        </w:tc>
+        <w:tc>
+          <w:tcPr>
+            <w:tcW w:type="dxa" w:w="7488"/>
+            <w:vAlign w:val="center"/>
+          </w:tcPr>
+          <w:p>
+            <w:pPr>
+              <w:spacing w:line="240" w:lineRule="auto" w:before="240" w:after="240"/>
+              <w:ind w:left="0" w:right="0" w:firstLine="0"/>
+              <w:jc w:val="center"/>
+            </w:pPr>
+            <w:r>
+              <w:rPr>
+                <w:b w:val="0"/>
+                <w:i w:val="0"/>
+                <w:color w:val="000000"/>
+                <w:sz w:val="28"/>
+              </w:rPr>
+              <m:oMath xmlns:mml="http://www.w3.org/1998/Math/MathML">
+                <m:r>
+                  <m:t>E=2332m</m:t>
+                </m:r>
+                <m:sSup>
+                  <m:e>
+                    <m:r>
+                      <m:t>c</m:t>
+                    </m:r>
+                  </m:e>
+                  <m:sup>
+                    <m:r>
+                      <m:t>2</m:t>
+                    </m:r>
+                  </m:sup>
+                </m:sSup>
+              </m:oMath>
+              <m:oMath xmlns:mml="http://www.w3.org/1998/Math/MathML">
+                <m:f>
+                  <m:fPr>
+                    <m:type m:val="bar"/>
+                  </m:fPr>
+                  <m:num>
+                    <m:r>
+                      <m:t>1</m:t>
+                    </m:r>
+                  </m:num>
+                  <m:den>
+                    <m:r>
+                      <m:t>2</m:t>
+                    </m:r>
+                  </m:den>
+                </m:f>
+                <m:r>
+                  <m:t>−</m:t>
+                </m:r>
+                <m:f>
+                  <m:fPr>
+                    <m:type m:val="bar"/>
+                  </m:fPr>
+                  <m:num>
+                    <m:f>
+                      <m:fPr>
+                        <m:type m:val="bar"/>
+                      </m:fPr>
+                      <m:num>
+                        <m:r>
+                          <m:t>10</m:t>
+                        </m:r>
+                      </m:num>
+                      <m:den>
+                        <m:r>
+                          <m:t>20</m:t>
+                        </m:r>
+                      </m:den>
+                    </m:f>
+                    <m:r>
+                      <m:t>−</m:t>
+                    </m:r>
+                  </m:num>
+                  <m:den/>
+                </m:f>
+                <m:r>
+                  <m:t>=30[</m:t>
+                </m:r>
+                <m:m>
+                  <m:mPr>
+                    <m:baseJc m:val="center"/>
+                    <m:plcHide m:val="on"/>
+                    <m:mcs>
+                      <m:mc>
+                        <m:mcPr>
+                          <m:count m:val="3"/>
+                          <m:mcJc m:val="center"/>
+                        </m:mcPr>
+                      </m:mc>
+                    </m:mcs>
+                  </m:mPr>
+                  <m:mr>
+                    <m:e>
+                      <m:r>
+                        <m:t>1</m:t>
+                      </m:r>
+                    </m:e>
+                    <m:e>
+                      <m:r>
+                        <m:t>1</m:t>
+                      </m:r>
+                    </m:e>
+                    <m:e>
+                      <m:r>
+                        <m:t>11</m:t>
+                      </m:r>
+                    </m:e>
+                  </m:mr>
+                  <m:mr>
+                    <m:e>
+                      <m:r>
+                        <m:t>1</m:t>
+                      </m:r>
+                    </m:e>
+                    <m:e>
+                      <m:r>
+                        <m:t>1</m:t>
+                      </m:r>
+                    </m:e>
+                    <m:e>
+                      <m:r>
+                        <m:t>11</m:t>
+                      </m:r>
+                    </m:e>
+                  </m:mr>
+                  <m:mr>
+                    <m:e>
+                      <m:r>
+                        <m:t>1</m:t>
+                      </m:r>
+                    </m:e>
+                    <m:e>
+                      <m:r>
+                        <m:t>1</m:t>
+                      </m:r>
+                    </m:e>
+                    <m:e>
+                      <m:r>
+                        <m:t>11</m:t>
+                      </m:r>
+                    </m:e>
+                  </m:mr>
+                </m:m>
+                <m:r>
+                  <m:t>]</m:t>
+                </m:r>
+              </m:oMath>
+            </w:r>
+          </w:p>
+        </w:tc>
+        <w:tc>
+          <w:tcPr>
+            <w:tcW w:type="dxa" w:w="936"/>
+            <w:vAlign w:val="center"/>
+          </w:tcPr>
+          <w:p>
+            <w:pPr>
+              <w:spacing w:line="240" w:lineRule="auto" w:before="240" w:after="240"/>
+              <w:ind w:left="0" w:right="0" w:firstLine="0"/>
+              <w:jc w:val="right"/>
+            </w:pPr>
+            <w:r>
+              <w:rPr>
+                <w:rFonts w:ascii="Times New Roman" w:hAnsi="Times New Roman"/>
+                <w:b w:val="0"/>
+                <w:i w:val="0"/>
+                <w:color w:val="000000"/>
+                <w:sz w:val="28"/>
+              </w:rPr>
+              <w:t>(1.1)</w:t>
+            </w:r>
+          </w:p>
+        </w:tc>
+      </w:tr>
+    </w:tbl>
+    <w:tbl>
+      <w:tblPr>
+        <w:tblW w:type="auto" w:w="0"/>
+        <w:tblLayout w:type="fixed"/>
+        <w:tblLook w:firstColumn="1" w:firstRow="1" w:lastColumn="0" w:lastRow="0" w:noHBand="0" w:noVBand="1" w:val="04A0"/>
+      </w:tblPr>
+      <w:tblGrid>
+        <w:gridCol w:w="3120"/>
+        <w:gridCol w:w="3120"/>
+        <w:gridCol w:w="3120"/>
+      </w:tblGrid>
+      <w:tr>
+        <w:tc>
+          <w:tcPr>
+            <w:tcW w:type="dxa" w:w="936"/>
+          </w:tcPr>
+          <w:p/>
+        </w:tc>
+        <w:tc>
+          <w:tcPr>
+            <w:tcW w:type="dxa" w:w="7488"/>
+            <w:vAlign w:val="center"/>
+          </w:tcPr>
+          <w:p>
+            <w:pPr>
+              <w:spacing w:line="240" w:lineRule="auto" w:before="240" w:after="240"/>
+              <w:ind w:left="0" w:right="0" w:firstLine="0"/>
+              <w:jc w:val="center"/>
+            </w:pPr>
+            <w:r>
+              <w:rPr>
+                <w:b w:val="0"/>
+                <w:i w:val="0"/>
+                <w:color w:val="000000"/>
+                <w:sz w:val="28"/>
+              </w:rPr>
+              <m:oMath xmlns:mml="http://www.w3.org/1998/Math/MathML">
+                <m:r>
+                  <m:t>E=233d2m</m:t>
+                </m:r>
+                <m:sSup>
+                  <m:e>
+                    <m:r>
+                      <m:t>c</m:t>
+                    </m:r>
+                  </m:e>
+                  <m:sup>
+                    <m:r>
+                      <m:t>2</m:t>
+                    </m:r>
+                  </m:sup>
+                </m:sSup>
+              </m:oMath>
+            </w:r>
+          </w:p>
+        </w:tc>
+        <w:tc>
+          <w:tcPr>
+            <w:tcW w:type="dxa" w:w="936"/>
+            <w:vAlign w:val="center"/>
+          </w:tcPr>
+          <w:p>
+            <w:pPr>
+              <w:spacing w:line="240" w:lineRule="auto" w:before="240" w:after="240"/>
+              <w:ind w:left="0" w:right="0" w:firstLine="0"/>
+              <w:jc w:val="right"/>
+            </w:pPr>
+            <w:r>
+              <w:rPr>
+                <w:rFonts w:ascii="Times New Roman" w:hAnsi="Times New Roman"/>
+                <w:b w:val="0"/>
+                <w:i w:val="0"/>
+                <w:color w:val="000000"/>
+                <w:sz w:val="28"/>
+              </w:rPr>
+              <w:t>(1.2)</w:t>
+            </w:r>
+          </w:p>
+        </w:tc>
+      </w:tr>
+    </w:tbl>
+    <w:p>
+      <w:pPr>
+        <w:pStyle w:val="Heading3"/>
+        <w:spacing w:line="240" w:lineRule="auto" w:before="360" w:after="240"/>
+        <w:ind w:left="0" w:right="0" w:firstLine="709"/>
+      </w:pPr>
+      <w:r>
+        <w:rPr>
+          <w:rFonts w:ascii="Times New Roman" w:hAnsi="Times New Roman"/>
+          <w:b/>
+          <w:i w:val="0"/>
+          <w:color w:val="000000"/>
+          <w:sz w:val="28"/>
+        </w:rPr>
+        <w:t>1.3.1 toooto</w:t>
+      </w:r>
+    </w:p>
+    <w:p>
+      <w:pPr>
+        <w:spacing w:line="240" w:lineRule="auto" w:before="0" w:after="0"/>
+        <w:ind w:left="0" w:right="0" w:firstLine="709"/>
+        <w:jc w:val="both"/>
+      </w:pPr>
+      <w:r>
+        <w:rPr>
+          <w:rFonts w:ascii="Times New Roman" w:hAnsi="Times New Roman"/>
+          <w:b w:val="0"/>
+          <w:i w:val="0"/>
+          <w:color w:val="000000"/>
+          <w:sz w:val="28"/>
+        </w:rPr>
+        <w:t>dlasjd dk askdj lkasdно вот и все par updated</w:t>
+      </w:r>
+    </w:p>
+    <w:p>
+      <w:pPr>
+        <w:spacing w:line="240" w:lineRule="auto" w:before="0" w:after="0"/>
+        <w:ind w:left="0" w:right="0" w:firstLine="709"/>
+        <w:jc w:val="both"/>
+      </w:pPr>
+      <w:r>
+        <w:rPr>
+          <w:rFonts w:ascii="Times New Roman" w:hAnsi="Times New Roman"/>
+          <w:b w:val="0"/>
+          <w:i w:val="0"/>
+          <w:color w:val="000000"/>
+          <w:sz w:val="28"/>
+        </w:rPr>
+        <w:t>32131312412 412 4214но вот и все par updated</w:t>
+      </w:r>
+    </w:p>
+    <w:p>
+      <w:pPr>
+        <w:pStyle w:val="Heading3"/>
+        <w:spacing w:line="240" w:lineRule="auto" w:before="360" w:after="240"/>
+        <w:ind w:left="0" w:right="0" w:firstLine="709"/>
+      </w:pPr>
+      <w:r>
+        <w:rPr>
+          <w:rFonts w:ascii="Times New Roman" w:hAnsi="Times New Roman"/>
+          <w:b/>
+          <w:i w:val="0"/>
+          <w:color w:val="000000"/>
+          <w:sz w:val="28"/>
+        </w:rPr>
+        <w:t>1.3.2 new_header105 che dks</w:t>
+      </w:r>
+    </w:p>
+    <w:p>
+      <w:pPr>
+        <w:spacing w:line="240" w:lineRule="auto" w:before="280" w:after="0"/>
+        <w:ind w:left="0" w:right="0" w:firstLine="0"/>
+        <w:pBdr>
+          <w:top w:val="single" w:sz="4" w:space="4" w:color="000000"/>
+          <w:left w:val="single" w:sz="4" w:space="4" w:color="000000"/>
+          <w:bottom w:val="single" w:sz="4" w:space="4" w:color="000000"/>
+          <w:right w:val="single" w:sz="4" w:space="4" w:color="000000"/>
+        </w:pBdr>
+      </w:pPr>
+      <w:r>
+        <w:rPr>
+          <w:rFonts w:ascii="Courier New" w:hAnsi="Courier New"/>
+          <w:b w:val="0"/>
+          <w:i w:val="0"/>
+          <w:color w:val="000000"/>
+          <w:sz w:val="24"/>
+        </w:rPr>
+        <w:t>def move_element_word(self, parent: Element, element: Element, after:Element =None):</w:t>
+        <w:br/>
+        <w:t xml:space="preserve">        if isinstance(element,Header):</w:t>
+        <w:br/>
+        <w:t xml:space="preserve">            self.numberer.adjust_header_levels(parent,element)</w:t>
+        <w:br/>
+        <w:t xml:space="preserve">        self.numberer.move_element(parent,element,after)</w:t>
+        <w:br/>
+        <w:t xml:space="preserve">        if not isinstance(element,Header) and not isinstance(parent,Header):</w:t>
+        <w:br/>
+        <w:t xml:space="preserve">            after=parent</w:t>
+        <w:br/>
+        <w:t xml:space="preserve">        if isinstance(element,Header):</w:t>
+        <w:br/>
+        <w:t xml:space="preserve">            self._sync_move_to_doc(element,parent,after,element,parent)</w:t>
+        <w:br/>
+        <w:t xml:space="preserve">        else:</w:t>
+        <w:br/>
+        <w:t xml:space="preserve">            self._sync_move_to_doc(element,parent,after,None,None)</w:t>
+      </w:r>
+    </w:p>
+    <w:p>
+      <w:pPr>
+        <w:spacing w:line="240" w:lineRule="auto" w:before="120" w:after="280"/>
+        <w:ind w:left="0" w:right="0" w:firstLine="0"/>
+        <w:jc w:val="center"/>
+      </w:pPr>
+      <w:r>
+        <w:rPr>
+          <w:rFonts w:ascii="Times New Roman" w:hAnsi="Times New Roman"/>
+          <w:b w:val="0"/>
+          <w:i w:val="0"/>
+          <w:color w:val="000000"/>
+          <w:sz w:val="28"/>
+        </w:rPr>
+        <w:t>Листинг 1.2 – cdasdapton new one</w:t>
+      </w:r>
+    </w:p>
+    <w:p>
+      <w:pPr>
+        <w:spacing w:line="240" w:lineRule="auto" w:before="0" w:after="0"/>
+        <w:ind w:left="0" w:right="0" w:firstLine="709"/>
+        <w:jc w:val="both"/>
+      </w:pPr>
+      <w:r>
+        <w:rPr>
+          <w:rFonts w:ascii="Times New Roman" w:hAnsi="Times New Roman"/>
+          <w:b w:val="0"/>
+          <w:i w:val="0"/>
+          <w:color w:val="000000"/>
+          <w:sz w:val="28"/>
+        </w:rPr>
+        <w:t>new_header105; j1nj2eeio12e2m21eio dk askdj lkasdно вот и все par updated</w:t>
+      </w:r>
+    </w:p>
+    <w:p>
+      <w:pPr>
+        <w:spacing w:line="240" w:lineRule="auto" w:before="0" w:after="0"/>
+        <w:ind w:left="0" w:right="0" w:firstLine="709"/>
+        <w:jc w:val="both"/>
+      </w:pPr>
+      <w:r>
+        <w:rPr>
+          <w:rFonts w:ascii="Times New Roman" w:hAnsi="Times New Roman"/>
+          <w:b w:val="0"/>
+          <w:i w:val="0"/>
+          <w:color w:val="000000"/>
+          <w:sz w:val="28"/>
+        </w:rPr>
+        <w:t>new_header105 knodskd skds;kdaskdkasd 412 4214но вот и все par updated</w:t>
+      </w:r>
+    </w:p>
+    <w:p>
+      <w:pPr>
+        <w:pStyle w:val="Heading3"/>
+        <w:spacing w:line="240" w:lineRule="auto" w:before="360" w:after="240"/>
+        <w:ind w:left="0" w:right="0" w:firstLine="709"/>
+      </w:pPr>
+      <w:r>
+        <w:rPr>
+          <w:rFonts w:ascii="Times New Roman" w:hAnsi="Times New Roman"/>
+          <w:b/>
+          <w:i w:val="0"/>
+          <w:color w:val="000000"/>
+          <w:sz w:val="28"/>
+        </w:rPr>
+        <w:t>1.3.3 che dks</w:t>
+      </w:r>
+    </w:p>
+    <w:p>
+      <w:pPr>
+        <w:spacing w:line="240" w:lineRule="auto" w:before="0" w:after="0"/>
+        <w:ind w:left="0" w:right="0" w:firstLine="709"/>
+        <w:jc w:val="both"/>
+      </w:pPr>
+      <w:r>
+        <w:rPr>
+          <w:rFonts w:ascii="Times New Roman" w:hAnsi="Times New Roman"/>
+          <w:b w:val="0"/>
+          <w:i w:val="0"/>
+          <w:color w:val="000000"/>
+          <w:sz w:val="28"/>
+        </w:rPr>
+        <w:t>dasindm; j1nj2eeio12e2m21eio dk askdj lkasdно вот и все par updated dasdasdd ajsdn jasdnjasndj ansdjasn dasnddddddddddddddddddddddddddddddddddsnj ndjs ndj sndj asndjsj</w:t>
+      </w:r>
+    </w:p>
+    <w:p>
+      <w:pPr>
+        <w:spacing w:line="240" w:lineRule="auto" w:before="0" w:after="0"/>
+        <w:ind w:left="0" w:right="0" w:firstLine="709"/>
+        <w:jc w:val="both"/>
+      </w:pPr>
+      <w:r>
+        <w:rPr>
+          <w:rFonts w:ascii="Times New Roman" w:hAnsi="Times New Roman"/>
+          <w:b w:val="0"/>
+          <w:i w:val="0"/>
+          <w:color w:val="000000"/>
+          <w:sz w:val="28"/>
+        </w:rPr>
+        <w:t>IMage knodskd skds;kdaskdkasd 412 4214но вот и все par updated</w:t>
+      </w:r>
+    </w:p>
+    <w:p>
+      <w:pPr>
+        <w:pStyle w:val="Heading2"/>
+        <w:spacing w:line="240" w:lineRule="auto" w:before="360" w:after="240"/>
+        <w:ind w:left="0" w:right="0" w:firstLine="709"/>
+      </w:pPr>
+      <w:r>
+        <w:rPr>
+          <w:rFonts w:ascii="Times New Roman" w:hAnsi="Times New Roman"/>
+          <w:b/>
+          <w:i w:val="0"/>
+          <w:color w:val="000000"/>
+          <w:sz w:val="28"/>
+        </w:rPr>
+        <w:t>1.4 d заголовок</w:t>
+      </w:r>
+    </w:p>
+    <w:p>
+      <w:pPr>
+        <w:spacing w:line="240" w:lineRule="auto" w:before="0" w:after="0"/>
+        <w:ind w:left="0" w:right="0" w:firstLine="709"/>
+        <w:jc w:val="both"/>
+      </w:pPr>
+      <w:r>
+        <w:rPr>
+          <w:rFonts w:ascii="Times New Roman" w:hAnsi="Times New Roman"/>
+          <w:b w:val="0"/>
+          <w:i w:val="0"/>
+          <w:color w:val="000000"/>
+          <w:sz w:val="28"/>
+        </w:rPr>
+        <w:t>321321321</w:t>
+      </w:r>
+    </w:p>
+    <w:p>
+      <w:pPr>
+        <w:spacing w:line="240" w:lineRule="auto" w:before="280" w:after="0"/>
+        <w:ind w:left="0" w:right="0" w:firstLine="0"/>
+        <w:jc w:val="center"/>
+      </w:pPr>
+      <w:r>
+        <w:drawing>
+          <wp:inline xmlns:a="http://schemas.openxmlformats.org/drawingml/2006/main" xmlns:pic="http://schemas.openxmlformats.org/drawingml/2006/picture">
+            <wp:extent cx="1270000" cy="1270000"/>
+            <wp:docPr id="3" name="Picture 3"/>
+            <wp:cNvGraphicFramePr>
+              <a:graphicFrameLocks noChangeAspect="1"/>
+            </wp:cNvGraphicFramePr>
+            <a:graphic>
+              <a:graphicData uri="http://schemas.openxmlformats.org/drawingml/2006/picture">
+                <pic:pic>
+                  <pic:nvPicPr>
+                    <pic:cNvPr id="0" name="image.png"/>
+                    <pic:cNvPicPr/>
+                  </pic:nvPicPr>
+                  <pic:blipFill>
+                    <a:blip r:embed="rId11"/>
+                    <a:stretch>
+                      <a:fillRect/>
+                    </a:stretch>
+                  </pic:blipFill>
+                  <pic:spPr>
+                    <a:xfrm>
+                      <a:off x="0" y="0"/>
+                      <a:ext cx="1270000" cy="1270000"/>
+                    </a:xfrm>
+                    <a:prstGeom prst="rect"/>
+                  </pic:spPr>
+                </pic:pic>
+              </a:graphicData>
+            </a:graphic>
+          </wp:inline>
+        </w:drawing>
+      </w:r>
+    </w:p>
+    <w:p>
+      <w:pPr>
+        <w:spacing w:line="240" w:lineRule="auto" w:before="120" w:after="280"/>
+        <w:ind w:left="0" w:right="0" w:firstLine="0"/>
+        <w:jc w:val="center"/>
+      </w:pPr>
+      <w:r>
+        <w:rPr>
+          <w:rFonts w:ascii="Times New Roman" w:hAnsi="Times New Roman"/>
+          <w:b w:val="0"/>
+          <w:i w:val="0"/>
+          <w:color w:val="000000"/>
+          <w:sz w:val="28"/>
+        </w:rPr>
+        <w:t>Рисунок 1.3 – red one Новое изображение</w:t>
+      </w:r>
+    </w:p>
+    <w:p>
+      <w:pPr>
+        <w:spacing w:line="240" w:lineRule="auto" w:before="0" w:after="0"/>
+        <w:ind w:left="0" w:right="0" w:firstLine="709"/>
+        <w:jc w:val="both"/>
+      </w:pPr>
+      <w:r>
+        <w:rPr>
+          <w:rFonts w:ascii="Times New Roman" w:hAnsi="Times New Roman"/>
+          <w:b w:val="0"/>
+          <w:i w:val="0"/>
+          <w:color w:val="000000"/>
+          <w:sz w:val="28"/>
+        </w:rPr>
+        <w:t>pusin</w:t>
+      </w:r>
+    </w:p>
+    <w:tbl>
+      <w:tblPr>
+        <w:tblW w:type="auto" w:w="0"/>
+        <w:tblLayout w:type="fixed"/>
+        <w:tblLook w:firstColumn="1" w:firstRow="1" w:lastColumn="0" w:lastRow="0" w:noHBand="0" w:noVBand="1" w:val="04A0"/>
+      </w:tblPr>
+      <w:tblGrid>
+        <w:gridCol w:w="3120"/>
+        <w:gridCol w:w="3120"/>
+        <w:gridCol w:w="3120"/>
+      </w:tblGrid>
+      <w:tr>
+        <w:tc>
+          <w:tcPr>
+            <w:tcW w:type="dxa" w:w="936"/>
+          </w:tcPr>
+          <w:p/>
+        </w:tc>
+        <w:tc>
+          <w:tcPr>
+            <w:tcW w:type="dxa" w:w="7488"/>
+            <w:vAlign w:val="center"/>
+          </w:tcPr>
+          <w:p>
+            <w:pPr>
+              <w:spacing w:line="240" w:lineRule="auto" w:before="240" w:after="240"/>
+              <w:ind w:left="0" w:right="0" w:firstLine="0"/>
+              <w:jc w:val="center"/>
+            </w:pPr>
+            <w:r>
+              <w:rPr>
+                <w:b w:val="0"/>
+                <w:i w:val="0"/>
+                <w:color w:val="000000"/>
+                <w:sz w:val="28"/>
+              </w:rPr>
+              <m:oMath xmlns:mml="http://www.w3.org/1998/Math/MathML">
+                <m:r>
+                  <m:t>a−2=2</m:t>
+                </m:r>
+              </m:oMath>
+            </w:r>
+          </w:p>
+        </w:tc>
+        <w:tc>
+          <w:tcPr>
+            <w:tcW w:type="dxa" w:w="936"/>
+            <w:vAlign w:val="center"/>
+          </w:tcPr>
+          <w:p>
+            <w:pPr>
+              <w:spacing w:line="240" w:lineRule="auto" w:before="240" w:after="240"/>
+              <w:ind w:left="0" w:right="0" w:firstLine="0"/>
+              <w:jc w:val="right"/>
+            </w:pPr>
+            <w:r>
+              <w:rPr>
+                <w:rFonts w:ascii="Times New Roman" w:hAnsi="Times New Roman"/>
+                <w:b w:val="0"/>
+                <w:i w:val="0"/>
+                <w:color w:val="000000"/>
+                <w:sz w:val="28"/>
+              </w:rPr>
+              <w:t>(1.3)</w:t>
+            </w:r>
+          </w:p>
+        </w:tc>
+      </w:tr>
+    </w:tbl>
+    <w:p>
+      <w:pPr>
+        <w:pStyle w:val="Heading1"/>
+        <w:pageBreakBefore/>
+        <w:spacing w:line="240" w:lineRule="auto" w:before="0" w:after="360"/>
+        <w:ind w:left="0" w:right="0" w:firstLine="709"/>
+      </w:pPr>
+      <w:r>
+        <w:rPr>
+          <w:rFonts w:ascii="Times New Roman" w:hAnsi="Times New Roman"/>
+          <w:b/>
+          <w:i w:val="0"/>
+          <w:color w:val="000000"/>
+          <w:sz w:val="28"/>
+        </w:rPr>
+        <w:t>2 проверка го гого</w:t>
+      </w:r>
+    </w:p>
+    <w:p>
+      <w:pPr>
+        <w:spacing w:line="240" w:lineRule="auto" w:before="0" w:after="0"/>
+        <w:ind w:left="0" w:right="0" w:firstLine="709"/>
+        <w:jc w:val="both"/>
+      </w:pPr>
+      <w:r>
+        <w:rPr>
+          <w:rFonts w:ascii="Times New Roman" w:hAnsi="Times New Roman"/>
+          <w:b w:val="0"/>
+          <w:i w:val="0"/>
+          <w:color w:val="000000"/>
+          <w:sz w:val="28"/>
+        </w:rPr>
+        <w:t xml:space="preserve"> ndskm</w:t>
+      </w:r>
+    </w:p>
+    <w:p>
+      <w:pPr>
+        <w:pStyle w:val="Heading1"/>
+        <w:pageBreakBefore/>
+        <w:spacing w:line="240" w:lineRule="auto" w:before="0" w:after="360"/>
+        <w:ind w:left="0" w:right="0" w:firstLine="709"/>
+      </w:pPr>
+      <w:r>
+        <w:rPr>
+          <w:rFonts w:ascii="Times New Roman" w:hAnsi="Times New Roman"/>
+          <w:b/>
+          <w:i w:val="0"/>
+          <w:color w:val="000000"/>
+          <w:sz w:val="28"/>
+        </w:rPr>
+        <w:t>3 иди сюда заголовок</w:t>
+      </w:r>
+    </w:p>
+    <w:p>
+      <w:pPr>
+        <w:spacing w:line="240" w:lineRule="auto" w:before="280" w:after="0"/>
+        <w:ind w:left="0" w:right="0" w:firstLine="0"/>
+        <w:pBdr>
+          <w:top w:val="single" w:sz="4" w:space="4" w:color="000000"/>
+          <w:left w:val="single" w:sz="4" w:space="4" w:color="000000"/>
+          <w:bottom w:val="single" w:sz="4" w:space="4" w:color="000000"/>
+          <w:right w:val="single" w:sz="4" w:space="4" w:color="000000"/>
+        </w:pBdr>
+      </w:pPr>
+      <w:r>
+        <w:rPr>
+          <w:rFonts w:ascii="Courier New" w:hAnsi="Courier New"/>
+          <w:b w:val="0"/>
+          <w:i w:val="0"/>
+          <w:color w:val="000000"/>
+          <w:sz w:val="24"/>
+        </w:rPr>
+        <w:t>poso smskdmska dmsn dkasjndjkasjdnasjkdnjaksdnajnaskdjnasjkdn kdsna ksdnas</w:t>
+      </w:r>
+    </w:p>
+    <w:p>
+      <w:pPr>
+        <w:spacing w:line="240" w:lineRule="auto" w:before="120" w:after="280"/>
+        <w:ind w:left="0" w:right="0" w:firstLine="0"/>
+        <w:jc w:val="center"/>
+      </w:pPr>
+      <w:r>
+        <w:rPr>
+          <w:rFonts w:ascii="Times New Roman" w:hAnsi="Times New Roman"/>
+          <w:b w:val="0"/>
+          <w:i w:val="0"/>
+          <w:color w:val="000000"/>
+          <w:sz w:val="28"/>
+        </w:rPr>
+        <w:t>Листинг 3.1 – capton new one</w:t>
+      </w:r>
+    </w:p>
+    <w:p>
+      <w:pPr>
+        <w:spacing w:line="240" w:lineRule="auto" w:before="0" w:after="0"/>
+        <w:ind w:left="0" w:right="0" w:firstLine="709"/>
+        <w:jc w:val="both"/>
+      </w:pPr>
+      <w:r>
+        <w:rPr>
+          <w:rFonts w:ascii="Times New Roman" w:hAnsi="Times New Roman"/>
+          <w:b w:val="0"/>
+          <w:i w:val="0"/>
+          <w:color w:val="000000"/>
+          <w:sz w:val="28"/>
+        </w:rPr>
+        <w:t>– dsadasd;</w:t>
+      </w:r>
+    </w:p>
+    <w:p>
+      <w:pPr>
+        <w:spacing w:line="240" w:lineRule="auto" w:before="0" w:after="0"/>
+        <w:ind w:left="0" w:right="0" w:firstLine="709"/>
+        <w:jc w:val="both"/>
+      </w:pPr>
+      <w:r>
+        <w:rPr>
+          <w:rFonts w:ascii="Times New Roman" w:hAnsi="Times New Roman"/>
+          <w:b w:val="0"/>
+          <w:i w:val="0"/>
+          <w:color w:val="000000"/>
+          <w:sz w:val="28"/>
+        </w:rPr>
+        <w:t>– как-то так;</w:t>
+      </w:r>
+    </w:p>
+    <w:p>
+      <w:pPr>
+        <w:spacing w:line="240" w:lineRule="auto" w:before="0" w:after="0"/>
+        <w:ind w:left="0" w:right="0" w:firstLine="709"/>
+        <w:jc w:val="both"/>
+      </w:pPr>
+      <w:r>
+        <w:rPr>
+          <w:rFonts w:ascii="Times New Roman" w:hAnsi="Times New Roman"/>
+          <w:b w:val="0"/>
+          <w:i w:val="0"/>
+          <w:color w:val="000000"/>
+          <w:sz w:val="28"/>
+        </w:rPr>
+        <w:t>– пися231;</w:t>
+      </w:r>
+    </w:p>
+    <w:p>
+      <w:pPr>
+        <w:spacing w:line="240" w:lineRule="auto" w:before="0" w:after="0"/>
+        <w:ind w:left="0" w:right="0" w:firstLine="709"/>
+        <w:jc w:val="both"/>
+      </w:pPr>
+      <w:r>
+        <w:rPr>
+          <w:rFonts w:ascii="Times New Roman" w:hAnsi="Times New Roman"/>
+          <w:b w:val="0"/>
+          <w:i w:val="0"/>
+          <w:color w:val="000000"/>
+          <w:sz w:val="28"/>
+        </w:rPr>
+        <w:t>– ага.</w:t>
       </w:r>
     </w:p>
     <w:sectPr>
@@ -24,8 +1755,58 @@
 </w:document>
 </file>
 
+<file path=word/endnotes.xml><?xml version="1.0" encoding="utf-8"?>
+<w:endnotes xmlns:wpc="http://schemas.microsoft.com/office/word/2010/wordprocessingCanvas" xmlns:cx="http://schemas.microsoft.com/office/drawing/2014/chartex" xmlns:cx1="http://schemas.microsoft.com/office/drawing/2015/9/8/chartex" xmlns:cx2="http://schemas.microsoft.com/office/drawing/2015/10/21/chartex" xmlns:cx3="http://schemas.microsoft.com/office/drawing/2016/5/9/chartex" xmlns:cx4="http://schemas.microsoft.com/office/drawing/2016/5/10/chartex" xmlns:cx5="http://schemas.microsoft.com/office/drawing/2016/5/11/chartex" xmlns:cx6="http://schemas.microsoft.com/office/drawing/2016/5/12/chartex" xmlns:cx7="http://schemas.microsoft.com/office/drawing/2016/5/13/chartex" xmlns:cx8="http://schemas.microsoft.com/office/drawing/2016/5/14/chartex" xmlns:mc="http://schemas.openxmlformats.org/markup-compatibility/2006" xmlns:aink="http://schemas.microsoft.com/office/drawing/2016/ink" xmlns:am3d="http://schemas.microsoft.com/office/drawing/2017/model3d" xmlns:o="urn:schemas-microsoft-com:office:office" xmlns:oel="http://schemas.microsoft.com/office/2019/extlst" xmlns:r="http://schemas.openxmlformats.org/officeDocument/2006/relationships" xmlns:m="http://schemas.openxmlformats.org/officeDocument/2006/math" xmlns:v="urn:schemas-microsoft-com:vml" xmlns:wp14="http://schemas.microsoft.com/office/word/2010/wordprocessingDrawing" xmlns:wp="http://schemas.openxmlformats.org/drawingml/2006/wordprocessingDrawing" xmlns:w10="urn:schemas-microsoft-com:office:word" xmlns:w="http://schemas.openxmlformats.org/wordprocessingml/2006/main" xmlns:w14="http://schemas.microsoft.com/office/word/2010/wordml" xmlns:w15="http://schemas.microsoft.com/office/word/2012/wordml" xmlns:w16cex="http://schemas.microsoft.com/office/word/2018/wordml/cex" xmlns:w16cid="http://schemas.microsoft.com/office/word/2016/wordml/cid" xmlns:w16="http://schemas.microsoft.com/office/word/2018/wordml" xmlns:w16du="http://schemas.microsoft.com/office/word/2023/wordml/word16du" xmlns:w16sdtdh="http://schemas.microsoft.com/office/word/2020/wordml/sdtdatahash" xmlns:w16sdtfl="http://schemas.microsoft.com/office/word/2024/wordml/sdtformatlock" xmlns:w16se="http://schemas.microsoft.com/office/word/2015/wordml/symex" xmlns:wpg="http://schemas.microsoft.com/office/word/2010/wordprocessingGroup" xmlns:wpi="http://schemas.microsoft.com/office/word/2010/wordprocessingInk" xmlns:wne="http://schemas.microsoft.com/office/word/2006/wordml" xmlns:wps="http://schemas.microsoft.com/office/word/2010/wordprocessingShape" mc:Ignorable="w14 w15 w16se w16cid w16 w16cex w16sdtdh w16sdtfl w16du wp14">
+  <w:endnote w:type="separator" w:id="-1">
+    <w:p>
+      <w:pPr>
+        <w:spacing w:after="0" w:line="240" w:lineRule="auto"/>
+      </w:pPr>
+      <w:r>
+        <w:separator/>
+      </w:r>
+    </w:p>
+  </w:endnote>
+  <w:endnote w:type="continuationSeparator" w:id="0">
+    <w:p>
+      <w:pPr>
+        <w:spacing w:after="0" w:line="240" w:lineRule="auto"/>
+      </w:pPr>
+      <w:r>
+        <w:continuationSeparator/>
+      </w:r>
+    </w:p>
+  </w:endnote>
+</w:endnotes>
+</file>
+
+<file path=word/footnotes.xml><?xml version="1.0" encoding="utf-8"?>
+<w:footnotes xmlns:wpc="http://schemas.microsoft.com/office/word/2010/wordprocessingCanvas" xmlns:cx="http://schemas.microsoft.com/office/drawing/2014/chartex" xmlns:cx1="http://schemas.microsoft.com/office/drawing/2015/9/8/chartex" xmlns:cx2="http://schemas.microsoft.com/office/drawing/2015/10/21/chartex" xmlns:cx3="http://schemas.microsoft.com/office/drawing/2016/5/9/chartex" xmlns:cx4="http://schemas.microsoft.com/office/drawing/2016/5/10/chartex" xmlns:cx5="http://schemas.microsoft.com/office/drawing/2016/5/11/chartex" xmlns:cx6="http://schemas.microsoft.com/office/drawing/2016/5/12/chartex" xmlns:cx7="http://schemas.microsoft.com/office/drawing/2016/5/13/chartex" xmlns:cx8="http://schemas.microsoft.com/office/drawing/2016/5/14/chartex" xmlns:mc="http://schemas.openxmlformats.org/markup-compatibility/2006" xmlns:aink="http://schemas.microsoft.com/office/drawing/2016/ink" xmlns:am3d="http://schemas.microsoft.com/office/drawing/2017/model3d" xmlns:o="urn:schemas-microsoft-com:office:office" xmlns:oel="http://schemas.microsoft.com/office/2019/extlst" xmlns:r="http://schemas.openxmlformats.org/officeDocument/2006/relationships" xmlns:m="http://schemas.openxmlformats.org/officeDocument/2006/math" xmlns:v="urn:schemas-microsoft-com:vml" xmlns:wp14="http://schemas.microsoft.com/office/word/2010/wordprocessingDrawing" xmlns:wp="http://schemas.openxmlformats.org/drawingml/2006/wordprocessingDrawing" xmlns:w10="urn:schemas-microsoft-com:office:word" xmlns:w="http://schemas.openxmlformats.org/wordprocessingml/2006/main" xmlns:w14="http://schemas.microsoft.com/office/word/2010/wordml" xmlns:w15="http://schemas.microsoft.com/office/word/2012/wordml" xmlns:w16cex="http://schemas.microsoft.com/office/word/2018/wordml/cex" xmlns:w16cid="http://schemas.microsoft.com/office/word/2016/wordml/cid" xmlns:w16="http://schemas.microsoft.com/office/word/2018/wordml" xmlns:w16du="http://schemas.microsoft.com/office/word/2023/wordml/word16du" xmlns:w16sdtdh="http://schemas.microsoft.com/office/word/2020/wordml/sdtdatahash" xmlns:w16sdtfl="http://schemas.microsoft.com/office/word/2024/wordml/sdtformatlock" xmlns:w16se="http://schemas.microsoft.com/office/word/2015/wordml/symex" xmlns:wpg="http://schemas.microsoft.com/office/word/2010/wordprocessingGroup" xmlns:wpi="http://schemas.microsoft.com/office/word/2010/wordprocessingInk" xmlns:wne="http://schemas.microsoft.com/office/word/2006/wordml" xmlns:wps="http://schemas.microsoft.com/office/word/2010/wordprocessingShape" mc:Ignorable="w14 w15 w16se w16cid w16 w16cex w16sdtdh w16sdtfl w16du wp14">
+  <w:footnote w:type="separator" w:id="-1">
+    <w:p>
+      <w:pPr>
+        <w:spacing w:after="0" w:line="240" w:lineRule="auto"/>
+      </w:pPr>
+      <w:r>
+        <w:separator/>
+      </w:r>
+    </w:p>
+  </w:footnote>
+  <w:footnote w:type="continuationSeparator" w:id="0">
+    <w:p>
+      <w:pPr>
+        <w:spacing w:after="0" w:line="240" w:lineRule="auto"/>
+      </w:pPr>
+      <w:r>
+        <w:continuationSeparator/>
+      </w:r>
+    </w:p>
+  </w:footnote>
+</w:footnotes>
+</file>
+
 <file path=word/numbering.xml><?xml version="1.0" encoding="utf-8"?>
-<w:numbering xmlns:wpc="http://schemas.microsoft.com/office/word/2010/wordprocessingCanvas" xmlns:cx="http://schemas.microsoft.com/office/drawing/2014/chartex" xmlns:cx1="http://schemas.microsoft.com/office/drawing/2015/9/8/chartex" xmlns:cx2="http://schemas.microsoft.com/office/drawing/2015/10/21/chartex" xmlns:cx3="http://schemas.microsoft.com/office/drawing/2016/5/9/chartex" xmlns:cx4="http://schemas.microsoft.com/office/drawing/2016/5/10/chartex" xmlns:cx5="http://schemas.microsoft.com/office/drawing/2016/5/11/chartex" xmlns:cx6="http://schemas.microsoft.com/office/drawing/2016/5/12/chartex" xmlns:cx7="http://schemas.microsoft.com/office/drawing/2016/5/13/chartex" xmlns:cx8="http://schemas.microsoft.com/office/drawing/2016/5/14/chartex" xmlns:mc="http://schemas.openxmlformats.org/markup-compatibility/2006" xmlns:aink="http://schemas.microsoft.com/office/drawing/2016/ink" xmlns:am3d="http://schemas.microsoft.com/office/drawing/2017/model3d" xmlns:o="urn:schemas-microsoft-com:office:office" xmlns:r="http://schemas.openxmlformats.org/officeDocument/2006/relationships" xmlns:m="http://schemas.openxmlformats.org/officeDocument/2006/math" xmlns:v="urn:schemas-microsoft-com:vml" xmlns:wp14="http://schemas.microsoft.com/office/word/2010/wordprocessingDrawing" xmlns:wp="http://schemas.openxmlformats.org/drawingml/2006/wordprocessingDrawing" xmlns:w10="urn:schemas-microsoft-com:office:word" xmlns:w="http://schemas.openxmlformats.org/wordprocessingml/2006/main" xmlns:w14="http://schemas.microsoft.com/office/word/2010/wordml" xmlns:w15="http://schemas.microsoft.com/office/word/2012/wordml" xmlns:w16cex="http://schemas.microsoft.com/office/word/2018/wordml/cex" xmlns:w16cid="http://schemas.microsoft.com/office/word/2016/wordml/cid" xmlns:w16="http://schemas.microsoft.com/office/word/2018/wordml" xmlns:w16sdtdh="http://schemas.microsoft.com/office/word/2020/wordml/sdtdatahash" xmlns:w16se="http://schemas.microsoft.com/office/word/2015/wordml/symex" xmlns:wpg="http://schemas.microsoft.com/office/word/2010/wordprocessingGroup" xmlns:wpi="http://schemas.microsoft.com/office/word/2010/wordprocessingInk" xmlns:wne="http://schemas.microsoft.com/office/word/2006/wordml" xmlns:wps="http://schemas.microsoft.com/office/word/2010/wordprocessingShape" mc:Ignorable="w14 w15 w16se w16cid w16 w16cex w16sdtdh wp14">
+<w:numbering xmlns:wpc="http://schemas.microsoft.com/office/word/2010/wordprocessingCanvas" xmlns:cx="http://schemas.microsoft.com/office/drawing/2014/chartex" xmlns:cx1="http://schemas.microsoft.com/office/drawing/2015/9/8/chartex" xmlns:cx2="http://schemas.microsoft.com/office/drawing/2015/10/21/chartex" xmlns:cx3="http://schemas.microsoft.com/office/drawing/2016/5/9/chartex" xmlns:cx4="http://schemas.microsoft.com/office/drawing/2016/5/10/chartex" xmlns:cx5="http://schemas.microsoft.com/office/drawing/2016/5/11/chartex" xmlns:cx6="http://schemas.microsoft.com/office/drawing/2016/5/12/chartex" xmlns:cx7="http://schemas.microsoft.com/office/drawing/2016/5/13/chartex" xmlns:cx8="http://schemas.microsoft.com/office/drawing/2016/5/14/chartex" xmlns:mc="http://schemas.openxmlformats.org/markup-compatibility/2006" xmlns:aink="http://schemas.microsoft.com/office/drawing/2016/ink" xmlns:am3d="http://schemas.microsoft.com/office/drawing/2017/model3d" xmlns:o="urn:schemas-microsoft-com:office:office" xmlns:oel="http://schemas.microsoft.com/office/2019/extlst" xmlns:r="http://schemas.openxmlformats.org/officeDocument/2006/relationships" xmlns:m="http://schemas.openxmlformats.org/officeDocument/2006/math" xmlns:v="urn:schemas-microsoft-com:vml" xmlns:wp14="http://schemas.microsoft.com/office/word/2010/wordprocessingDrawing" xmlns:wp="http://schemas.openxmlformats.org/drawingml/2006/wordprocessingDrawing" xmlns:w10="urn:schemas-microsoft-com:office:word" xmlns:w="http://schemas.openxmlformats.org/wordprocessingml/2006/main" xmlns:w14="http://schemas.microsoft.com/office/word/2010/wordml" xmlns:w15="http://schemas.microsoft.com/office/word/2012/wordml" xmlns:w16cex="http://schemas.microsoft.com/office/word/2018/wordml/cex" xmlns:w16cid="http://schemas.microsoft.com/office/word/2016/wordml/cid" xmlns:w16="http://schemas.microsoft.com/office/word/2018/wordml" xmlns:w16du="http://schemas.microsoft.com/office/word/2023/wordml/word16du" xmlns:w16sdtdh="http://schemas.microsoft.com/office/word/2020/wordml/sdtdatahash" xmlns:w16sdtfl="http://schemas.microsoft.com/office/word/2024/wordml/sdtformatlock" xmlns:w16se="http://schemas.microsoft.com/office/word/2015/wordml/symex" xmlns:wpg="http://schemas.microsoft.com/office/word/2010/wordprocessingGroup" xmlns:wpi="http://schemas.microsoft.com/office/word/2010/wordprocessingInk" xmlns:wne="http://schemas.microsoft.com/office/word/2006/wordml" xmlns:wps="http://schemas.microsoft.com/office/word/2010/wordprocessingShape" mc:Ignorable="w14 w15 w16se w16cid w16 w16cex w16sdtdh w16sdtfl w16du wp14">
   <w:abstractNum w:abstractNumId="0" w15:restartNumberingAfterBreak="0">
     <w:nsid w:val="7EE03AF4"/>
     <w:multiLevelType w:val="hybridMultilevel"/>
@@ -112,14 +1893,14 @@
       </w:pPr>
     </w:lvl>
   </w:abstractNum>
-  <w:num w:numId="1">
+  <w:num w:numId="1" w16cid:durableId="1914242772">
     <w:abstractNumId w:val="0"/>
   </w:num>
 </w:numbering>
 </file>
 
 <file path=word/styles.xml><?xml version="1.0" encoding="utf-8"?>
-<w:styles xmlns:mc="http://schemas.openxmlformats.org/markup-compatibility/2006" xmlns:r="http://schemas.openxmlformats.org/officeDocument/2006/relationships" xmlns:w="http://schemas.openxmlformats.org/wordprocessingml/2006/main" xmlns:w14="http://schemas.microsoft.com/office/word/2010/wordml" xmlns:w15="http://schemas.microsoft.com/office/word/2012/wordml" xmlns:w16cex="http://schemas.microsoft.com/office/word/2018/wordml/cex" xmlns:w16cid="http://schemas.microsoft.com/office/word/2016/wordml/cid" xmlns:w16="http://schemas.microsoft.com/office/word/2018/wordml" xmlns:w16sdtdh="http://schemas.microsoft.com/office/word/2020/wordml/sdtdatahash" xmlns:w16se="http://schemas.microsoft.com/office/word/2015/wordml/symex" mc:Ignorable="w14 w15 w16se w16cid w16 w16cex w16sdtdh">
+<w:styles xmlns:mc="http://schemas.openxmlformats.org/markup-compatibility/2006" xmlns:r="http://schemas.openxmlformats.org/officeDocument/2006/relationships" xmlns:w="http://schemas.openxmlformats.org/wordprocessingml/2006/main" xmlns:w14="http://schemas.microsoft.com/office/word/2010/wordml" xmlns:w15="http://schemas.microsoft.com/office/word/2012/wordml" xmlns:w16cex="http://schemas.microsoft.com/office/word/2018/wordml/cex" xmlns:w16cid="http://schemas.microsoft.com/office/word/2016/wordml/cid" xmlns:w16="http://schemas.microsoft.com/office/word/2018/wordml" xmlns:w16du="http://schemas.microsoft.com/office/word/2023/wordml/word16du" xmlns:w16sdtdh="http://schemas.microsoft.com/office/word/2020/wordml/sdtdatahash" xmlns:w16sdtfl="http://schemas.microsoft.com/office/word/2024/wordml/sdtformatlock" xmlns:w16se="http://schemas.microsoft.com/office/word/2015/wordml/symex" mc:Ignorable="w14 w15 w16se w16cid w16 w16cex w16sdtdh w16sdtfl w16du">
   <w:docDefaults>
     <w:rPrDefault>
       <w:rPr>
@@ -513,16 +2294,16 @@
     <w:lsdException w:name="Unresolved Mention" w:semiHidden="1" w:unhideWhenUsed="1"/>
     <w:lsdException w:name="Smart Link" w:semiHidden="1" w:unhideWhenUsed="1"/>
   </w:latentStyles>
-  <w:style w:type="paragraph" w:default="1" w:styleId="a">
+  <w:style w:type="paragraph" w:default="1" w:styleId="Normal">
     <w:name w:val="Normal"/>
     <w:qFormat/>
     <w:rsid w:val="00930C34"/>
   </w:style>
-  <w:style w:type="paragraph" w:styleId="1">
+  <w:style w:type="paragraph" w:styleId="Heading1">
     <w:name w:val="heading 1"/>
-    <w:basedOn w:val="a"/>
-    <w:next w:val="a"/>
-    <w:link w:val="10"/>
+    <w:basedOn w:val="Normal"/>
+    <w:next w:val="Normal"/>
+    <w:link w:val="Heading1Char"/>
     <w:uiPriority w:val="9"/>
     <w:qFormat/>
     <w:rsid w:val="005C420B"/>
@@ -539,11 +2320,11 @@
       <w:szCs w:val="32"/>
     </w:rPr>
   </w:style>
-  <w:style w:type="paragraph" w:styleId="2">
+  <w:style w:type="paragraph" w:styleId="Heading2">
     <w:name w:val="heading 2"/>
-    <w:basedOn w:val="a"/>
-    <w:next w:val="a"/>
-    <w:link w:val="20"/>
+    <w:basedOn w:val="Normal"/>
+    <w:next w:val="Normal"/>
+    <w:link w:val="Heading2Char"/>
     <w:uiPriority w:val="9"/>
     <w:unhideWhenUsed/>
     <w:qFormat/>
@@ -561,11 +2342,11 @@
       <w:szCs w:val="26"/>
     </w:rPr>
   </w:style>
-  <w:style w:type="paragraph" w:styleId="3">
+  <w:style w:type="paragraph" w:styleId="Heading3">
     <w:name w:val="heading 3"/>
-    <w:basedOn w:val="a"/>
-    <w:next w:val="a"/>
-    <w:link w:val="30"/>
+    <w:basedOn w:val="Normal"/>
+    <w:next w:val="Normal"/>
+    <w:link w:val="Heading3Char"/>
     <w:uiPriority w:val="9"/>
     <w:unhideWhenUsed/>
     <w:qFormat/>
@@ -583,11 +2364,11 @@
       <w:szCs w:val="24"/>
     </w:rPr>
   </w:style>
-  <w:style w:type="paragraph" w:styleId="4">
+  <w:style w:type="paragraph" w:styleId="Heading4">
     <w:name w:val="heading 4"/>
-    <w:basedOn w:val="a"/>
-    <w:next w:val="a"/>
-    <w:link w:val="40"/>
+    <w:basedOn w:val="Normal"/>
+    <w:next w:val="Normal"/>
+    <w:link w:val="Heading4Char"/>
     <w:uiPriority w:val="9"/>
     <w:unhideWhenUsed/>
     <w:qFormat/>
@@ -605,11 +2386,11 @@
       <w:color w:val="2F5496" w:themeColor="accent1" w:themeShade="BF"/>
     </w:rPr>
   </w:style>
-  <w:style w:type="paragraph" w:styleId="5">
+  <w:style w:type="paragraph" w:styleId="Heading5">
     <w:name w:val="heading 5"/>
-    <w:basedOn w:val="a"/>
-    <w:next w:val="a"/>
-    <w:link w:val="50"/>
+    <w:basedOn w:val="Normal"/>
+    <w:next w:val="Normal"/>
+    <w:link w:val="Heading5Char"/>
     <w:uiPriority w:val="9"/>
     <w:unhideWhenUsed/>
     <w:qFormat/>
@@ -625,11 +2406,11 @@
       <w:color w:val="2F5496" w:themeColor="accent1" w:themeShade="BF"/>
     </w:rPr>
   </w:style>
-  <w:style w:type="paragraph" w:styleId="6">
+  <w:style w:type="paragraph" w:styleId="Heading6">
     <w:name w:val="heading 6"/>
-    <w:basedOn w:val="a"/>
-    <w:next w:val="a"/>
-    <w:link w:val="60"/>
+    <w:basedOn w:val="Normal"/>
+    <w:next w:val="Normal"/>
+    <w:link w:val="Heading6Char"/>
     <w:uiPriority w:val="9"/>
     <w:unhideWhenUsed/>
     <w:qFormat/>
@@ -645,13 +2426,13 @@
       <w:color w:val="1F3763" w:themeColor="accent1" w:themeShade="7F"/>
     </w:rPr>
   </w:style>
-  <w:style w:type="character" w:default="1" w:styleId="a0">
+  <w:style w:type="character" w:default="1" w:styleId="DefaultParagraphFont">
     <w:name w:val="Default Paragraph Font"/>
     <w:uiPriority w:val="1"/>
     <w:semiHidden/>
     <w:unhideWhenUsed/>
   </w:style>
-  <w:style w:type="table" w:default="1" w:styleId="a1">
+  <w:style w:type="table" w:default="1" w:styleId="TableNormal">
     <w:name w:val="Normal Table"/>
     <w:uiPriority w:val="99"/>
     <w:semiHidden/>
@@ -666,16 +2447,16 @@
       </w:tblCellMar>
     </w:tblPr>
   </w:style>
-  <w:style w:type="numbering" w:default="1" w:styleId="a2">
+  <w:style w:type="numbering" w:default="1" w:styleId="NoList">
     <w:name w:val="No List"/>
     <w:uiPriority w:val="99"/>
     <w:semiHidden/>
     <w:unhideWhenUsed/>
   </w:style>
-  <w:style w:type="character" w:customStyle="1" w:styleId="10">
-    <w:name w:val="Заголовок 1 Знак"/>
-    <w:basedOn w:val="a0"/>
-    <w:link w:val="1"/>
+  <w:style w:type="character" w:customStyle="1" w:styleId="Heading1Char">
+    <w:name w:val="Heading 1 Char"/>
+    <w:basedOn w:val="DefaultParagraphFont"/>
+    <w:link w:val="Heading1"/>
     <w:uiPriority w:val="9"/>
     <w:rsid w:val="005C420B"/>
     <w:rPr>
@@ -685,10 +2466,10 @@
       <w:szCs w:val="32"/>
     </w:rPr>
   </w:style>
-  <w:style w:type="character" w:customStyle="1" w:styleId="20">
-    <w:name w:val="Заголовок 2 Знак"/>
-    <w:basedOn w:val="a0"/>
-    <w:link w:val="2"/>
+  <w:style w:type="character" w:customStyle="1" w:styleId="Heading2Char">
+    <w:name w:val="Heading 2 Char"/>
+    <w:basedOn w:val="DefaultParagraphFont"/>
+    <w:link w:val="Heading2"/>
     <w:uiPriority w:val="9"/>
     <w:rsid w:val="008D79BF"/>
     <w:rPr>
@@ -698,10 +2479,10 @@
       <w:szCs w:val="26"/>
     </w:rPr>
   </w:style>
-  <w:style w:type="character" w:customStyle="1" w:styleId="30">
-    <w:name w:val="Заголовок 3 Знак"/>
-    <w:basedOn w:val="a0"/>
-    <w:link w:val="3"/>
+  <w:style w:type="character" w:customStyle="1" w:styleId="Heading3Char">
+    <w:name w:val="Heading 3 Char"/>
+    <w:basedOn w:val="DefaultParagraphFont"/>
+    <w:link w:val="Heading3"/>
     <w:uiPriority w:val="9"/>
     <w:rsid w:val="008D79BF"/>
     <w:rPr>
@@ -711,10 +2492,10 @@
       <w:szCs w:val="24"/>
     </w:rPr>
   </w:style>
-  <w:style w:type="character" w:customStyle="1" w:styleId="40">
-    <w:name w:val="Заголовок 4 Знак"/>
-    <w:basedOn w:val="a0"/>
-    <w:link w:val="4"/>
+  <w:style w:type="character" w:customStyle="1" w:styleId="Heading4Char">
+    <w:name w:val="Heading 4 Char"/>
+    <w:basedOn w:val="DefaultParagraphFont"/>
+    <w:link w:val="Heading4"/>
     <w:uiPriority w:val="9"/>
     <w:rsid w:val="008D79BF"/>
     <w:rPr>
@@ -724,10 +2505,10 @@
       <w:color w:val="2F5496" w:themeColor="accent1" w:themeShade="BF"/>
     </w:rPr>
   </w:style>
-  <w:style w:type="character" w:customStyle="1" w:styleId="50">
-    <w:name w:val="Заголовок 5 Знак"/>
-    <w:basedOn w:val="a0"/>
-    <w:link w:val="5"/>
+  <w:style w:type="character" w:customStyle="1" w:styleId="Heading5Char">
+    <w:name w:val="Heading 5 Char"/>
+    <w:basedOn w:val="DefaultParagraphFont"/>
+    <w:link w:val="Heading5"/>
     <w:uiPriority w:val="9"/>
     <w:rsid w:val="008D79BF"/>
     <w:rPr>
@@ -735,10 +2516,10 @@
       <w:color w:val="2F5496" w:themeColor="accent1" w:themeShade="BF"/>
     </w:rPr>
   </w:style>
-  <w:style w:type="character" w:customStyle="1" w:styleId="60">
-    <w:name w:val="Заголовок 6 Знак"/>
-    <w:basedOn w:val="a0"/>
-    <w:link w:val="6"/>
+  <w:style w:type="character" w:customStyle="1" w:styleId="Heading6Char">
+    <w:name w:val="Heading 6 Char"/>
+    <w:basedOn w:val="DefaultParagraphFont"/>
+    <w:link w:val="Heading6"/>
     <w:uiPriority w:val="9"/>
     <w:rsid w:val="008D79BF"/>
     <w:rPr>
@@ -746,9 +2527,9 @@
       <w:color w:val="1F3763" w:themeColor="accent1" w:themeShade="7F"/>
     </w:rPr>
   </w:style>
-  <w:style w:type="paragraph" w:styleId="a3">
+  <w:style w:type="paragraph" w:styleId="ListParagraph">
     <w:name w:val="List Paragraph"/>
-    <w:basedOn w:val="a"/>
+    <w:basedOn w:val="Normal"/>
     <w:uiPriority w:val="34"/>
     <w:qFormat/>
     <w:rsid w:val="0082722E"/>
@@ -757,9 +2538,9 @@
       <w:contextualSpacing/>
     </w:pPr>
   </w:style>
-  <w:style w:type="table" w:styleId="a4">
+  <w:style w:type="table" w:styleId="TableGrid">
     <w:name w:val="Table Grid"/>
-    <w:basedOn w:val="a1"/>
+    <w:basedOn w:val="TableNormal"/>
     <w:uiPriority w:val="39"/>
     <w:rsid w:val="00930C34"/>
     <w:pPr>
@@ -776,73 +2557,126 @@
       </w:tblBorders>
     </w:tblPr>
   </w:style>
-  <w:style w:type="character" w:styleId="a5">
-    <w:name w:val="annotation reference"/>
-    <w:basedOn w:val="a0"/>
-    <w:uiPriority w:val="99"/>
-    <w:semiHidden/>
-    <w:unhideWhenUsed/>
-    <w:rsid w:val="00263833"/>
+  <w:style w:type="paragraph" w:customStyle="1" w:styleId="MyHeaderStyle">
+    <w:name w:val="MyHeaderStyle"/>
+    <w:basedOn w:val="Heading1"/>
+    <w:pPr>
+      <w:outlineLvl w:val="3"/>
+    </w:pPr>
     <w:rPr>
-      <w:sz w:val="16"/>
-      <w:szCs w:val="16"/>
+      <w:rFonts w:ascii="Arial" w:hAnsi="Arial"/>
+      <w:b/>
     </w:rPr>
   </w:style>
-  <w:style w:type="paragraph" w:styleId="a6">
-    <w:name w:val="annotation text"/>
-    <w:basedOn w:val="a"/>
-    <w:link w:val="a7"/>
-    <w:uiPriority w:val="99"/>
-    <w:semiHidden/>
-    <w:unhideWhenUsed/>
-    <w:rsid w:val="00263833"/>
+  <w:style w:type="paragraph" w:customStyle="1" w:styleId="MyHeaderStyle1">
+    <w:name w:val="MyHeaderStyle 1"/>
+    <w:basedOn w:val="Heading1"/>
     <w:pPr>
-      <w:spacing w:line="240" w:lineRule="auto"/>
+      <w:outlineLvl w:val="2"/>
     </w:pPr>
     <w:rPr>
-      <w:sz w:val="20"/>
-      <w:szCs w:val="20"/>
+      <w:rFonts w:ascii="Arial" w:hAnsi="Arial"/>
+      <w:b/>
     </w:rPr>
   </w:style>
-  <w:style w:type="character" w:customStyle="1" w:styleId="a7">
-    <w:name w:val="Текст примечания Знак"/>
-    <w:basedOn w:val="a0"/>
-    <w:link w:val="a6"/>
-    <w:uiPriority w:val="99"/>
-    <w:semiHidden/>
-    <w:rsid w:val="00263833"/>
+  <w:style w:type="paragraph" w:customStyle="1" w:styleId="MyHeaderStyle2">
+    <w:name w:val="MyHeaderStyle 2"/>
+    <w:basedOn w:val="Heading2"/>
+    <w:pPr>
+      <w:outlineLvl w:val="3"/>
+    </w:pPr>
     <w:rPr>
-      <w:sz w:val="20"/>
-      <w:szCs w:val="20"/>
+      <w:rFonts w:ascii="Arial" w:hAnsi="Arial"/>
+      <w:b/>
     </w:rPr>
   </w:style>
-  <w:style w:type="paragraph" w:styleId="a8">
-    <w:name w:val="annotation subject"/>
-    <w:basedOn w:val="a6"/>
-    <w:next w:val="a6"/>
-    <w:link w:val="a9"/>
-    <w:uiPriority w:val="99"/>
-    <w:semiHidden/>
-    <w:unhideWhenUsed/>
-    <w:rsid w:val="00263833"/>
+  <w:style w:type="paragraph" w:customStyle="1" w:styleId="MyHeaderStyle3">
+    <w:name w:val="MyHeaderStyle 3"/>
+    <w:basedOn w:val="Heading3"/>
+    <w:pPr>
+      <w:outlineLvl w:val="4"/>
+    </w:pPr>
     <w:rPr>
+      <w:rFonts w:ascii="Arial" w:hAnsi="Arial"/>
       <w:b/>
-      <w:bCs/>
     </w:rPr>
   </w:style>
-  <w:style w:type="character" w:customStyle="1" w:styleId="a9">
-    <w:name w:val="Тема примечания Знак"/>
-    <w:basedOn w:val="a7"/>
-    <w:link w:val="a8"/>
+  <w:style w:type="paragraph" w:customStyle="1" w:styleId="MyHeaderStyle4">
+    <w:name w:val="MyHeaderStyle 4"/>
+    <w:basedOn w:val="Heading4"/>
+    <w:pPr>
+      <w:outlineLvl w:val="5"/>
+    </w:pPr>
+    <w:rPr>
+      <w:rFonts w:ascii="Arial" w:hAnsi="Arial"/>
+      <w:b/>
+    </w:rPr>
+  </w:style>
+  <w:style w:type="paragraph" w:customStyle="1" w:styleId="MyHeaderStyle5">
+    <w:name w:val="MyHeaderStyle 5"/>
+    <w:basedOn w:val="Heading5"/>
+    <w:pPr>
+      <w:outlineLvl w:val="5"/>
+    </w:pPr>
+    <w:rPr>
+      <w:rFonts w:ascii="Arial" w:hAnsi="Arial"/>
+      <w:b/>
+    </w:rPr>
+  </w:style>
+  <w:style w:type="paragraph" w:customStyle="1" w:styleId="MyHeaderStyle0">
+    <w:name w:val="MyHeaderStyle 0"/>
+    <w:basedOn w:val="Heading1"/>
+    <w:pPr>
+      <w:outlineLvl w:val="1"/>
+    </w:pPr>
+    <w:rPr>
+      <w:rFonts w:ascii="Arial" w:hAnsi="Arial"/>
+      <w:b/>
+    </w:rPr>
+  </w:style>
+  <w:style w:type="paragraph" w:styleId="Header">
+    <w:name w:val="header"/>
+    <w:basedOn w:val="Normal"/>
+    <w:link w:val="HeaderChar"/>
     <w:uiPriority w:val="99"/>
-    <w:semiHidden/>
-    <w:rsid w:val="00263833"/>
-    <w:rPr>
-      <w:b/>
-      <w:bCs/>
-      <w:sz w:val="20"/>
-      <w:szCs w:val="20"/>
-    </w:rPr>
+    <w:unhideWhenUsed/>
+    <w:rsid w:val="00DA3844"/>
+    <w:pPr>
+      <w:tabs>
+        <w:tab w:val="center" w:pos="4844"/>
+        <w:tab w:val="right" w:pos="9689"/>
+      </w:tabs>
+      <w:spacing w:after="0" w:line="240" w:lineRule="auto"/>
+    </w:pPr>
+  </w:style>
+  <w:style w:type="character" w:customStyle="1" w:styleId="HeaderChar">
+    <w:name w:val="Header Char"/>
+    <w:basedOn w:val="DefaultParagraphFont"/>
+    <w:link w:val="Header"/>
+    <w:uiPriority w:val="99"/>
+    <w:rsid w:val="00DA3844"/>
+  </w:style>
+  <w:style w:type="paragraph" w:styleId="Footer">
+    <w:name w:val="footer"/>
+    <w:basedOn w:val="Normal"/>
+    <w:link w:val="FooterChar"/>
+    <w:uiPriority w:val="99"/>
+    <w:unhideWhenUsed/>
+    <w:rsid w:val="00DA3844"/>
+    <w:pPr>
+      <w:tabs>
+        <w:tab w:val="center" w:pos="4844"/>
+        <w:tab w:val="right" w:pos="9689"/>
+      </w:tabs>
+      <w:spacing w:after="0" w:line="240" w:lineRule="auto"/>
+    </w:pPr>
+  </w:style>
+  <w:style w:type="character" w:customStyle="1" w:styleId="FooterChar">
+    <w:name w:val="Footer Char"/>
+    <w:basedOn w:val="DefaultParagraphFont"/>
+    <w:link w:val="Footer"/>
+    <w:uiPriority w:val="99"/>
+    <w:rsid w:val="00DA3844"/>
   </w:style>
 </w:styles>
 </file>
@@ -1140,4 +2974,16 @@
     </a:ext>
   </a:extLst>
 </a:theme>
+</file>
+
+<file path=customXml/item1.xml><?xml version="1.0" encoding="utf-8"?>
+<b:Sources xmlns:b="http://schemas.openxmlformats.org/officeDocument/2006/bibliography" xmlns="http://schemas.openxmlformats.org/officeDocument/2006/bibliography" SelectedStyle="\APASixthEditionOfficeOnline.xsl" StyleName="APA" Version="6"/>
+</file>
+
+<file path=customXml/itemProps1.xml><?xml version="1.0" encoding="utf-8"?>
+<ds:datastoreItem xmlns:ds="http://schemas.openxmlformats.org/officeDocument/2006/customXml" ds:itemID="{E457A1AD-8666-4043-89D1-D7CD9EBF8F52}">
+  <ds:schemaRefs>
+    <ds:schemaRef ds:uri="http://schemas.openxmlformats.org/officeDocument/2006/bibliography"/>
+  </ds:schemaRefs>
+</ds:datastoreItem>
 </file>
--- a/tst.docx
+++ b/tst.docx
@@ -49,23 +49,6 @@
     </w:p>
     <w:p>
       <w:pPr>
-        <w:spacing w:line="240" w:lineRule="auto" w:before="0" w:after="0"/>
-        <w:ind w:left="0" w:right="0" w:firstLine="709"/>
-        <w:jc w:val="both"/>
-      </w:pPr>
-      <w:r>
-        <w:rPr>
-          <w:rFonts w:ascii="Times New Roman" w:hAnsi="Times New Roman"/>
-          <w:b w:val="0"/>
-          <w:i w:val="0"/>
-          <w:color w:val="000000"/>
-          <w:sz w:val="28"/>
-        </w:rPr>
-        <w:t>dsHAHAadsa dsa1dsa</w:t>
-      </w:r>
-    </w:p>
-    <w:p>
-      <w:pPr>
         <w:spacing w:before="280" w:after="0" w:line="240" w:lineRule="auto"/>
       </w:pPr>
       <w:proofErr w:type="spellStart"/>
@@ -75,34 +58,31 @@
           <w:color w:val="000000"/>
           <w:sz w:val="28"/>
         </w:rPr>
-        <w:t>Таблица 1.1 – Fracation table</w:t>
-      </w:r>
-      <w:proofErr w:type="spellEnd"/>
-      <w:r>
-        <w:rPr>
-          <w:rFonts w:ascii="Times New Roman" w:hAnsi="Times New Roman"/>
-          <w:color w:val="000000"/>
-          <w:sz w:val="28"/>
-        </w:rPr>
-        <w:t>Таблица 1.1 – Fracation table</w:t>
-      </w:r>
-      <w:proofErr w:type="spellStart"/>
-      <w:r>
-        <w:rPr>
-          <w:rFonts w:ascii="Times New Roman" w:hAnsi="Times New Roman"/>
-          <w:color w:val="000000"/>
-          <w:sz w:val="28"/>
-        </w:rPr>
-        <w:t>Таблица 1.1 – Fracation table</w:t>
-      </w:r>
-      <w:proofErr w:type="spellEnd"/>
-      <w:r>
-        <w:rPr>
-          <w:rFonts w:ascii="Times New Roman" w:hAnsi="Times New Roman"/>
-          <w:color w:val="000000"/>
-          <w:sz w:val="28"/>
-        </w:rPr>
-        <w:t>Таблица 1.1 – Fracation table</w:t>
+        <w:t>Таблица 1.1 – Fracation 312table</w:t>
+      </w:r>
+      <w:proofErr w:type="spellEnd"/>
+      <w:r>
+        <w:rPr>
+          <w:rFonts w:ascii="Times New Roman" w:hAnsi="Times New Roman"/>
+          <w:color w:val="000000"/>
+          <w:sz w:val="28"/>
+        </w:rPr>
+      </w:r>
+      <w:proofErr w:type="spellStart"/>
+      <w:r>
+        <w:rPr>
+          <w:rFonts w:ascii="Times New Roman" w:hAnsi="Times New Roman"/>
+          <w:color w:val="000000"/>
+          <w:sz w:val="28"/>
+        </w:rPr>
+      </w:r>
+      <w:proofErr w:type="spellEnd"/>
+      <w:r>
+        <w:rPr>
+          <w:rFonts w:ascii="Times New Roman" w:hAnsi="Times New Roman"/>
+          <w:color w:val="000000"/>
+          <w:sz w:val="28"/>
+        </w:rPr>
       </w:r>
     </w:p>
     <w:tbl>
@@ -166,7 +146,7 @@
                 <w:color w:val="000000"/>
                 <w:sz w:val="24"/>
               </w:rPr>
-              <w:t>1</w:t>
+              <w:t>2</w:t>
             </w:r>
           </w:p>
         </w:tc>
@@ -192,7 +172,14 @@
                 <w:color w:val="000000"/>
                 <w:sz w:val="24"/>
               </w:rPr>
-              <w:t xml:space="preserve">афыафыафыфаф3 </w:t>
+              <w:t>3</w:t>
+            </w:r>
+            <w:r>
+              <w:rPr>
+                <w:rFonts w:ascii="Times New Roman" w:hAnsi="Times New Roman"/>
+                <w:color w:val="000000"/>
+                <w:sz w:val="24"/>
+              </w:rPr>
             </w:r>
             <w:proofErr w:type="spellStart"/>
             <w:r>
@@ -201,7 +188,6 @@
                 <w:color w:val="000000"/>
                 <w:sz w:val="24"/>
               </w:rPr>
-              <w:t>афы</w:t>
             </w:r>
             <w:proofErr w:type="spellEnd"/>
             <w:r>
@@ -210,7 +196,6 @@
                 <w:color w:val="000000"/>
                 <w:sz w:val="24"/>
               </w:rPr>
-              <w:t xml:space="preserve"> </w:t>
             </w:r>
             <w:proofErr w:type="spellStart"/>
             <w:r>
@@ -219,7 +204,6 @@
                 <w:color w:val="000000"/>
                 <w:sz w:val="24"/>
               </w:rPr>
-              <w:t>афыа</w:t>
             </w:r>
             <w:proofErr w:type="spellEnd"/>
             <w:r>
@@ -228,7 +212,6 @@
                 <w:color w:val="000000"/>
                 <w:sz w:val="24"/>
               </w:rPr>
-              <w:t xml:space="preserve"> </w:t>
             </w:r>
             <w:proofErr w:type="spellStart"/>
             <w:r>
@@ -237,7 +220,6 @@
                 <w:color w:val="000000"/>
                 <w:sz w:val="24"/>
               </w:rPr>
-              <w:t>фыа</w:t>
             </w:r>
             <w:proofErr w:type="spellEnd"/>
             <w:r>
@@ -246,7 +228,6 @@
                 <w:color w:val="000000"/>
                 <w:sz w:val="24"/>
               </w:rPr>
-              <w:t xml:space="preserve"> </w:t>
             </w:r>
             <w:proofErr w:type="spellStart"/>
             <w:r>
@@ -255,7 +236,6 @@
                 <w:color w:val="000000"/>
                 <w:sz w:val="24"/>
               </w:rPr>
-              <w:t>фы</w:t>
             </w:r>
             <w:proofErr w:type="spellEnd"/>
           </w:p>
@@ -282,7 +262,14 @@
                 <w:color w:val="000000"/>
                 <w:sz w:val="24"/>
               </w:rPr>
-              <w:t xml:space="preserve">321увыф афыафыафыфаф3 </w:t>
+              <w:t>4</w:t>
+            </w:r>
+            <w:r>
+              <w:rPr>
+                <w:rFonts w:ascii="Times New Roman" w:hAnsi="Times New Roman"/>
+                <w:color w:val="000000"/>
+                <w:sz w:val="24"/>
+              </w:rPr>
             </w:r>
             <w:proofErr w:type="spellStart"/>
             <w:r>
@@ -291,7 +278,6 @@
                 <w:color w:val="000000"/>
                 <w:sz w:val="24"/>
               </w:rPr>
-              <w:t>афы</w:t>
             </w:r>
             <w:proofErr w:type="spellEnd"/>
             <w:r>
@@ -300,7 +286,6 @@
                 <w:color w:val="000000"/>
                 <w:sz w:val="24"/>
               </w:rPr>
-              <w:t xml:space="preserve"> </w:t>
             </w:r>
             <w:proofErr w:type="spellStart"/>
             <w:r>
@@ -309,7 +294,6 @@
                 <w:color w:val="000000"/>
                 <w:sz w:val="24"/>
               </w:rPr>
-              <w:t>афыа</w:t>
             </w:r>
             <w:proofErr w:type="spellEnd"/>
             <w:r>
@@ -318,7 +302,6 @@
                 <w:color w:val="000000"/>
                 <w:sz w:val="24"/>
               </w:rPr>
-              <w:t xml:space="preserve"> </w:t>
             </w:r>
             <w:proofErr w:type="spellStart"/>
             <w:r>
@@ -327,7 +310,6 @@
                 <w:color w:val="000000"/>
                 <w:sz w:val="24"/>
               </w:rPr>
-              <w:t>фыа</w:t>
             </w:r>
             <w:proofErr w:type="spellEnd"/>
             <w:r>
@@ -336,7 +318,6 @@
                 <w:color w:val="000000"/>
                 <w:sz w:val="24"/>
               </w:rPr>
-              <w:t xml:space="preserve"> </w:t>
             </w:r>
             <w:proofErr w:type="spellStart"/>
             <w:r>
@@ -345,7 +326,6 @@
                 <w:color w:val="000000"/>
                 <w:sz w:val="24"/>
               </w:rPr>
-              <w:t>фы</w:t>
             </w:r>
             <w:proofErr w:type="spellEnd"/>
           </w:p>
@@ -374,93 +354,14 @@
                 <w:color w:val="00FF00"/>
                 <w:sz w:val="24"/>
               </w:rPr>
-              <w:t>2</w:t>
+              <w:t>5</w:t>
             </w:r>
           </w:p>
         </w:tc>
         <w:tc>
           <w:tcPr>
-            <w:tcW w:w="2338" w:type="dxa"/>
-            <w:tcBorders>
-              <w:top w:val="single" w:sz="4" w:space="0" w:color="000000"/>
-              <w:left w:val="single" w:sz="4" w:space="0" w:color="000000"/>
-              <w:bottom w:val="single" w:sz="4" w:space="0" w:color="000000"/>
-              <w:right w:val="single" w:sz="4" w:space="0" w:color="000000"/>
-            </w:tcBorders>
-            <w:vAlign w:val="center"/>
-          </w:tcPr>
-          <w:p>
-            <w:pPr>
-              <w:spacing w:after="0" w:line="240" w:lineRule="auto"/>
-              <w:jc w:val="center"/>
-            </w:pPr>
-            <w:r>
-              <w:rPr>
-                <w:rFonts w:ascii="Times New Roman" w:hAnsi="Times New Roman"/>
-                <w:color w:val="000000"/>
-                <w:sz w:val="24"/>
-              </w:rPr>
-              <w:t>2</w:t>
-            </w:r>
-          </w:p>
-        </w:tc>
-        <w:tc>
-          <w:tcPr>
-            <w:tcW w:w="2337" w:type="dxa"/>
-            <w:tcBorders>
-              <w:top w:val="single" w:sz="4" w:space="0" w:color="000000"/>
-              <w:left w:val="single" w:sz="4" w:space="0" w:color="000000"/>
-              <w:bottom w:val="single" w:sz="4" w:space="0" w:color="000000"/>
-              <w:right w:val="single" w:sz="4" w:space="0" w:color="000000"/>
-            </w:tcBorders>
-            <w:vAlign w:val="center"/>
-          </w:tcPr>
-          <w:p>
-            <w:pPr>
-              <w:spacing w:after="0" w:line="240" w:lineRule="auto"/>
-              <w:jc w:val="center"/>
-            </w:pPr>
-            <w:proofErr w:type="spellStart"/>
-            <w:r>
-              <w:rPr>
-                <w:rFonts w:ascii="Times New Roman" w:hAnsi="Times New Roman"/>
-                <w:color w:val="000000"/>
-                <w:sz w:val="24"/>
-              </w:rPr>
-              <w:t>вфыв</w:t>
-            </w:r>
-            <w:proofErr w:type="spellEnd"/>
-            <w:r>
-              <w:rPr>
-                <w:rFonts w:ascii="Times New Roman" w:hAnsi="Times New Roman"/>
-                <w:color w:val="000000"/>
-                <w:sz w:val="24"/>
-              </w:rPr>
-              <w:t xml:space="preserve"> </w:t>
-            </w:r>
-            <w:proofErr w:type="spellStart"/>
-            <w:r>
-              <w:rPr>
-                <w:rFonts w:ascii="Times New Roman" w:hAnsi="Times New Roman"/>
-                <w:color w:val="000000"/>
-                <w:sz w:val="24"/>
-              </w:rPr>
-              <w:t>фыв</w:t>
-            </w:r>
-            <w:proofErr w:type="spellEnd"/>
-            <w:r>
-              <w:rPr>
-                <w:rFonts w:ascii="Times New Roman" w:hAnsi="Times New Roman"/>
-                <w:color w:val="000000"/>
-                <w:sz w:val="24"/>
-              </w:rPr>
-              <w:t xml:space="preserve"> фыв1в2 3</w:t>
-            </w:r>
-          </w:p>
-        </w:tc>
-        <w:tc>
-          <w:tcPr>
-            <w:tcW w:w="2337" w:type="dxa"/>
+            <w:tcW w:w="7012" w:type="dxa"/>
+            <w:gridSpan w:val="3"/>
             <w:tcBorders>
               <w:top w:val="single" w:sz="4" w:space="0" w:color="000000"/>
               <w:left w:val="single" w:sz="4" w:space="0" w:color="000000"/>
@@ -484,8 +385,26 @@
                 <w:sz w:val="24"/>
                 <w:lang w:val="ru-RU"/>
               </w:rPr>
-              <w:t xml:space="preserve">3вфыв  ыфв фыв фыв 1у2ву1 </w:t>
+              <w:t>8</w:t>
             </w:r>
+          </w:p>
+          <w:p>
+            <w:pPr>
+              <w:spacing w:after="0" w:line="240" w:lineRule="auto"/>
+              <w:jc w:val="center"/>
+              <w:rPr>
+                <w:lang w:val="ru-RU"/>
+              </w:rPr>
+            </w:pPr>
+          </w:p>
+          <w:p>
+            <w:pPr>
+              <w:spacing w:after="0" w:line="240" w:lineRule="auto"/>
+              <w:jc w:val="center"/>
+              <w:rPr>
+                <w:lang w:val="ru-RU"/>
+              </w:rPr>
+            </w:pPr>
           </w:p>
         </w:tc>
       </w:tr>
@@ -506,6 +425,9 @@
               <w:spacing w:after="0" w:line="240" w:lineRule="auto"/>
               <w:jc w:val="center"/>
               <w:rPr>
+                <w:rFonts w:ascii="Times New Roman" w:hAnsi="Times New Roman"/>
+                <w:color w:val="000000"/>
+                <w:sz w:val="24"/>
                 <w:lang w:val="ru-RU"/>
               </w:rPr>
             </w:pPr>
@@ -516,8 +438,17 @@
                 <w:sz w:val="24"/>
                 <w:lang w:val="ru-RU"/>
               </w:rPr>
-              <w:t>афыафыафыфаф3 афы афыа фыа фы</w:t>
+              <w:t>9</w:t>
             </w:r>
+          </w:p>
+          <w:p>
+            <w:pPr>
+              <w:spacing w:after="0" w:line="240" w:lineRule="auto"/>
+              <w:jc w:val="center"/>
+              <w:rPr>
+                <w:lang w:val="ru-RU"/>
+              </w:rPr>
+            </w:pPr>
           </w:p>
         </w:tc>
         <w:tc>
@@ -536,6 +467,9 @@
               <w:spacing w:after="0" w:line="240" w:lineRule="auto"/>
               <w:jc w:val="center"/>
               <w:rPr>
+                <w:rFonts w:ascii="Times New Roman" w:hAnsi="Times New Roman"/>
+                <w:color w:val="000000"/>
+                <w:sz w:val="24"/>
                 <w:lang w:val="ru-RU"/>
               </w:rPr>
             </w:pPr>
@@ -546,7 +480,65 @@
                 <w:sz w:val="24"/>
                 <w:lang w:val="ru-RU"/>
               </w:rPr>
-              <w:t>321увыф афыа321321фыафыфаф3 афы афыа фыа фы</w:t>
+              <w:t>10</w:t>
+            </w:r>
+          </w:p>
+          <w:p>
+            <w:pPr>
+              <w:spacing w:after="0" w:line="240" w:lineRule="auto"/>
+              <w:jc w:val="center"/>
+              <w:rPr>
+                <w:lang w:val="ru-RU"/>
+              </w:rPr>
+            </w:pPr>
+            <w:r>
+              <w:rPr>
+                <w:rFonts w:ascii="Times New Roman" w:hAnsi="Times New Roman"/>
+                <w:color w:val="000000"/>
+                <w:sz w:val="24"/>
+                <w:lang w:val="ru-RU"/>
+              </w:rPr>
+              <w:t xml:space="preserve">321увыф афыа321321фыафыфаф3 </w:t>
+            </w:r>
+            <w:proofErr w:type="spellStart"/>
+            <w:r>
+              <w:rPr>
+                <w:rFonts w:ascii="Times New Roman" w:hAnsi="Times New Roman"/>
+                <w:color w:val="000000"/>
+                <w:sz w:val="24"/>
+                <w:lang w:val="ru-RU"/>
+              </w:rPr>
+              <w:t>афы</w:t>
+            </w:r>
+            <w:proofErr w:type="spellEnd"/>
+            <w:r>
+              <w:rPr>
+                <w:rFonts w:ascii="Times New Roman" w:hAnsi="Times New Roman"/>
+                <w:color w:val="000000"/>
+                <w:sz w:val="24"/>
+                <w:lang w:val="ru-RU"/>
+              </w:rPr>
+              <w:t xml:space="preserve"> </w:t>
+            </w:r>
+            <w:proofErr w:type="spellStart"/>
+            <w:r>
+              <w:rPr>
+                <w:rFonts w:ascii="Times New Roman" w:hAnsi="Times New Roman"/>
+                <w:color w:val="000000"/>
+                <w:sz w:val="24"/>
+                <w:lang w:val="ru-RU"/>
+              </w:rPr>
+              <w:t>афыа</w:t>
+            </w:r>
+            <w:proofErr w:type="spellEnd"/>
+            <w:r>
+              <w:rPr>
+                <w:rFonts w:ascii="Times New Roman" w:hAnsi="Times New Roman"/>
+                <w:color w:val="000000"/>
+                <w:sz w:val="24"/>
+                <w:lang w:val="ru-RU"/>
+              </w:rPr>
+              <w:t xml:space="preserve"> фыа фы</w:t>
             </w:r>
           </w:p>
         </w:tc>
@@ -566,6 +558,9 @@
               <w:spacing w:after="0" w:line="240" w:lineRule="auto"/>
               <w:jc w:val="center"/>
               <w:rPr>
+                <w:rFonts w:ascii="Times New Roman" w:hAnsi="Times New Roman"/>
+                <w:color w:val="000000"/>
+                <w:sz w:val="24"/>
                 <w:lang w:val="ru-RU"/>
               </w:rPr>
             </w:pPr>
@@ -576,8 +571,17 @@
                 <w:sz w:val="24"/>
                 <w:lang w:val="ru-RU"/>
               </w:rPr>
-              <w:t>321увыф афыафыафыфаф3 афы афыа фыа фы</w:t>
+              <w:t>11</w:t>
             </w:r>
+          </w:p>
+          <w:p>
+            <w:pPr>
+              <w:spacing w:after="0" w:line="240" w:lineRule="auto"/>
+              <w:jc w:val="center"/>
+              <w:rPr>
+                <w:lang w:val="ru-RU"/>
+              </w:rPr>
+            </w:pPr>
           </w:p>
         </w:tc>
         <w:tc>
@@ -596,6 +600,9 @@
               <w:spacing w:after="0" w:line="240" w:lineRule="auto"/>
               <w:jc w:val="center"/>
               <w:rPr>
+                <w:rFonts w:ascii="Times New Roman" w:hAnsi="Times New Roman"/>
+                <w:color w:val="000000"/>
+                <w:sz w:val="24"/>
                 <w:lang w:val="ru-RU"/>
               </w:rPr>
             </w:pPr>
@@ -606,7 +613,65 @@
                 <w:sz w:val="24"/>
                 <w:lang w:val="ru-RU"/>
               </w:rPr>
-              <w:t>321увыф афыафыафыфаф3 афы афыа фыа фы</w:t>
+              <w:t>12</w:t>
+            </w:r>
+          </w:p>
+          <w:p>
+            <w:pPr>
+              <w:spacing w:after="0" w:line="240" w:lineRule="auto"/>
+              <w:jc w:val="center"/>
+              <w:rPr>
+                <w:lang w:val="ru-RU"/>
+              </w:rPr>
+            </w:pPr>
+            <w:r>
+              <w:rPr>
+                <w:rFonts w:ascii="Times New Roman" w:hAnsi="Times New Roman"/>
+                <w:color w:val="000000"/>
+                <w:sz w:val="24"/>
+                <w:lang w:val="ru-RU"/>
+              </w:rPr>
+              <w:t xml:space="preserve">321увыф афыафыафыфаф3 </w:t>
+            </w:r>
+            <w:proofErr w:type="spellStart"/>
+            <w:r>
+              <w:rPr>
+                <w:rFonts w:ascii="Times New Roman" w:hAnsi="Times New Roman"/>
+                <w:color w:val="000000"/>
+                <w:sz w:val="24"/>
+                <w:lang w:val="ru-RU"/>
+              </w:rPr>
+              <w:t>афы</w:t>
+            </w:r>
+            <w:proofErr w:type="spellEnd"/>
+            <w:r>
+              <w:rPr>
+                <w:rFonts w:ascii="Times New Roman" w:hAnsi="Times New Roman"/>
+                <w:color w:val="000000"/>
+                <w:sz w:val="24"/>
+                <w:lang w:val="ru-RU"/>
+              </w:rPr>
+              <w:t xml:space="preserve"> </w:t>
+            </w:r>
+            <w:proofErr w:type="spellStart"/>
+            <w:r>
+              <w:rPr>
+                <w:rFonts w:ascii="Times New Roman" w:hAnsi="Times New Roman"/>
+                <w:color w:val="000000"/>
+                <w:sz w:val="24"/>
+                <w:lang w:val="ru-RU"/>
+              </w:rPr>
+              <w:t>афыа</w:t>
+            </w:r>
+            <w:proofErr w:type="spellEnd"/>
+            <w:r>
+              <w:rPr>
+                <w:rFonts w:ascii="Times New Roman" w:hAnsi="Times New Roman"/>
+                <w:color w:val="000000"/>
+                <w:sz w:val="24"/>
+                <w:lang w:val="ru-RU"/>
+              </w:rPr>
+              <w:t xml:space="preserve"> фыа фы</w:t>
             </w:r>
           </w:p>
         </w:tc>
@@ -679,34 +744,30 @@
           <w:color w:val="000000"/>
           <w:sz w:val="28"/>
         </w:rPr>
-        <w:t>Рисунок 1.1 – Новdsdasdое изображение</w:t>
-      </w:r>
-      <w:proofErr w:type="spellStart"/>
-      <w:r>
-        <w:rPr>
-          <w:rFonts w:ascii="Times New Roman" w:hAnsi="Times New Roman"/>
-          <w:color w:val="000000"/>
-          <w:sz w:val="28"/>
-        </w:rPr>
-        <w:t>Рисунок 1.1 – Новdsdasdое изображение</w:t>
-      </w:r>
-      <w:proofErr w:type="spellEnd"/>
-      <w:r>
-        <w:rPr>
-          <w:rFonts w:ascii="Times New Roman" w:hAnsi="Times New Roman"/>
-          <w:color w:val="000000"/>
-          <w:sz w:val="28"/>
-        </w:rPr>
-        <w:t>Рисунок 1.1 – Новdsdasdое изображение</w:t>
-      </w:r>
-      <w:proofErr w:type="spellStart"/>
-      <w:r>
-        <w:rPr>
-          <w:rFonts w:ascii="Times New Roman" w:hAnsi="Times New Roman"/>
-          <w:color w:val="000000"/>
-          <w:sz w:val="28"/>
-        </w:rPr>
-        <w:t>Рисунок 1.1 – Новdsdasdое изображение</w:t>
+      </w:r>
+      <w:proofErr w:type="spellStart"/>
+      <w:r>
+        <w:rPr>
+          <w:rFonts w:ascii="Times New Roman" w:hAnsi="Times New Roman"/>
+          <w:color w:val="000000"/>
+          <w:sz w:val="28"/>
+        </w:rPr>
+      </w:r>
+      <w:proofErr w:type="spellEnd"/>
+      <w:r>
+        <w:rPr>
+          <w:rFonts w:ascii="Times New Roman" w:hAnsi="Times New Roman"/>
+          <w:color w:val="000000"/>
+          <w:sz w:val="28"/>
+        </w:rPr>
+      </w:r>
+      <w:proofErr w:type="spellStart"/>
+      <w:r>
+        <w:rPr>
+          <w:rFonts w:ascii="Times New Roman" w:hAnsi="Times New Roman"/>
+          <w:color w:val="000000"/>
+          <w:sz w:val="28"/>
+        </w:rPr>
       </w:r>
       <w:proofErr w:type="spellEnd"/>
     </w:p>
@@ -789,6 +850,7 @@
           <w:color w:val="000000"/>
           <w:sz w:val="28"/>
         </w:rPr>
+        <w:lastRenderedPageBreak/>
         <w:t>dasda</w:t>
       </w:r>
       <w:r>
@@ -942,7 +1004,27 @@
           <w:sz w:val="28"/>
           <w:lang w:val="ru-RU"/>
         </w:rPr>
-        <w:t xml:space="preserve"> эомент]</w:t>
+        <w:t xml:space="preserve"> </w:t>
+      </w:r>
+      <w:proofErr w:type="spellStart"/>
+      <w:r>
+        <w:rPr>
+          <w:rFonts w:ascii="Times New Roman" w:hAnsi="Times New Roman"/>
+          <w:color w:val="000000"/>
+          <w:sz w:val="28"/>
+          <w:lang w:val="ru-RU"/>
+        </w:rPr>
+        <w:t>эомент</w:t>
+      </w:r>
+      <w:proofErr w:type="spellEnd"/>
+      <w:r>
+        <w:rPr>
+          <w:rFonts w:ascii="Times New Roman" w:hAnsi="Times New Roman"/>
+          <w:color w:val="000000"/>
+          <w:sz w:val="28"/>
+          <w:lang w:val="ru-RU"/>
+        </w:rPr>
+        <w:t>]</w:t>
       </w:r>
     </w:p>
     <w:p>
@@ -1079,7 +1161,6 @@
           <w:color w:val="000000"/>
           <w:sz w:val="28"/>
         </w:rPr>
-        <w:t>Таблица 1.2 – Fracat32ion table</w:t>
       </w:r>
     </w:p>
     <w:tbl>
@@ -1752,7 +1833,6 @@
           <w:color w:val="000000"/>
           <w:sz w:val="28"/>
         </w:rPr>
-        <w:t>Листинг 1.1 – 32capton new one</w:t>
       </w:r>
     </w:p>
     <w:p>
@@ -2104,6 +2184,7 @@
           <w:color w:val="000000"/>
           <w:sz w:val="28"/>
         </w:rPr>
+        <w:lastRenderedPageBreak/>
         <w:t>dksamdkasmdkasmdk</w:t>
       </w:r>
       <w:proofErr w:type="spellEnd"/>
@@ -2243,7 +2324,6 @@
         <w:rPr>
           <w:noProof/>
         </w:rPr>
-        <w:lastRenderedPageBreak/>
         <w:drawing>
           <wp:inline distT="0" distB="0" distL="0" distR="0" wp14:anchorId="65683D8F" wp14:editId="6B0E8CE2">
             <wp:extent cx="1270000" cy="1270000"/>
@@ -2302,34 +2382,30 @@
           <w:color w:val="000000"/>
           <w:sz w:val="28"/>
         </w:rPr>
-        <w:t>Рисунок 1.3 – red one Новое изображение</w:t>
-      </w:r>
-      <w:proofErr w:type="spellStart"/>
-      <w:r>
-        <w:rPr>
-          <w:rFonts w:ascii="Times New Roman" w:hAnsi="Times New Roman"/>
-          <w:color w:val="000000"/>
-          <w:sz w:val="28"/>
-        </w:rPr>
-        <w:t>Рисунок 1.3 – red one Новое изображение</w:t>
-      </w:r>
-      <w:proofErr w:type="spellEnd"/>
-      <w:r>
-        <w:rPr>
-          <w:rFonts w:ascii="Times New Roman" w:hAnsi="Times New Roman"/>
-          <w:color w:val="000000"/>
-          <w:sz w:val="28"/>
-        </w:rPr>
-        <w:t>Рисунок 1.3 – red one Новое изображение</w:t>
-      </w:r>
-      <w:proofErr w:type="spellStart"/>
-      <w:r>
-        <w:rPr>
-          <w:rFonts w:ascii="Times New Roman" w:hAnsi="Times New Roman"/>
-          <w:color w:val="000000"/>
-          <w:sz w:val="28"/>
-        </w:rPr>
-        <w:t>Рисунок 1.3 – red one Новое изображение</w:t>
+      </w:r>
+      <w:proofErr w:type="spellStart"/>
+      <w:r>
+        <w:rPr>
+          <w:rFonts w:ascii="Times New Roman" w:hAnsi="Times New Roman"/>
+          <w:color w:val="000000"/>
+          <w:sz w:val="28"/>
+        </w:rPr>
+      </w:r>
+      <w:proofErr w:type="spellEnd"/>
+      <w:r>
+        <w:rPr>
+          <w:rFonts w:ascii="Times New Roman" w:hAnsi="Times New Roman"/>
+          <w:color w:val="000000"/>
+          <w:sz w:val="28"/>
+        </w:rPr>
+      </w:r>
+      <w:proofErr w:type="spellStart"/>
+      <w:r>
+        <w:rPr>
+          <w:rFonts w:ascii="Times New Roman" w:hAnsi="Times New Roman"/>
+          <w:color w:val="000000"/>
+          <w:sz w:val="28"/>
+        </w:rPr>
       </w:r>
       <w:proofErr w:type="spellEnd"/>
     </w:p>
@@ -3078,25 +3154,22 @@
           <w:color w:val="000000"/>
           <w:sz w:val="28"/>
         </w:rPr>
-        <w:t>Листинг 1.2 – cdasdapton new one</w:t>
-      </w:r>
-      <w:proofErr w:type="spellStart"/>
-      <w:r>
-        <w:rPr>
-          <w:rFonts w:ascii="Times New Roman" w:hAnsi="Times New Roman"/>
-          <w:color w:val="000000"/>
-          <w:sz w:val="28"/>
-        </w:rPr>
-        <w:t>Листинг 1.2 – cdasdapton new one</w:t>
-      </w:r>
-      <w:proofErr w:type="spellEnd"/>
-      <w:r>
-        <w:rPr>
-          <w:rFonts w:ascii="Times New Roman" w:hAnsi="Times New Roman"/>
-          <w:color w:val="000000"/>
-          <w:sz w:val="28"/>
-        </w:rPr>
-        <w:t>Листинг 1.2 – cdasdapton new one</w:t>
+      </w:r>
+      <w:proofErr w:type="spellStart"/>
+      <w:r>
+        <w:rPr>
+          <w:rFonts w:ascii="Times New Roman" w:hAnsi="Times New Roman"/>
+          <w:color w:val="000000"/>
+          <w:sz w:val="28"/>
+        </w:rPr>
+      </w:r>
+      <w:proofErr w:type="spellEnd"/>
+      <w:r>
+        <w:rPr>
+          <w:rFonts w:ascii="Times New Roman" w:hAnsi="Times New Roman"/>
+          <w:color w:val="000000"/>
+          <w:sz w:val="28"/>
+        </w:rPr>
       </w:r>
     </w:p>
     <w:p>
@@ -4057,25 +4130,22 @@
           <w:color w:val="000000"/>
           <w:sz w:val="28"/>
         </w:rPr>
-        <w:t>Листинг 3.1 – capton new one</w:t>
-      </w:r>
-      <w:proofErr w:type="spellStart"/>
-      <w:r>
-        <w:rPr>
-          <w:rFonts w:ascii="Times New Roman" w:hAnsi="Times New Roman"/>
-          <w:color w:val="000000"/>
-          <w:sz w:val="28"/>
-        </w:rPr>
-        <w:t>Листинг 3.1 – capton new one</w:t>
-      </w:r>
-      <w:proofErr w:type="spellEnd"/>
-      <w:r>
-        <w:rPr>
-          <w:rFonts w:ascii="Times New Roman" w:hAnsi="Times New Roman"/>
-          <w:color w:val="000000"/>
-          <w:sz w:val="28"/>
-        </w:rPr>
-        <w:t>Листинг 3.1 – capton new one</w:t>
+      </w:r>
+      <w:proofErr w:type="spellStart"/>
+      <w:r>
+        <w:rPr>
+          <w:rFonts w:ascii="Times New Roman" w:hAnsi="Times New Roman"/>
+          <w:color w:val="000000"/>
+          <w:sz w:val="28"/>
+        </w:rPr>
+      </w:r>
+      <w:proofErr w:type="spellEnd"/>
+      <w:r>
+        <w:rPr>
+          <w:rFonts w:ascii="Times New Roman" w:hAnsi="Times New Roman"/>
+          <w:color w:val="000000"/>
+          <w:sz w:val="28"/>
+        </w:rPr>
       </w:r>
     </w:p>
     <w:p>

--- a/tst.docx
+++ b/tst.docx
@@ -2,75 +2,80 @@
 <file path=word/document.xml><?xml version="1.0" encoding="utf-8"?>
 <w:document xmlns:wpc="http://schemas.microsoft.com/office/word/2010/wordprocessingCanvas" xmlns:cx="http://schemas.microsoft.com/office/drawing/2014/chartex" xmlns:cx1="http://schemas.microsoft.com/office/drawing/2015/9/8/chartex" xmlns:cx2="http://schemas.microsoft.com/office/drawing/2015/10/21/chartex" xmlns:cx3="http://schemas.microsoft.com/office/drawing/2016/5/9/chartex" xmlns:cx4="http://schemas.microsoft.com/office/drawing/2016/5/10/chartex" xmlns:cx5="http://schemas.microsoft.com/office/drawing/2016/5/11/chartex" xmlns:cx6="http://schemas.microsoft.com/office/drawing/2016/5/12/chartex" xmlns:cx7="http://schemas.microsoft.com/office/drawing/2016/5/13/chartex" xmlns:cx8="http://schemas.microsoft.com/office/drawing/2016/5/14/chartex" xmlns:mc="http://schemas.openxmlformats.org/markup-compatibility/2006" xmlns:aink="http://schemas.microsoft.com/office/drawing/2016/ink" xmlns:am3d="http://schemas.microsoft.com/office/drawing/2017/model3d" xmlns:o="urn:schemas-microsoft-com:office:office" xmlns:r="http://schemas.openxmlformats.org/officeDocument/2006/relationships" xmlns:m="http://schemas.openxmlformats.org/officeDocument/2006/math" xmlns:v="urn:schemas-microsoft-com:vml" xmlns:wp14="http://schemas.microsoft.com/office/word/2010/wordprocessingDrawing" xmlns:wp="http://schemas.openxmlformats.org/drawingml/2006/wordprocessingDrawing" xmlns:w10="urn:schemas-microsoft-com:office:word" xmlns:w="http://schemas.openxmlformats.org/wordprocessingml/2006/main" xmlns:w14="http://schemas.microsoft.com/office/word/2010/wordml" xmlns:w15="http://schemas.microsoft.com/office/word/2012/wordml" xmlns:w16cex="http://schemas.microsoft.com/office/word/2018/wordml/cex" xmlns:w16cid="http://schemas.microsoft.com/office/word/2016/wordml/cid" xmlns:w16="http://schemas.microsoft.com/office/word/2018/wordml" xmlns:w16sdtdh="http://schemas.microsoft.com/office/word/2020/wordml/sdtdatahash" xmlns:w16se="http://schemas.microsoft.com/office/word/2015/wordml/symex" xmlns:wpg="http://schemas.microsoft.com/office/word/2010/wordprocessingGroup" xmlns:wpi="http://schemas.microsoft.com/office/word/2010/wordprocessingInk" xmlns:wne="http://schemas.microsoft.com/office/word/2006/wordml" xmlns:wps="http://schemas.microsoft.com/office/word/2010/wordprocessingShape" mc:Ignorable="w14 w15 w16se w16cid w16 w16cex w16sdtdh wp14">
   <w:body>
-    <w:p/>
     <w:p>
       <w:pPr>
         <w:pStyle w:val="1"/>
         <w:pageBreakBefore/>
-        <w:spacing w:line="240" w:lineRule="auto" w:before="0" w:after="360"/>
-        <w:ind w:left="0" w:right="0" w:firstLine="709"/>
+        <w:spacing w:before="0" w:after="360" w:line="240" w:lineRule="auto"/>
+        <w:ind w:firstLine="709"/>
+        <w:rPr>
+          <w:lang w:val="ru-RU"/>
+        </w:rPr>
       </w:pPr>
       <w:r>
         <w:rPr>
           <w:rFonts w:ascii="Times New Roman" w:hAnsi="Times New Roman"/>
           <w:b/>
-          <w:i w:val="0"/>
-          <w:color w:val="000000"/>
-          <w:sz w:val="28"/>
-        </w:rPr>
-        <w:t>1 Новый заголовок</w:t>
-      </w:r>
-    </w:p>
-    <w:p>
-      <w:pPr>
-        <w:spacing w:line="240" w:lineRule="auto" w:before="280" w:after="0"/>
-        <w:ind w:left="0" w:right="0" w:firstLine="0"/>
-        <w:jc w:val="left"/>
-      </w:pPr>
-      <w:r>
-        <w:rPr>
-          <w:rFonts w:ascii="Times New Roman" w:hAnsi="Times New Roman"/>
-          <w:i w:val="0"/>
-          <w:color w:val="000000"/>
-          <w:sz w:val="28"/>
-        </w:rPr>
-        <w:t>Таблица 1.1 – Fracation table</w:t>
+          <w:color w:val="000000"/>
+          <w:sz w:val="28"/>
+          <w:lang w:val="ru-RU"/>
+        </w:rPr>
+        <w:t>1 Ну он гей</w:t>
+      </w:r>
+    </w:p>
+    <w:p>
+      <w:pPr>
+        <w:spacing w:before="280" w:after="0" w:line="240" w:lineRule="auto"/>
+        <w:rPr>
+          <w:lang w:val="ru-RU"/>
+        </w:rPr>
+      </w:pPr>
+      <w:r>
+        <w:rPr>
+          <w:rFonts w:ascii="Times New Roman" w:hAnsi="Times New Roman"/>
+          <w:color w:val="000000"/>
+          <w:sz w:val="28"/>
+          <w:lang w:val="ru-RU"/>
+        </w:rPr>
+        <w:t>Таблица 1.1 – Fracation 312table</w:t>
       </w:r>
     </w:p>
     <w:tbl>
       <w:tblPr>
+        <w:tblW w:w="5001" w:type="pct"/>
         <w:tblLayout w:type="fixed"/>
-        <w:tblLook w:firstColumn="1" w:firstRow="1" w:lastColumn="0" w:lastRow="0" w:noHBand="0" w:noVBand="1" w:val="04A0"/>
-        <w:tblW w:type="pct" w:w="5000"/>
+        <w:tblLook w:val="04A0" w:firstRow="1" w:lastRow="0" w:firstColumn="1" w:lastColumn="0" w:noHBand="0" w:noVBand="1"/>
       </w:tblPr>
       <w:tblGrid>
-        <w:gridCol w:w="3120"/>
-        <w:gridCol w:w="3120"/>
-        <w:gridCol w:w="3120"/>
-        <w:gridCol w:w="3120"/>
+        <w:gridCol w:w="2340"/>
+        <w:gridCol w:w="2338"/>
+        <w:gridCol w:w="467"/>
+        <w:gridCol w:w="467"/>
+        <w:gridCol w:w="468"/>
+        <w:gridCol w:w="467"/>
+        <w:gridCol w:w="468"/>
+        <w:gridCol w:w="2337"/>
       </w:tblGrid>
       <w:tr>
         <w:tc>
           <w:tcPr>
-            <w:tcW w:type="dxa" w:w="3120"/>
-            <w:vAlign w:val="center"/>
+            <w:tcW w:w="2339" w:type="dxa"/>
             <w:tcBorders>
-              <w:top w:val="single" w:sz="4" w:color="000000"/>
-              <w:left w:val="single" w:sz="4" w:color="000000"/>
-              <w:bottom w:val="single" w:sz="4" w:color="000000"/>
-              <w:right w:val="single" w:sz="4" w:color="000000"/>
+              <w:top w:val="single" w:sz="4" w:space="0" w:color="000000"/>
+              <w:left w:val="single" w:sz="4" w:space="0" w:color="000000"/>
+              <w:bottom w:val="single" w:sz="4" w:space="0" w:color="000000"/>
+              <w:right w:val="single" w:sz="4" w:space="0" w:color="000000"/>
             </w:tcBorders>
-          </w:tcPr>
-          <w:p>
-            <w:pPr>
-              <w:spacing w:line="240" w:lineRule="auto" w:before="0" w:after="0"/>
-              <w:ind w:left="0" w:right="0" w:firstLine="0"/>
+            <w:vAlign w:val="center"/>
+          </w:tcPr>
+          <w:p>
+            <w:pPr>
+              <w:spacing w:after="0" w:line="240" w:lineRule="auto"/>
               <w:jc w:val="center"/>
             </w:pPr>
             <w:r>
               <w:rPr>
                 <w:rFonts w:ascii="Times New Roman" w:hAnsi="Times New Roman"/>
-                <w:i w:val="0"/>
                 <w:color w:val="00FF00"/>
                 <w:sz w:val="24"/>
               </w:rPr>
@@ -80,82 +85,68 @@
         </w:tc>
         <w:tc>
           <w:tcPr>
-            <w:vAlign w:val="center"/>
+            <w:tcW w:w="4675" w:type="dxa"/>
+            <w:gridSpan w:val="6"/>
             <w:tcBorders>
-              <w:top w:val="single" w:sz="4" w:color="000000"/>
-              <w:left w:val="single" w:sz="4" w:color="000000"/>
-              <w:bottom w:val="single" w:sz="4" w:color="000000"/>
-              <w:right w:val="single" w:sz="4" w:color="000000"/>
+              <w:top w:val="single" w:sz="4" w:space="0" w:color="000000"/>
+              <w:left w:val="single" w:sz="4" w:space="0" w:color="000000"/>
+              <w:bottom w:val="single" w:sz="4" w:space="0" w:color="000000"/>
+              <w:right w:val="single" w:sz="4" w:space="0" w:color="auto"/>
             </w:tcBorders>
-          </w:tcPr>
-          <w:p>
-            <w:pPr>
-              <w:spacing w:line="240" w:lineRule="auto" w:before="0" w:after="0"/>
-              <w:ind w:left="0" w:right="0" w:firstLine="0"/>
+            <w:vAlign w:val="center"/>
+          </w:tcPr>
+          <w:p>
+            <w:pPr>
+              <w:spacing w:after="0" w:line="240" w:lineRule="auto"/>
               <w:jc w:val="center"/>
             </w:pPr>
             <w:r>
               <w:rPr>
                 <w:rFonts w:ascii="Times New Roman" w:hAnsi="Times New Roman"/>
-                <w:i w:val="0"/>
                 <w:color w:val="000000"/>
                 <w:sz w:val="24"/>
               </w:rPr>
-              <w:t>1</w:t>
+              <w:t>2</w:t>
             </w:r>
           </w:p>
-        </w:tc>
-        <w:tc>
-          <w:tcPr>
-            <w:vAlign w:val="center"/>
-            <w:tcBorders>
-              <w:top w:val="single" w:sz="4" w:color="000000"/>
-              <w:left w:val="single" w:sz="4" w:color="000000"/>
-              <w:bottom w:val="single" w:sz="4" w:color="000000"/>
-              <w:right w:val="single" w:sz="4" w:color="000000"/>
-            </w:tcBorders>
-          </w:tcPr>
-          <w:p>
-            <w:pPr>
-              <w:spacing w:line="240" w:lineRule="auto" w:before="0" w:after="0"/>
-              <w:ind w:left="0" w:right="0" w:firstLine="0"/>
+          <w:p>
+            <w:pPr>
+              <w:spacing w:after="0" w:line="240" w:lineRule="auto"/>
               <w:jc w:val="center"/>
             </w:pPr>
             <w:r>
               <w:rPr>
                 <w:rFonts w:ascii="Times New Roman" w:hAnsi="Times New Roman"/>
-                <w:i w:val="0"/>
                 <w:color w:val="000000"/>
                 <w:sz w:val="24"/>
               </w:rPr>
-              <w:t>афыафыафыфаф3 афы афыа фыа фы</w:t>
+              <w:t>3</w:t>
             </w:r>
           </w:p>
         </w:tc>
         <w:tc>
           <w:tcPr>
-            <w:vAlign w:val="center"/>
+            <w:tcW w:w="2337" w:type="dxa"/>
             <w:tcBorders>
-              <w:top w:val="single" w:sz="4" w:color="000000"/>
-              <w:left w:val="single" w:sz="4" w:color="000000"/>
-              <w:bottom w:val="single" w:sz="4" w:color="000000"/>
-              <w:right w:val="single" w:sz="4" w:color="000000"/>
+              <w:top w:val="single" w:sz="4" w:space="0" w:color="000000"/>
+              <w:left w:val="single" w:sz="4" w:space="0" w:color="auto"/>
+              <w:bottom w:val="single" w:sz="4" w:space="0" w:color="000000"/>
+              <w:right w:val="single" w:sz="4" w:space="0" w:color="000000"/>
             </w:tcBorders>
-          </w:tcPr>
-          <w:p>
-            <w:pPr>
-              <w:spacing w:line="240" w:lineRule="auto" w:before="0" w:after="0"/>
-              <w:ind w:left="0" w:right="0" w:firstLine="0"/>
+            <w:vAlign w:val="center"/>
+          </w:tcPr>
+          <w:p>
+            <w:pPr>
+              <w:spacing w:after="0" w:line="240" w:lineRule="auto"/>
               <w:jc w:val="center"/>
             </w:pPr>
             <w:r>
               <w:rPr>
                 <w:rFonts w:ascii="Times New Roman" w:hAnsi="Times New Roman"/>
-                <w:i w:val="0"/>
                 <w:color w:val="000000"/>
                 <w:sz w:val="24"/>
               </w:rPr>
-              <w:t>321увыф афыафыафыфаф3 афы афыа фыа фы</w:t>
+              <w:t>4</w:t>
             </w:r>
           </w:p>
         </w:tc>
@@ -163,250 +154,841 @@
       <w:tr>
         <w:tc>
           <w:tcPr>
-            <w:tcW w:type="dxa" w:w="3120"/>
-            <w:vAlign w:val="center"/>
+            <w:tcW w:w="4677" w:type="dxa"/>
+            <w:gridSpan w:val="2"/>
+            <w:vMerge w:val="restart"/>
             <w:tcBorders>
-              <w:top w:val="single" w:sz="4" w:color="000000"/>
-              <w:left w:val="single" w:sz="4" w:color="000000"/>
-              <w:bottom w:val="single" w:sz="4" w:color="000000"/>
-              <w:right w:val="single" w:sz="4" w:color="000000"/>
+              <w:top w:val="single" w:sz="4" w:space="0" w:color="000000"/>
+              <w:left w:val="single" w:sz="4" w:space="0" w:color="000000"/>
+              <w:right w:val="single" w:sz="4" w:space="0" w:color="000000"/>
             </w:tcBorders>
-          </w:tcPr>
-          <w:p>
-            <w:pPr>
-              <w:spacing w:line="240" w:lineRule="auto" w:before="0" w:after="0"/>
-              <w:ind w:left="0" w:right="0" w:firstLine="0"/>
+            <w:vAlign w:val="center"/>
+          </w:tcPr>
+          <w:p>
+            <w:pPr>
+              <w:spacing w:after="0" w:line="240" w:lineRule="auto"/>
               <w:jc w:val="center"/>
             </w:pPr>
             <w:r>
               <w:rPr>
                 <w:rFonts w:ascii="Times New Roman" w:hAnsi="Times New Roman"/>
-                <w:i w:val="0"/>
                 <w:color w:val="00FF00"/>
                 <w:sz w:val="24"/>
               </w:rPr>
-              <w:t>2</w:t>
+              <w:t>5</w:t>
             </w:r>
           </w:p>
-        </w:tc>
-        <w:tc>
-          <w:tcPr>
-            <w:vAlign w:val="center"/>
-            <w:tcBorders>
-              <w:top w:val="single" w:sz="4" w:color="000000"/>
-              <w:left w:val="single" w:sz="4" w:color="000000"/>
-              <w:bottom w:val="single" w:sz="4" w:color="000000"/>
-              <w:right w:val="single" w:sz="4" w:color="000000"/>
-            </w:tcBorders>
-          </w:tcPr>
-          <w:p>
-            <w:pPr>
-              <w:spacing w:line="240" w:lineRule="auto" w:before="0" w:after="0"/>
-              <w:ind w:left="0" w:right="0" w:firstLine="0"/>
+          <w:p>
+            <w:pPr>
+              <w:spacing w:after="0" w:line="240" w:lineRule="auto"/>
               <w:jc w:val="center"/>
             </w:pPr>
             <w:r>
               <w:rPr>
                 <w:rFonts w:ascii="Times New Roman" w:hAnsi="Times New Roman"/>
-                <w:i w:val="0"/>
                 <w:color w:val="000000"/>
                 <w:sz w:val="24"/>
               </w:rPr>
-              <w:t>2</w:t>
+              <w:t>6</w:t>
             </w:r>
           </w:p>
-        </w:tc>
-        <w:tc>
-          <w:tcPr>
-            <w:vAlign w:val="center"/>
-            <w:tcBorders>
-              <w:top w:val="single" w:sz="4" w:color="000000"/>
-              <w:left w:val="single" w:sz="4" w:color="000000"/>
-              <w:bottom w:val="single" w:sz="4" w:color="000000"/>
-              <w:right w:val="single" w:sz="4" w:color="000000"/>
-            </w:tcBorders>
-          </w:tcPr>
-          <w:p>
-            <w:pPr>
-              <w:spacing w:line="240" w:lineRule="auto" w:before="0" w:after="0"/>
-              <w:ind w:left="0" w:right="0" w:firstLine="0"/>
-              <w:jc w:val="center"/>
+          <w:p>
+            <w:pPr>
+              <w:spacing w:after="0" w:line="240" w:lineRule="auto"/>
+              <w:jc w:val="center"/>
+              <w:rPr>
+                <w:lang w:val="ru-RU"/>
+              </w:rPr>
             </w:pPr>
             <w:r>
               <w:rPr>
                 <w:rFonts w:ascii="Times New Roman" w:hAnsi="Times New Roman"/>
-                <w:i w:val="0"/>
                 <w:color w:val="000000"/>
                 <w:sz w:val="24"/>
-              </w:rPr>
-              <w:t>вфыв фыв фыв1в2 3</w:t>
+                <w:lang w:val="ru-RU"/>
+              </w:rPr>
+              <w:t>9</w:t>
             </w:r>
           </w:p>
-        </w:tc>
-        <w:tc>
-          <w:tcPr>
-            <w:vAlign w:val="center"/>
-            <w:tcBorders>
-              <w:top w:val="single" w:sz="4" w:color="000000"/>
-              <w:left w:val="single" w:sz="4" w:color="000000"/>
-              <w:bottom w:val="single" w:sz="4" w:color="000000"/>
-              <w:right w:val="single" w:sz="4" w:color="000000"/>
-            </w:tcBorders>
-          </w:tcPr>
-          <w:p>
-            <w:pPr>
-              <w:spacing w:line="240" w:lineRule="auto" w:before="0" w:after="0"/>
-              <w:ind w:left="0" w:right="0" w:firstLine="0"/>
+          <w:p>
+            <w:pPr>
+              <w:spacing w:after="0" w:line="240" w:lineRule="auto"/>
               <w:jc w:val="center"/>
             </w:pPr>
             <w:r>
               <w:rPr>
                 <w:rFonts w:ascii="Times New Roman" w:hAnsi="Times New Roman"/>
-                <w:i w:val="0"/>
                 <w:color w:val="000000"/>
                 <w:sz w:val="24"/>
-              </w:rPr>
-              <w:t xml:space="preserve">3вфыв  ыфв фыв фыв 1у2ву1 </w:t>
+                <w:lang w:val="ru-RU"/>
+              </w:rPr>
+              <w:t>10</w:t>
+            </w:r>
+          </w:p>
+        </w:tc>
+        <w:tc>
+          <w:tcPr>
+            <w:tcW w:w="2337" w:type="dxa"/>
+            <w:gridSpan w:val="5"/>
+            <w:tcBorders>
+              <w:top w:val="single" w:sz="4" w:space="0" w:color="000000"/>
+              <w:left w:val="single" w:sz="4" w:space="0" w:color="000000"/>
+              <w:bottom w:val="single" w:sz="4" w:space="0" w:color="000000"/>
+              <w:right w:val="single" w:sz="4" w:space="0" w:color="auto"/>
+            </w:tcBorders>
+            <w:vAlign w:val="center"/>
+          </w:tcPr>
+          <w:p>
+            <w:pPr>
+              <w:spacing w:after="0" w:line="240" w:lineRule="auto"/>
+              <w:jc w:val="center"/>
+            </w:pPr>
+            <w:r>
+              <w:rPr>
+                <w:rFonts w:ascii="Times New Roman" w:hAnsi="Times New Roman"/>
+                <w:color w:val="000000"/>
+                <w:sz w:val="24"/>
+              </w:rPr>
+              <w:t>7</w:t>
+            </w:r>
+          </w:p>
+        </w:tc>
+        <w:tc>
+          <w:tcPr>
+            <w:tcW w:w="2337" w:type="dxa"/>
+            <w:vMerge w:val="restart"/>
+            <w:tcBorders>
+              <w:top w:val="single" w:sz="4" w:space="0" w:color="000000"/>
+              <w:left w:val="single" w:sz="4" w:space="0" w:color="auto"/>
+              <w:right w:val="single" w:sz="4" w:space="0" w:color="000000"/>
+            </w:tcBorders>
+            <w:vAlign w:val="center"/>
+          </w:tcPr>
+          <w:p>
+            <w:pPr>
+              <w:spacing w:after="0" w:line="240" w:lineRule="auto"/>
+              <w:jc w:val="center"/>
+              <w:rPr>
+                <w:lang w:val="ru-RU"/>
+              </w:rPr>
+            </w:pPr>
+            <w:r>
+              <w:rPr>
+                <w:rFonts w:ascii="Times New Roman" w:hAnsi="Times New Roman"/>
+                <w:color w:val="000000"/>
+                <w:sz w:val="24"/>
+                <w:lang w:val="ru-RU"/>
+              </w:rPr>
+              <w:t>8</w:t>
+            </w:r>
+          </w:p>
+          <w:p>
+            <w:pPr>
+              <w:spacing w:after="0" w:line="240" w:lineRule="auto"/>
+              <w:jc w:val="center"/>
+              <w:rPr>
+                <w:lang w:val="ru-RU"/>
+              </w:rPr>
+            </w:pPr>
+            <w:r>
+              <w:rPr>
+                <w:rFonts w:ascii="Times New Roman" w:hAnsi="Times New Roman"/>
+                <w:color w:val="000000"/>
+                <w:sz w:val="24"/>
+                <w:lang w:val="ru-RU"/>
+              </w:rPr>
+              <w:t>12</w:t>
             </w:r>
           </w:p>
         </w:tc>
       </w:tr>
       <w:tr>
-        <w:tc>
-          <w:tcPr>
-            <w:tcW w:type="dxa" w:w="3120"/>
-            <w:vAlign w:val="center"/>
+        <w:trPr>
+          <w:trHeight w:val="157"/>
+        </w:trPr>
+        <w:tc>
+          <w:tcPr>
+            <w:tcW w:w="4677" w:type="dxa"/>
+            <w:gridSpan w:val="2"/>
+            <w:vMerge/>
             <w:tcBorders>
-              <w:top w:val="single" w:sz="4" w:color="000000"/>
-              <w:left w:val="single" w:sz="4" w:color="000000"/>
-              <w:bottom w:val="single" w:sz="4" w:color="000000"/>
-              <w:right w:val="single" w:sz="4" w:color="000000"/>
+              <w:left w:val="single" w:sz="4" w:space="0" w:color="000000"/>
+              <w:right w:val="single" w:sz="4" w:space="0" w:color="000000"/>
             </w:tcBorders>
-          </w:tcPr>
-          <w:p>
-            <w:pPr>
-              <w:spacing w:line="240" w:lineRule="auto" w:before="0" w:after="0"/>
-              <w:ind w:left="0" w:right="0" w:firstLine="0"/>
-              <w:jc w:val="center"/>
+            <w:vAlign w:val="center"/>
+          </w:tcPr>
+          <w:p>
+            <w:pPr>
+              <w:spacing w:after="0" w:line="240" w:lineRule="auto"/>
+              <w:jc w:val="center"/>
+              <w:rPr>
+                <w:lang w:val="ru-RU"/>
+              </w:rPr>
+            </w:pPr>
+          </w:p>
+        </w:tc>
+        <w:tc>
+          <w:tcPr>
+            <w:tcW w:w="467" w:type="dxa"/>
+            <w:tcBorders>
+              <w:top w:val="single" w:sz="4" w:space="0" w:color="000000"/>
+              <w:left w:val="single" w:sz="4" w:space="0" w:color="000000"/>
+              <w:bottom w:val="single" w:sz="4" w:space="0" w:color="000000"/>
+              <w:right w:val="single" w:sz="4" w:space="0" w:color="000000"/>
+            </w:tcBorders>
+            <w:vAlign w:val="center"/>
+          </w:tcPr>
+          <w:p>
+            <w:pPr>
+              <w:spacing w:after="0" w:line="240" w:lineRule="auto"/>
+              <w:jc w:val="center"/>
+              <w:rPr>
+                <w:lang w:val="ru-RU"/>
+              </w:rPr>
             </w:pPr>
             <w:r>
               <w:rPr>
                 <w:rFonts w:ascii="Times New Roman" w:hAnsi="Times New Roman"/>
-                <w:i w:val="0"/>
                 <w:color w:val="000000"/>
                 <w:sz w:val="24"/>
-              </w:rPr>
-              <w:t>афыафыафыфаф3 афы афыа фыа фы</w:t>
+                <w:lang w:val="ru-RU"/>
+              </w:rPr>
+              <w:t>11</w:t>
             </w:r>
           </w:p>
         </w:tc>
         <w:tc>
           <w:tcPr>
-            <w:tcW w:type="dxa" w:w="3120"/>
-            <w:vAlign w:val="center"/>
+            <w:tcW w:w="467" w:type="dxa"/>
             <w:tcBorders>
-              <w:top w:val="single" w:sz="4" w:color="000000"/>
-              <w:left w:val="single" w:sz="4" w:color="000000"/>
-              <w:bottom w:val="single" w:sz="4" w:color="000000"/>
-              <w:right w:val="single" w:sz="4" w:color="000000"/>
+              <w:top w:val="single" w:sz="4" w:space="0" w:color="000000"/>
+              <w:left w:val="single" w:sz="4" w:space="0" w:color="000000"/>
+              <w:bottom w:val="single" w:sz="4" w:space="0" w:color="000000"/>
+              <w:right w:val="single" w:sz="4" w:space="0" w:color="000000"/>
             </w:tcBorders>
-          </w:tcPr>
-          <w:p>
-            <w:pPr>
-              <w:spacing w:line="240" w:lineRule="auto" w:before="0" w:after="0"/>
-              <w:ind w:left="0" w:right="0" w:firstLine="0"/>
-              <w:jc w:val="center"/>
-            </w:pPr>
-            <w:r>
+            <w:vAlign w:val="center"/>
+          </w:tcPr>
+          <w:p>
+            <w:pPr>
+              <w:spacing w:after="0" w:line="240" w:lineRule="auto"/>
+              <w:jc w:val="center"/>
+              <w:rPr>
+                <w:lang w:val="ru-RU"/>
+              </w:rPr>
+            </w:pPr>
+          </w:p>
+        </w:tc>
+        <w:tc>
+          <w:tcPr>
+            <w:tcW w:w="468" w:type="dxa"/>
+            <w:tcBorders>
+              <w:top w:val="single" w:sz="4" w:space="0" w:color="000000"/>
+              <w:left w:val="single" w:sz="4" w:space="0" w:color="000000"/>
+              <w:bottom w:val="single" w:sz="4" w:space="0" w:color="000000"/>
+              <w:right w:val="single" w:sz="4" w:space="0" w:color="000000"/>
+            </w:tcBorders>
+            <w:vAlign w:val="center"/>
+          </w:tcPr>
+          <w:p>
+            <w:pPr>
+              <w:spacing w:after="0" w:line="240" w:lineRule="auto"/>
+              <w:jc w:val="center"/>
+              <w:rPr>
+                <w:lang w:val="ru-RU"/>
+              </w:rPr>
+            </w:pPr>
+          </w:p>
+        </w:tc>
+        <w:tc>
+          <w:tcPr>
+            <w:tcW w:w="467" w:type="dxa"/>
+            <w:tcBorders>
+              <w:top w:val="single" w:sz="4" w:space="0" w:color="000000"/>
+              <w:left w:val="single" w:sz="4" w:space="0" w:color="000000"/>
+              <w:bottom w:val="single" w:sz="4" w:space="0" w:color="000000"/>
+              <w:right w:val="single" w:sz="4" w:space="0" w:color="000000"/>
+            </w:tcBorders>
+            <w:vAlign w:val="center"/>
+          </w:tcPr>
+          <w:p>
+            <w:pPr>
+              <w:spacing w:after="0" w:line="240" w:lineRule="auto"/>
+              <w:jc w:val="center"/>
+              <w:rPr>
+                <w:lang w:val="ru-RU"/>
+              </w:rPr>
+            </w:pPr>
+          </w:p>
+        </w:tc>
+        <w:tc>
+          <w:tcPr>
+            <w:tcW w:w="468" w:type="dxa"/>
+            <w:tcBorders>
+              <w:top w:val="single" w:sz="4" w:space="0" w:color="000000"/>
+              <w:left w:val="single" w:sz="4" w:space="0" w:color="000000"/>
+              <w:bottom w:val="single" w:sz="4" w:space="0" w:color="000000"/>
+              <w:right w:val="single" w:sz="4" w:space="0" w:color="auto"/>
+            </w:tcBorders>
+            <w:vAlign w:val="center"/>
+          </w:tcPr>
+          <w:p>
+            <w:pPr>
+              <w:spacing w:after="0" w:line="240" w:lineRule="auto"/>
+              <w:jc w:val="center"/>
+              <w:rPr>
+                <w:lang w:val="ru-RU"/>
+              </w:rPr>
+            </w:pPr>
+          </w:p>
+        </w:tc>
+        <w:tc>
+          <w:tcPr>
+            <w:tcW w:w="2337" w:type="dxa"/>
+            <w:vMerge/>
+            <w:tcBorders>
+              <w:left w:val="single" w:sz="4" w:space="0" w:color="auto"/>
+              <w:right w:val="single" w:sz="4" w:space="0" w:color="000000"/>
+            </w:tcBorders>
+            <w:vAlign w:val="center"/>
+          </w:tcPr>
+          <w:p>
+            <w:pPr>
+              <w:spacing w:after="0" w:line="240" w:lineRule="auto"/>
+              <w:jc w:val="center"/>
+              <w:rPr>
+                <w:lang w:val="ru-RU"/>
+              </w:rPr>
+            </w:pPr>
+          </w:p>
+        </w:tc>
+      </w:tr>
+      <w:tr>
+        <w:trPr>
+          <w:trHeight w:val="157"/>
+        </w:trPr>
+        <w:tc>
+          <w:tcPr>
+            <w:tcW w:w="4677" w:type="dxa"/>
+            <w:gridSpan w:val="2"/>
+            <w:vMerge/>
+            <w:tcBorders>
+              <w:left w:val="single" w:sz="4" w:space="0" w:color="000000"/>
+              <w:right w:val="single" w:sz="4" w:space="0" w:color="000000"/>
+            </w:tcBorders>
+            <w:vAlign w:val="center"/>
+          </w:tcPr>
+          <w:p>
+            <w:pPr>
+              <w:spacing w:after="0" w:line="240" w:lineRule="auto"/>
+              <w:jc w:val="center"/>
+              <w:rPr>
+                <w:lang w:val="ru-RU"/>
+              </w:rPr>
+            </w:pPr>
+          </w:p>
+        </w:tc>
+        <w:tc>
+          <w:tcPr>
+            <w:tcW w:w="467" w:type="dxa"/>
+            <w:tcBorders>
+              <w:top w:val="single" w:sz="4" w:space="0" w:color="000000"/>
+              <w:left w:val="single" w:sz="4" w:space="0" w:color="000000"/>
+              <w:bottom w:val="single" w:sz="4" w:space="0" w:color="000000"/>
+              <w:right w:val="single" w:sz="4" w:space="0" w:color="000000"/>
+            </w:tcBorders>
+            <w:vAlign w:val="center"/>
+          </w:tcPr>
+          <w:p>
+            <w:pPr>
+              <w:spacing w:after="0" w:line="240" w:lineRule="auto"/>
+              <w:jc w:val="center"/>
               <w:rPr>
                 <w:rFonts w:ascii="Times New Roman" w:hAnsi="Times New Roman"/>
-                <w:i w:val="0"/>
                 <w:color w:val="000000"/>
                 <w:sz w:val="24"/>
-              </w:rPr>
-              <w:t>321увыф афыа321321фыафыфаф3 афы афыа фыа фы</w:t>
-            </w:r>
-          </w:p>
-        </w:tc>
-        <w:tc>
-          <w:tcPr>
-            <w:vAlign w:val="center"/>
+                <w:lang w:val="ru-RU"/>
+              </w:rPr>
+            </w:pPr>
+          </w:p>
+        </w:tc>
+        <w:tc>
+          <w:tcPr>
+            <w:tcW w:w="467" w:type="dxa"/>
             <w:tcBorders>
-              <w:top w:val="single" w:sz="4" w:color="000000"/>
-              <w:left w:val="single" w:sz="4" w:color="000000"/>
-              <w:bottom w:val="single" w:sz="4" w:color="000000"/>
-              <w:right w:val="single" w:sz="4" w:color="000000"/>
+              <w:top w:val="single" w:sz="4" w:space="0" w:color="000000"/>
+              <w:left w:val="single" w:sz="4" w:space="0" w:color="000000"/>
+              <w:bottom w:val="single" w:sz="4" w:space="0" w:color="000000"/>
+              <w:right w:val="single" w:sz="4" w:space="0" w:color="000000"/>
             </w:tcBorders>
-          </w:tcPr>
-          <w:p>
-            <w:pPr>
-              <w:spacing w:line="240" w:lineRule="auto" w:before="0" w:after="0"/>
-              <w:ind w:left="0" w:right="0" w:firstLine="0"/>
-              <w:jc w:val="center"/>
-            </w:pPr>
-            <w:r>
+            <w:vAlign w:val="center"/>
+          </w:tcPr>
+          <w:p>
+            <w:pPr>
+              <w:spacing w:after="0" w:line="240" w:lineRule="auto"/>
+              <w:jc w:val="center"/>
               <w:rPr>
                 <w:rFonts w:ascii="Times New Roman" w:hAnsi="Times New Roman"/>
-                <w:i w:val="0"/>
                 <w:color w:val="000000"/>
                 <w:sz w:val="24"/>
-              </w:rPr>
-              <w:t>321увыф афыафыафыфаф3 афы афыа фыа фы</w:t>
-            </w:r>
-          </w:p>
-        </w:tc>
-        <w:tc>
-          <w:tcPr>
-            <w:vAlign w:val="center"/>
+                <w:lang w:val="ru-RU"/>
+              </w:rPr>
+            </w:pPr>
+          </w:p>
+        </w:tc>
+        <w:tc>
+          <w:tcPr>
+            <w:tcW w:w="468" w:type="dxa"/>
             <w:tcBorders>
-              <w:top w:val="single" w:sz="4" w:color="000000"/>
-              <w:left w:val="single" w:sz="4" w:color="000000"/>
-              <w:bottom w:val="single" w:sz="4" w:color="000000"/>
-              <w:right w:val="single" w:sz="4" w:color="000000"/>
+              <w:top w:val="single" w:sz="4" w:space="0" w:color="000000"/>
+              <w:left w:val="single" w:sz="4" w:space="0" w:color="000000"/>
+              <w:bottom w:val="single" w:sz="4" w:space="0" w:color="000000"/>
+              <w:right w:val="single" w:sz="4" w:space="0" w:color="000000"/>
             </w:tcBorders>
-          </w:tcPr>
-          <w:p>
-            <w:pPr>
-              <w:spacing w:line="240" w:lineRule="auto" w:before="0" w:after="0"/>
-              <w:ind w:left="0" w:right="0" w:firstLine="0"/>
-              <w:jc w:val="center"/>
-            </w:pPr>
-            <w:r>
+            <w:vAlign w:val="center"/>
+          </w:tcPr>
+          <w:p>
+            <w:pPr>
+              <w:spacing w:after="0" w:line="240" w:lineRule="auto"/>
+              <w:jc w:val="center"/>
               <w:rPr>
                 <w:rFonts w:ascii="Times New Roman" w:hAnsi="Times New Roman"/>
-                <w:i w:val="0"/>
                 <w:color w:val="000000"/>
                 <w:sz w:val="24"/>
-              </w:rPr>
-              <w:t>321увыф афыафыафыфаф3 афы афыа фыа фы</w:t>
-            </w:r>
+                <w:lang w:val="ru-RU"/>
+              </w:rPr>
+            </w:pPr>
+          </w:p>
+        </w:tc>
+        <w:tc>
+          <w:tcPr>
+            <w:tcW w:w="467" w:type="dxa"/>
+            <w:tcBorders>
+              <w:top w:val="single" w:sz="4" w:space="0" w:color="000000"/>
+              <w:left w:val="single" w:sz="4" w:space="0" w:color="000000"/>
+              <w:bottom w:val="single" w:sz="4" w:space="0" w:color="000000"/>
+              <w:right w:val="single" w:sz="4" w:space="0" w:color="000000"/>
+            </w:tcBorders>
+            <w:vAlign w:val="center"/>
+          </w:tcPr>
+          <w:p>
+            <w:pPr>
+              <w:spacing w:after="0" w:line="240" w:lineRule="auto"/>
+              <w:jc w:val="center"/>
+              <w:rPr>
+                <w:rFonts w:ascii="Times New Roman" w:hAnsi="Times New Roman"/>
+                <w:color w:val="000000"/>
+                <w:sz w:val="24"/>
+                <w:lang w:val="ru-RU"/>
+              </w:rPr>
+            </w:pPr>
+          </w:p>
+        </w:tc>
+        <w:tc>
+          <w:tcPr>
+            <w:tcW w:w="468" w:type="dxa"/>
+            <w:tcBorders>
+              <w:top w:val="single" w:sz="4" w:space="0" w:color="000000"/>
+              <w:left w:val="single" w:sz="4" w:space="0" w:color="000000"/>
+              <w:bottom w:val="single" w:sz="4" w:space="0" w:color="000000"/>
+              <w:right w:val="single" w:sz="4" w:space="0" w:color="auto"/>
+            </w:tcBorders>
+            <w:vAlign w:val="center"/>
+          </w:tcPr>
+          <w:p>
+            <w:pPr>
+              <w:spacing w:after="0" w:line="240" w:lineRule="auto"/>
+              <w:jc w:val="center"/>
+              <w:rPr>
+                <w:rFonts w:ascii="Times New Roman" w:hAnsi="Times New Roman"/>
+                <w:color w:val="000000"/>
+                <w:sz w:val="24"/>
+                <w:lang w:val="ru-RU"/>
+              </w:rPr>
+            </w:pPr>
+          </w:p>
+        </w:tc>
+        <w:tc>
+          <w:tcPr>
+            <w:tcW w:w="2337" w:type="dxa"/>
+            <w:vMerge/>
+            <w:tcBorders>
+              <w:left w:val="single" w:sz="4" w:space="0" w:color="auto"/>
+              <w:right w:val="single" w:sz="4" w:space="0" w:color="000000"/>
+            </w:tcBorders>
+            <w:vAlign w:val="center"/>
+          </w:tcPr>
+          <w:p>
+            <w:pPr>
+              <w:spacing w:after="0" w:line="240" w:lineRule="auto"/>
+              <w:jc w:val="center"/>
+              <w:rPr>
+                <w:lang w:val="ru-RU"/>
+              </w:rPr>
+            </w:pPr>
+          </w:p>
+        </w:tc>
+      </w:tr>
+      <w:tr>
+        <w:trPr>
+          <w:trHeight w:val="157"/>
+        </w:trPr>
+        <w:tc>
+          <w:tcPr>
+            <w:tcW w:w="4677" w:type="dxa"/>
+            <w:gridSpan w:val="2"/>
+            <w:vMerge/>
+            <w:tcBorders>
+              <w:left w:val="single" w:sz="4" w:space="0" w:color="000000"/>
+              <w:right w:val="single" w:sz="4" w:space="0" w:color="000000"/>
+            </w:tcBorders>
+            <w:vAlign w:val="center"/>
+          </w:tcPr>
+          <w:p>
+            <w:pPr>
+              <w:spacing w:after="0" w:line="240" w:lineRule="auto"/>
+              <w:jc w:val="center"/>
+              <w:rPr>
+                <w:lang w:val="ru-RU"/>
+              </w:rPr>
+            </w:pPr>
+          </w:p>
+        </w:tc>
+        <w:tc>
+          <w:tcPr>
+            <w:tcW w:w="467" w:type="dxa"/>
+            <w:tcBorders>
+              <w:top w:val="single" w:sz="4" w:space="0" w:color="000000"/>
+              <w:left w:val="single" w:sz="4" w:space="0" w:color="000000"/>
+              <w:bottom w:val="single" w:sz="4" w:space="0" w:color="000000"/>
+              <w:right w:val="single" w:sz="4" w:space="0" w:color="000000"/>
+            </w:tcBorders>
+            <w:vAlign w:val="center"/>
+          </w:tcPr>
+          <w:p>
+            <w:pPr>
+              <w:spacing w:after="0" w:line="240" w:lineRule="auto"/>
+              <w:jc w:val="center"/>
+              <w:rPr>
+                <w:rFonts w:ascii="Times New Roman" w:hAnsi="Times New Roman"/>
+                <w:color w:val="000000"/>
+                <w:sz w:val="24"/>
+                <w:lang w:val="ru-RU"/>
+              </w:rPr>
+            </w:pPr>
+          </w:p>
+        </w:tc>
+        <w:tc>
+          <w:tcPr>
+            <w:tcW w:w="467" w:type="dxa"/>
+            <w:tcBorders>
+              <w:top w:val="single" w:sz="4" w:space="0" w:color="000000"/>
+              <w:left w:val="single" w:sz="4" w:space="0" w:color="000000"/>
+              <w:bottom w:val="single" w:sz="4" w:space="0" w:color="000000"/>
+              <w:right w:val="single" w:sz="4" w:space="0" w:color="000000"/>
+            </w:tcBorders>
+            <w:vAlign w:val="center"/>
+          </w:tcPr>
+          <w:p>
+            <w:pPr>
+              <w:spacing w:after="0" w:line="240" w:lineRule="auto"/>
+              <w:jc w:val="center"/>
+              <w:rPr>
+                <w:rFonts w:ascii="Times New Roman" w:hAnsi="Times New Roman"/>
+                <w:color w:val="000000"/>
+                <w:sz w:val="24"/>
+                <w:lang w:val="ru-RU"/>
+              </w:rPr>
+            </w:pPr>
+          </w:p>
+        </w:tc>
+        <w:tc>
+          <w:tcPr>
+            <w:tcW w:w="468" w:type="dxa"/>
+            <w:tcBorders>
+              <w:top w:val="single" w:sz="4" w:space="0" w:color="000000"/>
+              <w:left w:val="single" w:sz="4" w:space="0" w:color="000000"/>
+              <w:bottom w:val="single" w:sz="4" w:space="0" w:color="000000"/>
+              <w:right w:val="single" w:sz="4" w:space="0" w:color="000000"/>
+            </w:tcBorders>
+            <w:vAlign w:val="center"/>
+          </w:tcPr>
+          <w:p>
+            <w:pPr>
+              <w:spacing w:after="0" w:line="240" w:lineRule="auto"/>
+              <w:jc w:val="center"/>
+              <w:rPr>
+                <w:rFonts w:ascii="Times New Roman" w:hAnsi="Times New Roman"/>
+                <w:color w:val="000000"/>
+                <w:sz w:val="24"/>
+                <w:lang w:val="ru-RU"/>
+              </w:rPr>
+            </w:pPr>
+          </w:p>
+        </w:tc>
+        <w:tc>
+          <w:tcPr>
+            <w:tcW w:w="467" w:type="dxa"/>
+            <w:tcBorders>
+              <w:top w:val="single" w:sz="4" w:space="0" w:color="000000"/>
+              <w:left w:val="single" w:sz="4" w:space="0" w:color="000000"/>
+              <w:bottom w:val="single" w:sz="4" w:space="0" w:color="000000"/>
+              <w:right w:val="single" w:sz="4" w:space="0" w:color="000000"/>
+            </w:tcBorders>
+            <w:vAlign w:val="center"/>
+          </w:tcPr>
+          <w:p>
+            <w:pPr>
+              <w:spacing w:after="0" w:line="240" w:lineRule="auto"/>
+              <w:jc w:val="center"/>
+              <w:rPr>
+                <w:rFonts w:ascii="Times New Roman" w:hAnsi="Times New Roman"/>
+                <w:color w:val="000000"/>
+                <w:sz w:val="24"/>
+                <w:lang w:val="ru-RU"/>
+              </w:rPr>
+            </w:pPr>
+          </w:p>
+        </w:tc>
+        <w:tc>
+          <w:tcPr>
+            <w:tcW w:w="468" w:type="dxa"/>
+            <w:tcBorders>
+              <w:top w:val="single" w:sz="4" w:space="0" w:color="000000"/>
+              <w:left w:val="single" w:sz="4" w:space="0" w:color="000000"/>
+              <w:bottom w:val="single" w:sz="4" w:space="0" w:color="000000"/>
+              <w:right w:val="single" w:sz="4" w:space="0" w:color="auto"/>
+            </w:tcBorders>
+            <w:vAlign w:val="center"/>
+          </w:tcPr>
+          <w:p>
+            <w:pPr>
+              <w:spacing w:after="0" w:line="240" w:lineRule="auto"/>
+              <w:jc w:val="center"/>
+              <w:rPr>
+                <w:rFonts w:ascii="Times New Roman" w:hAnsi="Times New Roman"/>
+                <w:color w:val="000000"/>
+                <w:sz w:val="24"/>
+                <w:lang w:val="ru-RU"/>
+              </w:rPr>
+            </w:pPr>
+          </w:p>
+        </w:tc>
+        <w:tc>
+          <w:tcPr>
+            <w:tcW w:w="2337" w:type="dxa"/>
+            <w:vMerge/>
+            <w:tcBorders>
+              <w:left w:val="single" w:sz="4" w:space="0" w:color="auto"/>
+              <w:right w:val="single" w:sz="4" w:space="0" w:color="000000"/>
+            </w:tcBorders>
+            <w:vAlign w:val="center"/>
+          </w:tcPr>
+          <w:p>
+            <w:pPr>
+              <w:spacing w:after="0" w:line="240" w:lineRule="auto"/>
+              <w:jc w:val="center"/>
+              <w:rPr>
+                <w:lang w:val="ru-RU"/>
+              </w:rPr>
+            </w:pPr>
+          </w:p>
+        </w:tc>
+      </w:tr>
+      <w:tr>
+        <w:trPr>
+          <w:trHeight w:val="157"/>
+        </w:trPr>
+        <w:tc>
+          <w:tcPr>
+            <w:tcW w:w="4677" w:type="dxa"/>
+            <w:gridSpan w:val="2"/>
+            <w:vMerge/>
+            <w:tcBorders>
+              <w:left w:val="single" w:sz="4" w:space="0" w:color="000000"/>
+              <w:bottom w:val="single" w:sz="4" w:space="0" w:color="000000"/>
+              <w:right w:val="single" w:sz="4" w:space="0" w:color="000000"/>
+            </w:tcBorders>
+            <w:vAlign w:val="center"/>
+          </w:tcPr>
+          <w:p>
+            <w:pPr>
+              <w:spacing w:after="0" w:line="240" w:lineRule="auto"/>
+              <w:jc w:val="center"/>
+              <w:rPr>
+                <w:lang w:val="ru-RU"/>
+              </w:rPr>
+            </w:pPr>
+          </w:p>
+        </w:tc>
+        <w:tc>
+          <w:tcPr>
+            <w:tcW w:w="467" w:type="dxa"/>
+            <w:tcBorders>
+              <w:top w:val="single" w:sz="4" w:space="0" w:color="000000"/>
+              <w:left w:val="single" w:sz="4" w:space="0" w:color="000000"/>
+              <w:bottom w:val="single" w:sz="4" w:space="0" w:color="000000"/>
+              <w:right w:val="single" w:sz="4" w:space="0" w:color="000000"/>
+            </w:tcBorders>
+            <w:vAlign w:val="center"/>
+          </w:tcPr>
+          <w:p>
+            <w:pPr>
+              <w:spacing w:after="0" w:line="240" w:lineRule="auto"/>
+              <w:jc w:val="center"/>
+              <w:rPr>
+                <w:rFonts w:ascii="Times New Roman" w:hAnsi="Times New Roman"/>
+                <w:color w:val="000000"/>
+                <w:sz w:val="24"/>
+                <w:lang w:val="ru-RU"/>
+              </w:rPr>
+            </w:pPr>
+          </w:p>
+        </w:tc>
+        <w:tc>
+          <w:tcPr>
+            <w:tcW w:w="467" w:type="dxa"/>
+            <w:tcBorders>
+              <w:top w:val="single" w:sz="4" w:space="0" w:color="000000"/>
+              <w:left w:val="single" w:sz="4" w:space="0" w:color="000000"/>
+              <w:bottom w:val="single" w:sz="4" w:space="0" w:color="000000"/>
+              <w:right w:val="single" w:sz="4" w:space="0" w:color="000000"/>
+            </w:tcBorders>
+            <w:vAlign w:val="center"/>
+          </w:tcPr>
+          <w:p>
+            <w:pPr>
+              <w:spacing w:after="0" w:line="240" w:lineRule="auto"/>
+              <w:jc w:val="center"/>
+              <w:rPr>
+                <w:rFonts w:ascii="Times New Roman" w:hAnsi="Times New Roman"/>
+                <w:color w:val="000000"/>
+                <w:sz w:val="24"/>
+                <w:lang w:val="ru-RU"/>
+              </w:rPr>
+            </w:pPr>
+          </w:p>
+        </w:tc>
+        <w:tc>
+          <w:tcPr>
+            <w:tcW w:w="468" w:type="dxa"/>
+            <w:tcBorders>
+              <w:top w:val="single" w:sz="4" w:space="0" w:color="000000"/>
+              <w:left w:val="single" w:sz="4" w:space="0" w:color="000000"/>
+              <w:bottom w:val="single" w:sz="4" w:space="0" w:color="000000"/>
+              <w:right w:val="single" w:sz="4" w:space="0" w:color="000000"/>
+            </w:tcBorders>
+            <w:vAlign w:val="center"/>
+          </w:tcPr>
+          <w:p>
+            <w:pPr>
+              <w:spacing w:after="0" w:line="240" w:lineRule="auto"/>
+              <w:jc w:val="center"/>
+              <w:rPr>
+                <w:rFonts w:ascii="Times New Roman" w:hAnsi="Times New Roman"/>
+                <w:color w:val="000000"/>
+                <w:sz w:val="24"/>
+                <w:lang w:val="ru-RU"/>
+              </w:rPr>
+            </w:pPr>
+          </w:p>
+        </w:tc>
+        <w:tc>
+          <w:tcPr>
+            <w:tcW w:w="467" w:type="dxa"/>
+            <w:tcBorders>
+              <w:top w:val="single" w:sz="4" w:space="0" w:color="000000"/>
+              <w:left w:val="single" w:sz="4" w:space="0" w:color="000000"/>
+              <w:bottom w:val="single" w:sz="4" w:space="0" w:color="000000"/>
+              <w:right w:val="single" w:sz="4" w:space="0" w:color="000000"/>
+            </w:tcBorders>
+            <w:vAlign w:val="center"/>
+          </w:tcPr>
+          <w:p>
+            <w:pPr>
+              <w:spacing w:after="0" w:line="240" w:lineRule="auto"/>
+              <w:jc w:val="center"/>
+              <w:rPr>
+                <w:rFonts w:ascii="Times New Roman" w:hAnsi="Times New Roman"/>
+                <w:color w:val="000000"/>
+                <w:sz w:val="24"/>
+                <w:lang w:val="ru-RU"/>
+              </w:rPr>
+            </w:pPr>
+          </w:p>
+        </w:tc>
+        <w:tc>
+          <w:tcPr>
+            <w:tcW w:w="468" w:type="dxa"/>
+            <w:tcBorders>
+              <w:top w:val="single" w:sz="4" w:space="0" w:color="000000"/>
+              <w:left w:val="single" w:sz="4" w:space="0" w:color="000000"/>
+              <w:bottom w:val="single" w:sz="4" w:space="0" w:color="000000"/>
+              <w:right w:val="single" w:sz="4" w:space="0" w:color="auto"/>
+            </w:tcBorders>
+            <w:vAlign w:val="center"/>
+          </w:tcPr>
+          <w:p>
+            <w:pPr>
+              <w:spacing w:after="0" w:line="240" w:lineRule="auto"/>
+              <w:jc w:val="center"/>
+              <w:rPr>
+                <w:rFonts w:ascii="Times New Roman" w:hAnsi="Times New Roman"/>
+                <w:color w:val="000000"/>
+                <w:sz w:val="24"/>
+                <w:lang w:val="ru-RU"/>
+              </w:rPr>
+            </w:pPr>
+          </w:p>
+        </w:tc>
+        <w:tc>
+          <w:tcPr>
+            <w:tcW w:w="2337" w:type="dxa"/>
+            <w:vMerge/>
+            <w:tcBorders>
+              <w:left w:val="single" w:sz="4" w:space="0" w:color="auto"/>
+              <w:bottom w:val="single" w:sz="4" w:space="0" w:color="000000"/>
+              <w:right w:val="single" w:sz="4" w:space="0" w:color="000000"/>
+            </w:tcBorders>
+            <w:vAlign w:val="center"/>
+          </w:tcPr>
+          <w:p>
+            <w:pPr>
+              <w:spacing w:after="0" w:line="240" w:lineRule="auto"/>
+              <w:jc w:val="center"/>
+              <w:rPr>
+                <w:lang w:val="ru-RU"/>
+              </w:rPr>
+            </w:pPr>
           </w:p>
         </w:tc>
       </w:tr>
     </w:tbl>
     <w:p>
       <w:pPr>
-        <w:spacing w:line="240" w:lineRule="auto" w:before="280" w:after="0"/>
-        <w:ind w:left="0" w:right="0" w:firstLine="0"/>
+        <w:spacing w:before="280" w:after="0" w:line="240" w:lineRule="auto"/>
         <w:jc w:val="center"/>
       </w:pPr>
       <w:r>
+        <w:rPr>
+          <w:noProof/>
+        </w:rPr>
         <w:drawing>
-          <wp:inline xmlns:a="http://schemas.openxmlformats.org/drawingml/2006/main" xmlns:pic="http://schemas.openxmlformats.org/drawingml/2006/picture">
+          <wp:inline distT="0" distB="0" distL="0" distR="0" wp14:anchorId="09366933" wp14:editId="076E7A9C">
             <wp:extent cx="1270000" cy="1270000"/>
+            <wp:effectExtent l="0" t="0" r="0" b="0"/>
             <wp:docPr id="2" name="Picture 2"/>
             <wp:cNvGraphicFramePr>
-              <a:graphicFrameLocks noChangeAspect="1"/>
+              <a:graphicFrameLocks xmlns:a="http://schemas.openxmlformats.org/drawingml/2006/main" noChangeAspect="1"/>
             </wp:cNvGraphicFramePr>
-            <a:graphic>
+            <a:graphic xmlns:a="http://schemas.openxmlformats.org/drawingml/2006/main">
               <a:graphicData uri="http://schemas.openxmlformats.org/drawingml/2006/picture">
-                <pic:pic>
+                <pic:pic xmlns:pic="http://schemas.openxmlformats.org/drawingml/2006/picture">
                   <pic:nvPicPr>
                     <pic:cNvPr id="0" name="image.png"/>
                     <pic:cNvPicPr/>
                   </pic:nvPicPr>
                   <pic:blipFill>
-                    <a:blip r:embed="rId10"/>
+                    <a:blip r:embed="rId8"/>
                     <a:stretch>
                       <a:fillRect/>
                     </a:stretch>
@@ -416,7 +998,9 @@
                       <a:off x="0" y="0"/>
                       <a:ext cx="1270000" cy="1270000"/>
                     </a:xfrm>
-                    <a:prstGeom prst="rect"/>
+                    <a:prstGeom prst="rect">
+                      <a:avLst/>
+                    </a:prstGeom>
                   </pic:spPr>
                 </pic:pic>
               </a:graphicData>
@@ -427,15 +1011,12 @@
     </w:p>
     <w:p>
       <w:pPr>
-        <w:spacing w:line="240" w:lineRule="auto" w:before="120" w:after="280"/>
-        <w:ind w:left="0" w:right="0" w:firstLine="0"/>
+        <w:spacing w:before="120" w:after="280" w:line="240" w:lineRule="auto"/>
         <w:jc w:val="center"/>
       </w:pPr>
       <w:r>
         <w:rPr>
           <w:rFonts w:ascii="Times New Roman" w:hAnsi="Times New Roman"/>
-          <w:b w:val="0"/>
-          <w:i w:val="0"/>
           <w:color w:val="000000"/>
           <w:sz w:val="28"/>
         </w:rPr>
@@ -444,27 +1025,30 @@
     </w:p>
     <w:p>
       <w:pPr>
-        <w:spacing w:line="240" w:lineRule="auto" w:before="280" w:after="0"/>
-        <w:ind w:left="0" w:right="0" w:firstLine="0"/>
+        <w:spacing w:before="280" w:after="0" w:line="240" w:lineRule="auto"/>
         <w:jc w:val="center"/>
       </w:pPr>
       <w:r>
+        <w:rPr>
+          <w:noProof/>
+        </w:rPr>
         <w:drawing>
-          <wp:inline xmlns:a="http://schemas.openxmlformats.org/drawingml/2006/main" xmlns:pic="http://schemas.openxmlformats.org/drawingml/2006/picture">
+          <wp:inline distT="0" distB="0" distL="0" distR="0" wp14:anchorId="3462652D" wp14:editId="3DD03329">
             <wp:extent cx="1270000" cy="1270000"/>
+            <wp:effectExtent l="0" t="0" r="0" b="0"/>
             <wp:docPr id="1" name="Picture 1"/>
             <wp:cNvGraphicFramePr>
-              <a:graphicFrameLocks noChangeAspect="1"/>
+              <a:graphicFrameLocks xmlns:a="http://schemas.openxmlformats.org/drawingml/2006/main" noChangeAspect="1"/>
             </wp:cNvGraphicFramePr>
-            <a:graphic>
+            <a:graphic xmlns:a="http://schemas.openxmlformats.org/drawingml/2006/main">
               <a:graphicData uri="http://schemas.openxmlformats.org/drawingml/2006/picture">
-                <pic:pic>
+                <pic:pic xmlns:pic="http://schemas.openxmlformats.org/drawingml/2006/picture">
                   <pic:nvPicPr>
                     <pic:cNvPr id="0" name="image.png"/>
                     <pic:cNvPicPr/>
                   </pic:nvPicPr>
                   <pic:blipFill>
-                    <a:blip r:embed="rId10"/>
+                    <a:blip r:embed="rId8"/>
                     <a:stretch>
                       <a:fillRect/>
                     </a:stretch>
@@ -474,7 +1058,9 @@
                       <a:off x="0" y="0"/>
                       <a:ext cx="1270000" cy="1270000"/>
                     </a:xfrm>
-                    <a:prstGeom prst="rect"/>
+                    <a:prstGeom prst="rect">
+                      <a:avLst/>
+                    </a:prstGeom>
                   </pic:spPr>
                 </pic:pic>
               </a:graphicData>
@@ -485,49 +1071,69 @@
     </w:p>
     <w:p>
       <w:pPr>
-        <w:spacing w:line="240" w:lineRule="auto" w:before="120" w:after="280"/>
-        <w:ind w:left="0" w:right="0" w:firstLine="0"/>
+        <w:spacing w:before="120" w:after="280" w:line="240" w:lineRule="auto"/>
         <w:jc w:val="center"/>
-      </w:pPr>
-      <w:r>
-        <w:rPr>
-          <w:rFonts w:ascii="Times New Roman" w:hAnsi="Times New Roman"/>
-          <w:b w:val="0"/>
-          <w:i w:val="0"/>
-          <w:color w:val="000000"/>
-          <w:sz w:val="28"/>
+        <w:rPr>
+          <w:lang w:val="ru-RU"/>
+        </w:rPr>
+      </w:pPr>
+      <w:r>
+        <w:rPr>
+          <w:rFonts w:ascii="Times New Roman" w:hAnsi="Times New Roman"/>
+          <w:color w:val="000000"/>
+          <w:sz w:val="28"/>
+          <w:lang w:val="ru-RU"/>
         </w:rPr>
         <w:t>Рисунок 1.2 – Новое изображение</w:t>
       </w:r>
     </w:p>
     <w:p>
       <w:pPr>
-        <w:spacing w:line="240" w:lineRule="auto" w:before="0" w:after="0"/>
-        <w:ind w:left="0" w:right="0" w:firstLine="709"/>
+        <w:spacing w:after="0" w:line="240" w:lineRule="auto"/>
+        <w:ind w:firstLine="709"/>
         <w:jc w:val="both"/>
-      </w:pPr>
-      <w:r>
-        <w:rPr>
-          <w:rFonts w:ascii="Times New Roman" w:hAnsi="Times New Roman"/>
-          <w:b w:val="0"/>
-          <w:i w:val="0"/>
-          <w:color w:val="000000"/>
-          <w:sz w:val="28"/>
-        </w:rPr>
-        <w:t>dasda32132131231sd</w:t>
-      </w:r>
-    </w:p>
-    <w:p>
-      <w:pPr>
-        <w:spacing w:line="240" w:lineRule="auto" w:before="0" w:after="0"/>
-        <w:ind w:left="0" w:right="0" w:firstLine="709"/>
+        <w:rPr>
+          <w:lang w:val="ru-RU"/>
+        </w:rPr>
+      </w:pPr>
+      <w:r>
+        <w:rPr>
+          <w:rFonts w:ascii="Times New Roman" w:hAnsi="Times New Roman"/>
+          <w:color w:val="000000"/>
+          <w:sz w:val="28"/>
+        </w:rPr>
+        <w:t>dasda</w:t>
+      </w:r>
+      <w:r>
+        <w:rPr>
+          <w:rFonts w:ascii="Times New Roman" w:hAnsi="Times New Roman"/>
+          <w:color w:val="000000"/>
+          <w:sz w:val="28"/>
+          <w:lang w:val="ru-RU"/>
+        </w:rPr>
+        <w:t>32132131231</w:t>
+      </w:r>
+      <w:r>
+        <w:rPr>
+          <w:rFonts w:ascii="Times New Roman" w:hAnsi="Times New Roman"/>
+          <w:color w:val="000000"/>
+          <w:sz w:val="28"/>
+        </w:rPr>
+        <w:t>sd</w:t>
+      </w:r>
+    </w:p>
+    <w:p>
+      <w:pPr>
+        <w:spacing w:after="0" w:line="240" w:lineRule="auto"/>
+        <w:ind w:firstLine="709"/>
         <w:jc w:val="both"/>
-      </w:pPr>
-      <w:r>
-        <w:rPr>
-          <w:rFonts w:ascii="Times New Roman" w:hAnsi="Times New Roman"/>
-          <w:b w:val="0"/>
-          <w:i w:val="0"/>
+        <w:rPr>
+          <w:lang w:val="ru-RU"/>
+        </w:rPr>
+      </w:pPr>
+      <w:r>
+        <w:rPr>
+          <w:rFonts w:ascii="Times New Roman" w:hAnsi="Times New Roman"/>
           <w:color w:val="000000"/>
           <w:sz w:val="28"/>
         </w:rPr>
@@ -537,50 +1143,57 @@
     <w:p>
       <w:pPr>
         <w:pStyle w:val="2"/>
-        <w:spacing w:line="240" w:lineRule="auto" w:before="360" w:after="240"/>
-        <w:ind w:left="0" w:right="0" w:firstLine="709"/>
+        <w:spacing w:before="360" w:after="240" w:line="240" w:lineRule="auto"/>
+        <w:ind w:firstLine="709"/>
+        <w:rPr>
+          <w:lang w:val="ru-RU"/>
+        </w:rPr>
       </w:pPr>
       <w:r>
         <w:rPr>
           <w:rFonts w:ascii="Times New Roman" w:hAnsi="Times New Roman"/>
           <w:b/>
-          <w:i w:val="0"/>
-          <w:color w:val="000000"/>
-          <w:sz w:val="28"/>
+          <w:color w:val="000000"/>
+          <w:sz w:val="28"/>
+          <w:lang w:val="ru-RU"/>
         </w:rPr>
         <w:t>1.1 Новый222 заголовок</w:t>
       </w:r>
     </w:p>
     <w:p>
       <w:pPr>
-        <w:spacing w:line="240" w:lineRule="auto" w:before="0" w:after="0"/>
-        <w:ind w:left="0" w:right="0" w:firstLine="709"/>
+        <w:spacing w:after="0" w:line="240" w:lineRule="auto"/>
+        <w:ind w:firstLine="709"/>
         <w:jc w:val="both"/>
-      </w:pPr>
-      <w:r>
-        <w:rPr>
-          <w:rFonts w:ascii="Times New Roman" w:hAnsi="Times New Roman"/>
-          <w:b w:val="0"/>
-          <w:i w:val="0"/>
-          <w:color w:val="000000"/>
-          <w:sz w:val="28"/>
+        <w:rPr>
+          <w:lang w:val="ru-RU"/>
+        </w:rPr>
+      </w:pPr>
+      <w:r>
+        <w:rPr>
+          <w:rFonts w:ascii="Times New Roman" w:hAnsi="Times New Roman"/>
+          <w:color w:val="000000"/>
+          <w:sz w:val="28"/>
+          <w:lang w:val="ru-RU"/>
         </w:rPr>
         <w:t>2020220</w:t>
       </w:r>
     </w:p>
     <w:p>
       <w:pPr>
-        <w:spacing w:line="240" w:lineRule="auto" w:before="0" w:after="0"/>
-        <w:ind w:left="0" w:right="0" w:firstLine="709"/>
+        <w:spacing w:after="0" w:line="240" w:lineRule="auto"/>
+        <w:ind w:firstLine="709"/>
         <w:jc w:val="both"/>
-      </w:pPr>
-      <w:r>
-        <w:rPr>
-          <w:rFonts w:ascii="Times New Roman" w:hAnsi="Times New Roman"/>
-          <w:b w:val="0"/>
-          <w:i w:val="0"/>
-          <w:color w:val="000000"/>
-          <w:sz w:val="28"/>
+        <w:rPr>
+          <w:lang w:val="ru-RU"/>
+        </w:rPr>
+      </w:pPr>
+      <w:r>
+        <w:rPr>
+          <w:rFonts w:ascii="Times New Roman" w:hAnsi="Times New Roman"/>
+          <w:color w:val="000000"/>
+          <w:sz w:val="28"/>
+          <w:lang w:val="ru-RU"/>
         </w:rPr>
         <w:t>2020220323232</w:t>
       </w:r>
@@ -588,65 +1201,91 @@
     <w:p>
       <w:pPr>
         <w:pStyle w:val="3"/>
-        <w:spacing w:line="240" w:lineRule="auto" w:before="360" w:after="240"/>
-        <w:ind w:left="0" w:right="0" w:firstLine="709"/>
+        <w:spacing w:before="360" w:after="240" w:line="240" w:lineRule="auto"/>
+        <w:ind w:firstLine="709"/>
+        <w:rPr>
+          <w:lang w:val="ru-RU"/>
+        </w:rPr>
       </w:pPr>
       <w:r>
         <w:rPr>
           <w:rFonts w:ascii="Times New Roman" w:hAnsi="Times New Roman"/>
           <w:b/>
-          <w:i w:val="0"/>
-          <w:color w:val="000000"/>
-          <w:sz w:val="28"/>
+          <w:color w:val="000000"/>
+          <w:sz w:val="28"/>
+          <w:lang w:val="ru-RU"/>
         </w:rPr>
         <w:t>1.1.1 ну я хитрееее тебя 333проверка го гого</w:t>
       </w:r>
     </w:p>
     <w:p>
       <w:pPr>
-        <w:spacing w:line="240" w:lineRule="auto" w:before="0" w:after="0"/>
-        <w:ind w:left="0" w:right="0" w:firstLine="709"/>
+        <w:spacing w:after="0" w:line="240" w:lineRule="auto"/>
+        <w:ind w:firstLine="709"/>
         <w:jc w:val="both"/>
-      </w:pPr>
-      <w:r>
-        <w:rPr>
-          <w:rFonts w:ascii="Times New Roman" w:hAnsi="Times New Roman"/>
-          <w:b w:val="0"/>
-          <w:i w:val="0"/>
-          <w:color w:val="000000"/>
-          <w:sz w:val="28"/>
-        </w:rPr>
-        <w:t>[bnh эомент]</w:t>
+        <w:rPr>
+          <w:lang w:val="ru-RU"/>
+        </w:rPr>
+      </w:pPr>
+      <w:r>
+        <w:rPr>
+          <w:rFonts w:ascii="Times New Roman" w:hAnsi="Times New Roman"/>
+          <w:color w:val="000000"/>
+          <w:sz w:val="28"/>
+          <w:lang w:val="ru-RU"/>
+        </w:rPr>
+        <w:t>[</w:t>
+      </w:r>
+      <w:r>
+        <w:rPr>
+          <w:rFonts w:ascii="Times New Roman" w:hAnsi="Times New Roman"/>
+          <w:color w:val="000000"/>
+          <w:sz w:val="28"/>
+        </w:rPr>
+        <w:t>bnh</w:t>
+      </w:r>
+      <w:r>
+        <w:rPr>
+          <w:rFonts w:ascii="Times New Roman" w:hAnsi="Times New Roman"/>
+          <w:color w:val="000000"/>
+          <w:sz w:val="28"/>
+          <w:lang w:val="ru-RU"/>
+        </w:rPr>
+        <w:t xml:space="preserve"> эомент]</w:t>
       </w:r>
     </w:p>
     <w:p>
       <w:pPr>
         <w:pStyle w:val="2"/>
-        <w:spacing w:line="240" w:lineRule="auto" w:before="360" w:after="240"/>
-        <w:ind w:left="0" w:right="0" w:firstLine="709"/>
+        <w:spacing w:before="360" w:after="240" w:line="240" w:lineRule="auto"/>
+        <w:ind w:firstLine="709"/>
+        <w:rPr>
+          <w:lang w:val="ru-RU"/>
+        </w:rPr>
       </w:pPr>
       <w:r>
         <w:rPr>
           <w:rFonts w:ascii="Times New Roman" w:hAnsi="Times New Roman"/>
           <w:b/>
-          <w:i w:val="0"/>
-          <w:color w:val="000000"/>
-          <w:sz w:val="28"/>
+          <w:color w:val="000000"/>
+          <w:sz w:val="28"/>
+          <w:lang w:val="ru-RU"/>
         </w:rPr>
         <w:t>1.2 Ну если и это заголоовк мошны йто просто молчу</w:t>
       </w:r>
     </w:p>
     <w:p>
       <w:pPr>
-        <w:spacing w:line="240" w:lineRule="auto" w:before="0" w:after="0"/>
-        <w:ind w:left="0" w:right="0" w:firstLine="709"/>
+        <w:spacing w:after="0" w:line="240" w:lineRule="auto"/>
+        <w:ind w:firstLine="709"/>
         <w:jc w:val="both"/>
-      </w:pPr>
-      <w:r>
-        <w:rPr>
-          <w:rFonts w:ascii="Times New Roman" w:hAnsi="Times New Roman"/>
-          <w:b w:val="0"/>
-          <w:i w:val="0"/>
+        <w:rPr>
+          <w:lang w:val="ru-RU"/>
+        </w:rPr>
+      </w:pPr>
+      <w:r>
+        <w:rPr>
+          <w:rFonts w:ascii="Times New Roman" w:hAnsi="Times New Roman"/>
           <w:color w:val="000000"/>
           <w:sz w:val="28"/>
         </w:rPr>
@@ -655,65 +1294,85 @@
     </w:p>
     <w:p>
       <w:pPr>
-        <w:spacing w:line="240" w:lineRule="auto" w:before="0" w:after="0"/>
-        <w:ind w:left="0" w:right="0" w:firstLine="709"/>
+        <w:spacing w:after="0" w:line="240" w:lineRule="auto"/>
+        <w:ind w:firstLine="709"/>
         <w:jc w:val="both"/>
-      </w:pPr>
-      <w:r>
-        <w:rPr>
-          <w:rFonts w:ascii="Times New Roman" w:hAnsi="Times New Roman"/>
-          <w:b w:val="0"/>
-          <w:i w:val="0"/>
-          <w:color w:val="000000"/>
-          <w:sz w:val="28"/>
-        </w:rPr>
-        <w:t>pusin3</w:t>
-      </w:r>
-    </w:p>
-    <w:p>
-      <w:pPr>
-        <w:spacing w:line="240" w:lineRule="auto" w:before="0" w:after="0"/>
-        <w:ind w:left="0" w:right="0" w:firstLine="709"/>
+        <w:rPr>
+          <w:lang w:val="ru-RU"/>
+        </w:rPr>
+      </w:pPr>
+      <w:r>
+        <w:rPr>
+          <w:rFonts w:ascii="Times New Roman" w:hAnsi="Times New Roman"/>
+          <w:color w:val="000000"/>
+          <w:sz w:val="28"/>
+        </w:rPr>
+        <w:t>pusin</w:t>
+      </w:r>
+      <w:r>
+        <w:rPr>
+          <w:rFonts w:ascii="Times New Roman" w:hAnsi="Times New Roman"/>
+          <w:color w:val="000000"/>
+          <w:sz w:val="28"/>
+          <w:lang w:val="ru-RU"/>
+        </w:rPr>
+        <w:t>3</w:t>
+      </w:r>
+    </w:p>
+    <w:p>
+      <w:pPr>
+        <w:spacing w:after="0" w:line="240" w:lineRule="auto"/>
+        <w:ind w:firstLine="709"/>
         <w:jc w:val="both"/>
-      </w:pPr>
-      <w:r>
-        <w:rPr>
-          <w:rFonts w:ascii="Times New Roman" w:hAnsi="Times New Roman"/>
-          <w:b w:val="0"/>
-          <w:i w:val="0"/>
-          <w:color w:val="000000"/>
-          <w:sz w:val="28"/>
-        </w:rPr>
-        <w:t>pusin2</w:t>
+        <w:rPr>
+          <w:lang w:val="ru-RU"/>
+        </w:rPr>
+      </w:pPr>
+      <w:r>
+        <w:rPr>
+          <w:rFonts w:ascii="Times New Roman" w:hAnsi="Times New Roman"/>
+          <w:color w:val="000000"/>
+          <w:sz w:val="28"/>
+        </w:rPr>
+        <w:t>pusin</w:t>
+      </w:r>
+      <w:r>
+        <w:rPr>
+          <w:rFonts w:ascii="Times New Roman" w:hAnsi="Times New Roman"/>
+          <w:color w:val="000000"/>
+          <w:sz w:val="28"/>
+          <w:lang w:val="ru-RU"/>
+        </w:rPr>
+        <w:t>2</w:t>
       </w:r>
     </w:p>
     <w:p>
       <w:pPr>
         <w:pStyle w:val="2"/>
-        <w:spacing w:line="240" w:lineRule="auto" w:before="360" w:after="240"/>
-        <w:ind w:left="0" w:right="0" w:firstLine="709"/>
+        <w:spacing w:before="360" w:after="240" w:line="240" w:lineRule="auto"/>
+        <w:ind w:firstLine="709"/>
+        <w:rPr>
+          <w:lang w:val="ru-RU"/>
+        </w:rPr>
       </w:pPr>
       <w:r>
         <w:rPr>
           <w:rFonts w:ascii="Times New Roman" w:hAnsi="Times New Roman"/>
           <w:b/>
-          <w:i w:val="0"/>
-          <w:color w:val="000000"/>
-          <w:sz w:val="28"/>
+          <w:color w:val="000000"/>
+          <w:sz w:val="28"/>
+          <w:lang w:val="ru-RU"/>
         </w:rPr>
         <w:t>1.3 иди сюда заголовок 2</w:t>
       </w:r>
     </w:p>
     <w:p>
       <w:pPr>
-        <w:spacing w:line="240" w:lineRule="auto" w:before="280" w:after="0"/>
-        <w:ind w:left="0" w:right="0" w:firstLine="0"/>
-        <w:jc w:val="left"/>
-      </w:pPr>
-      <w:r>
-        <w:rPr>
-          <w:rFonts w:ascii="Times New Roman" w:hAnsi="Times New Roman"/>
-          <w:i w:val="0"/>
+        <w:spacing w:before="280" w:after="0" w:line="240" w:lineRule="auto"/>
+      </w:pPr>
+      <w:r>
+        <w:rPr>
+          <w:rFonts w:ascii="Times New Roman" w:hAnsi="Times New Roman"/>
           <w:color w:val="000000"/>
           <w:sz w:val="28"/>
         </w:rPr>
@@ -722,9 +1381,9 @@
     </w:p>
     <w:tbl>
       <w:tblPr>
-        <w:tblW w:type="auto" w:w="0"/>
+        <w:tblW w:w="0" w:type="auto"/>
         <w:tblLayout w:type="fixed"/>
-        <w:tblLook w:firstColumn="1" w:firstRow="1" w:lastColumn="0" w:lastRow="0" w:noHBand="0" w:noVBand="1" w:val="04A0"/>
+        <w:tblLook w:val="04A0" w:firstRow="1" w:lastRow="0" w:firstColumn="1" w:lastColumn="0" w:noHBand="0" w:noVBand="1"/>
       </w:tblPr>
       <w:tblGrid>
         <w:gridCol w:w="4680"/>
@@ -733,25 +1392,23 @@
       <w:tr>
         <w:tc>
           <w:tcPr>
-            <w:tcW w:type="dxa" w:w="4680"/>
-            <w:vAlign w:val="center"/>
+            <w:tcW w:w="4680" w:type="dxa"/>
             <w:tcBorders>
-              <w:top w:val="single" w:sz="4" w:color="000000"/>
-              <w:left w:val="single" w:sz="4" w:color="000000"/>
-              <w:bottom w:val="single" w:sz="4" w:color="000000"/>
-              <w:right w:val="single" w:sz="4" w:color="000000"/>
+              <w:top w:val="single" w:sz="4" w:space="0" w:color="000000"/>
+              <w:left w:val="single" w:sz="4" w:space="0" w:color="000000"/>
+              <w:bottom w:val="single" w:sz="4" w:space="0" w:color="000000"/>
+              <w:right w:val="single" w:sz="4" w:space="0" w:color="000000"/>
             </w:tcBorders>
-          </w:tcPr>
-          <w:p>
-            <w:pPr>
-              <w:spacing w:line="240" w:lineRule="auto" w:before="0" w:after="0"/>
-              <w:ind w:left="0" w:right="0" w:firstLine="0"/>
+            <w:vAlign w:val="center"/>
+          </w:tcPr>
+          <w:p>
+            <w:pPr>
+              <w:spacing w:after="0" w:line="240" w:lineRule="auto"/>
               <w:jc w:val="center"/>
             </w:pPr>
             <w:r>
               <w:rPr>
                 <w:rFonts w:ascii="Times New Roman" w:hAnsi="Times New Roman"/>
-                <w:i w:val="0"/>
                 <w:color w:val="00FF00"/>
                 <w:sz w:val="24"/>
               </w:rPr>
@@ -761,25 +1418,23 @@
         </w:tc>
         <w:tc>
           <w:tcPr>
-            <w:tcW w:type="dxa" w:w="4680"/>
-            <w:vAlign w:val="center"/>
+            <w:tcW w:w="4680" w:type="dxa"/>
             <w:tcBorders>
-              <w:top w:val="single" w:sz="4" w:color="000000"/>
-              <w:left w:val="single" w:sz="4" w:color="000000"/>
-              <w:bottom w:val="single" w:sz="4" w:color="000000"/>
-              <w:right w:val="single" w:sz="4" w:color="000000"/>
+              <w:top w:val="single" w:sz="4" w:space="0" w:color="000000"/>
+              <w:left w:val="single" w:sz="4" w:space="0" w:color="000000"/>
+              <w:bottom w:val="single" w:sz="4" w:space="0" w:color="000000"/>
+              <w:right w:val="single" w:sz="4" w:space="0" w:color="000000"/>
             </w:tcBorders>
-          </w:tcPr>
-          <w:p>
-            <w:pPr>
-              <w:spacing w:line="240" w:lineRule="auto" w:before="0" w:after="0"/>
-              <w:ind w:left="0" w:right="0" w:firstLine="0"/>
+            <w:vAlign w:val="center"/>
+          </w:tcPr>
+          <w:p>
+            <w:pPr>
+              <w:spacing w:after="0" w:line="240" w:lineRule="auto"/>
               <w:jc w:val="center"/>
             </w:pPr>
             <w:r>
               <w:rPr>
                 <w:rFonts w:ascii="Times New Roman" w:hAnsi="Times New Roman"/>
-                <w:i w:val="0"/>
                 <w:color w:val="00FF00"/>
                 <w:sz w:val="24"/>
               </w:rPr>
@@ -791,25 +1446,23 @@
       <w:tr>
         <w:tc>
           <w:tcPr>
-            <w:tcW w:type="dxa" w:w="4680"/>
-            <w:vAlign w:val="center"/>
+            <w:tcW w:w="4680" w:type="dxa"/>
             <w:tcBorders>
-              <w:top w:val="single" w:sz="4" w:color="000000"/>
-              <w:left w:val="single" w:sz="4" w:color="000000"/>
-              <w:bottom w:val="single" w:sz="4" w:color="000000"/>
-              <w:right w:val="single" w:sz="4" w:color="000000"/>
+              <w:top w:val="single" w:sz="4" w:space="0" w:color="000000"/>
+              <w:left w:val="single" w:sz="4" w:space="0" w:color="000000"/>
+              <w:bottom w:val="single" w:sz="4" w:space="0" w:color="000000"/>
+              <w:right w:val="single" w:sz="4" w:space="0" w:color="000000"/>
             </w:tcBorders>
-          </w:tcPr>
-          <w:p>
-            <w:pPr>
-              <w:spacing w:line="240" w:lineRule="auto" w:before="0" w:after="0"/>
-              <w:ind w:left="0" w:right="0" w:firstLine="0"/>
+            <w:vAlign w:val="center"/>
+          </w:tcPr>
+          <w:p>
+            <w:pPr>
+              <w:spacing w:after="0" w:line="240" w:lineRule="auto"/>
               <w:jc w:val="center"/>
             </w:pPr>
             <w:r>
               <w:rPr>
                 <w:rFonts w:ascii="Times New Roman" w:hAnsi="Times New Roman"/>
-                <w:i w:val="0"/>
                 <w:color w:val="00FF00"/>
                 <w:sz w:val="24"/>
               </w:rPr>
@@ -819,25 +1472,23 @@
         </w:tc>
         <w:tc>
           <w:tcPr>
-            <w:tcW w:type="dxa" w:w="4680"/>
-            <w:vAlign w:val="center"/>
+            <w:tcW w:w="4680" w:type="dxa"/>
             <w:tcBorders>
-              <w:top w:val="single" w:sz="4" w:color="000000"/>
-              <w:left w:val="single" w:sz="4" w:color="000000"/>
-              <w:bottom w:val="single" w:sz="4" w:color="000000"/>
-              <w:right w:val="single" w:sz="4" w:color="000000"/>
+              <w:top w:val="single" w:sz="4" w:space="0" w:color="000000"/>
+              <w:left w:val="single" w:sz="4" w:space="0" w:color="000000"/>
+              <w:bottom w:val="single" w:sz="4" w:space="0" w:color="000000"/>
+              <w:right w:val="single" w:sz="4" w:space="0" w:color="000000"/>
             </w:tcBorders>
-          </w:tcPr>
-          <w:p>
-            <w:pPr>
-              <w:spacing w:line="240" w:lineRule="auto" w:before="0" w:after="0"/>
-              <w:ind w:left="0" w:right="0" w:firstLine="0"/>
+            <w:vAlign w:val="center"/>
+          </w:tcPr>
+          <w:p>
+            <w:pPr>
+              <w:spacing w:after="0" w:line="240" w:lineRule="auto"/>
               <w:jc w:val="center"/>
             </w:pPr>
             <w:r>
               <w:rPr>
                 <w:rFonts w:ascii="Times New Roman" w:hAnsi="Times New Roman"/>
-                <w:i w:val="0"/>
                 <w:color w:val="00FF00"/>
                 <w:sz w:val="24"/>
               </w:rPr>
@@ -849,15 +1500,13 @@
     </w:tbl>
     <w:p>
       <w:pPr>
-        <w:spacing w:line="240" w:lineRule="auto" w:before="0" w:after="0"/>
-        <w:ind w:left="0" w:right="0" w:firstLine="709"/>
+        <w:spacing w:after="0" w:line="240" w:lineRule="auto"/>
+        <w:ind w:firstLine="709"/>
         <w:jc w:val="both"/>
       </w:pPr>
       <w:r>
         <w:rPr>
           <w:rFonts w:ascii="Times New Roman" w:hAnsi="Times New Roman"/>
-          <w:b w:val="0"/>
-          <w:i w:val="0"/>
           <w:color w:val="000000"/>
           <w:sz w:val="28"/>
         </w:rPr>
@@ -866,20 +1515,17 @@
     </w:p>
     <w:p>
       <w:pPr>
-        <w:spacing w:line="240" w:lineRule="auto" w:before="280" w:after="0"/>
-        <w:ind w:left="0" w:right="0" w:firstLine="0"/>
         <w:pBdr>
           <w:top w:val="single" w:sz="4" w:space="4" w:color="000000"/>
           <w:left w:val="single" w:sz="4" w:space="4" w:color="000000"/>
           <w:bottom w:val="single" w:sz="4" w:space="4" w:color="000000"/>
           <w:right w:val="single" w:sz="4" w:space="4" w:color="000000"/>
         </w:pBdr>
+        <w:spacing w:before="280" w:after="0" w:line="240" w:lineRule="auto"/>
       </w:pPr>
       <w:r>
         <w:rPr>
           <w:rFonts w:ascii="Courier New" w:hAnsi="Courier New"/>
-          <w:b w:val="0"/>
-          <w:i w:val="0"/>
           <w:color w:val="000000"/>
           <w:sz w:val="24"/>
         </w:rPr>
@@ -888,15 +1534,12 @@
     </w:p>
     <w:p>
       <w:pPr>
-        <w:spacing w:line="240" w:lineRule="auto" w:before="120" w:after="280"/>
-        <w:ind w:left="0" w:right="0" w:firstLine="0"/>
+        <w:spacing w:before="120" w:after="280" w:line="240" w:lineRule="auto"/>
         <w:jc w:val="center"/>
       </w:pPr>
       <w:r>
         <w:rPr>
           <w:rFonts w:ascii="Times New Roman" w:hAnsi="Times New Roman"/>
-          <w:b w:val="0"/>
-          <w:i w:val="0"/>
           <w:color w:val="000000"/>
           <w:sz w:val="28"/>
         </w:rPr>
@@ -905,15 +1548,13 @@
     </w:p>
     <w:p>
       <w:pPr>
-        <w:spacing w:line="240" w:lineRule="auto" w:before="0" w:after="0"/>
-        <w:ind w:left="0" w:right="0" w:firstLine="709"/>
+        <w:spacing w:after="0" w:line="240" w:lineRule="auto"/>
+        <w:ind w:firstLine="709"/>
         <w:jc w:val="both"/>
       </w:pPr>
       <w:r>
         <w:rPr>
           <w:rFonts w:ascii="Times New Roman" w:hAnsi="Times New Roman"/>
-          <w:b w:val="0"/>
-          <w:i w:val="0"/>
           <w:color w:val="000000"/>
           <w:sz w:val="28"/>
         </w:rPr>
@@ -922,126 +1563,200 @@
     </w:p>
     <w:p>
       <w:pPr>
-        <w:spacing w:line="240" w:lineRule="auto" w:before="0" w:after="0"/>
-        <w:ind w:left="0" w:right="0" w:firstLine="709"/>
+        <w:spacing w:after="0" w:line="240" w:lineRule="auto"/>
+        <w:ind w:firstLine="709"/>
         <w:jc w:val="both"/>
-      </w:pPr>
-      <w:r>
-        <w:rPr>
-          <w:rFonts w:ascii="Times New Roman" w:hAnsi="Times New Roman"/>
-          <w:b w:val="0"/>
-          <w:i w:val="0"/>
-          <w:color w:val="000000"/>
-          <w:sz w:val="28"/>
-        </w:rPr>
-        <w:t>но вот и все par updated</w:t>
+        <w:rPr>
+          <w:lang w:val="ru-RU"/>
+        </w:rPr>
+      </w:pPr>
+      <w:r>
+        <w:rPr>
+          <w:rFonts w:ascii="Times New Roman" w:hAnsi="Times New Roman"/>
+          <w:color w:val="000000"/>
+          <w:sz w:val="28"/>
+          <w:lang w:val="ru-RU"/>
+        </w:rPr>
+        <w:t xml:space="preserve">но вот и все </w:t>
+      </w:r>
+      <w:r>
+        <w:rPr>
+          <w:rFonts w:ascii="Times New Roman" w:hAnsi="Times New Roman"/>
+          <w:color w:val="000000"/>
+          <w:sz w:val="28"/>
+        </w:rPr>
+        <w:t>par</w:t>
+      </w:r>
+      <w:r>
+        <w:rPr>
+          <w:rFonts w:ascii="Times New Roman" w:hAnsi="Times New Roman"/>
+          <w:color w:val="000000"/>
+          <w:sz w:val="28"/>
+          <w:lang w:val="ru-RU"/>
+        </w:rPr>
+        <w:t xml:space="preserve"> </w:t>
+      </w:r>
+      <w:r>
+        <w:rPr>
+          <w:rFonts w:ascii="Times New Roman" w:hAnsi="Times New Roman"/>
+          <w:color w:val="000000"/>
+          <w:sz w:val="28"/>
+        </w:rPr>
+        <w:t>updated</w:t>
       </w:r>
     </w:p>
     <w:tbl>
       <w:tblPr>
-        <w:tblW w:type="auto" w:w="0"/>
+        <w:tblW w:w="0" w:type="auto"/>
         <w:tblLayout w:type="fixed"/>
-        <w:tblLook w:firstColumn="1" w:firstRow="1" w:lastColumn="0" w:lastRow="0" w:noHBand="0" w:noVBand="1" w:val="04A0"/>
+        <w:tblLook w:val="04A0" w:firstRow="1" w:lastRow="0" w:firstColumn="1" w:lastColumn="0" w:noHBand="0" w:noVBand="1"/>
       </w:tblPr>
       <w:tblGrid>
-        <w:gridCol w:w="3120"/>
-        <w:gridCol w:w="3120"/>
-        <w:gridCol w:w="3120"/>
+        <w:gridCol w:w="936"/>
+        <w:gridCol w:w="7488"/>
+        <w:gridCol w:w="936"/>
       </w:tblGrid>
       <w:tr>
         <w:tc>
           <w:tcPr>
-            <w:tcW w:type="dxa" w:w="936"/>
-          </w:tcPr>
-          <w:p/>
-        </w:tc>
-        <w:tc>
-          <w:tcPr>
-            <w:tcW w:type="dxa" w:w="7488"/>
-            <w:vAlign w:val="center"/>
-          </w:tcPr>
-          <w:p>
-            <w:pPr>
-              <w:spacing w:line="240" w:lineRule="auto" w:before="240" w:after="240"/>
-              <w:ind w:left="0" w:right="0" w:firstLine="0"/>
-              <w:jc w:val="center"/>
-            </w:pPr>
-            <w:r>
-              <w:rPr>
-                <w:b w:val="0"/>
-                <w:i w:val="0"/>
-                <w:color w:val="000000"/>
-                <w:sz w:val="28"/>
-              </w:rPr>
-              <m:oMath xmlns:mml="http://www.w3.org/1998/Math/MathML">
+            <w:tcW w:w="936" w:type="dxa"/>
+          </w:tcPr>
+          <w:p>
+            <w:pPr>
+              <w:rPr>
+                <w:lang w:val="ru-RU"/>
+              </w:rPr>
+            </w:pPr>
+          </w:p>
+        </w:tc>
+        <w:tc>
+          <w:tcPr>
+            <w:tcW w:w="7488" w:type="dxa"/>
+            <w:vAlign w:val="center"/>
+          </w:tcPr>
+          <w:p>
+            <w:pPr>
+              <w:spacing w:before="240" w:after="240" w:line="240" w:lineRule="auto"/>
+              <w:jc w:val="center"/>
+            </w:pPr>
+            <m:oMathPara>
+              <m:oMath>
                 <m:r>
+                  <w:rPr>
+                    <w:rFonts w:ascii="Cambria Math" w:hAnsi="Cambria Math"/>
+                    <w:color w:val="000000"/>
+                    <w:sz w:val="28"/>
+                  </w:rPr>
                   <m:t>E=2332m</m:t>
                 </m:r>
                 <m:sSup>
+                  <m:sSupPr>
+                    <m:ctrlPr>
+                      <w:rPr>
+                        <w:rFonts w:ascii="Cambria Math" w:hAnsi="Cambria Math"/>
+                      </w:rPr>
+                    </m:ctrlPr>
+                  </m:sSupPr>
                   <m:e>
                     <m:r>
+                      <w:rPr>
+                        <w:rFonts w:ascii="Cambria Math" w:hAnsi="Cambria Math"/>
+                      </w:rPr>
                       <m:t>c</m:t>
                     </m:r>
                   </m:e>
                   <m:sup>
                     <m:r>
+                      <w:rPr>
+                        <w:rFonts w:ascii="Cambria Math" w:hAnsi="Cambria Math"/>
+                      </w:rPr>
                       <m:t>2</m:t>
                     </m:r>
                   </m:sup>
                 </m:sSup>
-              </m:oMath>
-              <m:oMath xmlns:mml="http://www.w3.org/1998/Math/MathML">
                 <m:f>
                   <m:fPr>
-                    <m:type m:val="bar"/>
+                    <m:ctrlPr>
+                      <w:rPr>
+                        <w:rFonts w:ascii="Cambria Math" w:hAnsi="Cambria Math"/>
+                      </w:rPr>
+                    </m:ctrlPr>
                   </m:fPr>
                   <m:num>
                     <m:r>
+                      <w:rPr>
+                        <w:rFonts w:ascii="Cambria Math" w:hAnsi="Cambria Math"/>
+                      </w:rPr>
                       <m:t>1</m:t>
                     </m:r>
                   </m:num>
                   <m:den>
                     <m:r>
+                      <w:rPr>
+                        <w:rFonts w:ascii="Cambria Math" w:hAnsi="Cambria Math"/>
+                      </w:rPr>
                       <m:t>2</m:t>
                     </m:r>
                   </m:den>
                 </m:f>
                 <m:r>
-                  <m:t>−</m:t>
+                  <w:rPr>
+                    <w:rFonts w:ascii="Cambria Math" w:hAnsi="Cambria Math"/>
+                  </w:rPr>
+                  <m:t>-</m:t>
                 </m:r>
                 <m:f>
                   <m:fPr>
-                    <m:type m:val="bar"/>
+                    <m:ctrlPr>
+                      <w:rPr>
+                        <w:rFonts w:ascii="Cambria Math" w:hAnsi="Cambria Math"/>
+                      </w:rPr>
+                    </m:ctrlPr>
                   </m:fPr>
                   <m:num>
                     <m:f>
                       <m:fPr>
-                        <m:type m:val="bar"/>
+                        <m:ctrlPr>
+                          <w:rPr>
+                            <w:rFonts w:ascii="Cambria Math" w:hAnsi="Cambria Math"/>
+                          </w:rPr>
+                        </m:ctrlPr>
                       </m:fPr>
                       <m:num>
                         <m:r>
+                          <w:rPr>
+                            <w:rFonts w:ascii="Cambria Math" w:hAnsi="Cambria Math"/>
+                          </w:rPr>
                           <m:t>10</m:t>
                         </m:r>
                       </m:num>
                       <m:den>
                         <m:r>
+                          <w:rPr>
+                            <w:rFonts w:ascii="Cambria Math" w:hAnsi="Cambria Math"/>
+                          </w:rPr>
                           <m:t>20</m:t>
                         </m:r>
                       </m:den>
                     </m:f>
                     <m:r>
-                      <m:t>−</m:t>
+                      <w:rPr>
+                        <w:rFonts w:ascii="Cambria Math" w:hAnsi="Cambria Math"/>
+                      </w:rPr>
+                      <m:t>-</m:t>
                     </m:r>
                   </m:num>
                   <m:den/>
                 </m:f>
                 <m:r>
+                  <w:rPr>
+                    <w:rFonts w:ascii="Cambria Math" w:hAnsi="Cambria Math"/>
+                  </w:rPr>
                   <m:t>=30[</m:t>
                 </m:r>
                 <m:m>
                   <m:mPr>
-                    <m:baseJc m:val="center"/>
-                    <m:plcHide m:val="on"/>
+                    <m:plcHide m:val="1"/>
                     <m:mcs>
                       <m:mc>
                         <m:mcPr>
@@ -1050,20 +1765,34 @@
                         </m:mcPr>
                       </m:mc>
                     </m:mcs>
+                    <m:ctrlPr>
+                      <w:rPr>
+                        <w:rFonts w:ascii="Cambria Math" w:hAnsi="Cambria Math"/>
+                      </w:rPr>
+                    </m:ctrlPr>
                   </m:mPr>
                   <m:mr>
                     <m:e>
                       <m:r>
+                        <w:rPr>
+                          <w:rFonts w:ascii="Cambria Math" w:hAnsi="Cambria Math"/>
+                        </w:rPr>
                         <m:t>1</m:t>
                       </m:r>
                     </m:e>
                     <m:e>
                       <m:r>
+                        <w:rPr>
+                          <w:rFonts w:ascii="Cambria Math" w:hAnsi="Cambria Math"/>
+                        </w:rPr>
                         <m:t>1</m:t>
                       </m:r>
                     </m:e>
                     <m:e>
                       <m:r>
+                        <w:rPr>
+                          <w:rFonts w:ascii="Cambria Math" w:hAnsi="Cambria Math"/>
+                        </w:rPr>
                         <m:t>11</m:t>
                       </m:r>
                     </m:e>
@@ -1071,16 +1800,25 @@
                   <m:mr>
                     <m:e>
                       <m:r>
+                        <w:rPr>
+                          <w:rFonts w:ascii="Cambria Math" w:hAnsi="Cambria Math"/>
+                        </w:rPr>
                         <m:t>1</m:t>
                       </m:r>
                     </m:e>
                     <m:e>
                       <m:r>
+                        <w:rPr>
+                          <w:rFonts w:ascii="Cambria Math" w:hAnsi="Cambria Math"/>
+                        </w:rPr>
                         <m:t>1</m:t>
                       </m:r>
                     </m:e>
                     <m:e>
                       <m:r>
+                        <w:rPr>
+                          <w:rFonts w:ascii="Cambria Math" w:hAnsi="Cambria Math"/>
+                        </w:rPr>
                         <m:t>11</m:t>
                       </m:r>
                     </m:e>
@@ -1088,44 +1826,53 @@
                   <m:mr>
                     <m:e>
                       <m:r>
+                        <w:rPr>
+                          <w:rFonts w:ascii="Cambria Math" w:hAnsi="Cambria Math"/>
+                        </w:rPr>
                         <m:t>1</m:t>
                       </m:r>
                     </m:e>
                     <m:e>
                       <m:r>
+                        <w:rPr>
+                          <w:rFonts w:ascii="Cambria Math" w:hAnsi="Cambria Math"/>
+                        </w:rPr>
                         <m:t>1</m:t>
                       </m:r>
                     </m:e>
                     <m:e>
                       <m:r>
+                        <w:rPr>
+                          <w:rFonts w:ascii="Cambria Math" w:hAnsi="Cambria Math"/>
+                        </w:rPr>
                         <m:t>11</m:t>
                       </m:r>
                     </m:e>
                   </m:mr>
                 </m:m>
                 <m:r>
+                  <w:rPr>
+                    <w:rFonts w:ascii="Cambria Math" w:hAnsi="Cambria Math"/>
+                  </w:rPr>
                   <m:t>]</m:t>
                 </m:r>
               </m:oMath>
-            </w:r>
-          </w:p>
-        </w:tc>
-        <w:tc>
-          <w:tcPr>
-            <w:tcW w:type="dxa" w:w="936"/>
-            <w:vAlign w:val="center"/>
-          </w:tcPr>
-          <w:p>
-            <w:pPr>
-              <w:spacing w:line="240" w:lineRule="auto" w:before="240" w:after="240"/>
-              <w:ind w:left="0" w:right="0" w:firstLine="0"/>
+            </m:oMathPara>
+          </w:p>
+        </w:tc>
+        <w:tc>
+          <w:tcPr>
+            <w:tcW w:w="936" w:type="dxa"/>
+            <w:vAlign w:val="center"/>
+          </w:tcPr>
+          <w:p>
+            <w:pPr>
+              <w:spacing w:before="240" w:after="240" w:line="240" w:lineRule="auto"/>
               <w:jc w:val="right"/>
             </w:pPr>
             <w:r>
               <w:rPr>
                 <w:rFonts w:ascii="Times New Roman" w:hAnsi="Times New Roman"/>
-                <w:b w:val="0"/>
-                <w:i w:val="0"/>
                 <w:color w:val="000000"/>
                 <w:sz w:val="28"/>
               </w:rPr>
@@ -1137,15 +1884,13 @@
     </w:tbl>
     <w:p>
       <w:pPr>
-        <w:spacing w:line="240" w:lineRule="auto" w:before="0" w:after="0"/>
-        <w:ind w:left="0" w:right="0" w:firstLine="709"/>
+        <w:spacing w:after="0" w:line="240" w:lineRule="auto"/>
+        <w:ind w:firstLine="709"/>
         <w:jc w:val="both"/>
       </w:pPr>
       <w:r>
         <w:rPr>
           <w:rFonts w:ascii="Times New Roman" w:hAnsi="Times New Roman"/>
-          <w:b w:val="0"/>
-          <w:i w:val="0"/>
           <w:color w:val="000000"/>
           <w:sz w:val="28"/>
         </w:rPr>
@@ -1154,27 +1899,30 @@
     </w:p>
     <w:p>
       <w:pPr>
-        <w:spacing w:line="240" w:lineRule="auto" w:before="280" w:after="0"/>
-        <w:ind w:left="0" w:right="0" w:firstLine="0"/>
+        <w:spacing w:before="280" w:after="0" w:line="240" w:lineRule="auto"/>
         <w:jc w:val="center"/>
       </w:pPr>
       <w:r>
+        <w:rPr>
+          <w:noProof/>
+        </w:rPr>
         <w:drawing>
-          <wp:inline xmlns:a="http://schemas.openxmlformats.org/drawingml/2006/main" xmlns:pic="http://schemas.openxmlformats.org/drawingml/2006/picture">
+          <wp:inline distT="0" distB="0" distL="0" distR="0" wp14:anchorId="77476E21" wp14:editId="0A58D7B6">
             <wp:extent cx="1270000" cy="1270000"/>
+            <wp:effectExtent l="0" t="0" r="0" b="0"/>
             <wp:docPr id="3" name="Picture 3"/>
             <wp:cNvGraphicFramePr>
-              <a:graphicFrameLocks noChangeAspect="1"/>
+              <a:graphicFrameLocks xmlns:a="http://schemas.openxmlformats.org/drawingml/2006/main" noChangeAspect="1"/>
             </wp:cNvGraphicFramePr>
-            <a:graphic>
+            <a:graphic xmlns:a="http://schemas.openxmlformats.org/drawingml/2006/main">
               <a:graphicData uri="http://schemas.openxmlformats.org/drawingml/2006/picture">
-                <pic:pic>
+                <pic:pic xmlns:pic="http://schemas.openxmlformats.org/drawingml/2006/picture">
                   <pic:nvPicPr>
                     <pic:cNvPr id="0" name="image.png"/>
                     <pic:cNvPicPr/>
                   </pic:nvPicPr>
                   <pic:blipFill>
-                    <a:blip r:embed="rId11"/>
+                    <a:blip r:embed="rId9"/>
                     <a:stretch>
                       <a:fillRect/>
                     </a:stretch>
@@ -1184,7 +1932,9 @@
                       <a:off x="0" y="0"/>
                       <a:ext cx="1270000" cy="1270000"/>
                     </a:xfrm>
-                    <a:prstGeom prst="rect"/>
+                    <a:prstGeom prst="rect">
+                      <a:avLst/>
+                    </a:prstGeom>
                   </pic:spPr>
                 </pic:pic>
               </a:graphicData>
@@ -1195,15 +1945,12 @@
     </w:p>
     <w:p>
       <w:pPr>
-        <w:spacing w:line="240" w:lineRule="auto" w:before="120" w:after="280"/>
-        <w:ind w:left="0" w:right="0" w:firstLine="0"/>
+        <w:spacing w:before="120" w:after="280" w:line="240" w:lineRule="auto"/>
         <w:jc w:val="center"/>
       </w:pPr>
       <w:r>
         <w:rPr>
           <w:rFonts w:ascii="Times New Roman" w:hAnsi="Times New Roman"/>
-          <w:b w:val="0"/>
-          <w:i w:val="0"/>
           <w:color w:val="000000"/>
           <w:sz w:val="28"/>
         </w:rPr>
@@ -1212,76 +1959,84 @@
     </w:p>
     <w:tbl>
       <w:tblPr>
-        <w:tblW w:type="auto" w:w="0"/>
+        <w:tblW w:w="0" w:type="auto"/>
         <w:tblLayout w:type="fixed"/>
-        <w:tblLook w:firstColumn="1" w:firstRow="1" w:lastColumn="0" w:lastRow="0" w:noHBand="0" w:noVBand="1" w:val="04A0"/>
+        <w:tblLook w:val="04A0" w:firstRow="1" w:lastRow="0" w:firstColumn="1" w:lastColumn="0" w:noHBand="0" w:noVBand="1"/>
       </w:tblPr>
       <w:tblGrid>
-        <w:gridCol w:w="3120"/>
-        <w:gridCol w:w="3120"/>
-        <w:gridCol w:w="3120"/>
+        <w:gridCol w:w="936"/>
+        <w:gridCol w:w="7488"/>
+        <w:gridCol w:w="936"/>
       </w:tblGrid>
       <w:tr>
         <w:tc>
           <w:tcPr>
-            <w:tcW w:type="dxa" w:w="936"/>
+            <w:tcW w:w="936" w:type="dxa"/>
           </w:tcPr>
           <w:p/>
         </w:tc>
         <w:tc>
           <w:tcPr>
-            <w:tcW w:type="dxa" w:w="7488"/>
-            <w:vAlign w:val="center"/>
-          </w:tcPr>
-          <w:p>
-            <w:pPr>
-              <w:spacing w:line="240" w:lineRule="auto" w:before="240" w:after="240"/>
-              <w:ind w:left="0" w:right="0" w:firstLine="0"/>
-              <w:jc w:val="center"/>
-            </w:pPr>
-            <w:r>
-              <w:rPr>
-                <w:b w:val="0"/>
-                <w:i w:val="0"/>
-                <w:color w:val="000000"/>
-                <w:sz w:val="28"/>
-              </w:rPr>
-              <m:oMath xmlns:mml="http://www.w3.org/1998/Math/MathML">
+            <w:tcW w:w="7488" w:type="dxa"/>
+            <w:vAlign w:val="center"/>
+          </w:tcPr>
+          <w:p>
+            <w:pPr>
+              <w:spacing w:before="240" w:after="240" w:line="240" w:lineRule="auto"/>
+              <w:jc w:val="center"/>
+            </w:pPr>
+            <m:oMathPara>
+              <m:oMath>
                 <m:r>
+                  <w:rPr>
+                    <w:rFonts w:ascii="Cambria Math" w:hAnsi="Cambria Math"/>
+                    <w:color w:val="000000"/>
+                    <w:sz w:val="28"/>
+                  </w:rPr>
                   <m:t>E=233d2m</m:t>
                 </m:r>
                 <m:sSup>
+                  <m:sSupPr>
+                    <m:ctrlPr>
+                      <w:rPr>
+                        <w:rFonts w:ascii="Cambria Math" w:hAnsi="Cambria Math"/>
+                      </w:rPr>
+                    </m:ctrlPr>
+                  </m:sSupPr>
                   <m:e>
                     <m:r>
+                      <w:rPr>
+                        <w:rFonts w:ascii="Cambria Math" w:hAnsi="Cambria Math"/>
+                      </w:rPr>
                       <m:t>c</m:t>
                     </m:r>
                   </m:e>
                   <m:sup>
                     <m:r>
+                      <w:rPr>
+                        <w:rFonts w:ascii="Cambria Math" w:hAnsi="Cambria Math"/>
+                      </w:rPr>
                       <m:t>2</m:t>
                     </m:r>
                   </m:sup>
                 </m:sSup>
               </m:oMath>
-            </w:r>
-          </w:p>
-        </w:tc>
-        <w:tc>
-          <w:tcPr>
-            <w:tcW w:type="dxa" w:w="936"/>
-            <w:vAlign w:val="center"/>
-          </w:tcPr>
-          <w:p>
-            <w:pPr>
-              <w:spacing w:line="240" w:lineRule="auto" w:before="240" w:after="240"/>
-              <w:ind w:left="0" w:right="0" w:firstLine="0"/>
+            </m:oMathPara>
+          </w:p>
+        </w:tc>
+        <w:tc>
+          <w:tcPr>
+            <w:tcW w:w="936" w:type="dxa"/>
+            <w:vAlign w:val="center"/>
+          </w:tcPr>
+          <w:p>
+            <w:pPr>
+              <w:spacing w:before="240" w:after="240" w:line="240" w:lineRule="auto"/>
               <w:jc w:val="right"/>
             </w:pPr>
             <w:r>
               <w:rPr>
                 <w:rFonts w:ascii="Times New Roman" w:hAnsi="Times New Roman"/>
-                <w:b w:val="0"/>
-                <w:i w:val="0"/>
                 <w:color w:val="000000"/>
                 <w:sz w:val="28"/>
               </w:rPr>
@@ -1294,14 +2049,13 @@
     <w:p>
       <w:pPr>
         <w:pStyle w:val="3"/>
-        <w:spacing w:line="240" w:lineRule="auto" w:before="360" w:after="240"/>
-        <w:ind w:left="0" w:right="0" w:firstLine="709"/>
+        <w:spacing w:before="360" w:after="240" w:line="240" w:lineRule="auto"/>
+        <w:ind w:firstLine="709"/>
       </w:pPr>
       <w:r>
         <w:rPr>
           <w:rFonts w:ascii="Times New Roman" w:hAnsi="Times New Roman"/>
           <w:b/>
-          <w:i w:val="0"/>
           <w:color w:val="000000"/>
           <w:sz w:val="28"/>
         </w:rPr>
@@ -1310,15 +2064,13 @@
     </w:p>
     <w:p>
       <w:pPr>
-        <w:spacing w:line="240" w:lineRule="auto" w:before="0" w:after="0"/>
-        <w:ind w:left="0" w:right="0" w:firstLine="709"/>
+        <w:spacing w:after="0" w:line="240" w:lineRule="auto"/>
+        <w:ind w:firstLine="709"/>
         <w:jc w:val="both"/>
       </w:pPr>
       <w:r>
         <w:rPr>
           <w:rFonts w:ascii="Times New Roman" w:hAnsi="Times New Roman"/>
-          <w:b w:val="0"/>
-          <w:i w:val="0"/>
           <w:color w:val="000000"/>
           <w:sz w:val="28"/>
         </w:rPr>
@@ -1327,32 +2079,58 @@
     </w:p>
     <w:p>
       <w:pPr>
-        <w:spacing w:line="240" w:lineRule="auto" w:before="0" w:after="0"/>
-        <w:ind w:left="0" w:right="0" w:firstLine="709"/>
+        <w:spacing w:after="0" w:line="240" w:lineRule="auto"/>
+        <w:ind w:firstLine="709"/>
         <w:jc w:val="both"/>
-      </w:pPr>
-      <w:r>
-        <w:rPr>
-          <w:rFonts w:ascii="Times New Roman" w:hAnsi="Times New Roman"/>
-          <w:b w:val="0"/>
-          <w:i w:val="0"/>
-          <w:color w:val="000000"/>
-          <w:sz w:val="28"/>
-        </w:rPr>
-        <w:t>32131312412 412 4214но вот и все par updated</w:t>
+        <w:rPr>
+          <w:lang w:val="ru-RU"/>
+        </w:rPr>
+      </w:pPr>
+      <w:r>
+        <w:rPr>
+          <w:rFonts w:ascii="Times New Roman" w:hAnsi="Times New Roman"/>
+          <w:color w:val="000000"/>
+          <w:sz w:val="28"/>
+          <w:lang w:val="ru-RU"/>
+        </w:rPr>
+        <w:t xml:space="preserve">32131312412 412 4214но вот и все </w:t>
+      </w:r>
+      <w:r>
+        <w:rPr>
+          <w:rFonts w:ascii="Times New Roman" w:hAnsi="Times New Roman"/>
+          <w:color w:val="000000"/>
+          <w:sz w:val="28"/>
+        </w:rPr>
+        <w:t>par</w:t>
+      </w:r>
+      <w:r>
+        <w:rPr>
+          <w:rFonts w:ascii="Times New Roman" w:hAnsi="Times New Roman"/>
+          <w:color w:val="000000"/>
+          <w:sz w:val="28"/>
+          <w:lang w:val="ru-RU"/>
+        </w:rPr>
+        <w:t xml:space="preserve"> </w:t>
+      </w:r>
+      <w:r>
+        <w:rPr>
+          <w:rFonts w:ascii="Times New Roman" w:hAnsi="Times New Roman"/>
+          <w:color w:val="000000"/>
+          <w:sz w:val="28"/>
+        </w:rPr>
+        <w:t>updated</w:t>
       </w:r>
     </w:p>
     <w:p>
       <w:pPr>
         <w:pStyle w:val="3"/>
-        <w:spacing w:line="240" w:lineRule="auto" w:before="360" w:after="240"/>
-        <w:ind w:left="0" w:right="0" w:firstLine="709"/>
+        <w:spacing w:before="360" w:after="240" w:line="240" w:lineRule="auto"/>
+        <w:ind w:firstLine="709"/>
       </w:pPr>
       <w:r>
         <w:rPr>
           <w:rFonts w:ascii="Times New Roman" w:hAnsi="Times New Roman"/>
           <w:b/>
-          <w:i w:val="0"/>
           <w:color w:val="000000"/>
           <w:sz w:val="28"/>
         </w:rPr>
@@ -1361,55 +2139,112 @@
     </w:p>
     <w:p>
       <w:pPr>
-        <w:spacing w:line="240" w:lineRule="auto" w:before="280" w:after="0"/>
-        <w:ind w:left="0" w:right="0" w:firstLine="0"/>
         <w:pBdr>
           <w:top w:val="single" w:sz="4" w:space="4" w:color="000000"/>
           <w:left w:val="single" w:sz="4" w:space="4" w:color="000000"/>
           <w:bottom w:val="single" w:sz="4" w:space="4" w:color="000000"/>
           <w:right w:val="single" w:sz="4" w:space="4" w:color="000000"/>
         </w:pBdr>
+        <w:spacing w:before="280" w:after="0" w:line="240" w:lineRule="auto"/>
       </w:pPr>
       <w:r>
         <w:rPr>
           <w:rFonts w:ascii="Courier New" w:hAnsi="Courier New"/>
-          <w:b w:val="0"/>
-          <w:i w:val="0"/>
           <w:color w:val="000000"/>
           <w:sz w:val="24"/>
         </w:rPr>
         <w:t>def move_element_word(self, parent: Element, element: Element, after:Element =None):</w:t>
+      </w:r>
+      <w:r>
+        <w:rPr>
+          <w:rFonts w:ascii="Courier New" w:hAnsi="Courier New"/>
+          <w:color w:val="000000"/>
+          <w:sz w:val="24"/>
+        </w:rPr>
         <w:br/>
         <w:t xml:space="preserve">        if isinstance(element,Header):</w:t>
+      </w:r>
+      <w:r>
+        <w:rPr>
+          <w:rFonts w:ascii="Courier New" w:hAnsi="Courier New"/>
+          <w:color w:val="000000"/>
+          <w:sz w:val="24"/>
+        </w:rPr>
         <w:br/>
         <w:t xml:space="preserve">            self.numberer.adjust_header_levels(parent,element)</w:t>
+      </w:r>
+      <w:r>
+        <w:rPr>
+          <w:rFonts w:ascii="Courier New" w:hAnsi="Courier New"/>
+          <w:color w:val="000000"/>
+          <w:sz w:val="24"/>
+        </w:rPr>
         <w:br/>
         <w:t xml:space="preserve">        self.numberer.move_element(parent,element,after)</w:t>
+      </w:r>
+      <w:r>
+        <w:rPr>
+          <w:rFonts w:ascii="Courier New" w:hAnsi="Courier New"/>
+          <w:color w:val="000000"/>
+          <w:sz w:val="24"/>
+        </w:rPr>
         <w:br/>
         <w:t xml:space="preserve">        if not isinstance(element,Header) and not isinstance(parent,Header):</w:t>
+      </w:r>
+      <w:r>
+        <w:rPr>
+          <w:rFonts w:ascii="Courier New" w:hAnsi="Courier New"/>
+          <w:color w:val="000000"/>
+          <w:sz w:val="24"/>
+        </w:rPr>
         <w:br/>
         <w:t xml:space="preserve">            after=parent</w:t>
+      </w:r>
+      <w:r>
+        <w:rPr>
+          <w:rFonts w:ascii="Courier New" w:hAnsi="Courier New"/>
+          <w:color w:val="000000"/>
+          <w:sz w:val="24"/>
+        </w:rPr>
         <w:br/>
         <w:t xml:space="preserve">        if isinstance(element,Header):</w:t>
+      </w:r>
+      <w:r>
+        <w:rPr>
+          <w:rFonts w:ascii="Courier New" w:hAnsi="Courier New"/>
+          <w:color w:val="000000"/>
+          <w:sz w:val="24"/>
+        </w:rPr>
         <w:br/>
         <w:t xml:space="preserve">            self._sync_move_to_doc(element,parent,after,element,parent)</w:t>
+      </w:r>
+      <w:r>
+        <w:rPr>
+          <w:rFonts w:ascii="Courier New" w:hAnsi="Courier New"/>
+          <w:color w:val="000000"/>
+          <w:sz w:val="24"/>
+        </w:rPr>
         <w:br/>
         <w:t xml:space="preserve">        else:</w:t>
+      </w:r>
+      <w:r>
+        <w:rPr>
+          <w:rFonts w:ascii="Courier New" w:hAnsi="Courier New"/>
+          <w:color w:val="000000"/>
+          <w:sz w:val="24"/>
+        </w:rPr>
         <w:br/>
         <w:t xml:space="preserve">            self._sync_move_to_doc(element,parent,after,None,None)</w:t>
       </w:r>
     </w:p>
     <w:p>
       <w:pPr>
-        <w:spacing w:line="240" w:lineRule="auto" w:before="120" w:after="280"/>
-        <w:ind w:left="0" w:right="0" w:firstLine="0"/>
+        <w:spacing w:before="120" w:after="280" w:line="240" w:lineRule="auto"/>
         <w:jc w:val="center"/>
       </w:pPr>
       <w:r>
         <w:rPr>
           <w:rFonts w:ascii="Times New Roman" w:hAnsi="Times New Roman"/>
-          <w:b w:val="0"/>
-          <w:i w:val="0"/>
           <w:color w:val="000000"/>
           <w:sz w:val="28"/>
         </w:rPr>
@@ -1418,15 +2253,13 @@
     </w:p>
     <w:p>
       <w:pPr>
-        <w:spacing w:line="240" w:lineRule="auto" w:before="0" w:after="0"/>
-        <w:ind w:left="0" w:right="0" w:firstLine="709"/>
+        <w:spacing w:after="0" w:line="240" w:lineRule="auto"/>
+        <w:ind w:firstLine="709"/>
         <w:jc w:val="both"/>
       </w:pPr>
       <w:r>
         <w:rPr>
           <w:rFonts w:ascii="Times New Roman" w:hAnsi="Times New Roman"/>
-          <w:b w:val="0"/>
-          <w:i w:val="0"/>
           <w:color w:val="000000"/>
           <w:sz w:val="28"/>
         </w:rPr>
@@ -1435,15 +2268,13 @@
     </w:p>
     <w:p>
       <w:pPr>
-        <w:spacing w:line="240" w:lineRule="auto" w:before="0" w:after="0"/>
-        <w:ind w:left="0" w:right="0" w:firstLine="709"/>
+        <w:spacing w:after="0" w:line="240" w:lineRule="auto"/>
+        <w:ind w:firstLine="709"/>
         <w:jc w:val="both"/>
       </w:pPr>
       <w:r>
         <w:rPr>
           <w:rFonts w:ascii="Times New Roman" w:hAnsi="Times New Roman"/>
-          <w:b w:val="0"/>
-          <w:i w:val="0"/>
           <w:color w:val="000000"/>
           <w:sz w:val="28"/>
         </w:rPr>
@@ -1453,14 +2284,13 @@
     <w:p>
       <w:pPr>
         <w:pStyle w:val="3"/>
-        <w:spacing w:line="240" w:lineRule="auto" w:before="360" w:after="240"/>
-        <w:ind w:left="0" w:right="0" w:firstLine="709"/>
+        <w:spacing w:before="360" w:after="240" w:line="240" w:lineRule="auto"/>
+        <w:ind w:firstLine="709"/>
       </w:pPr>
       <w:r>
         <w:rPr>
           <w:rFonts w:ascii="Times New Roman" w:hAnsi="Times New Roman"/>
           <w:b/>
-          <w:i w:val="0"/>
           <w:color w:val="000000"/>
           <w:sz w:val="28"/>
         </w:rPr>
@@ -1469,15 +2299,13 @@
     </w:p>
     <w:p>
       <w:pPr>
-        <w:spacing w:line="240" w:lineRule="auto" w:before="0" w:after="0"/>
-        <w:ind w:left="0" w:right="0" w:firstLine="709"/>
+        <w:spacing w:after="0" w:line="240" w:lineRule="auto"/>
+        <w:ind w:firstLine="709"/>
         <w:jc w:val="both"/>
       </w:pPr>
       <w:r>
         <w:rPr>
           <w:rFonts w:ascii="Times New Roman" w:hAnsi="Times New Roman"/>
-          <w:b w:val="0"/>
-          <w:i w:val="0"/>
           <w:color w:val="000000"/>
           <w:sz w:val="28"/>
         </w:rPr>
@@ -1486,15 +2314,13 @@
     </w:p>
     <w:p>
       <w:pPr>
-        <w:spacing w:line="240" w:lineRule="auto" w:before="0" w:after="0"/>
-        <w:ind w:left="0" w:right="0" w:firstLine="709"/>
+        <w:spacing w:after="0" w:line="240" w:lineRule="auto"/>
+        <w:ind w:firstLine="709"/>
         <w:jc w:val="both"/>
       </w:pPr>
       <w:r>
         <w:rPr>
           <w:rFonts w:ascii="Times New Roman" w:hAnsi="Times New Roman"/>
-          <w:b w:val="0"/>
-          <w:i w:val="0"/>
           <w:color w:val="000000"/>
           <w:sz w:val="28"/>
         </w:rPr>
@@ -1504,14 +2330,13 @@
     <w:p>
       <w:pPr>
         <w:pStyle w:val="2"/>
-        <w:spacing w:line="240" w:lineRule="auto" w:before="360" w:after="240"/>
-        <w:ind w:left="0" w:right="0" w:firstLine="709"/>
+        <w:spacing w:before="360" w:after="240" w:line="240" w:lineRule="auto"/>
+        <w:ind w:firstLine="709"/>
       </w:pPr>
       <w:r>
         <w:rPr>
           <w:rFonts w:ascii="Times New Roman" w:hAnsi="Times New Roman"/>
           <w:b/>
-          <w:i w:val="0"/>
           <w:color w:val="000000"/>
           <w:sz w:val="28"/>
         </w:rPr>
@@ -1520,15 +2345,13 @@
     </w:p>
     <w:p>
       <w:pPr>
-        <w:spacing w:line="240" w:lineRule="auto" w:before="0" w:after="0"/>
-        <w:ind w:left="0" w:right="0" w:firstLine="709"/>
+        <w:spacing w:after="0" w:line="240" w:lineRule="auto"/>
+        <w:ind w:firstLine="709"/>
         <w:jc w:val="both"/>
       </w:pPr>
       <w:r>
         <w:rPr>
           <w:rFonts w:ascii="Times New Roman" w:hAnsi="Times New Roman"/>
-          <w:b w:val="0"/>
-          <w:i w:val="0"/>
           <w:color w:val="000000"/>
           <w:sz w:val="28"/>
         </w:rPr>
@@ -1537,67 +2360,62 @@
     </w:p>
     <w:tbl>
       <w:tblPr>
-        <w:tblW w:type="auto" w:w="0"/>
+        <w:tblW w:w="0" w:type="auto"/>
         <w:tblLayout w:type="fixed"/>
-        <w:tblLook w:firstColumn="1" w:firstRow="1" w:lastColumn="0" w:lastRow="0" w:noHBand="0" w:noVBand="1" w:val="04A0"/>
+        <w:tblLook w:val="04A0" w:firstRow="1" w:lastRow="0" w:firstColumn="1" w:lastColumn="0" w:noHBand="0" w:noVBand="1"/>
       </w:tblPr>
       <w:tblGrid>
-        <w:gridCol w:w="3120"/>
-        <w:gridCol w:w="3120"/>
-        <w:gridCol w:w="3120"/>
+        <w:gridCol w:w="936"/>
+        <w:gridCol w:w="7488"/>
+        <w:gridCol w:w="936"/>
       </w:tblGrid>
       <w:tr>
         <w:tc>
           <w:tcPr>
-            <w:tcW w:type="dxa" w:w="936"/>
+            <w:tcW w:w="936" w:type="dxa"/>
           </w:tcPr>
           <w:p/>
         </w:tc>
         <w:tc>
           <w:tcPr>
-            <w:tcW w:type="dxa" w:w="7488"/>
-            <w:vAlign w:val="center"/>
-          </w:tcPr>
-          <w:p>
-            <w:pPr>
-              <w:spacing w:line="240" w:lineRule="auto" w:before="240" w:after="240"/>
-              <w:ind w:left="0" w:right="0" w:firstLine="0"/>
-              <w:jc w:val="center"/>
+            <w:tcW w:w="7488" w:type="dxa"/>
+            <w:vAlign w:val="center"/>
+          </w:tcPr>
+          <w:p>
+            <w:pPr>
+              <w:spacing w:before="240" w:after="240" w:line="240" w:lineRule="auto"/>
+              <w:jc w:val="center"/>
+            </w:pPr>
+            <m:oMathPara>
+              <m:oMath>
+                <m:r>
+                  <w:rPr>
+                    <w:rFonts w:ascii="Cambria Math" w:hAnsi="Cambria Math"/>
+                    <w:color w:val="000000"/>
+                    <w:sz w:val="28"/>
+                  </w:rPr>
+                  <m:t>a-2=2</m:t>
+                </m:r>
+              </m:oMath>
+            </m:oMathPara>
+          </w:p>
+        </w:tc>
+        <w:tc>
+          <w:tcPr>
+            <w:tcW w:w="936" w:type="dxa"/>
+            <w:vAlign w:val="center"/>
+          </w:tcPr>
+          <w:p>
+            <w:pPr>
+              <w:spacing w:before="240" w:after="240" w:line="240" w:lineRule="auto"/>
+              <w:jc w:val="right"/>
             </w:pPr>
             <w:r>
               <w:rPr>
-                <w:b w:val="0"/>
-                <w:i w:val="0"/>
+                <w:rFonts w:ascii="Times New Roman" w:hAnsi="Times New Roman"/>
                 <w:color w:val="000000"/>
                 <w:sz w:val="28"/>
               </w:rPr>
-              <m:oMath xmlns:mml="http://www.w3.org/1998/Math/MathML">
-                <m:r>
-                  <m:t>a−2=2</m:t>
-                </m:r>
-              </m:oMath>
-            </w:r>
-          </w:p>
-        </w:tc>
-        <w:tc>
-          <w:tcPr>
-            <w:tcW w:type="dxa" w:w="936"/>
-            <w:vAlign w:val="center"/>
-          </w:tcPr>
-          <w:p>
-            <w:pPr>
-              <w:spacing w:line="240" w:lineRule="auto" w:before="240" w:after="240"/>
-              <w:ind w:left="0" w:right="0" w:firstLine="0"/>
-              <w:jc w:val="right"/>
-            </w:pPr>
-            <w:r>
-              <w:rPr>
-                <w:rFonts w:ascii="Times New Roman" w:hAnsi="Times New Roman"/>
-                <w:b w:val="0"/>
-                <w:i w:val="0"/>
-                <w:color w:val="000000"/>
-                <w:sz w:val="28"/>
-              </w:rPr>
               <w:t>(1.3)</w:t>
             </w:r>
           </w:p>
@@ -1608,14 +2426,13 @@
       <w:pPr>
         <w:pStyle w:val="1"/>
         <w:pageBreakBefore/>
-        <w:spacing w:line="240" w:lineRule="auto" w:before="0" w:after="360"/>
-        <w:ind w:left="0" w:right="0" w:firstLine="709"/>
+        <w:spacing w:before="0" w:after="360" w:line="240" w:lineRule="auto"/>
+        <w:ind w:firstLine="709"/>
       </w:pPr>
       <w:r>
         <w:rPr>
           <w:rFonts w:ascii="Times New Roman" w:hAnsi="Times New Roman"/>
           <w:b/>
-          <w:i w:val="0"/>
           <w:color w:val="000000"/>
           <w:sz w:val="28"/>
         </w:rPr>
@@ -1624,15 +2441,13 @@
     </w:p>
     <w:p>
       <w:pPr>
-        <w:spacing w:line="240" w:lineRule="auto" w:before="0" w:after="0"/>
-        <w:ind w:left="0" w:right="0" w:firstLine="709"/>
+        <w:spacing w:after="0" w:line="240" w:lineRule="auto"/>
+        <w:ind w:firstLine="709"/>
         <w:jc w:val="both"/>
       </w:pPr>
       <w:r>
         <w:rPr>
           <w:rFonts w:ascii="Times New Roman" w:hAnsi="Times New Roman"/>
-          <w:b w:val="0"/>
-          <w:i w:val="0"/>
           <w:color w:val="000000"/>
           <w:sz w:val="28"/>
         </w:rPr>
@@ -1643,14 +2458,13 @@
       <w:pPr>
         <w:pStyle w:val="1"/>
         <w:pageBreakBefore/>
-        <w:spacing w:line="240" w:lineRule="auto" w:before="0" w:after="360"/>
-        <w:ind w:left="0" w:right="0" w:firstLine="709"/>
+        <w:spacing w:before="0" w:after="360" w:line="240" w:lineRule="auto"/>
+        <w:ind w:firstLine="709"/>
       </w:pPr>
       <w:r>
         <w:rPr>
           <w:rFonts w:ascii="Times New Roman" w:hAnsi="Times New Roman"/>
           <w:b/>
-          <w:i w:val="0"/>
           <w:color w:val="000000"/>
           <w:sz w:val="28"/>
         </w:rPr>
@@ -1659,20 +2473,17 @@
     </w:p>
     <w:p>
       <w:pPr>
-        <w:spacing w:line="240" w:lineRule="auto" w:before="280" w:after="0"/>
-        <w:ind w:left="0" w:right="0" w:firstLine="0"/>
         <w:pBdr>
           <w:top w:val="single" w:sz="4" w:space="4" w:color="000000"/>
           <w:left w:val="single" w:sz="4" w:space="4" w:color="000000"/>
           <w:bottom w:val="single" w:sz="4" w:space="4" w:color="000000"/>
           <w:right w:val="single" w:sz="4" w:space="4" w:color="000000"/>
         </w:pBdr>
+        <w:spacing w:before="280" w:after="0" w:line="240" w:lineRule="auto"/>
       </w:pPr>
       <w:r>
         <w:rPr>
           <w:rFonts w:ascii="Courier New" w:hAnsi="Courier New"/>
-          <w:b w:val="0"/>
-          <w:i w:val="0"/>
           <w:color w:val="000000"/>
           <w:sz w:val="24"/>
         </w:rPr>
@@ -1681,15 +2492,12 @@
     </w:p>
     <w:p>
       <w:pPr>
-        <w:spacing w:line="240" w:lineRule="auto" w:before="120" w:after="280"/>
-        <w:ind w:left="0" w:right="0" w:firstLine="0"/>
+        <w:spacing w:before="120" w:after="280" w:line="240" w:lineRule="auto"/>
         <w:jc w:val="center"/>
       </w:pPr>
       <w:r>
         <w:rPr>
           <w:rFonts w:ascii="Times New Roman" w:hAnsi="Times New Roman"/>
-          <w:b w:val="0"/>
-          <w:i w:val="0"/>
           <w:color w:val="000000"/>
           <w:sz w:val="28"/>
         </w:rPr>
@@ -1698,15 +2506,13 @@
     </w:p>
     <w:p>
       <w:pPr>
-        <w:spacing w:line="240" w:lineRule="auto" w:before="0" w:after="0"/>
-        <w:ind w:left="0" w:right="0" w:firstLine="709"/>
+        <w:spacing w:after="0" w:line="240" w:lineRule="auto"/>
+        <w:ind w:firstLine="709"/>
         <w:jc w:val="both"/>
       </w:pPr>
       <w:r>
         <w:rPr>
           <w:rFonts w:ascii="Times New Roman" w:hAnsi="Times New Roman"/>
-          <w:b w:val="0"/>
-          <w:i w:val="0"/>
           <w:color w:val="000000"/>
           <w:sz w:val="28"/>
         </w:rPr>
@@ -1715,15 +2521,13 @@
     </w:p>
     <w:p>
       <w:pPr>
-        <w:spacing w:line="240" w:lineRule="auto" w:before="0" w:after="0"/>
-        <w:ind w:left="0" w:right="0" w:firstLine="709"/>
+        <w:spacing w:after="0" w:line="240" w:lineRule="auto"/>
+        <w:ind w:firstLine="709"/>
         <w:jc w:val="both"/>
       </w:pPr>
       <w:r>
         <w:rPr>
           <w:rFonts w:ascii="Times New Roman" w:hAnsi="Times New Roman"/>
-          <w:b w:val="0"/>
-          <w:i w:val="0"/>
           <w:color w:val="000000"/>
           <w:sz w:val="28"/>
         </w:rPr>
@@ -1732,15 +2536,13 @@
     </w:p>
     <w:p>
       <w:pPr>
-        <w:spacing w:line="240" w:lineRule="auto" w:before="0" w:after="0"/>
-        <w:ind w:left="0" w:right="0" w:firstLine="709"/>
+        <w:spacing w:after="0" w:line="240" w:lineRule="auto"/>
+        <w:ind w:firstLine="709"/>
         <w:jc w:val="both"/>
       </w:pPr>
       <w:r>
         <w:rPr>
           <w:rFonts w:ascii="Times New Roman" w:hAnsi="Times New Roman"/>
-          <w:b w:val="0"/>
-          <w:i w:val="0"/>
           <w:color w:val="000000"/>
           <w:sz w:val="28"/>
         </w:rPr>
@@ -1749,15 +2551,13 @@
     </w:p>
     <w:p>
       <w:pPr>
-        <w:spacing w:line="240" w:lineRule="auto" w:before="0" w:after="0"/>
-        <w:ind w:left="0" w:right="0" w:firstLine="709"/>
+        <w:spacing w:after="0" w:line="240" w:lineRule="auto"/>
+        <w:ind w:firstLine="709"/>
         <w:jc w:val="both"/>
       </w:pPr>
       <w:r>
         <w:rPr>
           <w:rFonts w:ascii="Times New Roman" w:hAnsi="Times New Roman"/>
-          <w:b w:val="0"/>
-          <w:i w:val="0"/>
           <w:color w:val="000000"/>
           <w:sz w:val="28"/>
         </w:rPr>

--- a/tst.docx
+++ b/tst.docx
@@ -27,6 +27,9 @@
       <w:pPr>
         <w:spacing w:before="280" w:after="0" w:line="240" w:lineRule="auto"/>
         <w:rPr>
+          <w:rFonts w:ascii="Times New Roman" w:hAnsi="Times New Roman"/>
+          <w:color w:val="000000"/>
+          <w:sz w:val="28"/>
           <w:lang w:val="ru-RU"/>
         </w:rPr>
       </w:pPr>
@@ -42,419 +45,54 @@
     </w:p>
     <w:tbl>
       <w:tblPr>
-        <w:tblW w:w="5001" w:type="pct"/>
-        <w:tblLayout w:type="fixed"/>
+        <w:tblStyle w:val="a4"/>
+        <w:tblW w:w="0" w:type="auto"/>
         <w:tblLook w:val="04A0" w:firstRow="1" w:lastRow="0" w:firstColumn="1" w:lastColumn="0" w:noHBand="0" w:noVBand="1"/>
       </w:tblPr>
       <w:tblGrid>
-        <w:gridCol w:w="2340"/>
-        <w:gridCol w:w="2338"/>
-        <w:gridCol w:w="467"/>
-        <w:gridCol w:w="467"/>
-        <w:gridCol w:w="468"/>
-        <w:gridCol w:w="467"/>
-        <w:gridCol w:w="468"/>
-        <w:gridCol w:w="2337"/>
+        <w:gridCol w:w="3116"/>
+        <w:gridCol w:w="3117"/>
+        <w:gridCol w:w="3117"/>
       </w:tblGrid>
       <w:tr>
         <w:tc>
           <w:tcPr>
-            <w:tcW w:w="2339" w:type="dxa"/>
-            <w:tcBorders>
-              <w:top w:val="single" w:sz="4" w:space="0" w:color="000000"/>
-              <w:left w:val="single" w:sz="4" w:space="0" w:color="000000"/>
-              <w:bottom w:val="single" w:sz="4" w:space="0" w:color="000000"/>
-              <w:right w:val="single" w:sz="4" w:space="0" w:color="000000"/>
-            </w:tcBorders>
-            <w:vAlign w:val="center"/>
+            <w:tcW w:w="6233" w:type="dxa"/>
+            <w:gridSpan w:val="2"/>
+            <w:vMerge w:val="restart"/>
           </w:tcPr>
           <w:p>
             <w:pPr>
-              <w:spacing w:after="0" w:line="240" w:lineRule="auto"/>
-              <w:jc w:val="center"/>
+              <w:spacing w:before="280"/>
             </w:pPr>
             <w:r>
-              <w:rPr>
-                <w:rFonts w:ascii="Times New Roman" w:hAnsi="Times New Roman"/>
-                <w:color w:val="00FF00"/>
-                <w:sz w:val="24"/>
-              </w:rPr>
-              <w:t>1</w:t>
+              <w:t>d</w:t>
             </w:r>
           </w:p>
-        </w:tc>
-        <w:tc>
-          <w:tcPr>
-            <w:tcW w:w="4675" w:type="dxa"/>
-            <w:gridSpan w:val="6"/>
-            <w:tcBorders>
-              <w:top w:val="single" w:sz="4" w:space="0" w:color="000000"/>
-              <w:left w:val="single" w:sz="4" w:space="0" w:color="000000"/>
-              <w:bottom w:val="single" w:sz="4" w:space="0" w:color="000000"/>
-              <w:right w:val="single" w:sz="4" w:space="0" w:color="auto"/>
-            </w:tcBorders>
-            <w:vAlign w:val="center"/>
-          </w:tcPr>
           <w:p>
             <w:pPr>
-              <w:spacing w:after="0" w:line="240" w:lineRule="auto"/>
-              <w:jc w:val="center"/>
+              <w:spacing w:before="280"/>
             </w:pPr>
             <w:r>
-              <w:rPr>
-                <w:rFonts w:ascii="Times New Roman" w:hAnsi="Times New Roman"/>
-                <w:color w:val="000000"/>
-                <w:sz w:val="24"/>
-              </w:rPr>
               <w:t>2</w:t>
             </w:r>
           </w:p>
           <w:p>
             <w:pPr>
-              <w:spacing w:after="0" w:line="240" w:lineRule="auto"/>
-              <w:jc w:val="center"/>
+              <w:spacing w:before="280"/>
             </w:pPr>
             <w:r>
-              <w:rPr>
-                <w:rFonts w:ascii="Times New Roman" w:hAnsi="Times New Roman"/>
-                <w:color w:val="000000"/>
-                <w:sz w:val="24"/>
-              </w:rPr>
               <w:t>3</w:t>
             </w:r>
           </w:p>
         </w:tc>
         <w:tc>
           <w:tcPr>
-            <w:tcW w:w="2337" w:type="dxa"/>
-            <w:tcBorders>
-              <w:top w:val="single" w:sz="4" w:space="0" w:color="000000"/>
-              <w:left w:val="single" w:sz="4" w:space="0" w:color="auto"/>
-              <w:bottom w:val="single" w:sz="4" w:space="0" w:color="000000"/>
-              <w:right w:val="single" w:sz="4" w:space="0" w:color="000000"/>
-            </w:tcBorders>
-            <w:vAlign w:val="center"/>
+            <w:tcW w:w="3117" w:type="dxa"/>
           </w:tcPr>
           <w:p>
             <w:pPr>
-              <w:spacing w:after="0" w:line="240" w:lineRule="auto"/>
-              <w:jc w:val="center"/>
-            </w:pPr>
-            <w:r>
-              <w:rPr>
-                <w:rFonts w:ascii="Times New Roman" w:hAnsi="Times New Roman"/>
-                <w:color w:val="000000"/>
-                <w:sz w:val="24"/>
-              </w:rPr>
-              <w:t>4</w:t>
-            </w:r>
-          </w:p>
-        </w:tc>
-      </w:tr>
-      <w:tr>
-        <w:tc>
-          <w:tcPr>
-            <w:tcW w:w="4677" w:type="dxa"/>
-            <w:gridSpan w:val="2"/>
-            <w:vMerge w:val="restart"/>
-            <w:tcBorders>
-              <w:top w:val="single" w:sz="4" w:space="0" w:color="000000"/>
-              <w:left w:val="single" w:sz="4" w:space="0" w:color="000000"/>
-              <w:right w:val="single" w:sz="4" w:space="0" w:color="000000"/>
-            </w:tcBorders>
-            <w:vAlign w:val="center"/>
-          </w:tcPr>
-          <w:p>
-            <w:pPr>
-              <w:spacing w:after="0" w:line="240" w:lineRule="auto"/>
-              <w:jc w:val="center"/>
-            </w:pPr>
-            <w:r>
-              <w:rPr>
-                <w:rFonts w:ascii="Times New Roman" w:hAnsi="Times New Roman"/>
-                <w:color w:val="00FF00"/>
-                <w:sz w:val="24"/>
-              </w:rPr>
-              <w:t>5</w:t>
-            </w:r>
-          </w:p>
-          <w:p>
-            <w:pPr>
-              <w:spacing w:after="0" w:line="240" w:lineRule="auto"/>
-              <w:jc w:val="center"/>
-            </w:pPr>
-            <w:r>
-              <w:rPr>
-                <w:rFonts w:ascii="Times New Roman" w:hAnsi="Times New Roman"/>
-                <w:color w:val="000000"/>
-                <w:sz w:val="24"/>
-              </w:rPr>
-              <w:t>6</w:t>
-            </w:r>
-          </w:p>
-          <w:p>
-            <w:pPr>
-              <w:spacing w:after="0" w:line="240" w:lineRule="auto"/>
-              <w:jc w:val="center"/>
-              <w:rPr>
-                <w:lang w:val="ru-RU"/>
-              </w:rPr>
-            </w:pPr>
-            <w:r>
-              <w:rPr>
-                <w:rFonts w:ascii="Times New Roman" w:hAnsi="Times New Roman"/>
-                <w:color w:val="000000"/>
-                <w:sz w:val="24"/>
-                <w:lang w:val="ru-RU"/>
-              </w:rPr>
-              <w:t>9</w:t>
-            </w:r>
-          </w:p>
-          <w:p>
-            <w:pPr>
-              <w:spacing w:after="0" w:line="240" w:lineRule="auto"/>
-              <w:jc w:val="center"/>
-            </w:pPr>
-            <w:r>
-              <w:rPr>
-                <w:rFonts w:ascii="Times New Roman" w:hAnsi="Times New Roman"/>
-                <w:color w:val="000000"/>
-                <w:sz w:val="24"/>
-                <w:lang w:val="ru-RU"/>
-              </w:rPr>
-              <w:t>10</w:t>
-            </w:r>
-          </w:p>
-        </w:tc>
-        <w:tc>
-          <w:tcPr>
-            <w:tcW w:w="2337" w:type="dxa"/>
-            <w:gridSpan w:val="5"/>
-            <w:tcBorders>
-              <w:top w:val="single" w:sz="4" w:space="0" w:color="000000"/>
-              <w:left w:val="single" w:sz="4" w:space="0" w:color="000000"/>
-              <w:bottom w:val="single" w:sz="4" w:space="0" w:color="000000"/>
-              <w:right w:val="single" w:sz="4" w:space="0" w:color="auto"/>
-            </w:tcBorders>
-            <w:vAlign w:val="center"/>
-          </w:tcPr>
-          <w:p>
-            <w:pPr>
-              <w:spacing w:after="0" w:line="240" w:lineRule="auto"/>
-              <w:jc w:val="center"/>
-            </w:pPr>
-            <w:r>
-              <w:rPr>
-                <w:rFonts w:ascii="Times New Roman" w:hAnsi="Times New Roman"/>
-                <w:color w:val="000000"/>
-                <w:sz w:val="24"/>
-              </w:rPr>
-              <w:t>7</w:t>
-            </w:r>
-          </w:p>
-        </w:tc>
-        <w:tc>
-          <w:tcPr>
-            <w:tcW w:w="2337" w:type="dxa"/>
-            <w:vMerge w:val="restart"/>
-            <w:tcBorders>
-              <w:top w:val="single" w:sz="4" w:space="0" w:color="000000"/>
-              <w:left w:val="single" w:sz="4" w:space="0" w:color="auto"/>
-              <w:right w:val="single" w:sz="4" w:space="0" w:color="000000"/>
-            </w:tcBorders>
-            <w:vAlign w:val="center"/>
-          </w:tcPr>
-          <w:p>
-            <w:pPr>
-              <w:spacing w:after="0" w:line="240" w:lineRule="auto"/>
-              <w:jc w:val="center"/>
-              <w:rPr>
-                <w:lang w:val="ru-RU"/>
-              </w:rPr>
-            </w:pPr>
-            <w:r>
-              <w:rPr>
-                <w:rFonts w:ascii="Times New Roman" w:hAnsi="Times New Roman"/>
-                <w:color w:val="000000"/>
-                <w:sz w:val="24"/>
-                <w:lang w:val="ru-RU"/>
-              </w:rPr>
-              <w:t>8</w:t>
-            </w:r>
-          </w:p>
-          <w:p>
-            <w:pPr>
-              <w:spacing w:after="0" w:line="240" w:lineRule="auto"/>
-              <w:jc w:val="center"/>
-              <w:rPr>
-                <w:lang w:val="ru-RU"/>
-              </w:rPr>
-            </w:pPr>
-            <w:r>
-              <w:rPr>
-                <w:rFonts w:ascii="Times New Roman" w:hAnsi="Times New Roman"/>
-                <w:color w:val="000000"/>
-                <w:sz w:val="24"/>
-                <w:lang w:val="ru-RU"/>
-              </w:rPr>
-              <w:t>12</w:t>
-            </w:r>
-          </w:p>
-        </w:tc>
-      </w:tr>
-      <w:tr>
-        <w:trPr>
-          <w:trHeight w:val="157"/>
-        </w:trPr>
-        <w:tc>
-          <w:tcPr>
-            <w:tcW w:w="4677" w:type="dxa"/>
-            <w:gridSpan w:val="2"/>
-            <w:vMerge/>
-            <w:tcBorders>
-              <w:left w:val="single" w:sz="4" w:space="0" w:color="000000"/>
-              <w:right w:val="single" w:sz="4" w:space="0" w:color="000000"/>
-            </w:tcBorders>
-            <w:vAlign w:val="center"/>
-          </w:tcPr>
-          <w:p>
-            <w:pPr>
-              <w:spacing w:after="0" w:line="240" w:lineRule="auto"/>
-              <w:jc w:val="center"/>
-              <w:rPr>
-                <w:lang w:val="ru-RU"/>
-              </w:rPr>
-            </w:pPr>
-          </w:p>
-        </w:tc>
-        <w:tc>
-          <w:tcPr>
-            <w:tcW w:w="467" w:type="dxa"/>
-            <w:tcBorders>
-              <w:top w:val="single" w:sz="4" w:space="0" w:color="000000"/>
-              <w:left w:val="single" w:sz="4" w:space="0" w:color="000000"/>
-              <w:bottom w:val="single" w:sz="4" w:space="0" w:color="000000"/>
-              <w:right w:val="single" w:sz="4" w:space="0" w:color="000000"/>
-            </w:tcBorders>
-            <w:vAlign w:val="center"/>
-          </w:tcPr>
-          <w:p>
-            <w:pPr>
-              <w:spacing w:after="0" w:line="240" w:lineRule="auto"/>
-              <w:jc w:val="center"/>
-              <w:rPr>
-                <w:lang w:val="ru-RU"/>
-              </w:rPr>
-            </w:pPr>
-            <w:r>
-              <w:rPr>
-                <w:rFonts w:ascii="Times New Roman" w:hAnsi="Times New Roman"/>
-                <w:color w:val="000000"/>
-                <w:sz w:val="24"/>
-                <w:lang w:val="ru-RU"/>
-              </w:rPr>
-              <w:t>11</w:t>
-            </w:r>
-          </w:p>
-        </w:tc>
-        <w:tc>
-          <w:tcPr>
-            <w:tcW w:w="467" w:type="dxa"/>
-            <w:tcBorders>
-              <w:top w:val="single" w:sz="4" w:space="0" w:color="000000"/>
-              <w:left w:val="single" w:sz="4" w:space="0" w:color="000000"/>
-              <w:bottom w:val="single" w:sz="4" w:space="0" w:color="000000"/>
-              <w:right w:val="single" w:sz="4" w:space="0" w:color="000000"/>
-            </w:tcBorders>
-            <w:vAlign w:val="center"/>
-          </w:tcPr>
-          <w:p>
-            <w:pPr>
-              <w:spacing w:after="0" w:line="240" w:lineRule="auto"/>
-              <w:jc w:val="center"/>
-              <w:rPr>
-                <w:lang w:val="ru-RU"/>
-              </w:rPr>
-            </w:pPr>
-          </w:p>
-        </w:tc>
-        <w:tc>
-          <w:tcPr>
-            <w:tcW w:w="468" w:type="dxa"/>
-            <w:tcBorders>
-              <w:top w:val="single" w:sz="4" w:space="0" w:color="000000"/>
-              <w:left w:val="single" w:sz="4" w:space="0" w:color="000000"/>
-              <w:bottom w:val="single" w:sz="4" w:space="0" w:color="000000"/>
-              <w:right w:val="single" w:sz="4" w:space="0" w:color="000000"/>
-            </w:tcBorders>
-            <w:vAlign w:val="center"/>
-          </w:tcPr>
-          <w:p>
-            <w:pPr>
-              <w:spacing w:after="0" w:line="240" w:lineRule="auto"/>
-              <w:jc w:val="center"/>
-              <w:rPr>
-                <w:lang w:val="ru-RU"/>
-              </w:rPr>
-            </w:pPr>
-          </w:p>
-        </w:tc>
-        <w:tc>
-          <w:tcPr>
-            <w:tcW w:w="467" w:type="dxa"/>
-            <w:tcBorders>
-              <w:top w:val="single" w:sz="4" w:space="0" w:color="000000"/>
-              <w:left w:val="single" w:sz="4" w:space="0" w:color="000000"/>
-              <w:bottom w:val="single" w:sz="4" w:space="0" w:color="000000"/>
-              <w:right w:val="single" w:sz="4" w:space="0" w:color="000000"/>
-            </w:tcBorders>
-            <w:vAlign w:val="center"/>
-          </w:tcPr>
-          <w:p>
-            <w:pPr>
-              <w:spacing w:after="0" w:line="240" w:lineRule="auto"/>
-              <w:jc w:val="center"/>
-              <w:rPr>
-                <w:lang w:val="ru-RU"/>
-              </w:rPr>
-            </w:pPr>
-          </w:p>
-        </w:tc>
-        <w:tc>
-          <w:tcPr>
-            <w:tcW w:w="468" w:type="dxa"/>
-            <w:tcBorders>
-              <w:top w:val="single" w:sz="4" w:space="0" w:color="000000"/>
-              <w:left w:val="single" w:sz="4" w:space="0" w:color="000000"/>
-              <w:bottom w:val="single" w:sz="4" w:space="0" w:color="000000"/>
-              <w:right w:val="single" w:sz="4" w:space="0" w:color="auto"/>
-            </w:tcBorders>
-            <w:vAlign w:val="center"/>
-          </w:tcPr>
-          <w:p>
-            <w:pPr>
-              <w:spacing w:after="0" w:line="240" w:lineRule="auto"/>
-              <w:jc w:val="center"/>
-              <w:rPr>
-                <w:lang w:val="ru-RU"/>
-              </w:rPr>
-            </w:pPr>
-          </w:p>
-        </w:tc>
-        <w:tc>
-          <w:tcPr>
-            <w:tcW w:w="2337" w:type="dxa"/>
-            <w:vMerge/>
-            <w:tcBorders>
-              <w:left w:val="single" w:sz="4" w:space="0" w:color="auto"/>
-              <w:right w:val="single" w:sz="4" w:space="0" w:color="000000"/>
-            </w:tcBorders>
-            <w:vAlign w:val="center"/>
-          </w:tcPr>
-          <w:p>
-            <w:pPr>
-              <w:spacing w:after="0" w:line="240" w:lineRule="auto"/>
-              <w:jc w:val="center"/>
+              <w:spacing w:before="280"/>
               <w:rPr>
                 <w:lang w:val="ru-RU"/>
               </w:rPr>
@@ -464,497 +102,70 @@
       </w:tr>
       <w:tr>
         <w:trPr>
-          <w:trHeight w:val="157"/>
+          <w:trHeight w:val="549"/>
         </w:trPr>
         <w:tc>
           <w:tcPr>
-            <w:tcW w:w="4677" w:type="dxa"/>
+            <w:tcW w:w="6233" w:type="dxa"/>
             <w:gridSpan w:val="2"/>
             <w:vMerge/>
-            <w:tcBorders>
-              <w:left w:val="single" w:sz="4" w:space="0" w:color="000000"/>
-              <w:right w:val="single" w:sz="4" w:space="0" w:color="000000"/>
-            </w:tcBorders>
-            <w:vAlign w:val="center"/>
           </w:tcPr>
           <w:p>
             <w:pPr>
-              <w:spacing w:after="0" w:line="240" w:lineRule="auto"/>
-              <w:jc w:val="center"/>
-              <w:rPr>
-                <w:lang w:val="ru-RU"/>
-              </w:rPr>
+              <w:spacing w:before="280"/>
             </w:pPr>
           </w:p>
         </w:tc>
         <w:tc>
           <w:tcPr>
-            <w:tcW w:w="467" w:type="dxa"/>
-            <w:tcBorders>
-              <w:top w:val="single" w:sz="4" w:space="0" w:color="000000"/>
-              <w:left w:val="single" w:sz="4" w:space="0" w:color="000000"/>
-              <w:bottom w:val="single" w:sz="4" w:space="0" w:color="000000"/>
-              <w:right w:val="single" w:sz="4" w:space="0" w:color="000000"/>
-            </w:tcBorders>
-            <w:vAlign w:val="center"/>
+            <w:tcW w:w="3117" w:type="dxa"/>
+            <w:vMerge w:val="restart"/>
           </w:tcPr>
           <w:p>
             <w:pPr>
-              <w:spacing w:after="0" w:line="240" w:lineRule="auto"/>
-              <w:jc w:val="center"/>
-              <w:rPr>
-                <w:rFonts w:ascii="Times New Roman" w:hAnsi="Times New Roman"/>
-                <w:color w:val="000000"/>
-                <w:sz w:val="24"/>
-                <w:lang w:val="ru-RU"/>
-              </w:rPr>
+              <w:spacing w:before="280"/>
             </w:pPr>
+            <w:r>
+              <w:t>ds</w:t>
+            </w:r>
+          </w:p>
+        </w:tc>
+      </w:tr>
+      <w:tr>
+        <w:tc>
+          <w:tcPr>
+            <w:tcW w:w="3116" w:type="dxa"/>
+          </w:tcPr>
+          <w:p>
+            <w:pPr>
+              <w:spacing w:before="280"/>
+            </w:pPr>
+            <w:r>
+              <w:t>1</w:t>
+            </w:r>
           </w:p>
         </w:tc>
         <w:tc>
           <w:tcPr>
-            <w:tcW w:w="467" w:type="dxa"/>
-            <w:tcBorders>
-              <w:top w:val="single" w:sz="4" w:space="0" w:color="000000"/>
-              <w:left w:val="single" w:sz="4" w:space="0" w:color="000000"/>
-              <w:bottom w:val="single" w:sz="4" w:space="0" w:color="000000"/>
-              <w:right w:val="single" w:sz="4" w:space="0" w:color="000000"/>
-            </w:tcBorders>
-            <w:vAlign w:val="center"/>
+            <w:tcW w:w="3117" w:type="dxa"/>
           </w:tcPr>
           <w:p>
             <w:pPr>
-              <w:spacing w:after="0" w:line="240" w:lineRule="auto"/>
-              <w:jc w:val="center"/>
-              <w:rPr>
-                <w:rFonts w:ascii="Times New Roman" w:hAnsi="Times New Roman"/>
-                <w:color w:val="000000"/>
-                <w:sz w:val="24"/>
-                <w:lang w:val="ru-RU"/>
-              </w:rPr>
+              <w:spacing w:before="280"/>
             </w:pPr>
+            <w:r>
+              <w:t>3</w:t>
+            </w:r>
           </w:p>
         </w:tc>
         <w:tc>
           <w:tcPr>
-            <w:tcW w:w="468" w:type="dxa"/>
-            <w:tcBorders>
-              <w:top w:val="single" w:sz="4" w:space="0" w:color="000000"/>
-              <w:left w:val="single" w:sz="4" w:space="0" w:color="000000"/>
-              <w:bottom w:val="single" w:sz="4" w:space="0" w:color="000000"/>
-              <w:right w:val="single" w:sz="4" w:space="0" w:color="000000"/>
-            </w:tcBorders>
-            <w:vAlign w:val="center"/>
+            <w:tcW w:w="3117" w:type="dxa"/>
+            <w:vMerge/>
           </w:tcPr>
           <w:p>
             <w:pPr>
-              <w:spacing w:after="0" w:line="240" w:lineRule="auto"/>
-              <w:jc w:val="center"/>
-              <w:rPr>
-                <w:rFonts w:ascii="Times New Roman" w:hAnsi="Times New Roman"/>
-                <w:color w:val="000000"/>
-                <w:sz w:val="24"/>
-                <w:lang w:val="ru-RU"/>
-              </w:rPr>
-            </w:pPr>
-          </w:p>
-        </w:tc>
-        <w:tc>
-          <w:tcPr>
-            <w:tcW w:w="467" w:type="dxa"/>
-            <w:tcBorders>
-              <w:top w:val="single" w:sz="4" w:space="0" w:color="000000"/>
-              <w:left w:val="single" w:sz="4" w:space="0" w:color="000000"/>
-              <w:bottom w:val="single" w:sz="4" w:space="0" w:color="000000"/>
-              <w:right w:val="single" w:sz="4" w:space="0" w:color="000000"/>
-            </w:tcBorders>
-            <w:vAlign w:val="center"/>
-          </w:tcPr>
-          <w:p>
-            <w:pPr>
-              <w:spacing w:after="0" w:line="240" w:lineRule="auto"/>
-              <w:jc w:val="center"/>
-              <w:rPr>
-                <w:rFonts w:ascii="Times New Roman" w:hAnsi="Times New Roman"/>
-                <w:color w:val="000000"/>
-                <w:sz w:val="24"/>
-                <w:lang w:val="ru-RU"/>
-              </w:rPr>
-            </w:pPr>
-          </w:p>
-        </w:tc>
-        <w:tc>
-          <w:tcPr>
-            <w:tcW w:w="468" w:type="dxa"/>
-            <w:tcBorders>
-              <w:top w:val="single" w:sz="4" w:space="0" w:color="000000"/>
-              <w:left w:val="single" w:sz="4" w:space="0" w:color="000000"/>
-              <w:bottom w:val="single" w:sz="4" w:space="0" w:color="000000"/>
-              <w:right w:val="single" w:sz="4" w:space="0" w:color="auto"/>
-            </w:tcBorders>
-            <w:vAlign w:val="center"/>
-          </w:tcPr>
-          <w:p>
-            <w:pPr>
-              <w:spacing w:after="0" w:line="240" w:lineRule="auto"/>
-              <w:jc w:val="center"/>
-              <w:rPr>
-                <w:rFonts w:ascii="Times New Roman" w:hAnsi="Times New Roman"/>
-                <w:color w:val="000000"/>
-                <w:sz w:val="24"/>
-                <w:lang w:val="ru-RU"/>
-              </w:rPr>
-            </w:pPr>
-          </w:p>
-        </w:tc>
-        <w:tc>
-          <w:tcPr>
-            <w:tcW w:w="2337" w:type="dxa"/>
-            <w:vMerge/>
-            <w:tcBorders>
-              <w:left w:val="single" w:sz="4" w:space="0" w:color="auto"/>
-              <w:right w:val="single" w:sz="4" w:space="0" w:color="000000"/>
-            </w:tcBorders>
-            <w:vAlign w:val="center"/>
-          </w:tcPr>
-          <w:p>
-            <w:pPr>
-              <w:spacing w:after="0" w:line="240" w:lineRule="auto"/>
-              <w:jc w:val="center"/>
-              <w:rPr>
-                <w:lang w:val="ru-RU"/>
-              </w:rPr>
-            </w:pPr>
-          </w:p>
-        </w:tc>
-      </w:tr>
-      <w:tr>
-        <w:trPr>
-          <w:trHeight w:val="157"/>
-        </w:trPr>
-        <w:tc>
-          <w:tcPr>
-            <w:tcW w:w="4677" w:type="dxa"/>
-            <w:gridSpan w:val="2"/>
-            <w:vMerge/>
-            <w:tcBorders>
-              <w:left w:val="single" w:sz="4" w:space="0" w:color="000000"/>
-              <w:right w:val="single" w:sz="4" w:space="0" w:color="000000"/>
-            </w:tcBorders>
-            <w:vAlign w:val="center"/>
-          </w:tcPr>
-          <w:p>
-            <w:pPr>
-              <w:spacing w:after="0" w:line="240" w:lineRule="auto"/>
-              <w:jc w:val="center"/>
-              <w:rPr>
-                <w:lang w:val="ru-RU"/>
-              </w:rPr>
-            </w:pPr>
-          </w:p>
-        </w:tc>
-        <w:tc>
-          <w:tcPr>
-            <w:tcW w:w="467" w:type="dxa"/>
-            <w:tcBorders>
-              <w:top w:val="single" w:sz="4" w:space="0" w:color="000000"/>
-              <w:left w:val="single" w:sz="4" w:space="0" w:color="000000"/>
-              <w:bottom w:val="single" w:sz="4" w:space="0" w:color="000000"/>
-              <w:right w:val="single" w:sz="4" w:space="0" w:color="000000"/>
-            </w:tcBorders>
-            <w:vAlign w:val="center"/>
-          </w:tcPr>
-          <w:p>
-            <w:pPr>
-              <w:spacing w:after="0" w:line="240" w:lineRule="auto"/>
-              <w:jc w:val="center"/>
-              <w:rPr>
-                <w:rFonts w:ascii="Times New Roman" w:hAnsi="Times New Roman"/>
-                <w:color w:val="000000"/>
-                <w:sz w:val="24"/>
-                <w:lang w:val="ru-RU"/>
-              </w:rPr>
-            </w:pPr>
-          </w:p>
-        </w:tc>
-        <w:tc>
-          <w:tcPr>
-            <w:tcW w:w="467" w:type="dxa"/>
-            <w:tcBorders>
-              <w:top w:val="single" w:sz="4" w:space="0" w:color="000000"/>
-              <w:left w:val="single" w:sz="4" w:space="0" w:color="000000"/>
-              <w:bottom w:val="single" w:sz="4" w:space="0" w:color="000000"/>
-              <w:right w:val="single" w:sz="4" w:space="0" w:color="000000"/>
-            </w:tcBorders>
-            <w:vAlign w:val="center"/>
-          </w:tcPr>
-          <w:p>
-            <w:pPr>
-              <w:spacing w:after="0" w:line="240" w:lineRule="auto"/>
-              <w:jc w:val="center"/>
-              <w:rPr>
-                <w:rFonts w:ascii="Times New Roman" w:hAnsi="Times New Roman"/>
-                <w:color w:val="000000"/>
-                <w:sz w:val="24"/>
-                <w:lang w:val="ru-RU"/>
-              </w:rPr>
-            </w:pPr>
-          </w:p>
-        </w:tc>
-        <w:tc>
-          <w:tcPr>
-            <w:tcW w:w="468" w:type="dxa"/>
-            <w:tcBorders>
-              <w:top w:val="single" w:sz="4" w:space="0" w:color="000000"/>
-              <w:left w:val="single" w:sz="4" w:space="0" w:color="000000"/>
-              <w:bottom w:val="single" w:sz="4" w:space="0" w:color="000000"/>
-              <w:right w:val="single" w:sz="4" w:space="0" w:color="000000"/>
-            </w:tcBorders>
-            <w:vAlign w:val="center"/>
-          </w:tcPr>
-          <w:p>
-            <w:pPr>
-              <w:spacing w:after="0" w:line="240" w:lineRule="auto"/>
-              <w:jc w:val="center"/>
-              <w:rPr>
-                <w:rFonts w:ascii="Times New Roman" w:hAnsi="Times New Roman"/>
-                <w:color w:val="000000"/>
-                <w:sz w:val="24"/>
-                <w:lang w:val="ru-RU"/>
-              </w:rPr>
-            </w:pPr>
-          </w:p>
-        </w:tc>
-        <w:tc>
-          <w:tcPr>
-            <w:tcW w:w="467" w:type="dxa"/>
-            <w:tcBorders>
-              <w:top w:val="single" w:sz="4" w:space="0" w:color="000000"/>
-              <w:left w:val="single" w:sz="4" w:space="0" w:color="000000"/>
-              <w:bottom w:val="single" w:sz="4" w:space="0" w:color="000000"/>
-              <w:right w:val="single" w:sz="4" w:space="0" w:color="000000"/>
-            </w:tcBorders>
-            <w:vAlign w:val="center"/>
-          </w:tcPr>
-          <w:p>
-            <w:pPr>
-              <w:spacing w:after="0" w:line="240" w:lineRule="auto"/>
-              <w:jc w:val="center"/>
-              <w:rPr>
-                <w:rFonts w:ascii="Times New Roman" w:hAnsi="Times New Roman"/>
-                <w:color w:val="000000"/>
-                <w:sz w:val="24"/>
-                <w:lang w:val="ru-RU"/>
-              </w:rPr>
-            </w:pPr>
-          </w:p>
-        </w:tc>
-        <w:tc>
-          <w:tcPr>
-            <w:tcW w:w="468" w:type="dxa"/>
-            <w:tcBorders>
-              <w:top w:val="single" w:sz="4" w:space="0" w:color="000000"/>
-              <w:left w:val="single" w:sz="4" w:space="0" w:color="000000"/>
-              <w:bottom w:val="single" w:sz="4" w:space="0" w:color="000000"/>
-              <w:right w:val="single" w:sz="4" w:space="0" w:color="auto"/>
-            </w:tcBorders>
-            <w:vAlign w:val="center"/>
-          </w:tcPr>
-          <w:p>
-            <w:pPr>
-              <w:spacing w:after="0" w:line="240" w:lineRule="auto"/>
-              <w:jc w:val="center"/>
-              <w:rPr>
-                <w:rFonts w:ascii="Times New Roman" w:hAnsi="Times New Roman"/>
-                <w:color w:val="000000"/>
-                <w:sz w:val="24"/>
-                <w:lang w:val="ru-RU"/>
-              </w:rPr>
-            </w:pPr>
-          </w:p>
-        </w:tc>
-        <w:tc>
-          <w:tcPr>
-            <w:tcW w:w="2337" w:type="dxa"/>
-            <w:vMerge/>
-            <w:tcBorders>
-              <w:left w:val="single" w:sz="4" w:space="0" w:color="auto"/>
-              <w:right w:val="single" w:sz="4" w:space="0" w:color="000000"/>
-            </w:tcBorders>
-            <w:vAlign w:val="center"/>
-          </w:tcPr>
-          <w:p>
-            <w:pPr>
-              <w:spacing w:after="0" w:line="240" w:lineRule="auto"/>
-              <w:jc w:val="center"/>
-              <w:rPr>
-                <w:lang w:val="ru-RU"/>
-              </w:rPr>
-            </w:pPr>
-          </w:p>
-        </w:tc>
-      </w:tr>
-      <w:tr>
-        <w:trPr>
-          <w:trHeight w:val="157"/>
-        </w:trPr>
-        <w:tc>
-          <w:tcPr>
-            <w:tcW w:w="4677" w:type="dxa"/>
-            <w:gridSpan w:val="2"/>
-            <w:vMerge/>
-            <w:tcBorders>
-              <w:left w:val="single" w:sz="4" w:space="0" w:color="000000"/>
-              <w:bottom w:val="single" w:sz="4" w:space="0" w:color="000000"/>
-              <w:right w:val="single" w:sz="4" w:space="0" w:color="000000"/>
-            </w:tcBorders>
-            <w:vAlign w:val="center"/>
-          </w:tcPr>
-          <w:p>
-            <w:pPr>
-              <w:spacing w:after="0" w:line="240" w:lineRule="auto"/>
-              <w:jc w:val="center"/>
-              <w:rPr>
-                <w:lang w:val="ru-RU"/>
-              </w:rPr>
-            </w:pPr>
-          </w:p>
-        </w:tc>
-        <w:tc>
-          <w:tcPr>
-            <w:tcW w:w="467" w:type="dxa"/>
-            <w:tcBorders>
-              <w:top w:val="single" w:sz="4" w:space="0" w:color="000000"/>
-              <w:left w:val="single" w:sz="4" w:space="0" w:color="000000"/>
-              <w:bottom w:val="single" w:sz="4" w:space="0" w:color="000000"/>
-              <w:right w:val="single" w:sz="4" w:space="0" w:color="000000"/>
-            </w:tcBorders>
-            <w:vAlign w:val="center"/>
-          </w:tcPr>
-          <w:p>
-            <w:pPr>
-              <w:spacing w:after="0" w:line="240" w:lineRule="auto"/>
-              <w:jc w:val="center"/>
-              <w:rPr>
-                <w:rFonts w:ascii="Times New Roman" w:hAnsi="Times New Roman"/>
-                <w:color w:val="000000"/>
-                <w:sz w:val="24"/>
-                <w:lang w:val="ru-RU"/>
-              </w:rPr>
-            </w:pPr>
-          </w:p>
-        </w:tc>
-        <w:tc>
-          <w:tcPr>
-            <w:tcW w:w="467" w:type="dxa"/>
-            <w:tcBorders>
-              <w:top w:val="single" w:sz="4" w:space="0" w:color="000000"/>
-              <w:left w:val="single" w:sz="4" w:space="0" w:color="000000"/>
-              <w:bottom w:val="single" w:sz="4" w:space="0" w:color="000000"/>
-              <w:right w:val="single" w:sz="4" w:space="0" w:color="000000"/>
-            </w:tcBorders>
-            <w:vAlign w:val="center"/>
-          </w:tcPr>
-          <w:p>
-            <w:pPr>
-              <w:spacing w:after="0" w:line="240" w:lineRule="auto"/>
-              <w:jc w:val="center"/>
-              <w:rPr>
-                <w:rFonts w:ascii="Times New Roman" w:hAnsi="Times New Roman"/>
-                <w:color w:val="000000"/>
-                <w:sz w:val="24"/>
-                <w:lang w:val="ru-RU"/>
-              </w:rPr>
-            </w:pPr>
-          </w:p>
-        </w:tc>
-        <w:tc>
-          <w:tcPr>
-            <w:tcW w:w="468" w:type="dxa"/>
-            <w:tcBorders>
-              <w:top w:val="single" w:sz="4" w:space="0" w:color="000000"/>
-              <w:left w:val="single" w:sz="4" w:space="0" w:color="000000"/>
-              <w:bottom w:val="single" w:sz="4" w:space="0" w:color="000000"/>
-              <w:right w:val="single" w:sz="4" w:space="0" w:color="000000"/>
-            </w:tcBorders>
-            <w:vAlign w:val="center"/>
-          </w:tcPr>
-          <w:p>
-            <w:pPr>
-              <w:spacing w:after="0" w:line="240" w:lineRule="auto"/>
-              <w:jc w:val="center"/>
-              <w:rPr>
-                <w:rFonts w:ascii="Times New Roman" w:hAnsi="Times New Roman"/>
-                <w:color w:val="000000"/>
-                <w:sz w:val="24"/>
-                <w:lang w:val="ru-RU"/>
-              </w:rPr>
-            </w:pPr>
-          </w:p>
-        </w:tc>
-        <w:tc>
-          <w:tcPr>
-            <w:tcW w:w="467" w:type="dxa"/>
-            <w:tcBorders>
-              <w:top w:val="single" w:sz="4" w:space="0" w:color="000000"/>
-              <w:left w:val="single" w:sz="4" w:space="0" w:color="000000"/>
-              <w:bottom w:val="single" w:sz="4" w:space="0" w:color="000000"/>
-              <w:right w:val="single" w:sz="4" w:space="0" w:color="000000"/>
-            </w:tcBorders>
-            <w:vAlign w:val="center"/>
-          </w:tcPr>
-          <w:p>
-            <w:pPr>
-              <w:spacing w:after="0" w:line="240" w:lineRule="auto"/>
-              <w:jc w:val="center"/>
-              <w:rPr>
-                <w:rFonts w:ascii="Times New Roman" w:hAnsi="Times New Roman"/>
-                <w:color w:val="000000"/>
-                <w:sz w:val="24"/>
-                <w:lang w:val="ru-RU"/>
-              </w:rPr>
-            </w:pPr>
-          </w:p>
-        </w:tc>
-        <w:tc>
-          <w:tcPr>
-            <w:tcW w:w="468" w:type="dxa"/>
-            <w:tcBorders>
-              <w:top w:val="single" w:sz="4" w:space="0" w:color="000000"/>
-              <w:left w:val="single" w:sz="4" w:space="0" w:color="000000"/>
-              <w:bottom w:val="single" w:sz="4" w:space="0" w:color="000000"/>
-              <w:right w:val="single" w:sz="4" w:space="0" w:color="auto"/>
-            </w:tcBorders>
-            <w:vAlign w:val="center"/>
-          </w:tcPr>
-          <w:p>
-            <w:pPr>
-              <w:spacing w:after="0" w:line="240" w:lineRule="auto"/>
-              <w:jc w:val="center"/>
-              <w:rPr>
-                <w:rFonts w:ascii="Times New Roman" w:hAnsi="Times New Roman"/>
-                <w:color w:val="000000"/>
-                <w:sz w:val="24"/>
-                <w:lang w:val="ru-RU"/>
-              </w:rPr>
-            </w:pPr>
-          </w:p>
-        </w:tc>
-        <w:tc>
-          <w:tcPr>
-            <w:tcW w:w="2337" w:type="dxa"/>
-            <w:vMerge/>
-            <w:tcBorders>
-              <w:left w:val="single" w:sz="4" w:space="0" w:color="auto"/>
-              <w:bottom w:val="single" w:sz="4" w:space="0" w:color="000000"/>
-              <w:right w:val="single" w:sz="4" w:space="0" w:color="000000"/>
-            </w:tcBorders>
-            <w:vAlign w:val="center"/>
-          </w:tcPr>
-          <w:p>
-            <w:pPr>
-              <w:spacing w:after="0" w:line="240" w:lineRule="auto"/>
-              <w:jc w:val="center"/>
+              <w:spacing w:before="280"/>
               <w:rPr>
                 <w:lang w:val="ru-RU"/>
               </w:rPr>
@@ -963,6 +174,14 @@
         </w:tc>
       </w:tr>
     </w:tbl>
+    <w:p>
+      <w:pPr>
+        <w:spacing w:before="280" w:after="0" w:line="240" w:lineRule="auto"/>
+        <w:rPr>
+          <w:lang w:val="ru-RU"/>
+        </w:rPr>
+      </w:pPr>
+    </w:p>
     <w:p>
       <w:pPr>
         <w:spacing w:before="280" w:after="0" w:line="240" w:lineRule="auto"/>
@@ -1271,6 +490,7 @@
           <w:sz w:val="28"/>
           <w:lang w:val="ru-RU"/>
         </w:rPr>
+        <w:lastRenderedPageBreak/>
         <w:t>1.2 Ну если и это заголоовк мошны йто просто молчу</w:t>
       </w:r>
     </w:p>
@@ -2134,6 +1354,7 @@
           <w:color w:val="000000"/>
           <w:sz w:val="28"/>
         </w:rPr>
+        <w:lastRenderedPageBreak/>
         <w:t>1.3.2 new_header105 che dks</w:t>
       </w:r>
     </w:p>
@@ -2436,6 +1657,7 @@
           <w:color w:val="000000"/>
           <w:sz w:val="28"/>
         </w:rPr>
+        <w:lastRenderedPageBreak/>
         <w:t>2 проверка го гого</w:t>
       </w:r>
     </w:p>
@@ -2468,6 +1690,7 @@
           <w:color w:val="000000"/>
           <w:sz w:val="28"/>
         </w:rPr>
+        <w:lastRenderedPageBreak/>
         <w:t>3 иди сюда заголовок</w:t>
       </w:r>
     </w:p>

--- a/tst.docx
+++ b/tst.docx
@@ -50,14 +50,39 @@
         <w:tblLook w:val="04A0" w:firstRow="1" w:lastRow="0" w:firstColumn="1" w:lastColumn="0" w:noHBand="0" w:noVBand="1"/>
       </w:tblPr>
       <w:tblGrid>
-        <w:gridCol w:w="3116"/>
-        <w:gridCol w:w="3117"/>
-        <w:gridCol w:w="3117"/>
+        <w:gridCol w:w="598"/>
+        <w:gridCol w:w="665"/>
+        <w:gridCol w:w="872"/>
+        <w:gridCol w:w="1129"/>
+        <w:gridCol w:w="1456"/>
+        <w:gridCol w:w="1407"/>
+        <w:gridCol w:w="1588"/>
+        <w:gridCol w:w="1635"/>
       </w:tblGrid>
       <w:tr>
         <w:tc>
           <w:tcPr>
-            <w:tcW w:w="6233" w:type="dxa"/>
+            <w:tcW w:w="4123" w:type="dxa"/>
+            <w:gridSpan w:val="5"/>
+          </w:tcPr>
+          <w:p>
+            <w:pPr>
+              <w:spacing w:before="280"/>
+              <w:rPr>
+                <w:lang w:val="ru-RU"/>
+              </w:rPr>
+            </w:pPr>
+            <w:r>
+              <w:rPr>
+                <w:lang w:val="ru-RU"/>
+              </w:rPr>
+              <w:t>323</w:t>
+            </w:r>
+          </w:p>
+        </w:tc>
+        <w:tc>
+          <w:tcPr>
+            <w:tcW w:w="3398" w:type="dxa"/>
             <w:gridSpan w:val="2"/>
             <w:vMerge w:val="restart"/>
           </w:tcPr>
@@ -88,15 +113,15 @@
         </w:tc>
         <w:tc>
           <w:tcPr>
-            <w:tcW w:w="3117" w:type="dxa"/>
-          </w:tcPr>
-          <w:p>
-            <w:pPr>
-              <w:spacing w:before="280"/>
-              <w:rPr>
-                <w:lang w:val="ru-RU"/>
-              </w:rPr>
-            </w:pPr>
+            <w:tcW w:w="1829" w:type="dxa"/>
+          </w:tcPr>
+          <w:p>
+            <w:pPr>
+              <w:spacing w:before="280"/>
+            </w:pPr>
+            <w:r>
+              <w:t>3</w:t>
+            </w:r>
           </w:p>
         </w:tc>
       </w:tr>
@@ -106,7 +131,27 @@
         </w:trPr>
         <w:tc>
           <w:tcPr>
-            <w:tcW w:w="6233" w:type="dxa"/>
+            <w:tcW w:w="4123" w:type="dxa"/>
+            <w:gridSpan w:val="5"/>
+          </w:tcPr>
+          <w:p>
+            <w:pPr>
+              <w:spacing w:before="280"/>
+              <w:rPr>
+                <w:lang w:val="ru-RU"/>
+              </w:rPr>
+            </w:pPr>
+            <w:r>
+              <w:rPr>
+                <w:lang w:val="ru-RU"/>
+              </w:rPr>
+              <w:t>32всчс</w:t>
+            </w:r>
+          </w:p>
+        </w:tc>
+        <w:tc>
+          <w:tcPr>
+            <w:tcW w:w="3398" w:type="dxa"/>
             <w:gridSpan w:val="2"/>
             <w:vMerge/>
           </w:tcPr>
@@ -118,7 +163,7 @@
         </w:tc>
         <w:tc>
           <w:tcPr>
-            <w:tcW w:w="3117" w:type="dxa"/>
+            <w:tcW w:w="1829" w:type="dxa"/>
             <w:vMerge w:val="restart"/>
           </w:tcPr>
           <w:p>
@@ -134,7 +179,8 @@
       <w:tr>
         <w:tc>
           <w:tcPr>
-            <w:tcW w:w="3116" w:type="dxa"/>
+            <w:tcW w:w="2485" w:type="dxa"/>
+            <w:gridSpan w:val="4"/>
           </w:tcPr>
           <w:p>
             <w:pPr>
@@ -147,7 +193,27 @@
         </w:tc>
         <w:tc>
           <w:tcPr>
-            <w:tcW w:w="3117" w:type="dxa"/>
+            <w:tcW w:w="3248" w:type="dxa"/>
+            <w:gridSpan w:val="2"/>
+          </w:tcPr>
+          <w:p>
+            <w:pPr>
+              <w:spacing w:before="280"/>
+              <w:rPr>
+                <w:lang w:val="ru-RU"/>
+              </w:rPr>
+            </w:pPr>
+            <w:r>
+              <w:rPr>
+                <w:lang w:val="ru-RU"/>
+              </w:rPr>
+              <w:t>12а1</w:t>
+            </w:r>
+          </w:p>
+        </w:tc>
+        <w:tc>
+          <w:tcPr>
+            <w:tcW w:w="1788" w:type="dxa"/>
           </w:tcPr>
           <w:p>
             <w:pPr>
@@ -160,7 +226,7 @@
         </w:tc>
         <w:tc>
           <w:tcPr>
-            <w:tcW w:w="3117" w:type="dxa"/>
+            <w:tcW w:w="1829" w:type="dxa"/>
             <w:vMerge/>
           </w:tcPr>
           <w:p>
@@ -169,6 +235,594 @@
               <w:rPr>
                 <w:lang w:val="ru-RU"/>
               </w:rPr>
+            </w:pPr>
+          </w:p>
+        </w:tc>
+      </w:tr>
+      <w:tr>
+        <w:tc>
+          <w:tcPr>
+            <w:tcW w:w="2485" w:type="dxa"/>
+            <w:gridSpan w:val="4"/>
+          </w:tcPr>
+          <w:p>
+            <w:pPr>
+              <w:tabs>
+                <w:tab w:val="left" w:pos="900"/>
+              </w:tabs>
+              <w:spacing w:before="280"/>
+            </w:pPr>
+            <w:r>
+              <w:t>pa</w:t>
+            </w:r>
+          </w:p>
+        </w:tc>
+        <w:tc>
+          <w:tcPr>
+            <w:tcW w:w="3248" w:type="dxa"/>
+            <w:gridSpan w:val="2"/>
+          </w:tcPr>
+          <w:p>
+            <w:pPr>
+              <w:spacing w:before="280"/>
+              <w:rPr>
+                <w:lang w:val="ru-RU"/>
+              </w:rPr>
+            </w:pPr>
+            <w:r>
+              <w:rPr>
+                <w:lang w:val="ru-RU"/>
+              </w:rPr>
+              <w:t>12в</w:t>
+            </w:r>
+          </w:p>
+        </w:tc>
+        <w:tc>
+          <w:tcPr>
+            <w:tcW w:w="1788" w:type="dxa"/>
+          </w:tcPr>
+          <w:p>
+            <w:pPr>
+              <w:spacing w:before="280"/>
+            </w:pPr>
+            <w:r>
+              <w:t>93</w:t>
+            </w:r>
+          </w:p>
+        </w:tc>
+        <w:tc>
+          <w:tcPr>
+            <w:tcW w:w="1829" w:type="dxa"/>
+          </w:tcPr>
+          <w:p>
+            <w:pPr>
+              <w:spacing w:before="280"/>
+            </w:pPr>
+            <w:r>
+              <w:t>dsa</w:t>
+            </w:r>
+          </w:p>
+        </w:tc>
+      </w:tr>
+      <w:tr>
+        <w:trPr>
+          <w:trHeight w:val="115"/>
+        </w:trPr>
+        <w:tc>
+          <w:tcPr>
+            <w:tcW w:w="610" w:type="dxa"/>
+          </w:tcPr>
+          <w:p>
+            <w:pPr>
+              <w:spacing w:before="280"/>
+            </w:pPr>
+            <w:r>
+              <w:t>e</w:t>
+            </w:r>
+          </w:p>
+        </w:tc>
+        <w:tc>
+          <w:tcPr>
+            <w:tcW w:w="666" w:type="dxa"/>
+          </w:tcPr>
+          <w:p>
+            <w:pPr>
+              <w:spacing w:before="280"/>
+              <w:rPr>
+                <w:lang w:val="ru-RU"/>
+              </w:rPr>
+            </w:pPr>
+            <w:r>
+              <w:rPr>
+                <w:lang w:val="ru-RU"/>
+              </w:rPr>
+              <w:t>11</w:t>
+            </w:r>
+          </w:p>
+        </w:tc>
+        <w:tc>
+          <w:tcPr>
+            <w:tcW w:w="666" w:type="dxa"/>
+          </w:tcPr>
+          <w:p>
+            <w:pPr>
+              <w:spacing w:before="280"/>
+            </w:pPr>
+            <w:r>
+              <w:t>31</w:t>
+            </w:r>
+          </w:p>
+        </w:tc>
+        <w:tc>
+          <w:tcPr>
+            <w:tcW w:w="543" w:type="dxa"/>
+          </w:tcPr>
+          <w:p>
+            <w:pPr>
+              <w:spacing w:before="280"/>
+              <w:rPr>
+                <w:lang w:val="ru-RU"/>
+              </w:rPr>
+            </w:pPr>
+            <w:r>
+              <w:rPr>
+                <w:lang w:val="ru-RU"/>
+              </w:rPr>
+              <w:t>мцу</w:t>
+            </w:r>
+          </w:p>
+        </w:tc>
+        <w:tc>
+          <w:tcPr>
+            <w:tcW w:w="3248" w:type="dxa"/>
+            <w:gridSpan w:val="2"/>
+          </w:tcPr>
+          <w:p>
+            <w:pPr>
+              <w:spacing w:before="280"/>
+              <w:rPr>
+                <w:lang w:val="ru-RU"/>
+              </w:rPr>
+            </w:pPr>
+            <w:r>
+              <w:rPr>
+                <w:lang w:val="ru-RU"/>
+              </w:rPr>
+              <w:t>ывй</w:t>
+            </w:r>
+          </w:p>
+        </w:tc>
+        <w:tc>
+          <w:tcPr>
+            <w:tcW w:w="3617" w:type="dxa"/>
+            <w:gridSpan w:val="2"/>
+            <w:vMerge w:val="restart"/>
+          </w:tcPr>
+          <w:p>
+            <w:pPr>
+              <w:spacing w:before="280"/>
+            </w:pPr>
+            <w:r>
+              <w:t>ls</w:t>
+            </w:r>
+          </w:p>
+        </w:tc>
+      </w:tr>
+      <w:tr>
+        <w:trPr>
+          <w:trHeight w:val="115"/>
+        </w:trPr>
+        <w:tc>
+          <w:tcPr>
+            <w:tcW w:w="610" w:type="dxa"/>
+          </w:tcPr>
+          <w:p>
+            <w:pPr>
+              <w:spacing w:before="280"/>
+            </w:pPr>
+            <w:r>
+              <w:t>31</w:t>
+            </w:r>
+          </w:p>
+        </w:tc>
+        <w:tc>
+          <w:tcPr>
+            <w:tcW w:w="666" w:type="dxa"/>
+          </w:tcPr>
+          <w:p>
+            <w:pPr>
+              <w:spacing w:before="280"/>
+              <w:rPr>
+                <w:lang w:val="ru-RU"/>
+              </w:rPr>
+            </w:pPr>
+            <w:r>
+              <w:rPr>
+                <w:lang w:val="ru-RU"/>
+              </w:rPr>
+              <w:t>321</w:t>
+            </w:r>
+          </w:p>
+        </w:tc>
+        <w:tc>
+          <w:tcPr>
+            <w:tcW w:w="666" w:type="dxa"/>
+          </w:tcPr>
+          <w:p>
+            <w:pPr>
+              <w:spacing w:before="280"/>
+              <w:rPr>
+                <w:lang w:val="ru-RU"/>
+              </w:rPr>
+            </w:pPr>
+            <w:r>
+              <w:t>3</w:t>
+            </w:r>
+            <w:r>
+              <w:rPr>
+                <w:lang w:val="ru-RU"/>
+              </w:rPr>
+              <w:t>вв1</w:t>
+            </w:r>
+          </w:p>
+        </w:tc>
+        <w:tc>
+          <w:tcPr>
+            <w:tcW w:w="543" w:type="dxa"/>
+          </w:tcPr>
+          <w:p>
+            <w:pPr>
+              <w:spacing w:before="280"/>
+              <w:rPr>
+                <w:lang w:val="ru-RU"/>
+              </w:rPr>
+            </w:pPr>
+            <w:r>
+              <w:rPr>
+                <w:lang w:val="ru-RU"/>
+              </w:rPr>
+              <w:t>ро</w:t>
+            </w:r>
+          </w:p>
+        </w:tc>
+        <w:tc>
+          <w:tcPr>
+            <w:tcW w:w="3248" w:type="dxa"/>
+            <w:gridSpan w:val="2"/>
+          </w:tcPr>
+          <w:p>
+            <w:pPr>
+              <w:spacing w:before="280"/>
+            </w:pPr>
+            <w:r>
+              <w:rPr>
+                <w:lang w:val="ru-RU"/>
+              </w:rPr>
+              <w:t>йся</w:t>
+            </w:r>
+          </w:p>
+        </w:tc>
+        <w:tc>
+          <w:tcPr>
+            <w:tcW w:w="3617" w:type="dxa"/>
+            <w:gridSpan w:val="2"/>
+            <w:vMerge/>
+          </w:tcPr>
+          <w:p>
+            <w:pPr>
+              <w:spacing w:before="280"/>
+            </w:pPr>
+          </w:p>
+        </w:tc>
+      </w:tr>
+      <w:tr>
+        <w:trPr>
+          <w:trHeight w:val="115"/>
+        </w:trPr>
+        <w:tc>
+          <w:tcPr>
+            <w:tcW w:w="610" w:type="dxa"/>
+          </w:tcPr>
+          <w:p>
+            <w:pPr>
+              <w:spacing w:before="280"/>
+              <w:rPr>
+                <w:lang w:val="ru-RU"/>
+              </w:rPr>
+            </w:pPr>
+            <w:r>
+              <w:rPr>
+                <w:lang w:val="ru-RU"/>
+              </w:rPr>
+              <w:t>тт</w:t>
+            </w:r>
+          </w:p>
+        </w:tc>
+        <w:tc>
+          <w:tcPr>
+            <w:tcW w:w="666" w:type="dxa"/>
+          </w:tcPr>
+          <w:p>
+            <w:pPr>
+              <w:spacing w:before="280"/>
+              <w:rPr>
+                <w:lang w:val="ru-RU"/>
+              </w:rPr>
+            </w:pPr>
+            <w:r>
+              <w:rPr>
+                <w:lang w:val="ru-RU"/>
+              </w:rPr>
+              <w:t>5321</w:t>
+            </w:r>
+          </w:p>
+        </w:tc>
+        <w:tc>
+          <w:tcPr>
+            <w:tcW w:w="666" w:type="dxa"/>
+          </w:tcPr>
+          <w:p>
+            <w:pPr>
+              <w:spacing w:before="280"/>
+              <w:rPr>
+                <w:lang w:val="ru-RU"/>
+              </w:rPr>
+            </w:pPr>
+            <w:r>
+              <w:rPr>
+                <w:lang w:val="ru-RU"/>
+              </w:rPr>
+              <w:t>Вв12ка</w:t>
+            </w:r>
+          </w:p>
+        </w:tc>
+        <w:tc>
+          <w:tcPr>
+            <w:tcW w:w="543" w:type="dxa"/>
+          </w:tcPr>
+          <w:p>
+            <w:pPr>
+              <w:spacing w:before="280"/>
+              <w:rPr>
+                <w:lang w:val="ru-RU"/>
+              </w:rPr>
+            </w:pPr>
+            <w:r>
+              <w:rPr>
+                <w:lang w:val="ru-RU"/>
+              </w:rPr>
+              <w:t>321аамуц</w:t>
+            </w:r>
+          </w:p>
+        </w:tc>
+        <w:tc>
+          <w:tcPr>
+            <w:tcW w:w="3248" w:type="dxa"/>
+            <w:gridSpan w:val="2"/>
+          </w:tcPr>
+          <w:p>
+            <w:pPr>
+              <w:spacing w:before="280"/>
+              <w:rPr>
+                <w:lang w:val="ru-RU"/>
+              </w:rPr>
+            </w:pPr>
+            <w:r>
+              <w:rPr>
+                <w:lang w:val="ru-RU"/>
+              </w:rPr>
+              <w:t>ре</w:t>
+            </w:r>
+          </w:p>
+        </w:tc>
+        <w:tc>
+          <w:tcPr>
+            <w:tcW w:w="3617" w:type="dxa"/>
+            <w:gridSpan w:val="2"/>
+            <w:vMerge/>
+          </w:tcPr>
+          <w:p>
+            <w:pPr>
+              <w:spacing w:before="280"/>
+            </w:pPr>
+          </w:p>
+        </w:tc>
+      </w:tr>
+      <w:tr>
+        <w:trPr>
+          <w:trHeight w:val="115"/>
+        </w:trPr>
+        <w:tc>
+          <w:tcPr>
+            <w:tcW w:w="610" w:type="dxa"/>
+          </w:tcPr>
+          <w:p>
+            <w:pPr>
+              <w:spacing w:before="280"/>
+              <w:rPr>
+                <w:lang w:val="ru-RU"/>
+              </w:rPr>
+            </w:pPr>
+            <w:r>
+              <w:rPr>
+                <w:lang w:val="ru-RU"/>
+              </w:rPr>
+              <w:t>ввв</w:t>
+            </w:r>
+          </w:p>
+        </w:tc>
+        <w:tc>
+          <w:tcPr>
+            <w:tcW w:w="666" w:type="dxa"/>
+          </w:tcPr>
+          <w:p>
+            <w:pPr>
+              <w:spacing w:before="280"/>
+            </w:pPr>
+            <w:r>
+              <w:t>412</w:t>
+            </w:r>
+          </w:p>
+        </w:tc>
+        <w:tc>
+          <w:tcPr>
+            <w:tcW w:w="666" w:type="dxa"/>
+          </w:tcPr>
+          <w:p>
+            <w:pPr>
+              <w:spacing w:before="280"/>
+            </w:pPr>
+            <w:r>
+              <w:t>535</w:t>
+            </w:r>
+          </w:p>
+        </w:tc>
+        <w:tc>
+          <w:tcPr>
+            <w:tcW w:w="543" w:type="dxa"/>
+          </w:tcPr>
+          <w:p>
+            <w:pPr>
+              <w:spacing w:before="280"/>
+              <w:rPr>
+                <w:lang w:val="ru-RU"/>
+              </w:rPr>
+            </w:pPr>
+            <w:r>
+              <w:rPr>
+                <w:lang w:val="ru-RU"/>
+              </w:rPr>
+              <w:t>ыы</w:t>
+            </w:r>
+          </w:p>
+        </w:tc>
+        <w:tc>
+          <w:tcPr>
+            <w:tcW w:w="3248" w:type="dxa"/>
+            <w:gridSpan w:val="2"/>
+          </w:tcPr>
+          <w:p>
+            <w:pPr>
+              <w:spacing w:before="280"/>
+              <w:rPr>
+                <w:lang w:val="ru-RU"/>
+              </w:rPr>
+            </w:pPr>
+            <w:r>
+              <w:rPr>
+                <w:lang w:val="ru-RU"/>
+              </w:rPr>
+              <w:t>а</w:t>
+            </w:r>
+          </w:p>
+        </w:tc>
+        <w:tc>
+          <w:tcPr>
+            <w:tcW w:w="3617" w:type="dxa"/>
+            <w:gridSpan w:val="2"/>
+            <w:vMerge/>
+          </w:tcPr>
+          <w:p>
+            <w:pPr>
+              <w:spacing w:before="280"/>
+            </w:pPr>
+          </w:p>
+        </w:tc>
+      </w:tr>
+      <w:tr>
+        <w:trPr>
+          <w:trHeight w:val="115"/>
+        </w:trPr>
+        <w:tc>
+          <w:tcPr>
+            <w:tcW w:w="610" w:type="dxa"/>
+          </w:tcPr>
+          <w:p>
+            <w:pPr>
+              <w:spacing w:before="280"/>
+              <w:rPr>
+                <w:lang w:val="ru-RU"/>
+              </w:rPr>
+            </w:pPr>
+            <w:r>
+              <w:rPr>
+                <w:lang w:val="ru-RU"/>
+              </w:rPr>
+              <w:t>вв</w:t>
+            </w:r>
+          </w:p>
+        </w:tc>
+        <w:tc>
+          <w:tcPr>
+            <w:tcW w:w="666" w:type="dxa"/>
+          </w:tcPr>
+          <w:p>
+            <w:pPr>
+              <w:spacing w:before="280"/>
+            </w:pPr>
+          </w:p>
+        </w:tc>
+        <w:tc>
+          <w:tcPr>
+            <w:tcW w:w="666" w:type="dxa"/>
+          </w:tcPr>
+          <w:p>
+            <w:pPr>
+              <w:spacing w:before="280"/>
+              <w:rPr>
+                <w:lang w:val="ru-RU"/>
+              </w:rPr>
+            </w:pPr>
+            <w:r>
+              <w:rPr>
+                <w:lang w:val="ru-RU"/>
+              </w:rPr>
+              <w:t>В21</w:t>
+            </w:r>
+          </w:p>
+        </w:tc>
+        <w:tc>
+          <w:tcPr>
+            <w:tcW w:w="543" w:type="dxa"/>
+          </w:tcPr>
+          <w:p>
+            <w:pPr>
+              <w:spacing w:before="280"/>
+            </w:pPr>
+            <w:r>
+              <w:t>z</w:t>
+            </w:r>
+          </w:p>
+        </w:tc>
+        <w:tc>
+          <w:tcPr>
+            <w:tcW w:w="3248" w:type="dxa"/>
+            <w:gridSpan w:val="2"/>
+          </w:tcPr>
+          <w:p>
+            <w:pPr>
+              <w:spacing w:before="280"/>
+              <w:rPr>
+                <w:lang w:val="ru-RU"/>
+              </w:rPr>
+            </w:pPr>
+            <w:r>
+              <w:rPr>
+                <w:lang w:val="ru-RU"/>
+              </w:rPr>
+              <w:t>в</w:t>
+            </w:r>
+          </w:p>
+        </w:tc>
+        <w:tc>
+          <w:tcPr>
+            <w:tcW w:w="3617" w:type="dxa"/>
+            <w:gridSpan w:val="2"/>
+            <w:vMerge/>
+          </w:tcPr>
+          <w:p>
+            <w:pPr>
+              <w:spacing w:before="280"/>
             </w:pPr>
           </w:p>
         </w:tc>
@@ -321,6 +975,7 @@
           <w:color w:val="000000"/>
           <w:sz w:val="28"/>
         </w:rPr>
+        <w:lastRenderedPageBreak/>
         <w:t>dasda</w:t>
       </w:r>
       <w:r>
@@ -490,7 +1145,6 @@
           <w:sz w:val="28"/>
           <w:lang w:val="ru-RU"/>
         </w:rPr>
-        <w:lastRenderedPageBreak/>
         <w:t>1.2 Ну если и это заголоовк мошны йто просто молчу</w:t>
       </w:r>
     </w:p>
@@ -1126,6 +1780,7 @@
         <w:rPr>
           <w:noProof/>
         </w:rPr>
+        <w:lastRenderedPageBreak/>
         <w:drawing>
           <wp:inline distT="0" distB="0" distL="0" distR="0" wp14:anchorId="77476E21" wp14:editId="0A58D7B6">
             <wp:extent cx="1270000" cy="1270000"/>
@@ -1354,7 +2009,6 @@
           <w:color w:val="000000"/>
           <w:sz w:val="28"/>
         </w:rPr>
-        <w:lastRenderedPageBreak/>
         <w:t>1.3.2 new_header105 che dks</w:t>
       </w:r>
     </w:p>
@@ -1515,6 +2169,7 @@
           <w:color w:val="000000"/>
           <w:sz w:val="28"/>
         </w:rPr>
+        <w:lastRenderedPageBreak/>
         <w:t>1.3.3 che dks</w:t>
       </w:r>
     </w:p>

--- a/tst.docx
+++ b/tst.docx
@@ -40,29 +40,30 @@
           <w:sz w:val="28"/>
           <w:lang w:val="ru-RU"/>
         </w:rPr>
-        <w:t>Таблица 1.1 – Fracation 312table</w:t>
+        <w:t>Таблица 1.1 – Таблица 1.1 – Fracation 312table</w:t>
       </w:r>
     </w:p>
     <w:tbl>
       <w:tblPr>
         <w:tblStyle w:val="a4"/>
-        <w:tblW w:w="0" w:type="auto"/>
+        <w:tblLayout w:type="fixed"/>
         <w:tblLook w:val="04A0" w:firstRow="1" w:lastRow="0" w:firstColumn="1" w:lastColumn="0" w:noHBand="0" w:noVBand="1"/>
+        <w:tblW w:type="pct" w:w="5000"/>
       </w:tblPr>
       <w:tblGrid>
-        <w:gridCol w:w="598"/>
-        <w:gridCol w:w="665"/>
+        <w:gridCol w:w="596"/>
+        <w:gridCol w:w="776"/>
         <w:gridCol w:w="872"/>
         <w:gridCol w:w="1129"/>
-        <w:gridCol w:w="1456"/>
-        <w:gridCol w:w="1407"/>
-        <w:gridCol w:w="1588"/>
-        <w:gridCol w:w="1635"/>
+        <w:gridCol w:w="1430"/>
+        <w:gridCol w:w="1379"/>
+        <w:gridCol w:w="1560"/>
+        <w:gridCol w:w="1608"/>
       </w:tblGrid>
       <w:tr>
         <w:tc>
           <w:tcPr>
-            <w:tcW w:w="4123" w:type="dxa"/>
+            <w:tcW w:w="4803" w:type="dxa"/>
             <w:gridSpan w:val="5"/>
           </w:tcPr>
           <w:p>
@@ -82,7 +83,7 @@
         </w:tc>
         <w:tc>
           <w:tcPr>
-            <w:tcW w:w="3398" w:type="dxa"/>
+            <w:tcW w:w="2939" w:type="dxa"/>
             <w:gridSpan w:val="2"/>
             <w:vMerge w:val="restart"/>
           </w:tcPr>
@@ -91,29 +92,23 @@
               <w:spacing w:before="280"/>
             </w:pPr>
             <w:r>
-              <w:t>d</w:t>
-            </w:r>
-          </w:p>
-          <w:p>
-            <w:pPr>
-              <w:spacing w:before="280"/>
-            </w:pPr>
-            <w:r>
-              <w:t>2</w:t>
-            </w:r>
-          </w:p>
-          <w:p>
-            <w:pPr>
-              <w:spacing w:before="280"/>
-            </w:pPr>
-            <w:r>
-              <w:t>3</w:t>
-            </w:r>
-          </w:p>
-        </w:tc>
-        <w:tc>
-          <w:tcPr>
-            <w:tcW w:w="1829" w:type="dxa"/>
+              <w:t>d 2 3</w:t>
+            </w:r>
+          </w:p>
+          <w:p>
+            <w:pPr>
+              <w:spacing w:before="280"/>
+            </w:pPr>
+          </w:p>
+          <w:p>
+            <w:pPr>
+              <w:spacing w:before="280"/>
+            </w:pPr>
+          </w:p>
+        </w:tc>
+        <w:tc>
+          <w:tcPr>
+            <w:tcW w:w="1608" w:type="dxa"/>
           </w:tcPr>
           <w:p>
             <w:pPr>
@@ -131,7 +126,7 @@
         </w:trPr>
         <w:tc>
           <w:tcPr>
-            <w:tcW w:w="4123" w:type="dxa"/>
+            <w:tcW w:w="4803" w:type="dxa"/>
             <w:gridSpan w:val="5"/>
           </w:tcPr>
           <w:p>
@@ -151,7 +146,7 @@
         </w:tc>
         <w:tc>
           <w:tcPr>
-            <w:tcW w:w="3398" w:type="dxa"/>
+            <w:tcW w:w="2939" w:type="dxa"/>
             <w:gridSpan w:val="2"/>
             <w:vMerge/>
           </w:tcPr>
@@ -163,7 +158,7 @@
         </w:tc>
         <w:tc>
           <w:tcPr>
-            <w:tcW w:w="1829" w:type="dxa"/>
+            <w:tcW w:w="1608" w:type="dxa"/>
             <w:vMerge w:val="restart"/>
           </w:tcPr>
           <w:p>
@@ -179,7 +174,7 @@
       <w:tr>
         <w:tc>
           <w:tcPr>
-            <w:tcW w:w="2485" w:type="dxa"/>
+            <w:tcW w:w="3373" w:type="dxa"/>
             <w:gridSpan w:val="4"/>
           </w:tcPr>
           <w:p>
@@ -193,7 +188,7 @@
         </w:tc>
         <w:tc>
           <w:tcPr>
-            <w:tcW w:w="3248" w:type="dxa"/>
+            <w:tcW w:w="2809" w:type="dxa"/>
             <w:gridSpan w:val="2"/>
           </w:tcPr>
           <w:p>
@@ -213,7 +208,7 @@
         </w:tc>
         <w:tc>
           <w:tcPr>
-            <w:tcW w:w="1788" w:type="dxa"/>
+            <w:tcW w:w="1560" w:type="dxa"/>
           </w:tcPr>
           <w:p>
             <w:pPr>
@@ -226,7 +221,7 @@
         </w:tc>
         <w:tc>
           <w:tcPr>
-            <w:tcW w:w="1829" w:type="dxa"/>
+            <w:tcW w:w="1608" w:type="dxa"/>
             <w:vMerge/>
           </w:tcPr>
           <w:p>
@@ -242,7 +237,7 @@
       <w:tr>
         <w:tc>
           <w:tcPr>
-            <w:tcW w:w="2485" w:type="dxa"/>
+            <w:tcW w:w="3373" w:type="dxa"/>
             <w:gridSpan w:val="4"/>
           </w:tcPr>
           <w:p>
@@ -259,7 +254,7 @@
         </w:tc>
         <w:tc>
           <w:tcPr>
-            <w:tcW w:w="3248" w:type="dxa"/>
+            <w:tcW w:w="2809" w:type="dxa"/>
             <w:gridSpan w:val="2"/>
           </w:tcPr>
           <w:p>
@@ -279,7 +274,7 @@
         </w:tc>
         <w:tc>
           <w:tcPr>
-            <w:tcW w:w="1788" w:type="dxa"/>
+            <w:tcW w:w="1560" w:type="dxa"/>
           </w:tcPr>
           <w:p>
             <w:pPr>
@@ -292,7 +287,7 @@
         </w:tc>
         <w:tc>
           <w:tcPr>
-            <w:tcW w:w="1829" w:type="dxa"/>
+            <w:tcW w:w="1608" w:type="dxa"/>
           </w:tcPr>
           <w:p>
             <w:pPr>
@@ -310,7 +305,7 @@
         </w:trPr>
         <w:tc>
           <w:tcPr>
-            <w:tcW w:w="610" w:type="dxa"/>
+            <w:tcW w:w="596" w:type="dxa"/>
           </w:tcPr>
           <w:p>
             <w:pPr>
@@ -323,7 +318,7 @@
         </w:tc>
         <w:tc>
           <w:tcPr>
-            <w:tcW w:w="666" w:type="dxa"/>
+            <w:tcW w:w="776" w:type="dxa"/>
           </w:tcPr>
           <w:p>
             <w:pPr>
@@ -342,7 +337,7 @@
         </w:tc>
         <w:tc>
           <w:tcPr>
-            <w:tcW w:w="666" w:type="dxa"/>
+            <w:tcW w:w="872" w:type="dxa"/>
           </w:tcPr>
           <w:p>
             <w:pPr>
@@ -355,7 +350,7 @@
         </w:tc>
         <w:tc>
           <w:tcPr>
-            <w:tcW w:w="543" w:type="dxa"/>
+            <w:tcW w:w="1129" w:type="dxa"/>
           </w:tcPr>
           <w:p>
             <w:pPr>
@@ -374,7 +369,7 @@
         </w:tc>
         <w:tc>
           <w:tcPr>
-            <w:tcW w:w="3248" w:type="dxa"/>
+            <w:tcW w:w="2809" w:type="dxa"/>
             <w:gridSpan w:val="2"/>
           </w:tcPr>
           <w:p>
@@ -394,7 +389,7 @@
         </w:tc>
         <w:tc>
           <w:tcPr>
-            <w:tcW w:w="3617" w:type="dxa"/>
+            <w:tcW w:w="3168" w:type="dxa"/>
             <w:gridSpan w:val="2"/>
             <w:vMerge w:val="restart"/>
           </w:tcPr>
@@ -414,80 +409,73 @@
         </w:trPr>
         <w:tc>
           <w:tcPr>
-            <w:tcW w:w="610" w:type="dxa"/>
-          </w:tcPr>
-          <w:p>
-            <w:pPr>
-              <w:spacing w:before="280"/>
-            </w:pPr>
-            <w:r>
-              <w:t>31</w:t>
-            </w:r>
-          </w:p>
-        </w:tc>
-        <w:tc>
-          <w:tcPr>
-            <w:tcW w:w="666" w:type="dxa"/>
-          </w:tcPr>
-          <w:p>
-            <w:pPr>
-              <w:spacing w:before="280"/>
-              <w:rPr>
-                <w:lang w:val="ru-RU"/>
-              </w:rPr>
-            </w:pPr>
-            <w:r>
-              <w:rPr>
-                <w:lang w:val="ru-RU"/>
-              </w:rPr>
-              <w:t>321</w:t>
-            </w:r>
-          </w:p>
-        </w:tc>
-        <w:tc>
-          <w:tcPr>
-            <w:tcW w:w="666" w:type="dxa"/>
-          </w:tcPr>
-          <w:p>
-            <w:pPr>
-              <w:spacing w:before="280"/>
-              <w:rPr>
-                <w:lang w:val="ru-RU"/>
-              </w:rPr>
-            </w:pPr>
-            <w:r>
-              <w:t>3</w:t>
-            </w:r>
-            <w:r>
-              <w:rPr>
-                <w:lang w:val="ru-RU"/>
-              </w:rPr>
-              <w:t>вв1</w:t>
-            </w:r>
-          </w:p>
-        </w:tc>
-        <w:tc>
-          <w:tcPr>
-            <w:tcW w:w="543" w:type="dxa"/>
-          </w:tcPr>
-          <w:p>
-            <w:pPr>
-              <w:spacing w:before="280"/>
-              <w:rPr>
-                <w:lang w:val="ru-RU"/>
-              </w:rPr>
-            </w:pPr>
-            <w:r>
-              <w:rPr>
-                <w:lang w:val="ru-RU"/>
-              </w:rPr>
-              <w:t>ро</w:t>
-            </w:r>
-          </w:p>
-        </w:tc>
-        <w:tc>
-          <w:tcPr>
-            <w:tcW w:w="3248" w:type="dxa"/>
+            <w:tcW w:w="596" w:type="dxa"/>
+          </w:tcPr>
+          <w:p>
+            <w:pPr>
+              <w:spacing w:before="280"/>
+            </w:pPr>
+            <w:r/>
+          </w:p>
+        </w:tc>
+        <w:tc>
+          <w:tcPr>
+            <w:tcW w:w="776" w:type="dxa"/>
+          </w:tcPr>
+          <w:p>
+            <w:pPr>
+              <w:spacing w:before="280"/>
+              <w:rPr>
+                <w:lang w:val="ru-RU"/>
+              </w:rPr>
+            </w:pPr>
+            <w:r>
+              <w:rPr>
+                <w:lang w:val="ru-RU"/>
+              </w:rPr>
+            </w:r>
+          </w:p>
+        </w:tc>
+        <w:tc>
+          <w:tcPr>
+            <w:tcW w:w="872" w:type="dxa"/>
+          </w:tcPr>
+          <w:p>
+            <w:pPr>
+              <w:spacing w:before="280"/>
+              <w:rPr>
+                <w:lang w:val="ru-RU"/>
+              </w:rPr>
+            </w:pPr>
+            <w:r/>
+            <w:r>
+              <w:rPr>
+                <w:lang w:val="ru-RU"/>
+              </w:rPr>
+            </w:r>
+          </w:p>
+        </w:tc>
+        <w:tc>
+          <w:tcPr>
+            <w:tcW w:w="1129" w:type="dxa"/>
+          </w:tcPr>
+          <w:p>
+            <w:pPr>
+              <w:spacing w:before="280"/>
+              <w:rPr>
+                <w:lang w:val="ru-RU"/>
+              </w:rPr>
+            </w:pPr>
+            <w:r>
+              <w:rPr>
+                <w:lang w:val="ru-RU"/>
+              </w:rPr>
+            </w:r>
+          </w:p>
+        </w:tc>
+        <w:tc>
+          <w:tcPr>
+            <w:tcW w:w="2809" w:type="dxa"/>
             <w:gridSpan w:val="2"/>
           </w:tcPr>
           <w:p>
@@ -498,13 +486,12 @@
               <w:rPr>
                 <w:lang w:val="ru-RU"/>
               </w:rPr>
-              <w:t>йся</w:t>
-            </w:r>
-          </w:p>
-        </w:tc>
-        <w:tc>
-          <w:tcPr>
-            <w:tcW w:w="3617" w:type="dxa"/>
+            </w:r>
+          </w:p>
+        </w:tc>
+        <w:tc>
+          <w:tcPr>
+            <w:tcW w:w="3168" w:type="dxa"/>
             <w:gridSpan w:val="2"/>
             <w:vMerge/>
           </w:tcPr>
@@ -521,83 +508,83 @@
         </w:trPr>
         <w:tc>
           <w:tcPr>
-            <w:tcW w:w="610" w:type="dxa"/>
-          </w:tcPr>
-          <w:p>
-            <w:pPr>
-              <w:spacing w:before="280"/>
-              <w:rPr>
-                <w:lang w:val="ru-RU"/>
-              </w:rPr>
-            </w:pPr>
-            <w:r>
-              <w:rPr>
-                <w:lang w:val="ru-RU"/>
-              </w:rPr>
-              <w:t>тт</w:t>
-            </w:r>
-          </w:p>
-        </w:tc>
-        <w:tc>
-          <w:tcPr>
-            <w:tcW w:w="666" w:type="dxa"/>
-          </w:tcPr>
-          <w:p>
-            <w:pPr>
-              <w:spacing w:before="280"/>
-              <w:rPr>
-                <w:lang w:val="ru-RU"/>
-              </w:rPr>
-            </w:pPr>
-            <w:r>
-              <w:rPr>
-                <w:lang w:val="ru-RU"/>
-              </w:rPr>
-              <w:t>5321</w:t>
-            </w:r>
-          </w:p>
-        </w:tc>
-        <w:tc>
-          <w:tcPr>
-            <w:tcW w:w="666" w:type="dxa"/>
-          </w:tcPr>
-          <w:p>
-            <w:pPr>
-              <w:spacing w:before="280"/>
-              <w:rPr>
-                <w:lang w:val="ru-RU"/>
-              </w:rPr>
-            </w:pPr>
-            <w:r>
-              <w:rPr>
-                <w:lang w:val="ru-RU"/>
-              </w:rPr>
-              <w:t>Вв12ка</w:t>
-            </w:r>
-          </w:p>
-        </w:tc>
-        <w:tc>
-          <w:tcPr>
-            <w:tcW w:w="543" w:type="dxa"/>
-          </w:tcPr>
-          <w:p>
-            <w:pPr>
-              <w:spacing w:before="280"/>
-              <w:rPr>
-                <w:lang w:val="ru-RU"/>
-              </w:rPr>
-            </w:pPr>
-            <w:r>
-              <w:rPr>
-                <w:lang w:val="ru-RU"/>
-              </w:rPr>
-              <w:t>321аамуц</w:t>
-            </w:r>
-          </w:p>
-        </w:tc>
-        <w:tc>
-          <w:tcPr>
-            <w:tcW w:w="3248" w:type="dxa"/>
+            <w:tcW w:w="596" w:type="dxa"/>
+          </w:tcPr>
+          <w:p>
+            <w:pPr>
+              <w:spacing w:before="280"/>
+              <w:rPr>
+                <w:lang w:val="ru-RU"/>
+              </w:rPr>
+            </w:pPr>
+            <w:r>
+              <w:rPr>
+                <w:lang w:val="ru-RU"/>
+              </w:rPr>
+              <w:t>31</w:t>
+            </w:r>
+          </w:p>
+        </w:tc>
+        <w:tc>
+          <w:tcPr>
+            <w:tcW w:w="776" w:type="dxa"/>
+          </w:tcPr>
+          <w:p>
+            <w:pPr>
+              <w:spacing w:before="280"/>
+              <w:rPr>
+                <w:lang w:val="ru-RU"/>
+              </w:rPr>
+            </w:pPr>
+            <w:r>
+              <w:rPr>
+                <w:lang w:val="ru-RU"/>
+              </w:rPr>
+              <w:t>321</w:t>
+            </w:r>
+          </w:p>
+        </w:tc>
+        <w:tc>
+          <w:tcPr>
+            <w:tcW w:w="872" w:type="dxa"/>
+          </w:tcPr>
+          <w:p>
+            <w:pPr>
+              <w:spacing w:before="280"/>
+              <w:rPr>
+                <w:lang w:val="ru-RU"/>
+              </w:rPr>
+            </w:pPr>
+            <w:r>
+              <w:rPr>
+                <w:lang w:val="ru-RU"/>
+              </w:rPr>
+              <w:t>3вв1</w:t>
+            </w:r>
+          </w:p>
+        </w:tc>
+        <w:tc>
+          <w:tcPr>
+            <w:tcW w:w="1129" w:type="dxa"/>
+          </w:tcPr>
+          <w:p>
+            <w:pPr>
+              <w:spacing w:before="280"/>
+              <w:rPr>
+                <w:lang w:val="ru-RU"/>
+              </w:rPr>
+            </w:pPr>
+            <w:r>
+              <w:rPr>
+                <w:lang w:val="ru-RU"/>
+              </w:rPr>
+              <w:t>ро</w:t>
+            </w:r>
+          </w:p>
+        </w:tc>
+        <w:tc>
+          <w:tcPr>
+            <w:tcW w:w="2809" w:type="dxa"/>
             <w:gridSpan w:val="2"/>
           </w:tcPr>
           <w:p>
@@ -611,13 +598,13 @@
               <w:rPr>
                 <w:lang w:val="ru-RU"/>
               </w:rPr>
-              <w:t>ре</w:t>
-            </w:r>
-          </w:p>
-        </w:tc>
-        <w:tc>
-          <w:tcPr>
-            <w:tcW w:w="3617" w:type="dxa"/>
+              <w:t>йся</w:t>
+            </w:r>
+          </w:p>
+        </w:tc>
+        <w:tc>
+          <w:tcPr>
+            <w:tcW w:w="3168" w:type="dxa"/>
             <w:gridSpan w:val="2"/>
             <w:vMerge/>
           </w:tcPr>
@@ -634,71 +621,71 @@
         </w:trPr>
         <w:tc>
           <w:tcPr>
-            <w:tcW w:w="610" w:type="dxa"/>
-          </w:tcPr>
-          <w:p>
-            <w:pPr>
-              <w:spacing w:before="280"/>
-              <w:rPr>
-                <w:lang w:val="ru-RU"/>
-              </w:rPr>
-            </w:pPr>
-            <w:r>
-              <w:rPr>
-                <w:lang w:val="ru-RU"/>
-              </w:rPr>
-              <w:t>ввв</w:t>
-            </w:r>
-          </w:p>
-        </w:tc>
-        <w:tc>
-          <w:tcPr>
-            <w:tcW w:w="666" w:type="dxa"/>
-          </w:tcPr>
-          <w:p>
-            <w:pPr>
-              <w:spacing w:before="280"/>
-            </w:pPr>
-            <w:r>
-              <w:t>412</w:t>
-            </w:r>
-          </w:p>
-        </w:tc>
-        <w:tc>
-          <w:tcPr>
-            <w:tcW w:w="666" w:type="dxa"/>
-          </w:tcPr>
-          <w:p>
-            <w:pPr>
-              <w:spacing w:before="280"/>
-            </w:pPr>
-            <w:r>
-              <w:t>535</w:t>
-            </w:r>
-          </w:p>
-        </w:tc>
-        <w:tc>
-          <w:tcPr>
-            <w:tcW w:w="543" w:type="dxa"/>
-          </w:tcPr>
-          <w:p>
-            <w:pPr>
-              <w:spacing w:before="280"/>
-              <w:rPr>
-                <w:lang w:val="ru-RU"/>
-              </w:rPr>
-            </w:pPr>
-            <w:r>
-              <w:rPr>
-                <w:lang w:val="ru-RU"/>
-              </w:rPr>
-              <w:t>ыы</w:t>
-            </w:r>
-          </w:p>
-        </w:tc>
-        <w:tc>
-          <w:tcPr>
-            <w:tcW w:w="3248" w:type="dxa"/>
+            <w:tcW w:w="596" w:type="dxa"/>
+          </w:tcPr>
+          <w:p>
+            <w:pPr>
+              <w:spacing w:before="280"/>
+              <w:rPr>
+                <w:lang w:val="ru-RU"/>
+              </w:rPr>
+            </w:pPr>
+            <w:r>
+              <w:rPr>
+                <w:lang w:val="ru-RU"/>
+              </w:rPr>
+              <w:t>тт</w:t>
+            </w:r>
+          </w:p>
+        </w:tc>
+        <w:tc>
+          <w:tcPr>
+            <w:tcW w:w="776" w:type="dxa"/>
+          </w:tcPr>
+          <w:p>
+            <w:pPr>
+              <w:spacing w:before="280"/>
+            </w:pPr>
+            <w:r>
+              <w:t>5321</w:t>
+            </w:r>
+          </w:p>
+        </w:tc>
+        <w:tc>
+          <w:tcPr>
+            <w:tcW w:w="872" w:type="dxa"/>
+          </w:tcPr>
+          <w:p>
+            <w:pPr>
+              <w:spacing w:before="280"/>
+            </w:pPr>
+            <w:r>
+              <w:t>Вв12ка</w:t>
+            </w:r>
+          </w:p>
+        </w:tc>
+        <w:tc>
+          <w:tcPr>
+            <w:tcW w:w="1129" w:type="dxa"/>
+          </w:tcPr>
+          <w:p>
+            <w:pPr>
+              <w:spacing w:before="280"/>
+              <w:rPr>
+                <w:lang w:val="ru-RU"/>
+              </w:rPr>
+            </w:pPr>
+            <w:r>
+              <w:rPr>
+                <w:lang w:val="ru-RU"/>
+              </w:rPr>
+              <w:t>321аамуц</w:t>
+            </w:r>
+          </w:p>
+        </w:tc>
+        <w:tc>
+          <w:tcPr>
+            <w:tcW w:w="2809" w:type="dxa"/>
             <w:gridSpan w:val="2"/>
           </w:tcPr>
           <w:p>
@@ -712,13 +699,13 @@
               <w:rPr>
                 <w:lang w:val="ru-RU"/>
               </w:rPr>
-              <w:t>а</w:t>
-            </w:r>
-          </w:p>
-        </w:tc>
-        <w:tc>
-          <w:tcPr>
-            <w:tcW w:w="3617" w:type="dxa"/>
+              <w:t>ре</w:t>
+            </w:r>
+          </w:p>
+        </w:tc>
+        <w:tc>
+          <w:tcPr>
+            <w:tcW w:w="3168" w:type="dxa"/>
             <w:gridSpan w:val="2"/>
             <w:vMerge/>
           </w:tcPr>
@@ -735,68 +722,71 @@
         </w:trPr>
         <w:tc>
           <w:tcPr>
-            <w:tcW w:w="610" w:type="dxa"/>
-          </w:tcPr>
-          <w:p>
-            <w:pPr>
-              <w:spacing w:before="280"/>
-              <w:rPr>
-                <w:lang w:val="ru-RU"/>
-              </w:rPr>
-            </w:pPr>
-            <w:r>
-              <w:rPr>
-                <w:lang w:val="ru-RU"/>
-              </w:rPr>
-              <w:t>вв</w:t>
-            </w:r>
-          </w:p>
-        </w:tc>
-        <w:tc>
-          <w:tcPr>
-            <w:tcW w:w="666" w:type="dxa"/>
-          </w:tcPr>
-          <w:p>
-            <w:pPr>
-              <w:spacing w:before="280"/>
-            </w:pPr>
-          </w:p>
-        </w:tc>
-        <w:tc>
-          <w:tcPr>
-            <w:tcW w:w="666" w:type="dxa"/>
-          </w:tcPr>
-          <w:p>
-            <w:pPr>
-              <w:spacing w:before="280"/>
-              <w:rPr>
-                <w:lang w:val="ru-RU"/>
-              </w:rPr>
-            </w:pPr>
-            <w:r>
-              <w:rPr>
-                <w:lang w:val="ru-RU"/>
-              </w:rPr>
-              <w:t>В21</w:t>
-            </w:r>
-          </w:p>
-        </w:tc>
-        <w:tc>
-          <w:tcPr>
-            <w:tcW w:w="543" w:type="dxa"/>
-          </w:tcPr>
-          <w:p>
-            <w:pPr>
-              <w:spacing w:before="280"/>
-            </w:pPr>
-            <w:r>
-              <w:t>z</w:t>
-            </w:r>
-          </w:p>
-        </w:tc>
-        <w:tc>
-          <w:tcPr>
-            <w:tcW w:w="3248" w:type="dxa"/>
+            <w:tcW w:w="596" w:type="dxa"/>
+          </w:tcPr>
+          <w:p>
+            <w:pPr>
+              <w:spacing w:before="280"/>
+              <w:rPr>
+                <w:lang w:val="ru-RU"/>
+              </w:rPr>
+            </w:pPr>
+            <w:r>
+              <w:rPr>
+                <w:lang w:val="ru-RU"/>
+              </w:rPr>
+              <w:t>ввв</w:t>
+            </w:r>
+          </w:p>
+        </w:tc>
+        <w:tc>
+          <w:tcPr>
+            <w:tcW w:w="776" w:type="dxa"/>
+          </w:tcPr>
+          <w:p>
+            <w:pPr>
+              <w:spacing w:before="280"/>
+            </w:pPr>
+            <w:r>
+              <w:t>412</w:t>
+            </w:r>
+          </w:p>
+        </w:tc>
+        <w:tc>
+          <w:tcPr>
+            <w:tcW w:w="872" w:type="dxa"/>
+          </w:tcPr>
+          <w:p>
+            <w:pPr>
+              <w:spacing w:before="280"/>
+              <w:rPr>
+                <w:lang w:val="ru-RU"/>
+              </w:rPr>
+            </w:pPr>
+            <w:r>
+              <w:rPr>
+                <w:lang w:val="ru-RU"/>
+              </w:rPr>
+              <w:t>535</w:t>
+            </w:r>
+          </w:p>
+        </w:tc>
+        <w:tc>
+          <w:tcPr>
+            <w:tcW w:w="1129" w:type="dxa"/>
+          </w:tcPr>
+          <w:p>
+            <w:pPr>
+              <w:spacing w:before="280"/>
+            </w:pPr>
+            <w:r>
+              <w:t>ыы</w:t>
+            </w:r>
+          </w:p>
+        </w:tc>
+        <w:tc>
+          <w:tcPr>
+            <w:tcW w:w="2809" w:type="dxa"/>
             <w:gridSpan w:val="2"/>
           </w:tcPr>
           <w:p>
@@ -810,13 +800,13 @@
               <w:rPr>
                 <w:lang w:val="ru-RU"/>
               </w:rPr>
-              <w:t>в</w:t>
-            </w:r>
-          </w:p>
-        </w:tc>
-        <w:tc>
-          <w:tcPr>
-            <w:tcW w:w="3617" w:type="dxa"/>
+              <w:t>а</w:t>
+            </w:r>
+          </w:p>
+        </w:tc>
+        <w:tc>
+          <w:tcPr>
+            <w:tcW w:w="3168" w:type="dxa"/>
             <w:gridSpan w:val="2"/>
             <w:vMerge/>
           </w:tcPr>
@@ -824,6 +814,468 @@
             <w:pPr>
               <w:spacing w:before="280"/>
             </w:pPr>
+          </w:p>
+        </w:tc>
+      </w:tr>
+      <w:tr>
+        <w:trPr>
+          <w:trHeight w:val="115"/>
+        </w:trPr>
+        <w:tc>
+          <w:tcPr>
+            <w:tcW w:w="596" w:type="dxa"/>
+          </w:tcPr>
+          <w:p>
+            <w:pPr>
+              <w:spacing w:before="280"/>
+            </w:pPr>
+            <w:r>
+              <w:t>вв</w:t>
+            </w:r>
+          </w:p>
+        </w:tc>
+        <w:tc>
+          <w:tcPr>
+            <w:tcW w:w="776" w:type="dxa"/>
+          </w:tcPr>
+          <w:p>
+            <w:pPr>
+              <w:spacing w:before="280"/>
+            </w:pPr>
+            <w:r/>
+          </w:p>
+        </w:tc>
+        <w:tc>
+          <w:tcPr>
+            <w:tcW w:w="872" w:type="dxa"/>
+          </w:tcPr>
+          <w:p>
+            <w:pPr>
+              <w:spacing w:before="280"/>
+            </w:pPr>
+            <w:r>
+              <w:t>В21</w:t>
+            </w:r>
+          </w:p>
+        </w:tc>
+        <w:tc>
+          <w:tcPr>
+            <w:tcW w:w="1129" w:type="dxa"/>
+          </w:tcPr>
+          <w:p>
+            <w:pPr>
+              <w:spacing w:before="280"/>
+            </w:pPr>
+            <w:r>
+              <w:t>z</w:t>
+            </w:r>
+          </w:p>
+        </w:tc>
+        <w:tc>
+          <w:tcPr>
+            <w:tcW w:w="2809" w:type="dxa"/>
+            <w:gridSpan w:val="2"/>
+          </w:tcPr>
+          <w:p>
+            <w:pPr>
+              <w:spacing w:before="280"/>
+            </w:pPr>
+            <w:r>
+              <w:t>в</w:t>
+            </w:r>
+          </w:p>
+        </w:tc>
+        <w:tc>
+          <w:tcPr>
+            <w:tcW w:w="3168" w:type="dxa"/>
+            <w:gridSpan w:val="2"/>
+          </w:tcPr>
+          <w:p>
+            <w:pPr>
+              <w:spacing w:before="280"/>
+            </w:pPr>
+            <w:r>
+              <w:t>ls</w:t>
+            </w:r>
+          </w:p>
+        </w:tc>
+      </w:tr>
+      <w:tr>
+        <w:trPr>
+          <w:trHeight w:val="115"/>
+        </w:trPr>
+        <w:tc>
+          <w:tcPr>
+            <w:tcW w:w="596" w:type="dxa"/>
+          </w:tcPr>
+          <w:p>
+            <w:pPr>
+              <w:spacing w:before="280"/>
+            </w:pPr>
+            <w:r>
+              <w:t>D1</w:t>
+            </w:r>
+          </w:p>
+        </w:tc>
+        <w:tc>
+          <w:tcPr>
+            <w:tcW w:w="776" w:type="dxa"/>
+          </w:tcPr>
+          <w:p>
+            <w:pPr>
+              <w:spacing w:before="280"/>
+            </w:pPr>
+            <w:r>
+              <w:t>242ed</w:t>
+            </w:r>
+          </w:p>
+        </w:tc>
+        <w:tc>
+          <w:tcPr>
+            <w:tcW w:w="872" w:type="dxa"/>
+          </w:tcPr>
+          <w:p>
+            <w:pPr>
+              <w:spacing w:before="280"/>
+            </w:pPr>
+            <w:r>
+              <w:t>D1</w:t>
+            </w:r>
+          </w:p>
+        </w:tc>
+        <w:tc>
+          <w:tcPr>
+            <w:tcW w:w="1129" w:type="dxa"/>
+          </w:tcPr>
+          <w:p>
+            <w:pPr>
+              <w:spacing w:before="280"/>
+            </w:pPr>
+            <w:r>
+              <w:t>3</w:t>
+            </w:r>
+          </w:p>
+        </w:tc>
+        <w:tc>
+          <w:tcPr>
+            <w:tcW w:w="2809" w:type="dxa"/>
+            <w:gridSpan w:val="2"/>
+          </w:tcPr>
+          <w:p>
+            <w:pPr>
+              <w:spacing w:before="280"/>
+            </w:pPr>
+            <w:r>
+              <w:t>123</w:t>
+            </w:r>
+          </w:p>
+        </w:tc>
+        <w:tc>
+          <w:tcPr>
+            <w:tcW w:w="3168" w:type="dxa"/>
+            <w:gridSpan w:val="2"/>
+            <w:vMerge w:val="restart"/>
+          </w:tcPr>
+          <w:p>
+            <w:pPr>
+              <w:spacing w:before="280"/>
+            </w:pPr>
+            <w:r>
+              <w:t>3332ed22d2d</w:t>
+            </w:r>
+          </w:p>
+        </w:tc>
+      </w:tr>
+      <w:tr>
+        <w:trPr>
+          <w:trHeight w:val="115"/>
+        </w:trPr>
+        <w:tc>
+          <w:tcPr>
+            <w:tcW w:w="596" w:type="dxa"/>
+          </w:tcPr>
+          <w:p>
+            <w:pPr>
+              <w:spacing w:before="280"/>
+            </w:pPr>
+            <w:r>
+              <w:t>fsa</w:t>
+            </w:r>
+          </w:p>
+        </w:tc>
+        <w:tc>
+          <w:tcPr>
+            <w:tcW w:w="776" w:type="dxa"/>
+          </w:tcPr>
+          <w:p>
+            <w:pPr>
+              <w:spacing w:before="280"/>
+            </w:pPr>
+            <w:r>
+              <w:t>fsa</w:t>
+            </w:r>
+          </w:p>
+        </w:tc>
+        <w:tc>
+          <w:tcPr>
+            <w:tcW w:w="872" w:type="dxa"/>
+          </w:tcPr>
+          <w:p>
+            <w:pPr>
+              <w:spacing w:before="280"/>
+            </w:pPr>
+            <w:r>
+              <w:t>fsaf</w:t>
+            </w:r>
+          </w:p>
+        </w:tc>
+        <w:tc>
+          <w:tcPr>
+            <w:tcW w:w="1129" w:type="dxa"/>
+          </w:tcPr>
+          <w:p>
+            <w:pPr>
+              <w:spacing w:before="280"/>
+            </w:pPr>
+            <w:r>
+              <w:t>sa</w:t>
+            </w:r>
+          </w:p>
+        </w:tc>
+        <w:tc>
+          <w:tcPr>
+            <w:tcW w:w="2809" w:type="dxa"/>
+            <w:gridSpan w:val="2"/>
+          </w:tcPr>
+          <w:p>
+            <w:pPr>
+              <w:spacing w:before="280"/>
+            </w:pPr>
+            <w:r>
+              <w:t>ddd</w:t>
+            </w:r>
+          </w:p>
+        </w:tc>
+        <w:tc>
+          <w:tcPr>
+            <w:tcW w:w="3168" w:type="dxa"/>
+            <w:gridSpan w:val="2"/>
+            <w:vMerge/>
+          </w:tcPr>
+          <w:p>
+            <w:pPr>
+              <w:spacing w:before="280"/>
+            </w:pPr>
+          </w:p>
+        </w:tc>
+      </w:tr>
+      <w:tr>
+        <w:tc>
+          <w:tcPr>
+            <w:tcW w:type="dxa" w:w="596"/>
+            <w:tcBorders>
+              <w:top w:val="single" w:sz="4" w:color="000000"/>
+              <w:left w:val="single" w:sz="4" w:color="000000"/>
+              <w:bottom w:val="single" w:sz="4" w:color="000000"/>
+              <w:right w:val="single" w:sz="4" w:color="000000"/>
+            </w:tcBorders>
+          </w:tcPr>
+          <w:p>
+            <w:pPr>
+              <w:spacing w:line="240" w:lineRule="auto" w:before="0" w:after="0"/>
+              <w:ind w:left="0" w:right="0" w:firstLine="0"/>
+            </w:pPr>
+            <w:r>
+              <w:rPr>
+                <w:rFonts w:ascii="Times New Roman" w:hAnsi="Times New Roman"/>
+                <w:i w:val="0"/>
+                <w:color w:val="000000"/>
+                <w:sz w:val="24"/>
+              </w:rPr>
+              <w:t>sad</w:t>
+            </w:r>
+          </w:p>
+        </w:tc>
+        <w:tc>
+          <w:tcPr>
+            <w:tcW w:type="dxa" w:w="776"/>
+            <w:tcBorders>
+              <w:top w:val="single" w:sz="4" w:color="000000"/>
+              <w:left w:val="single" w:sz="4" w:color="000000"/>
+              <w:bottom w:val="single" w:sz="4" w:color="000000"/>
+              <w:right w:val="single" w:sz="4" w:color="000000"/>
+            </w:tcBorders>
+          </w:tcPr>
+          <w:p>
+            <w:pPr>
+              <w:spacing w:line="240" w:lineRule="auto" w:before="0" w:after="0"/>
+              <w:ind w:left="0" w:right="0" w:firstLine="0"/>
+            </w:pPr>
+            <w:r>
+              <w:rPr>
+                <w:rFonts w:ascii="Times New Roman" w:hAnsi="Times New Roman"/>
+                <w:i w:val="0"/>
+                <w:color w:val="000000"/>
+                <w:sz w:val="24"/>
+              </w:rPr>
+              <w:t>F1f</w:t>
+            </w:r>
+          </w:p>
+        </w:tc>
+        <w:tc>
+          <w:tcPr>
+            <w:tcW w:type="dxa" w:w="872"/>
+            <w:tcBorders>
+              <w:top w:val="single" w:sz="4" w:color="000000"/>
+              <w:left w:val="single" w:sz="4" w:color="000000"/>
+              <w:bottom w:val="single" w:sz="4" w:color="000000"/>
+              <w:right w:val="single" w:sz="4" w:color="000000"/>
+            </w:tcBorders>
+          </w:tcPr>
+          <w:p>
+            <w:pPr>
+              <w:spacing w:line="240" w:lineRule="auto" w:before="0" w:after="0"/>
+              <w:ind w:left="0" w:right="0" w:firstLine="0"/>
+            </w:pPr>
+            <w:r>
+              <w:rPr>
+                <w:rFonts w:ascii="Times New Roman" w:hAnsi="Times New Roman"/>
+                <w:i w:val="0"/>
+                <w:color w:val="000000"/>
+                <w:sz w:val="24"/>
+              </w:rPr>
+              <w:t>dsa</w:t>
+            </w:r>
+          </w:p>
+        </w:tc>
+        <w:tc>
+          <w:tcPr>
+            <w:tcW w:type="dxa" w:w="1129"/>
+            <w:tcBorders>
+              <w:top w:val="single" w:sz="4" w:color="000000"/>
+              <w:left w:val="single" w:sz="4" w:color="000000"/>
+              <w:bottom w:val="single" w:sz="4" w:color="000000"/>
+              <w:right w:val="single" w:sz="4" w:color="000000"/>
+            </w:tcBorders>
+          </w:tcPr>
+          <w:p>
+            <w:pPr>
+              <w:spacing w:line="240" w:lineRule="auto" w:before="0" w:after="0"/>
+              <w:ind w:left="0" w:right="0" w:firstLine="0"/>
+            </w:pPr>
+            <w:r>
+              <w:rPr>
+                <w:rFonts w:ascii="Times New Roman" w:hAnsi="Times New Roman"/>
+                <w:i w:val="0"/>
+                <w:color w:val="000000"/>
+                <w:sz w:val="24"/>
+              </w:rPr>
+              <w:t>211df</w:t>
+            </w:r>
+          </w:p>
+        </w:tc>
+        <w:tc>
+          <w:tcPr>
+            <w:tcW w:type="dxa" w:w="1430"/>
+            <w:tcBorders>
+              <w:top w:val="single" w:sz="4" w:color="000000"/>
+              <w:left w:val="single" w:sz="4" w:color="000000"/>
+              <w:bottom w:val="single" w:sz="4" w:color="000000"/>
+              <w:right w:val="single" w:sz="4" w:color="000000"/>
+            </w:tcBorders>
+          </w:tcPr>
+          <w:p>
+            <w:pPr>
+              <w:spacing w:line="240" w:lineRule="auto" w:before="0" w:after="0"/>
+              <w:ind w:left="0" w:right="0" w:firstLine="0"/>
+            </w:pPr>
+            <w:r>
+              <w:rPr>
+                <w:rFonts w:ascii="Times New Roman" w:hAnsi="Times New Roman"/>
+                <w:i w:val="0"/>
+                <w:color w:val="000000"/>
+                <w:sz w:val="24"/>
+              </w:rPr>
+              <w:t>21</w:t>
+            </w:r>
+          </w:p>
+        </w:tc>
+        <w:tc>
+          <w:tcPr>
+            <w:tcW w:type="dxa" w:w="1379"/>
+            <w:tcBorders>
+              <w:top w:val="single" w:sz="4" w:color="000000"/>
+              <w:left w:val="single" w:sz="4" w:color="000000"/>
+              <w:bottom w:val="single" w:sz="4" w:color="000000"/>
+              <w:right w:val="single" w:sz="4" w:color="000000"/>
+            </w:tcBorders>
+          </w:tcPr>
+          <w:p>
+            <w:pPr>
+              <w:spacing w:line="240" w:lineRule="auto" w:before="0" w:after="0"/>
+              <w:ind w:left="0" w:right="0" w:firstLine="0"/>
+            </w:pPr>
+            <w:r>
+              <w:rPr>
+                <w:rFonts w:ascii="Times New Roman" w:hAnsi="Times New Roman"/>
+                <w:i w:val="0"/>
+                <w:color w:val="000000"/>
+                <w:sz w:val="24"/>
+              </w:rPr>
+              <w:t>21</w:t>
+            </w:r>
+          </w:p>
+        </w:tc>
+        <w:tc>
+          <w:tcPr>
+            <w:tcW w:type="dxa" w:w="1560"/>
+            <w:tcBorders>
+              <w:top w:val="single" w:sz="4" w:color="000000"/>
+              <w:left w:val="single" w:sz="4" w:color="000000"/>
+              <w:bottom w:val="single" w:sz="4" w:color="000000"/>
+              <w:right w:val="single" w:sz="4" w:color="000000"/>
+            </w:tcBorders>
+          </w:tcPr>
+          <w:p>
+            <w:pPr>
+              <w:spacing w:line="240" w:lineRule="auto" w:before="0" w:after="0"/>
+              <w:ind w:left="0" w:right="0" w:firstLine="0"/>
+            </w:pPr>
+            <w:r>
+              <w:rPr>
+                <w:rFonts w:ascii="Times New Roman" w:hAnsi="Times New Roman"/>
+                <w:i w:val="0"/>
+                <w:color w:val="000000"/>
+                <w:sz w:val="24"/>
+              </w:rPr>
+              <w:t>3332ed22d2d</w:t>
+            </w:r>
+          </w:p>
+        </w:tc>
+        <w:tc>
+          <w:tcPr>
+            <w:tcW w:type="dxa" w:w="1608"/>
+            <w:tcBorders>
+              <w:top w:val="single" w:sz="4" w:color="000000"/>
+              <w:left w:val="single" w:sz="4" w:color="000000"/>
+              <w:bottom w:val="single" w:sz="4" w:color="000000"/>
+              <w:right w:val="single" w:sz="4" w:color="000000"/>
+            </w:tcBorders>
+          </w:tcPr>
+          <w:p>
+            <w:pPr>
+              <w:spacing w:line="240" w:lineRule="auto" w:before="0" w:after="0"/>
+              <w:ind w:left="0" w:right="0" w:firstLine="0"/>
+            </w:pPr>
+            <w:r>
+              <w:rPr>
+                <w:rFonts w:ascii="Times New Roman" w:hAnsi="Times New Roman"/>
+                <w:i w:val="0"/>
+                <w:color w:val="000000"/>
+                <w:sz w:val="24"/>
+              </w:rPr>
+              <w:t>3332ed22d2d</w:t>
+            </w:r>
           </w:p>
         </w:tc>
       </w:tr>
@@ -905,6 +1357,7 @@
         <w:rPr>
           <w:noProof/>
         </w:rPr>
+        <w:lastRenderedPageBreak/>
         <w:drawing>
           <wp:inline distT="0" distB="0" distL="0" distR="0" wp14:anchorId="3462652D" wp14:editId="3DD03329">
             <wp:extent cx="1270000" cy="1270000"/>
@@ -975,7 +1428,6 @@
           <w:color w:val="000000"/>
           <w:sz w:val="28"/>
         </w:rPr>
-        <w:lastRenderedPageBreak/>
         <w:t>dasda</w:t>
       </w:r>
       <w:r>
@@ -1780,7 +2232,6 @@
         <w:rPr>
           <w:noProof/>
         </w:rPr>
-        <w:lastRenderedPageBreak/>
         <w:drawing>
           <wp:inline distT="0" distB="0" distL="0" distR="0" wp14:anchorId="77476E21" wp14:editId="0A58D7B6">
             <wp:extent cx="1270000" cy="1270000"/>
@@ -2138,6 +2589,7 @@
           <w:color w:val="000000"/>
           <w:sz w:val="28"/>
         </w:rPr>
+        <w:lastRenderedPageBreak/>
         <w:t>new_header105; j1nj2eeio12e2m21eio dk askdj lkasdно вот и все par updated</w:t>
       </w:r>
     </w:p>
@@ -2169,7 +2621,6 @@
           <w:color w:val="000000"/>
           <w:sz w:val="28"/>
         </w:rPr>
-        <w:lastRenderedPageBreak/>
         <w:t>1.3.3 che dks</w:t>
       </w:r>
     </w:p>
@@ -2312,7 +2763,6 @@
           <w:color w:val="000000"/>
           <w:sz w:val="28"/>
         </w:rPr>
-        <w:lastRenderedPageBreak/>
         <w:t>2 проверка го гого</w:t>
       </w:r>
     </w:p>
@@ -2345,7 +2795,6 @@
           <w:color w:val="000000"/>
           <w:sz w:val="28"/>
         </w:rPr>
-        <w:lastRenderedPageBreak/>
         <w:t>3 иди сюда заголовок</w:t>
       </w:r>
     </w:p>

--- a/tst.docx
+++ b/tst.docx
@@ -4,12 +4,12 @@
   <w:body>
     <w:p>
       <w:r>
-        <w:t>d</w:t>
-      </w:r>
-    </w:p>
-    <w:p>
-      <w:pPr>
-        <w:pStyle w:val="1"/>
+        <w:t>a</w:t>
+      </w:r>
+    </w:p>
+    <w:p>
+      <w:pPr>
+        <w:pStyle w:val="Heading1"/>
         <w:pageBreakBefore/>
         <w:spacing w:line="240" w:lineRule="auto" w:before="0" w:after="360"/>
         <w:ind w:left="0" w:right="0" w:firstLine="709"/>
@@ -47,7 +47,7 @@
                     <pic:cNvPicPr/>
                   </pic:nvPicPr>
                   <pic:blipFill>
-                    <a:blip r:embed="rId10"/>
+                    <a:blip r:embed="rId6"/>
                     <a:stretch>
                       <a:fillRect/>
                     </a:stretch>
@@ -105,7 +105,7 @@
                     <pic:cNvPicPr/>
                   </pic:nvPicPr>
                   <pic:blipFill>
-                    <a:blip r:embed="rId10"/>
+                    <a:blip r:embed="rId6"/>
                     <a:stretch>
                       <a:fillRect/>
                     </a:stretch>
@@ -177,7 +177,7 @@
     </w:p>
     <w:p>
       <w:pPr>
-        <w:pStyle w:val="2"/>
+        <w:pStyle w:val="Heading2"/>
         <w:spacing w:line="240" w:lineRule="auto" w:before="360" w:after="240"/>
         <w:ind w:left="0" w:right="0" w:firstLine="709"/>
       </w:pPr>
@@ -228,7 +228,7 @@
     </w:p>
     <w:p>
       <w:pPr>
-        <w:pStyle w:val="3"/>
+        <w:pStyle w:val="Heading3"/>
         <w:spacing w:line="240" w:lineRule="auto" w:before="360" w:after="240"/>
         <w:ind w:left="0" w:right="0" w:firstLine="709"/>
       </w:pPr>
@@ -262,7 +262,7 @@
     </w:p>
     <w:p>
       <w:pPr>
-        <w:pStyle w:val="2"/>
+        <w:pStyle w:val="Heading2"/>
         <w:spacing w:line="240" w:lineRule="auto" w:before="360" w:after="240"/>
         <w:ind w:left="0" w:right="0" w:firstLine="709"/>
       </w:pPr>
@@ -330,8 +330,8 @@
     </w:p>
     <w:p>
       <w:pPr>
-        <w:pStyle w:val="2"/>
-        <w:spacing w:line="240" w:lineRule="auto" w:before="360" w:after="240"/>
+        <w:pStyle w:val="Heading2"/>
+        <w:spacing w:line="240" w:lineRule="auto" w:before="120" w:after="240"/>
         <w:ind w:left="0" w:right="0" w:firstLine="709"/>
       </w:pPr>
       <w:r>
@@ -548,7 +548,7 @@
     </w:tbl>
     <w:p>
       <w:pPr>
-        <w:spacing w:line="240" w:lineRule="auto" w:before="0" w:after="0"/>
+        <w:spacing w:line="240" w:lineRule="auto" w:before="280" w:after="0"/>
         <w:ind w:left="0" w:right="0" w:firstLine="709"/>
         <w:jc w:val="both"/>
       </w:pPr>
@@ -1073,7 +1073,7 @@
                     <pic:cNvPicPr/>
                   </pic:nvPicPr>
                   <pic:blipFill>
-                    <a:blip r:embed="rId11"/>
+                    <a:blip r:embed="rId7"/>
                     <a:stretch>
                       <a:fillRect/>
                     </a:stretch>
@@ -1192,7 +1192,7 @@
     </w:tbl>
     <w:p>
       <w:pPr>
-        <w:pStyle w:val="3"/>
+        <w:pStyle w:val="Heading3"/>
         <w:spacing w:line="240" w:lineRule="auto" w:before="360" w:after="240"/>
         <w:ind w:left="0" w:right="0" w:firstLine="709"/>
       </w:pPr>
@@ -1243,7 +1243,7 @@
     </w:p>
     <w:p>
       <w:pPr>
-        <w:pStyle w:val="3"/>
+        <w:pStyle w:val="Heading3"/>
         <w:spacing w:line="240" w:lineRule="auto" w:before="360" w:after="240"/>
         <w:ind w:left="0" w:right="0" w:firstLine="709"/>
       </w:pPr>
@@ -1351,7 +1351,7 @@
     </w:p>
     <w:p>
       <w:pPr>
-        <w:pStyle w:val="3"/>
+        <w:pStyle w:val="Heading3"/>
         <w:spacing w:line="240" w:lineRule="auto" w:before="360" w:after="240"/>
         <w:ind w:left="0" w:right="0" w:firstLine="709"/>
       </w:pPr>
@@ -1402,7 +1402,7 @@
     </w:p>
     <w:p>
       <w:pPr>
-        <w:pStyle w:val="2"/>
+        <w:pStyle w:val="Heading2"/>
         <w:spacing w:line="240" w:lineRule="auto" w:before="360" w:after="240"/>
         <w:ind w:left="0" w:right="0" w:firstLine="709"/>
       </w:pPr>
@@ -1505,7 +1505,7 @@
     </w:tbl>
     <w:p>
       <w:pPr>
-        <w:pStyle w:val="1"/>
+        <w:pStyle w:val="Heading1"/>
         <w:pageBreakBefore/>
         <w:spacing w:line="240" w:lineRule="auto" w:before="0" w:after="360"/>
         <w:ind w:left="0" w:right="0" w:firstLine="709"/>
@@ -1540,9 +1540,9 @@
     </w:p>
     <w:p>
       <w:pPr>
-        <w:pStyle w:val="1"/>
+        <w:pStyle w:val="Heading1"/>
         <w:pageBreakBefore/>
-        <w:spacing w:line="240" w:lineRule="auto" w:before="0" w:after="360"/>
+        <w:spacing w:line="240" w:lineRule="auto" w:before="0" w:after="120"/>
         <w:ind w:left="0" w:right="0" w:firstLine="709"/>
       </w:pPr>
       <w:r>
@@ -1671,150 +1671,6 @@
     </w:sectPr>
   </w:body>
 </w:document>
-</file>
-
-<file path=word/endnotes.xml><?xml version="1.0" encoding="utf-8"?>
-<w:endnotes xmlns:wpc="http://schemas.microsoft.com/office/word/2010/wordprocessingCanvas" xmlns:cx="http://schemas.microsoft.com/office/drawing/2014/chartex" xmlns:cx1="http://schemas.microsoft.com/office/drawing/2015/9/8/chartex" xmlns:cx2="http://schemas.microsoft.com/office/drawing/2015/10/21/chartex" xmlns:cx3="http://schemas.microsoft.com/office/drawing/2016/5/9/chartex" xmlns:cx4="http://schemas.microsoft.com/office/drawing/2016/5/10/chartex" xmlns:cx5="http://schemas.microsoft.com/office/drawing/2016/5/11/chartex" xmlns:cx6="http://schemas.microsoft.com/office/drawing/2016/5/12/chartex" xmlns:cx7="http://schemas.microsoft.com/office/drawing/2016/5/13/chartex" xmlns:cx8="http://schemas.microsoft.com/office/drawing/2016/5/14/chartex" xmlns:mc="http://schemas.openxmlformats.org/markup-compatibility/2006" xmlns:aink="http://schemas.microsoft.com/office/drawing/2016/ink" xmlns:am3d="http://schemas.microsoft.com/office/drawing/2017/model3d" xmlns:o="urn:schemas-microsoft-com:office:office" xmlns:r="http://schemas.openxmlformats.org/officeDocument/2006/relationships" xmlns:m="http://schemas.openxmlformats.org/officeDocument/2006/math" xmlns:v="urn:schemas-microsoft-com:vml" xmlns:wp14="http://schemas.microsoft.com/office/word/2010/wordprocessingDrawing" xmlns:wp="http://schemas.openxmlformats.org/drawingml/2006/wordprocessingDrawing" xmlns:w10="urn:schemas-microsoft-com:office:word" xmlns:w="http://schemas.openxmlformats.org/wordprocessingml/2006/main" xmlns:w14="http://schemas.microsoft.com/office/word/2010/wordml" xmlns:w15="http://schemas.microsoft.com/office/word/2012/wordml" xmlns:w16cex="http://schemas.microsoft.com/office/word/2018/wordml/cex" xmlns:w16cid="http://schemas.microsoft.com/office/word/2016/wordml/cid" xmlns:w16="http://schemas.microsoft.com/office/word/2018/wordml" xmlns:w16sdtdh="http://schemas.microsoft.com/office/word/2020/wordml/sdtdatahash" xmlns:w16se="http://schemas.microsoft.com/office/word/2015/wordml/symex" xmlns:wpg="http://schemas.microsoft.com/office/word/2010/wordprocessingGroup" xmlns:wpi="http://schemas.microsoft.com/office/word/2010/wordprocessingInk" xmlns:wne="http://schemas.microsoft.com/office/word/2006/wordml" xmlns:wps="http://schemas.microsoft.com/office/word/2010/wordprocessingShape" mc:Ignorable="w14 w15 w16se w16cid w16 w16cex w16sdtdh wp14">
-  <w:endnote w:type="separator" w:id="-1">
-    <w:p>
-      <w:pPr>
-        <w:spacing w:after="0" w:line="240" w:lineRule="auto"/>
-      </w:pPr>
-      <w:r>
-        <w:separator/>
-      </w:r>
-    </w:p>
-  </w:endnote>
-  <w:endnote w:type="continuationSeparator" w:id="0">
-    <w:p>
-      <w:pPr>
-        <w:spacing w:after="0" w:line="240" w:lineRule="auto"/>
-      </w:pPr>
-      <w:r>
-        <w:continuationSeparator/>
-      </w:r>
-    </w:p>
-  </w:endnote>
-</w:endnotes>
-</file>
-
-<file path=word/footnotes.xml><?xml version="1.0" encoding="utf-8"?>
-<w:footnotes xmlns:wpc="http://schemas.microsoft.com/office/word/2010/wordprocessingCanvas" xmlns:cx="http://schemas.microsoft.com/office/drawing/2014/chartex" xmlns:cx1="http://schemas.microsoft.com/office/drawing/2015/9/8/chartex" xmlns:cx2="http://schemas.microsoft.com/office/drawing/2015/10/21/chartex" xmlns:cx3="http://schemas.microsoft.com/office/drawing/2016/5/9/chartex" xmlns:cx4="http://schemas.microsoft.com/office/drawing/2016/5/10/chartex" xmlns:cx5="http://schemas.microsoft.com/office/drawing/2016/5/11/chartex" xmlns:cx6="http://schemas.microsoft.com/office/drawing/2016/5/12/chartex" xmlns:cx7="http://schemas.microsoft.com/office/drawing/2016/5/13/chartex" xmlns:cx8="http://schemas.microsoft.com/office/drawing/2016/5/14/chartex" xmlns:mc="http://schemas.openxmlformats.org/markup-compatibility/2006" xmlns:aink="http://schemas.microsoft.com/office/drawing/2016/ink" xmlns:am3d="http://schemas.microsoft.com/office/drawing/2017/model3d" xmlns:o="urn:schemas-microsoft-com:office:office" xmlns:r="http://schemas.openxmlformats.org/officeDocument/2006/relationships" xmlns:m="http://schemas.openxmlformats.org/officeDocument/2006/math" xmlns:v="urn:schemas-microsoft-com:vml" xmlns:wp14="http://schemas.microsoft.com/office/word/2010/wordprocessingDrawing" xmlns:wp="http://schemas.openxmlformats.org/drawingml/2006/wordprocessingDrawing" xmlns:w10="urn:schemas-microsoft-com:office:word" xmlns:w="http://schemas.openxmlformats.org/wordprocessingml/2006/main" xmlns:w14="http://schemas.microsoft.com/office/word/2010/wordml" xmlns:w15="http://schemas.microsoft.com/office/word/2012/wordml" xmlns:w16cex="http://schemas.microsoft.com/office/word/2018/wordml/cex" xmlns:w16cid="http://schemas.microsoft.com/office/word/2016/wordml/cid" xmlns:w16="http://schemas.microsoft.com/office/word/2018/wordml" xmlns:w16sdtdh="http://schemas.microsoft.com/office/word/2020/wordml/sdtdatahash" xmlns:w16se="http://schemas.microsoft.com/office/word/2015/wordml/symex" xmlns:wpg="http://schemas.microsoft.com/office/word/2010/wordprocessingGroup" xmlns:wpi="http://schemas.microsoft.com/office/word/2010/wordprocessingInk" xmlns:wne="http://schemas.microsoft.com/office/word/2006/wordml" xmlns:wps="http://schemas.microsoft.com/office/word/2010/wordprocessingShape" mc:Ignorable="w14 w15 w16se w16cid w16 w16cex w16sdtdh wp14">
-  <w:footnote w:type="separator" w:id="-1">
-    <w:p>
-      <w:pPr>
-        <w:spacing w:after="0" w:line="240" w:lineRule="auto"/>
-      </w:pPr>
-      <w:r>
-        <w:separator/>
-      </w:r>
-    </w:p>
-  </w:footnote>
-  <w:footnote w:type="continuationSeparator" w:id="0">
-    <w:p>
-      <w:pPr>
-        <w:spacing w:after="0" w:line="240" w:lineRule="auto"/>
-      </w:pPr>
-      <w:r>
-        <w:continuationSeparator/>
-      </w:r>
-    </w:p>
-  </w:footnote>
-</w:footnotes>
-</file>
-
-<file path=word/numbering.xml><?xml version="1.0" encoding="utf-8"?>
-<w:numbering xmlns:wpc="http://schemas.microsoft.com/office/word/2010/wordprocessingCanvas" xmlns:cx="http://schemas.microsoft.com/office/drawing/2014/chartex" xmlns:cx1="http://schemas.microsoft.com/office/drawing/2015/9/8/chartex" xmlns:cx2="http://schemas.microsoft.com/office/drawing/2015/10/21/chartex" xmlns:cx3="http://schemas.microsoft.com/office/drawing/2016/5/9/chartex" xmlns:cx4="http://schemas.microsoft.com/office/drawing/2016/5/10/chartex" xmlns:cx5="http://schemas.microsoft.com/office/drawing/2016/5/11/chartex" xmlns:cx6="http://schemas.microsoft.com/office/drawing/2016/5/12/chartex" xmlns:cx7="http://schemas.microsoft.com/office/drawing/2016/5/13/chartex" xmlns:cx8="http://schemas.microsoft.com/office/drawing/2016/5/14/chartex" xmlns:mc="http://schemas.openxmlformats.org/markup-compatibility/2006" xmlns:aink="http://schemas.microsoft.com/office/drawing/2016/ink" xmlns:am3d="http://schemas.microsoft.com/office/drawing/2017/model3d" xmlns:o="urn:schemas-microsoft-com:office:office" xmlns:r="http://schemas.openxmlformats.org/officeDocument/2006/relationships" xmlns:m="http://schemas.openxmlformats.org/officeDocument/2006/math" xmlns:v="urn:schemas-microsoft-com:vml" xmlns:wp14="http://schemas.microsoft.com/office/word/2010/wordprocessingDrawing" xmlns:wp="http://schemas.openxmlformats.org/drawingml/2006/wordprocessingDrawing" xmlns:w10="urn:schemas-microsoft-com:office:word" xmlns:w="http://schemas.openxmlformats.org/wordprocessingml/2006/main" xmlns:w14="http://schemas.microsoft.com/office/word/2010/wordml" xmlns:w15="http://schemas.microsoft.com/office/word/2012/wordml" xmlns:w16cex="http://schemas.microsoft.com/office/word/2018/wordml/cex" xmlns:w16cid="http://schemas.microsoft.com/office/word/2016/wordml/cid" xmlns:w16="http://schemas.microsoft.com/office/word/2018/wordml" xmlns:w16sdtdh="http://schemas.microsoft.com/office/word/2020/wordml/sdtdatahash" xmlns:w16se="http://schemas.microsoft.com/office/word/2015/wordml/symex" xmlns:wpg="http://schemas.microsoft.com/office/word/2010/wordprocessingGroup" xmlns:wpi="http://schemas.microsoft.com/office/word/2010/wordprocessingInk" xmlns:wne="http://schemas.microsoft.com/office/word/2006/wordml" xmlns:wps="http://schemas.microsoft.com/office/word/2010/wordprocessingShape" mc:Ignorable="w14 w15 w16se w16cid w16 w16cex w16sdtdh wp14">
-  <w:abstractNum w:abstractNumId="0" w15:restartNumberingAfterBreak="0">
-    <w:nsid w:val="7EE03AF4"/>
-    <w:multiLevelType w:val="hybridMultilevel"/>
-    <w:tmpl w:val="B2088C1E"/>
-    <w:lvl w:ilvl="0" w:tplc="0409000F">
-      <w:start w:val="1"/>
-      <w:numFmt w:val="decimal"/>
-      <w:lvlText w:val="%1."/>
-      <w:lvlJc w:val="left"/>
-      <w:pPr>
-        <w:ind w:left="720" w:hanging="360"/>
-      </w:pPr>
-    </w:lvl>
-    <w:lvl w:ilvl="1" w:tplc="04090019" w:tentative="1">
-      <w:start w:val="1"/>
-      <w:numFmt w:val="lowerLetter"/>
-      <w:lvlText w:val="%2."/>
-      <w:lvlJc w:val="left"/>
-      <w:pPr>
-        <w:ind w:left="1440" w:hanging="360"/>
-      </w:pPr>
-    </w:lvl>
-    <w:lvl w:ilvl="2" w:tplc="0409001B" w:tentative="1">
-      <w:start w:val="1"/>
-      <w:numFmt w:val="lowerRoman"/>
-      <w:lvlText w:val="%3."/>
-      <w:lvlJc w:val="right"/>
-      <w:pPr>
-        <w:ind w:left="2160" w:hanging="180"/>
-      </w:pPr>
-    </w:lvl>
-    <w:lvl w:ilvl="3" w:tplc="0409000F" w:tentative="1">
-      <w:start w:val="1"/>
-      <w:numFmt w:val="decimal"/>
-      <w:lvlText w:val="%4."/>
-      <w:lvlJc w:val="left"/>
-      <w:pPr>
-        <w:ind w:left="2880" w:hanging="360"/>
-      </w:pPr>
-    </w:lvl>
-    <w:lvl w:ilvl="4" w:tplc="04090019" w:tentative="1">
-      <w:start w:val="1"/>
-      <w:numFmt w:val="lowerLetter"/>
-      <w:lvlText w:val="%5."/>
-      <w:lvlJc w:val="left"/>
-      <w:pPr>
-        <w:ind w:left="3600" w:hanging="360"/>
-      </w:pPr>
-    </w:lvl>
-    <w:lvl w:ilvl="5" w:tplc="0409001B" w:tentative="1">
-      <w:start w:val="1"/>
-      <w:numFmt w:val="lowerRoman"/>
-      <w:lvlText w:val="%6."/>
-      <w:lvlJc w:val="right"/>
-      <w:pPr>
-        <w:ind w:left="4320" w:hanging="180"/>
-      </w:pPr>
-    </w:lvl>
-    <w:lvl w:ilvl="6" w:tplc="0409000F" w:tentative="1">
-      <w:start w:val="1"/>
-      <w:numFmt w:val="decimal"/>
-      <w:lvlText w:val="%7."/>
-      <w:lvlJc w:val="left"/>
-      <w:pPr>
-        <w:ind w:left="5040" w:hanging="360"/>
-      </w:pPr>
-    </w:lvl>
-    <w:lvl w:ilvl="7" w:tplc="04090019" w:tentative="1">
-      <w:start w:val="1"/>
-      <w:numFmt w:val="lowerLetter"/>
-      <w:lvlText w:val="%8."/>
-      <w:lvlJc w:val="left"/>
-      <w:pPr>
-        <w:ind w:left="5760" w:hanging="360"/>
-      </w:pPr>
-    </w:lvl>
-    <w:lvl w:ilvl="8" w:tplc="0409001B" w:tentative="1">
-      <w:start w:val="1"/>
-      <w:numFmt w:val="lowerRoman"/>
-      <w:lvlText w:val="%9."/>
-      <w:lvlJc w:val="right"/>
-      <w:pPr>
-        <w:ind w:left="6480" w:hanging="180"/>
-      </w:pPr>
-    </w:lvl>
-  </w:abstractNum>
-  <w:num w:numId="1">
-    <w:abstractNumId w:val="0"/>
-  </w:num>
-</w:numbering>
 </file>
 
 <file path=word/styles.xml><?xml version="1.0" encoding="utf-8"?>
@@ -2215,134 +2071,6 @@
   <w:style w:type="paragraph" w:default="1" w:styleId="a">
     <w:name w:val="Normal"/>
     <w:qFormat/>
-    <w:rsid w:val="00930C34"/>
-  </w:style>
-  <w:style w:type="paragraph" w:styleId="1">
-    <w:name w:val="heading 1"/>
-    <w:basedOn w:val="a"/>
-    <w:next w:val="a"/>
-    <w:link w:val="10"/>
-    <w:uiPriority w:val="9"/>
-    <w:qFormat/>
-    <w:rsid w:val="005C420B"/>
-    <w:pPr>
-      <w:keepNext/>
-      <w:keepLines/>
-      <w:spacing w:before="240" w:after="0"/>
-      <w:outlineLvl w:val="0"/>
-    </w:pPr>
-    <w:rPr>
-      <w:rFonts w:asciiTheme="majorHAnsi" w:eastAsiaTheme="majorEastAsia" w:hAnsiTheme="majorHAnsi" w:cstheme="majorBidi"/>
-      <w:color w:val="2F5496" w:themeColor="accent1" w:themeShade="BF"/>
-      <w:sz w:val="32"/>
-      <w:szCs w:val="32"/>
-    </w:rPr>
-  </w:style>
-  <w:style w:type="paragraph" w:styleId="2">
-    <w:name w:val="heading 2"/>
-    <w:basedOn w:val="a"/>
-    <w:next w:val="a"/>
-    <w:link w:val="20"/>
-    <w:uiPriority w:val="9"/>
-    <w:unhideWhenUsed/>
-    <w:qFormat/>
-    <w:rsid w:val="008D79BF"/>
-    <w:pPr>
-      <w:keepNext/>
-      <w:keepLines/>
-      <w:spacing w:before="40" w:after="0"/>
-      <w:outlineLvl w:val="1"/>
-    </w:pPr>
-    <w:rPr>
-      <w:rFonts w:asciiTheme="majorHAnsi" w:eastAsiaTheme="majorEastAsia" w:hAnsiTheme="majorHAnsi" w:cstheme="majorBidi"/>
-      <w:color w:val="2F5496" w:themeColor="accent1" w:themeShade="BF"/>
-      <w:sz w:val="26"/>
-      <w:szCs w:val="26"/>
-    </w:rPr>
-  </w:style>
-  <w:style w:type="paragraph" w:styleId="3">
-    <w:name w:val="heading 3"/>
-    <w:basedOn w:val="a"/>
-    <w:next w:val="a"/>
-    <w:link w:val="30"/>
-    <w:uiPriority w:val="9"/>
-    <w:unhideWhenUsed/>
-    <w:qFormat/>
-    <w:rsid w:val="008D79BF"/>
-    <w:pPr>
-      <w:keepNext/>
-      <w:keepLines/>
-      <w:spacing w:before="40" w:after="0"/>
-      <w:outlineLvl w:val="2"/>
-    </w:pPr>
-    <w:rPr>
-      <w:rFonts w:asciiTheme="majorHAnsi" w:eastAsiaTheme="majorEastAsia" w:hAnsiTheme="majorHAnsi" w:cstheme="majorBidi"/>
-      <w:color w:val="1F3763" w:themeColor="accent1" w:themeShade="7F"/>
-      <w:sz w:val="24"/>
-      <w:szCs w:val="24"/>
-    </w:rPr>
-  </w:style>
-  <w:style w:type="paragraph" w:styleId="4">
-    <w:name w:val="heading 4"/>
-    <w:basedOn w:val="a"/>
-    <w:next w:val="a"/>
-    <w:link w:val="40"/>
-    <w:uiPriority w:val="9"/>
-    <w:unhideWhenUsed/>
-    <w:qFormat/>
-    <w:rsid w:val="008D79BF"/>
-    <w:pPr>
-      <w:keepNext/>
-      <w:keepLines/>
-      <w:spacing w:before="40" w:after="0"/>
-      <w:outlineLvl w:val="3"/>
-    </w:pPr>
-    <w:rPr>
-      <w:rFonts w:asciiTheme="majorHAnsi" w:eastAsiaTheme="majorEastAsia" w:hAnsiTheme="majorHAnsi" w:cstheme="majorBidi"/>
-      <w:i/>
-      <w:iCs/>
-      <w:color w:val="2F5496" w:themeColor="accent1" w:themeShade="BF"/>
-    </w:rPr>
-  </w:style>
-  <w:style w:type="paragraph" w:styleId="5">
-    <w:name w:val="heading 5"/>
-    <w:basedOn w:val="a"/>
-    <w:next w:val="a"/>
-    <w:link w:val="50"/>
-    <w:uiPriority w:val="9"/>
-    <w:unhideWhenUsed/>
-    <w:qFormat/>
-    <w:rsid w:val="008D79BF"/>
-    <w:pPr>
-      <w:keepNext/>
-      <w:keepLines/>
-      <w:spacing w:before="40" w:after="0"/>
-      <w:outlineLvl w:val="4"/>
-    </w:pPr>
-    <w:rPr>
-      <w:rFonts w:asciiTheme="majorHAnsi" w:eastAsiaTheme="majorEastAsia" w:hAnsiTheme="majorHAnsi" w:cstheme="majorBidi"/>
-      <w:color w:val="2F5496" w:themeColor="accent1" w:themeShade="BF"/>
-    </w:rPr>
-  </w:style>
-  <w:style w:type="paragraph" w:styleId="6">
-    <w:name w:val="heading 6"/>
-    <w:basedOn w:val="a"/>
-    <w:next w:val="a"/>
-    <w:link w:val="60"/>
-    <w:uiPriority w:val="9"/>
-    <w:unhideWhenUsed/>
-    <w:qFormat/>
-    <w:rsid w:val="008D79BF"/>
-    <w:pPr>
-      <w:keepNext/>
-      <w:keepLines/>
-      <w:spacing w:before="40" w:after="0"/>
-      <w:outlineLvl w:val="5"/>
-    </w:pPr>
-    <w:rPr>
-      <w:rFonts w:asciiTheme="majorHAnsi" w:eastAsiaTheme="majorEastAsia" w:hAnsiTheme="majorHAnsi" w:cstheme="majorBidi"/>
-      <w:color w:val="1F3763" w:themeColor="accent1" w:themeShade="7F"/>
-    </w:rPr>
   </w:style>
   <w:style w:type="character" w:default="1" w:styleId="a0">
     <w:name w:val="Default Paragraph Font"/>
@@ -2371,230 +2099,20 @@
     <w:semiHidden/>
     <w:unhideWhenUsed/>
   </w:style>
-  <w:style w:type="character" w:customStyle="1" w:styleId="10">
-    <w:name w:val="Заголовок 1 Знак"/>
-    <w:basedOn w:val="a0"/>
-    <w:link w:val="1"/>
-    <w:uiPriority w:val="9"/>
-    <w:rsid w:val="005C420B"/>
-    <w:rPr>
-      <w:rFonts w:asciiTheme="majorHAnsi" w:eastAsiaTheme="majorEastAsia" w:hAnsiTheme="majorHAnsi" w:cstheme="majorBidi"/>
-      <w:color w:val="2F5496" w:themeColor="accent1" w:themeShade="BF"/>
-      <w:sz w:val="32"/>
-      <w:szCs w:val="32"/>
-    </w:rPr>
+  <w:style w:type="paragraph" w:customStyle="1" w:styleId="Heading1">
+    <w:name w:val="heading 1"/>
   </w:style>
-  <w:style w:type="character" w:customStyle="1" w:styleId="20">
-    <w:name w:val="Заголовок 2 Знак"/>
-    <w:basedOn w:val="a0"/>
-    <w:link w:val="2"/>
-    <w:uiPriority w:val="9"/>
-    <w:rsid w:val="008D79BF"/>
-    <w:rPr>
-      <w:rFonts w:asciiTheme="majorHAnsi" w:eastAsiaTheme="majorEastAsia" w:hAnsiTheme="majorHAnsi" w:cstheme="majorBidi"/>
-      <w:color w:val="2F5496" w:themeColor="accent1" w:themeShade="BF"/>
-      <w:sz w:val="26"/>
-      <w:szCs w:val="26"/>
-    </w:rPr>
+  <w:style w:type="paragraph" w:customStyle="1" w:styleId="Heading2">
+    <w:name w:val="heading 2"/>
   </w:style>
-  <w:style w:type="character" w:customStyle="1" w:styleId="30">
-    <w:name w:val="Заголовок 3 Знак"/>
-    <w:basedOn w:val="a0"/>
-    <w:link w:val="3"/>
-    <w:uiPriority w:val="9"/>
-    <w:rsid w:val="008D79BF"/>
-    <w:rPr>
-      <w:rFonts w:asciiTheme="majorHAnsi" w:eastAsiaTheme="majorEastAsia" w:hAnsiTheme="majorHAnsi" w:cstheme="majorBidi"/>
-      <w:color w:val="1F3763" w:themeColor="accent1" w:themeShade="7F"/>
-      <w:sz w:val="24"/>
-      <w:szCs w:val="24"/>
-    </w:rPr>
+  <w:style w:type="paragraph" w:customStyle="1" w:styleId="Heading3">
+    <w:name w:val="heading 3"/>
   </w:style>
-  <w:style w:type="character" w:customStyle="1" w:styleId="40">
-    <w:name w:val="Заголовок 4 Знак"/>
-    <w:basedOn w:val="a0"/>
-    <w:link w:val="4"/>
-    <w:uiPriority w:val="9"/>
-    <w:rsid w:val="008D79BF"/>
-    <w:rPr>
-      <w:rFonts w:asciiTheme="majorHAnsi" w:eastAsiaTheme="majorEastAsia" w:hAnsiTheme="majorHAnsi" w:cstheme="majorBidi"/>
-      <w:i/>
-      <w:iCs/>
-      <w:color w:val="2F5496" w:themeColor="accent1" w:themeShade="BF"/>
-    </w:rPr>
+  <w:style w:type="paragraph" w:customStyle="1" w:styleId="Heading4">
+    <w:name w:val="heading 4"/>
   </w:style>
-  <w:style w:type="character" w:customStyle="1" w:styleId="50">
-    <w:name w:val="Заголовок 5 Знак"/>
-    <w:basedOn w:val="a0"/>
-    <w:link w:val="5"/>
-    <w:uiPriority w:val="9"/>
-    <w:rsid w:val="008D79BF"/>
-    <w:rPr>
-      <w:rFonts w:asciiTheme="majorHAnsi" w:eastAsiaTheme="majorEastAsia" w:hAnsiTheme="majorHAnsi" w:cstheme="majorBidi"/>
-      <w:color w:val="2F5496" w:themeColor="accent1" w:themeShade="BF"/>
-    </w:rPr>
-  </w:style>
-  <w:style w:type="character" w:customStyle="1" w:styleId="60">
-    <w:name w:val="Заголовок 6 Знак"/>
-    <w:basedOn w:val="a0"/>
-    <w:link w:val="6"/>
-    <w:uiPriority w:val="9"/>
-    <w:rsid w:val="008D79BF"/>
-    <w:rPr>
-      <w:rFonts w:asciiTheme="majorHAnsi" w:eastAsiaTheme="majorEastAsia" w:hAnsiTheme="majorHAnsi" w:cstheme="majorBidi"/>
-      <w:color w:val="1F3763" w:themeColor="accent1" w:themeShade="7F"/>
-    </w:rPr>
-  </w:style>
-  <w:style w:type="paragraph" w:styleId="a3">
-    <w:name w:val="List Paragraph"/>
-    <w:basedOn w:val="a"/>
-    <w:uiPriority w:val="34"/>
-    <w:qFormat/>
-    <w:rsid w:val="0082722E"/>
-    <w:pPr>
-      <w:ind w:left="720"/>
-      <w:contextualSpacing/>
-    </w:pPr>
-  </w:style>
-  <w:style w:type="table" w:styleId="a4">
-    <w:name w:val="Table Grid"/>
-    <w:basedOn w:val="a1"/>
-    <w:uiPriority w:val="39"/>
-    <w:rsid w:val="00930C34"/>
-    <w:pPr>
-      <w:spacing w:after="0" w:line="240" w:lineRule="auto"/>
-    </w:pPr>
-    <w:tblPr>
-      <w:tblBorders>
-        <w:top w:val="single" w:sz="4" w:space="0" w:color="auto"/>
-        <w:left w:val="single" w:sz="4" w:space="0" w:color="auto"/>
-        <w:bottom w:val="single" w:sz="4" w:space="0" w:color="auto"/>
-        <w:right w:val="single" w:sz="4" w:space="0" w:color="auto"/>
-        <w:insideH w:val="single" w:sz="4" w:space="0" w:color="auto"/>
-        <w:insideV w:val="single" w:sz="4" w:space="0" w:color="auto"/>
-      </w:tblBorders>
-    </w:tblPr>
-  </w:style>
-  <w:style w:type="paragraph" w:customStyle="1" w:styleId="MyHeaderStyle">
-    <w:name w:val="MyHeaderStyle"/>
-    <w:basedOn w:val="1"/>
-    <w:pPr>
-      <w:outlineLvl w:val="3"/>
-    </w:pPr>
-    <w:rPr>
-      <w:rFonts w:ascii="Arial" w:hAnsi="Arial"/>
-      <w:b/>
-    </w:rPr>
-  </w:style>
-  <w:style w:type="paragraph" w:customStyle="1" w:styleId="MyHeaderStyle1">
-    <w:name w:val="MyHeaderStyle 1"/>
-    <w:basedOn w:val="1"/>
-    <w:pPr>
-      <w:outlineLvl w:val="2"/>
-    </w:pPr>
-    <w:rPr>
-      <w:rFonts w:ascii="Arial" w:hAnsi="Arial"/>
-      <w:b/>
-    </w:rPr>
-  </w:style>
-  <w:style w:type="paragraph" w:customStyle="1" w:styleId="MyHeaderStyle2">
-    <w:name w:val="MyHeaderStyle 2"/>
-    <w:basedOn w:val="2"/>
-    <w:pPr>
-      <w:outlineLvl w:val="3"/>
-    </w:pPr>
-    <w:rPr>
-      <w:rFonts w:ascii="Arial" w:hAnsi="Arial"/>
-      <w:b/>
-    </w:rPr>
-  </w:style>
-  <w:style w:type="paragraph" w:customStyle="1" w:styleId="MyHeaderStyle3">
-    <w:name w:val="MyHeaderStyle 3"/>
-    <w:basedOn w:val="3"/>
-    <w:pPr>
-      <w:outlineLvl w:val="4"/>
-    </w:pPr>
-    <w:rPr>
-      <w:rFonts w:ascii="Arial" w:hAnsi="Arial"/>
-      <w:b/>
-    </w:rPr>
-  </w:style>
-  <w:style w:type="paragraph" w:customStyle="1" w:styleId="MyHeaderStyle4">
-    <w:name w:val="MyHeaderStyle 4"/>
-    <w:basedOn w:val="4"/>
-    <w:pPr>
-      <w:outlineLvl w:val="5"/>
-    </w:pPr>
-    <w:rPr>
-      <w:rFonts w:ascii="Arial" w:hAnsi="Arial"/>
-      <w:b/>
-    </w:rPr>
-  </w:style>
-  <w:style w:type="paragraph" w:customStyle="1" w:styleId="MyHeaderStyle5">
-    <w:name w:val="MyHeaderStyle 5"/>
-    <w:basedOn w:val="5"/>
-    <w:pPr>
-      <w:outlineLvl w:val="5"/>
-    </w:pPr>
-    <w:rPr>
-      <w:rFonts w:ascii="Arial" w:hAnsi="Arial"/>
-      <w:b/>
-    </w:rPr>
-  </w:style>
-  <w:style w:type="paragraph" w:customStyle="1" w:styleId="MyHeaderStyle0">
-    <w:name w:val="MyHeaderStyle 0"/>
-    <w:basedOn w:val="1"/>
-    <w:pPr>
-      <w:outlineLvl w:val="1"/>
-    </w:pPr>
-    <w:rPr>
-      <w:rFonts w:ascii="Arial" w:hAnsi="Arial"/>
-      <w:b/>
-    </w:rPr>
-  </w:style>
-  <w:style w:type="paragraph" w:styleId="a5">
-    <w:name w:val="header"/>
-    <w:basedOn w:val="a"/>
-    <w:link w:val="a6"/>
-    <w:uiPriority w:val="99"/>
-    <w:unhideWhenUsed/>
-    <w:rsid w:val="00DA3844"/>
-    <w:pPr>
-      <w:tabs>
-        <w:tab w:val="center" w:pos="4844"/>
-        <w:tab w:val="right" w:pos="9689"/>
-      </w:tabs>
-      <w:spacing w:after="0" w:line="240" w:lineRule="auto"/>
-    </w:pPr>
-  </w:style>
-  <w:style w:type="character" w:customStyle="1" w:styleId="a6">
-    <w:name w:val="Верхний колонтитул Знак"/>
-    <w:basedOn w:val="a0"/>
-    <w:link w:val="a5"/>
-    <w:uiPriority w:val="99"/>
-    <w:rsid w:val="00DA3844"/>
-  </w:style>
-  <w:style w:type="paragraph" w:styleId="a7">
-    <w:name w:val="footer"/>
-    <w:basedOn w:val="a"/>
-    <w:link w:val="a8"/>
-    <w:uiPriority w:val="99"/>
-    <w:unhideWhenUsed/>
-    <w:rsid w:val="00DA3844"/>
-    <w:pPr>
-      <w:tabs>
-        <w:tab w:val="center" w:pos="4844"/>
-        <w:tab w:val="right" w:pos="9689"/>
-      </w:tabs>
-      <w:spacing w:after="0" w:line="240" w:lineRule="auto"/>
-    </w:pPr>
-  </w:style>
-  <w:style w:type="character" w:customStyle="1" w:styleId="a8">
-    <w:name w:val="Нижний колонтитул Знак"/>
-    <w:basedOn w:val="a0"/>
-    <w:link w:val="a7"/>
-    <w:uiPriority w:val="99"/>
-    <w:rsid w:val="00DA3844"/>
+  <w:style w:type="paragraph" w:customStyle="1" w:styleId="Heading5">
+    <w:name w:val="heading 5"/>
   </w:style>
 </w:styles>
 </file>
@@ -2892,16 +2410,4 @@
     </a:ext>
   </a:extLst>
 </a:theme>
-</file>
-
-<file path=customXml/item1.xml><?xml version="1.0" encoding="utf-8"?>
-<b:Sources xmlns:b="http://schemas.openxmlformats.org/officeDocument/2006/bibliography" xmlns="http://schemas.openxmlformats.org/officeDocument/2006/bibliography" SelectedStyle="\APASixthEditionOfficeOnline.xsl" StyleName="APA" Version="6"/>
-</file>
-
-<file path=customXml/itemProps1.xml><?xml version="1.0" encoding="utf-8"?>
-<ds:datastoreItem xmlns:ds="http://schemas.openxmlformats.org/officeDocument/2006/customXml" ds:itemID="{E457A1AD-8666-4043-89D1-D7CD9EBF8F52}">
-  <ds:schemaRefs>
-    <ds:schemaRef ds:uri="http://schemas.openxmlformats.org/officeDocument/2006/bibliography"/>
-  </ds:schemaRefs>
-</ds:datastoreItem>
 </file>